--- a/Proyecto_Final_IA_2026_RobotVoz.docx
+++ b/Proyecto_Final_IA_2026_RobotVoz.docx
@@ -5,7 +5,7 @@
     <w:p>
       <w:pPr>
         <w:rPr>
-          <w:lang w:val="es-GT"/>
+          <w:lang w:val="es-ES"/>
         </w:rPr>
       </w:pPr>
       <w:r>
@@ -14,11 +14,17 @@
         </w:rPr>
         <w:t>Universidad Rafael Landívar</w:t>
       </w:r>
-    </w:p>
-    <w:p>
-      <w:pPr>
-        <w:rPr>
-          <w:lang w:val="es-GT"/>
+      <w:r>
+        <w:rPr>
+          <w:lang w:val="es-ES"/>
+        </w:rPr>
+        <w:t> </w:t>
+      </w:r>
+    </w:p>
+    <w:p>
+      <w:pPr>
+        <w:rPr>
+          <w:lang w:val="es-ES"/>
         </w:rPr>
       </w:pPr>
       <w:r>
@@ -27,58 +33,74 @@
         </w:rPr>
         <w:t>Facultad de Ingeniería</w:t>
       </w:r>
-    </w:p>
-    <w:p>
-      <w:pPr>
-        <w:rPr>
-          <w:lang w:val="es-GT"/>
-        </w:rPr>
-      </w:pPr>
       <w:r>
         <w:rPr>
-          <w:lang w:val="es-GT"/>
-        </w:rPr>
-        <w:t>Inteligencia Artificial, Sección 1</w:t>
+          <w:lang w:val="es-ES"/>
+        </w:rPr>
+        <w:t> </w:t>
       </w:r>
     </w:p>
     <w:p>
       <w:pPr>
         <w:rPr>
-          <w:lang w:val="es-GT"/>
+          <w:lang w:val="es-ES"/>
         </w:rPr>
       </w:pPr>
       <w:r>
         <w:rPr>
           <w:lang w:val="es-GT"/>
         </w:rPr>
-        <w:t>Ingeniero Max Cerna</w:t>
+        <w:t>Ingeniería en Informática y Sistemas</w:t>
       </w:r>
-    </w:p>
-    <w:p>
-      <w:pPr>
-        <w:rPr>
-          <w:lang w:val="es-GT"/>
-        </w:rPr>
-      </w:pPr>
-    </w:p>
-    <w:p>
-      <w:pPr>
-        <w:rPr>
-          <w:lang w:val="es-GT"/>
-        </w:rPr>
-      </w:pPr>
-    </w:p>
-    <w:p>
-      <w:pPr>
-        <w:rPr>
-          <w:lang w:val="es-GT"/>
-        </w:rPr>
-      </w:pPr>
-    </w:p>
-    <w:p>
-      <w:pPr>
-        <w:rPr>
-          <w:lang w:val="es-GT"/>
+      <w:r>
+        <w:rPr>
+          <w:lang w:val="es-ES"/>
+        </w:rPr>
+        <w:t> </w:t>
+      </w:r>
+    </w:p>
+    <w:p>
+      <w:pPr>
+        <w:rPr>
+          <w:lang w:val="es-ES"/>
+        </w:rPr>
+      </w:pPr>
+      <w:r>
+        <w:rPr>
+          <w:lang w:val="es-GT"/>
+        </w:rPr>
+        <w:t>Inteligencia Artificial - Sección 1</w:t>
+      </w:r>
+      <w:r>
+        <w:rPr>
+          <w:lang w:val="es-ES"/>
+        </w:rPr>
+        <w:t> </w:t>
+      </w:r>
+    </w:p>
+    <w:p>
+      <w:pPr>
+        <w:rPr>
+          <w:lang w:val="es-ES"/>
+        </w:rPr>
+      </w:pPr>
+      <w:r>
+        <w:rPr>
+          <w:lang w:val="es-GT"/>
+        </w:rPr>
+        <w:t>Catedrático: Ing. Max Alejandro Cerna Flores</w:t>
+      </w:r>
+      <w:r>
+        <w:rPr>
+          <w:lang w:val="es-ES"/>
+        </w:rPr>
+        <w:t> </w:t>
+      </w:r>
+    </w:p>
+    <w:p>
+      <w:pPr>
+        <w:rPr>
+          <w:lang w:val="es-ES"/>
         </w:rPr>
       </w:pPr>
     </w:p>
@@ -100,13 +122,16 @@
       <w:pPr>
         <w:jc w:val="center"/>
         <w:rPr>
+          <w:sz w:val="48"/>
+          <w:szCs w:val="48"/>
           <w:lang w:val="es-GT"/>
         </w:rPr>
       </w:pPr>
       <w:r>
         <w:rPr>
           <w:b/>
-          <w:sz w:val="32"/>
+          <w:sz w:val="48"/>
+          <w:szCs w:val="48"/>
           <w:lang w:val="es-GT"/>
         </w:rPr>
         <w:t>Proyecto Final</w:t>
@@ -116,60 +141,38 @@
       <w:pPr>
         <w:jc w:val="center"/>
         <w:rPr>
+          <w:sz w:val="48"/>
+          <w:szCs w:val="48"/>
           <w:lang w:val="es-GT"/>
         </w:rPr>
       </w:pPr>
       <w:r>
         <w:rPr>
           <w:b/>
-          <w:sz w:val="28"/>
-          <w:lang w:val="es-GT"/>
-        </w:rPr>
-        <w:t xml:space="preserve">Robot Móvil con Control por Voz y </w:t>
+          <w:sz w:val="48"/>
+          <w:szCs w:val="48"/>
+          <w:lang w:val="es-GT"/>
+        </w:rPr>
+        <w:t>Robot Móvil con Control por Voz y WiFi</w:t>
       </w:r>
-      <w:proofErr w:type="spellStart"/>
+    </w:p>
+    <w:p>
+      <w:pPr>
+        <w:jc w:val="center"/>
+        <w:rPr>
+          <w:sz w:val="48"/>
+          <w:szCs w:val="48"/>
+          <w:lang w:val="es-GT"/>
+        </w:rPr>
+      </w:pPr>
       <w:r>
         <w:rPr>
-          <w:b/>
-          <w:sz w:val="28"/>
-          <w:lang w:val="es-GT"/>
-        </w:rPr>
-        <w:t>WiFi</w:t>
-      </w:r>
-      <w:proofErr w:type="spellEnd"/>
-    </w:p>
-    <w:p>
-      <w:pPr>
-        <w:jc w:val="center"/>
-        <w:rPr>
-          <w:lang w:val="es-GT"/>
-        </w:rPr>
-      </w:pPr>
-      <w:r>
-        <w:rPr>
           <w:i/>
-          <w:sz w:val="24"/>
-          <w:lang w:val="es-GT"/>
-        </w:rPr>
-        <w:t xml:space="preserve">Reconocimiento de Voz con Machine </w:t>
-      </w:r>
-      <w:proofErr w:type="spellStart"/>
-      <w:r>
-        <w:rPr>
-          <w:i/>
-          <w:sz w:val="24"/>
-          <w:lang w:val="es-GT"/>
-        </w:rPr>
-        <w:t>Learning</w:t>
-      </w:r>
-      <w:proofErr w:type="spellEnd"/>
-      <w:r>
-        <w:rPr>
-          <w:i/>
-          <w:sz w:val="24"/>
-          <w:lang w:val="es-GT"/>
-        </w:rPr>
-        <w:t xml:space="preserve"> y LSTM</w:t>
+          <w:sz w:val="48"/>
+          <w:szCs w:val="48"/>
+          <w:lang w:val="es-GT"/>
+        </w:rPr>
+        <w:t>Reconocimiento de Voz con Machine Learning y LSTM</w:t>
       </w:r>
     </w:p>
     <w:p>
@@ -225,21 +228,7 @@
         <w:rPr>
           <w:lang w:val="es-GT"/>
         </w:rPr>
-        <w:t xml:space="preserve">Yasmely </w:t>
-      </w:r>
-      <w:proofErr w:type="spellStart"/>
-      <w:r>
-        <w:rPr>
-          <w:lang w:val="es-GT"/>
-        </w:rPr>
-        <w:t>Dubraska</w:t>
-      </w:r>
-      <w:proofErr w:type="spellEnd"/>
-      <w:r>
-        <w:rPr>
-          <w:lang w:val="es-GT"/>
-        </w:rPr>
-        <w:t xml:space="preserve"> Fariñas Aldana – 1329223</w:t>
+        <w:t>Yasmely Dubraska Fariñas Aldana – 1329223</w:t>
       </w:r>
     </w:p>
     <w:p>
@@ -302,25 +291,24 @@
         <w:rPr>
           <w:lang w:val="es-GT"/>
         </w:rPr>
-        <w:t>Guatemala 19 de mayo del 2026</w:t>
+        <w:t xml:space="preserve">Guatemala </w:t>
       </w:r>
-    </w:p>
-    <w:p>
-      <w:pPr>
-        <w:rPr>
-          <w:lang w:val="es-GT"/>
-        </w:rPr>
-      </w:pPr>
       <w:r>
         <w:rPr>
           <w:lang w:val="es-GT"/>
         </w:rPr>
-        <w:br w:type="page"/>
+        <w:t>20</w:t>
       </w:r>
-    </w:p>
-    <w:p>
-      <w:pPr>
-        <w:pStyle w:val="Ttulo1"/>
+      <w:r>
+        <w:rPr>
+          <w:lang w:val="es-GT"/>
+        </w:rPr>
+        <w:t xml:space="preserve"> de mayo del 2026</w:t>
+      </w:r>
+    </w:p>
+    <w:p>
+      <w:pPr>
+        <w:pStyle w:val="Heading1"/>
         <w:rPr>
           <w:color w:val="auto"/>
           <w:lang w:val="es-GT"/>
@@ -361,147 +349,21 @@
         <w:rPr>
           <w:lang w:val="es-GT"/>
         </w:rPr>
-        <w:t xml:space="preserve">El sistema desarrollado implementa dos enfoques complementarios: (1) un clasificador de Machine </w:t>
+        <w:t>El sistema desarrollado implementa dos enfoques complementarios: (1) un clasificador de Machine Learning (MLP/SVM) entrenado sobre características MFCC que opera completamente offline con 97.2% de accuracy, y (2) un modelo secuencial LSTM (PyTorch) que analiza la evolución temporal de los MFCCs logrando 98.4% de accuracy. Los comandos reconocidos se transmiten vía WiFi a un módulo ESP32, que los reenvía al Arduino Uno mediante un protocolo serial binario de 5 bytes para accionar dos motores stepper 28BYJ-48 con drivers ULN2003.</w:t>
       </w:r>
-      <w:proofErr w:type="spellStart"/>
+    </w:p>
+    <w:p>
+      <w:pPr>
+        <w:jc w:val="both"/>
+        <w:rPr>
+          <w:lang w:val="es-GT"/>
+        </w:rPr>
+      </w:pPr>
       <w:r>
         <w:rPr>
           <w:lang w:val="es-GT"/>
         </w:rPr>
-        <w:t>Learning</w:t>
-      </w:r>
-      <w:proofErr w:type="spellEnd"/>
-      <w:r>
-        <w:rPr>
-          <w:lang w:val="es-GT"/>
-        </w:rPr>
-        <w:t xml:space="preserve"> (MLP/SVM) entrenado sobre características MFCC que opera completamente offline con 97.2% de </w:t>
-      </w:r>
-      <w:proofErr w:type="spellStart"/>
-      <w:r>
-        <w:rPr>
-          <w:lang w:val="es-GT"/>
-        </w:rPr>
-        <w:t>accuracy</w:t>
-      </w:r>
-      <w:proofErr w:type="spellEnd"/>
-      <w:r>
-        <w:rPr>
-          <w:lang w:val="es-GT"/>
-        </w:rPr>
-        <w:t>, y (2) un modelo secuencial LSTM (</w:t>
-      </w:r>
-      <w:proofErr w:type="spellStart"/>
-      <w:r>
-        <w:rPr>
-          <w:lang w:val="es-GT"/>
-        </w:rPr>
-        <w:t>PyTorch</w:t>
-      </w:r>
-      <w:proofErr w:type="spellEnd"/>
-      <w:r>
-        <w:rPr>
-          <w:lang w:val="es-GT"/>
-        </w:rPr>
-        <w:t xml:space="preserve">) que analiza la evolución temporal de los </w:t>
-      </w:r>
-      <w:proofErr w:type="spellStart"/>
-      <w:r>
-        <w:rPr>
-          <w:lang w:val="es-GT"/>
-        </w:rPr>
-        <w:t>MFCCs</w:t>
-      </w:r>
-      <w:proofErr w:type="spellEnd"/>
-      <w:r>
-        <w:rPr>
-          <w:lang w:val="es-GT"/>
-        </w:rPr>
-        <w:t xml:space="preserve"> logrando 98.4% de </w:t>
-      </w:r>
-      <w:proofErr w:type="spellStart"/>
-      <w:r>
-        <w:rPr>
-          <w:lang w:val="es-GT"/>
-        </w:rPr>
-        <w:t>accuracy</w:t>
-      </w:r>
-      <w:proofErr w:type="spellEnd"/>
-      <w:r>
-        <w:rPr>
-          <w:lang w:val="es-GT"/>
-        </w:rPr>
-        <w:t xml:space="preserve">. Los comandos reconocidos se transmiten vía </w:t>
-      </w:r>
-      <w:proofErr w:type="spellStart"/>
-      <w:r>
-        <w:rPr>
-          <w:lang w:val="es-GT"/>
-        </w:rPr>
-        <w:t>WiFi</w:t>
-      </w:r>
-      <w:proofErr w:type="spellEnd"/>
-      <w:r>
-        <w:rPr>
-          <w:lang w:val="es-GT"/>
-        </w:rPr>
-        <w:t xml:space="preserve"> a un módulo ESP32, que los reenvía al Arduino Uno mediante un protocolo serial binario de 5 bytes para accionar dos motores </w:t>
-      </w:r>
-      <w:proofErr w:type="spellStart"/>
-      <w:r>
-        <w:rPr>
-          <w:lang w:val="es-GT"/>
-        </w:rPr>
-        <w:t>stepper</w:t>
-      </w:r>
-      <w:proofErr w:type="spellEnd"/>
-      <w:r>
-        <w:rPr>
-          <w:lang w:val="es-GT"/>
-        </w:rPr>
-        <w:t xml:space="preserve"> 28BYJ-48 con drivers ULN2003.</w:t>
-      </w:r>
-    </w:p>
-    <w:p>
-      <w:pPr>
-        <w:jc w:val="both"/>
-        <w:rPr>
-          <w:lang w:val="es-GT"/>
-        </w:rPr>
-      </w:pPr>
-      <w:r>
-        <w:rPr>
-          <w:lang w:val="es-GT"/>
-        </w:rPr>
-        <w:t xml:space="preserve">La arquitectura elegida corresponde a la Opción B Distribuida: la laptop actúa como procesador de la señal de voz, el ESP32 como puente </w:t>
-      </w:r>
-      <w:proofErr w:type="spellStart"/>
-      <w:r>
-        <w:rPr>
-          <w:lang w:val="es-GT"/>
-        </w:rPr>
-        <w:t>WiFi</w:t>
-      </w:r>
-      <w:proofErr w:type="spellEnd"/>
-      <w:r>
-        <w:rPr>
-          <w:lang w:val="es-GT"/>
-        </w:rPr>
-        <w:t xml:space="preserve">–Serial, y el Arduino Uno como controlador exclusivo de los actuadores. Esta separación garantiza que el control de motores opere en tiempo real sin interferencia del </w:t>
-      </w:r>
-      <w:proofErr w:type="spellStart"/>
-      <w:r>
-        <w:rPr>
-          <w:lang w:val="es-GT"/>
-        </w:rPr>
-        <w:t>overhead</w:t>
-      </w:r>
-      <w:proofErr w:type="spellEnd"/>
-      <w:r>
-        <w:rPr>
-          <w:lang w:val="es-GT"/>
-        </w:rPr>
-        <w:t xml:space="preserve"> de red o del procesamiento de audio.</w:t>
+        <w:t>La arquitectura elegida corresponde a la Opción B Distribuida: la laptop actúa como procesador de la señal de voz, el ESP32 como puente WiFi–Serial, y el Arduino Uno como controlador exclusivo de los actuadores. Esta separación garantiza que el control de motores opere en tiempo real sin interferencia del overhead de red o del procesamiento de audio.</w:t>
       </w:r>
     </w:p>
     <w:p>
@@ -519,7 +381,7 @@
     </w:p>
     <w:p>
       <w:pPr>
-        <w:pStyle w:val="Ttulo1"/>
+        <w:pStyle w:val="Heading1"/>
         <w:rPr>
           <w:color w:val="auto"/>
           <w:lang w:val="es-GT"/>
@@ -583,7 +445,7 @@
     </w:p>
     <w:p>
       <w:pPr>
-        <w:pStyle w:val="Ttulo1"/>
+        <w:pStyle w:val="Heading1"/>
         <w:rPr>
           <w:color w:val="auto"/>
           <w:lang w:val="es-GT"/>
@@ -601,7 +463,7 @@
     </w:p>
     <w:p>
       <w:pPr>
-        <w:pStyle w:val="Ttulo2"/>
+        <w:pStyle w:val="Heading2"/>
         <w:rPr>
           <w:color w:val="auto"/>
           <w:lang w:val="es-GT"/>
@@ -632,7 +494,7 @@
     </w:p>
     <w:p>
       <w:pPr>
-        <w:pStyle w:val="Ttulo2"/>
+        <w:pStyle w:val="Heading2"/>
         <w:rPr>
           <w:color w:val="auto"/>
           <w:lang w:val="es-GT"/>
@@ -658,54 +520,12 @@
         <w:rPr>
           <w:lang w:val="es-GT"/>
         </w:rPr>
-        <w:t xml:space="preserve">Construir un robot móvil controlado por comandos de voz en español, clasificados mediante modelos de Machine </w:t>
+        <w:t>Construir un robot móvil controlado por comandos de voz en español, clasificados mediante modelos de Machine Learning (MLP/SVM y LSTM) entrenados con características MFCC, transmitidos vía WiFi desde una laptop a un módulo ESP32–NodeMCU32, el cual reenvía los comandos al Arduino Uno para accionar dos motores stepper 28BYJ-48 con ULN2003.</w:t>
       </w:r>
-      <w:proofErr w:type="spellStart"/>
-      <w:r>
-        <w:rPr>
-          <w:lang w:val="es-GT"/>
-        </w:rPr>
-        <w:t>Learning</w:t>
-      </w:r>
-      <w:proofErr w:type="spellEnd"/>
-      <w:r>
-        <w:rPr>
-          <w:lang w:val="es-GT"/>
-        </w:rPr>
-        <w:t xml:space="preserve"> (MLP/SVM y LSTM) entrenados con características MFCC, transmitidos vía </w:t>
-      </w:r>
-      <w:proofErr w:type="spellStart"/>
-      <w:r>
-        <w:rPr>
-          <w:lang w:val="es-GT"/>
-        </w:rPr>
-        <w:t>WiFi</w:t>
-      </w:r>
-      <w:proofErr w:type="spellEnd"/>
-      <w:r>
-        <w:rPr>
-          <w:lang w:val="es-GT"/>
-        </w:rPr>
-        <w:t xml:space="preserve"> desde una laptop a un módulo ESP32–NodeMCU32, el cual reenvía los comandos al Arduino Uno para accionar dos motores </w:t>
-      </w:r>
-      <w:proofErr w:type="spellStart"/>
-      <w:r>
-        <w:rPr>
-          <w:lang w:val="es-GT"/>
-        </w:rPr>
-        <w:t>stepper</w:t>
-      </w:r>
-      <w:proofErr w:type="spellEnd"/>
-      <w:r>
-        <w:rPr>
-          <w:lang w:val="es-GT"/>
-        </w:rPr>
-        <w:t xml:space="preserve"> 28BYJ-48 con ULN2003.</w:t>
-      </w:r>
-    </w:p>
-    <w:p>
-      <w:pPr>
-        <w:pStyle w:val="Ttulo2"/>
+    </w:p>
+    <w:p>
+      <w:pPr>
+        <w:pStyle w:val="Heading2"/>
         <w:rPr>
           <w:color w:val="auto"/>
         </w:rPr>
@@ -715,163 +535,54 @@
           <w:rFonts w:ascii="Calibri" w:hAnsi="Calibri"/>
           <w:color w:val="auto"/>
         </w:rPr>
-        <w:t xml:space="preserve">2.3 </w:t>
+        <w:t>2.3 Objetivos Específicos</w:t>
       </w:r>
-      <w:proofErr w:type="spellStart"/>
+    </w:p>
+    <w:p>
+      <w:pPr>
+        <w:pStyle w:val="ListBullet"/>
+        <w:rPr>
+          <w:lang w:val="es-GT"/>
+        </w:rPr>
+      </w:pPr>
       <w:r>
         <w:rPr>
-          <w:rFonts w:ascii="Calibri" w:hAnsi="Calibri"/>
-          <w:color w:val="auto"/>
-        </w:rPr>
-        <w:t>Objetivos</w:t>
+          <w:lang w:val="es-GT"/>
+        </w:rPr>
+        <w:t>Grabar un dataset de voz en español guatemalteco (≥686 muestras, 8 clases, 16 kHz, 1.5 s) aplicando técnicas de data augmentation (time shift, ruido, time stretch, pitch shift).</w:t>
       </w:r>
-      <w:proofErr w:type="spellEnd"/>
+    </w:p>
+    <w:p>
+      <w:pPr>
+        <w:pStyle w:val="ListBullet"/>
+        <w:rPr>
+          <w:lang w:val="es-GT"/>
+        </w:rPr>
+      </w:pPr>
       <w:r>
         <w:rPr>
-          <w:rFonts w:ascii="Calibri" w:hAnsi="Calibri"/>
-          <w:color w:val="auto"/>
-        </w:rPr>
-        <w:t xml:space="preserve"> </w:t>
+          <w:lang w:val="es-GT"/>
+        </w:rPr>
+        <w:t>Extraer características MFCC (13 coeficientes + delta + desviación estándar = 39 features) utilizando la librería librosa.</w:t>
       </w:r>
-      <w:proofErr w:type="spellStart"/>
+    </w:p>
+    <w:p>
+      <w:pPr>
+        <w:pStyle w:val="ListBullet"/>
+        <w:rPr>
+          <w:lang w:val="es-GT"/>
+        </w:rPr>
+      </w:pPr>
       <w:r>
         <w:rPr>
-          <w:rFonts w:ascii="Calibri" w:hAnsi="Calibri"/>
-          <w:color w:val="auto"/>
-        </w:rPr>
-        <w:t>Específicos</w:t>
+          <w:lang w:val="es-GT"/>
+        </w:rPr>
+        <w:t>Entrenar y comparar un modelo base (MLP 256→128→64 / SVM RBF) con un modelo avanzado LSTM secuencial (PyTorch) sobre las mismas clases.</w:t>
       </w:r>
-      <w:proofErr w:type="spellEnd"/>
-    </w:p>
-    <w:p>
-      <w:pPr>
-        <w:pStyle w:val="Listaconvietas"/>
-        <w:rPr>
-          <w:lang w:val="es-GT"/>
-        </w:rPr>
-      </w:pPr>
-      <w:r>
-        <w:rPr>
-          <w:lang w:val="es-GT"/>
-        </w:rPr>
-        <w:t xml:space="preserve">Grabar un </w:t>
-      </w:r>
-      <w:proofErr w:type="spellStart"/>
-      <w:r>
-        <w:rPr>
-          <w:lang w:val="es-GT"/>
-        </w:rPr>
-        <w:t>dataset</w:t>
-      </w:r>
-      <w:proofErr w:type="spellEnd"/>
-      <w:r>
-        <w:rPr>
-          <w:lang w:val="es-GT"/>
-        </w:rPr>
-        <w:t xml:space="preserve"> de voz en español guatemalteco (≥686 muestras, 8 clases, 16 kHz, 1.5 s) aplicando técnicas de data </w:t>
-      </w:r>
-      <w:proofErr w:type="spellStart"/>
-      <w:r>
-        <w:rPr>
-          <w:lang w:val="es-GT"/>
-        </w:rPr>
-        <w:t>augmentation</w:t>
-      </w:r>
-      <w:proofErr w:type="spellEnd"/>
-      <w:r>
-        <w:rPr>
-          <w:lang w:val="es-GT"/>
-        </w:rPr>
-        <w:t xml:space="preserve"> (time shift, ruido, time </w:t>
-      </w:r>
-      <w:proofErr w:type="spellStart"/>
-      <w:r>
-        <w:rPr>
-          <w:lang w:val="es-GT"/>
-        </w:rPr>
-        <w:t>stretch</w:t>
-      </w:r>
-      <w:proofErr w:type="spellEnd"/>
-      <w:r>
-        <w:rPr>
-          <w:lang w:val="es-GT"/>
-        </w:rPr>
-        <w:t>, pitch shift).</w:t>
-      </w:r>
-    </w:p>
-    <w:p>
-      <w:pPr>
-        <w:pStyle w:val="Listaconvietas"/>
-        <w:rPr>
-          <w:lang w:val="es-GT"/>
-        </w:rPr>
-      </w:pPr>
-      <w:r>
-        <w:rPr>
-          <w:lang w:val="es-GT"/>
-        </w:rPr>
-        <w:t xml:space="preserve">Extraer características MFCC (13 coeficientes + delta + desviación estándar = 39 </w:t>
-      </w:r>
-      <w:proofErr w:type="spellStart"/>
-      <w:r>
-        <w:rPr>
-          <w:lang w:val="es-GT"/>
-        </w:rPr>
-        <w:t>features</w:t>
-      </w:r>
-      <w:proofErr w:type="spellEnd"/>
-      <w:r>
-        <w:rPr>
-          <w:lang w:val="es-GT"/>
-        </w:rPr>
-        <w:t xml:space="preserve">) utilizando la librería </w:t>
-      </w:r>
-      <w:proofErr w:type="spellStart"/>
-      <w:r>
-        <w:rPr>
-          <w:lang w:val="es-GT"/>
-        </w:rPr>
-        <w:t>librosa</w:t>
-      </w:r>
-      <w:proofErr w:type="spellEnd"/>
-      <w:r>
-        <w:rPr>
-          <w:lang w:val="es-GT"/>
-        </w:rPr>
-        <w:t>.</w:t>
-      </w:r>
-    </w:p>
-    <w:p>
-      <w:pPr>
-        <w:pStyle w:val="Listaconvietas"/>
-        <w:rPr>
-          <w:lang w:val="es-GT"/>
-        </w:rPr>
-      </w:pPr>
-      <w:r>
-        <w:rPr>
-          <w:lang w:val="es-GT"/>
-        </w:rPr>
-        <w:t>Entrenar y comparar un modelo base (MLP 256→128→64 / SVM RBF) con un modelo avanzado LSTM secuencial (</w:t>
-      </w:r>
-      <w:proofErr w:type="spellStart"/>
-      <w:r>
-        <w:rPr>
-          <w:lang w:val="es-GT"/>
-        </w:rPr>
-        <w:t>PyTorch</w:t>
-      </w:r>
-      <w:proofErr w:type="spellEnd"/>
-      <w:r>
-        <w:rPr>
-          <w:lang w:val="es-GT"/>
-        </w:rPr>
-        <w:t>) sobre las mismas clases.</w:t>
-      </w:r>
-    </w:p>
-    <w:p>
-      <w:pPr>
-        <w:pStyle w:val="Listaconvietas"/>
+    </w:p>
+    <w:p>
+      <w:pPr>
+        <w:pStyle w:val="ListBullet"/>
         <w:rPr>
           <w:lang w:val="es-GT"/>
         </w:rPr>
@@ -885,7 +596,7 @@
     </w:p>
     <w:p>
       <w:pPr>
-        <w:pStyle w:val="Listaconvietas"/>
+        <w:pStyle w:val="ListBullet"/>
         <w:rPr>
           <w:lang w:val="es-GT"/>
         </w:rPr>
@@ -894,147 +605,35 @@
         <w:rPr>
           <w:lang w:val="es-GT"/>
         </w:rPr>
-        <w:t xml:space="preserve">Diseñar un protocolo de comunicación serial binario de 5 bytes [MAGIC | </w:t>
+        <w:t>Diseñar un protocolo de comunicación serial binario de 5 bytes [MAGIC | left_steps | left_dir | right_steps | right_dir] con sincronización por magic byte 0xAA.</w:t>
       </w:r>
-      <w:proofErr w:type="spellStart"/>
+    </w:p>
+    <w:p>
+      <w:pPr>
+        <w:pStyle w:val="ListBullet"/>
+        <w:rPr>
+          <w:lang w:val="es-GT"/>
+        </w:rPr>
+      </w:pPr>
       <w:r>
         <w:rPr>
           <w:lang w:val="es-GT"/>
         </w:rPr>
-        <w:t>left_steps</w:t>
+        <w:t>Controlar dos motores stepper 28BYJ-48 mediante secuencias de 8 fases half-step sin librerías de alto nivel, logrando movimiento simultáneo.</w:t>
       </w:r>
-      <w:proofErr w:type="spellEnd"/>
+    </w:p>
+    <w:p>
+      <w:pPr>
+        <w:pStyle w:val="ListBullet"/>
+        <w:rPr>
+          <w:lang w:val="es-GT"/>
+        </w:rPr>
+      </w:pPr>
       <w:r>
         <w:rPr>
           <w:lang w:val="es-GT"/>
         </w:rPr>
-        <w:t xml:space="preserve"> | </w:t>
-      </w:r>
-      <w:proofErr w:type="spellStart"/>
-      <w:r>
-        <w:rPr>
-          <w:lang w:val="es-GT"/>
-        </w:rPr>
-        <w:t>left_dir</w:t>
-      </w:r>
-      <w:proofErr w:type="spellEnd"/>
-      <w:r>
-        <w:rPr>
-          <w:lang w:val="es-GT"/>
-        </w:rPr>
-        <w:t xml:space="preserve"> | </w:t>
-      </w:r>
-      <w:proofErr w:type="spellStart"/>
-      <w:r>
-        <w:rPr>
-          <w:lang w:val="es-GT"/>
-        </w:rPr>
-        <w:t>right_steps</w:t>
-      </w:r>
-      <w:proofErr w:type="spellEnd"/>
-      <w:r>
-        <w:rPr>
-          <w:lang w:val="es-GT"/>
-        </w:rPr>
-        <w:t xml:space="preserve"> | </w:t>
-      </w:r>
-      <w:proofErr w:type="spellStart"/>
-      <w:r>
-        <w:rPr>
-          <w:lang w:val="es-GT"/>
-        </w:rPr>
-        <w:t>right_dir</w:t>
-      </w:r>
-      <w:proofErr w:type="spellEnd"/>
-      <w:r>
-        <w:rPr>
-          <w:lang w:val="es-GT"/>
-        </w:rPr>
-        <w:t xml:space="preserve">] con sincronización por </w:t>
-      </w:r>
-      <w:proofErr w:type="spellStart"/>
-      <w:r>
-        <w:rPr>
-          <w:lang w:val="es-GT"/>
-        </w:rPr>
-        <w:t>magic</w:t>
-      </w:r>
-      <w:proofErr w:type="spellEnd"/>
-      <w:r>
-        <w:rPr>
-          <w:lang w:val="es-GT"/>
-        </w:rPr>
-        <w:t xml:space="preserve"> byte 0xAA.</w:t>
-      </w:r>
-    </w:p>
-    <w:p>
-      <w:pPr>
-        <w:pStyle w:val="Listaconvietas"/>
-        <w:rPr>
-          <w:lang w:val="es-GT"/>
-        </w:rPr>
-      </w:pPr>
-      <w:r>
-        <w:rPr>
-          <w:lang w:val="es-GT"/>
-        </w:rPr>
-        <w:t xml:space="preserve">Controlar dos motores </w:t>
-      </w:r>
-      <w:proofErr w:type="spellStart"/>
-      <w:r>
-        <w:rPr>
-          <w:lang w:val="es-GT"/>
-        </w:rPr>
-        <w:t>stepper</w:t>
-      </w:r>
-      <w:proofErr w:type="spellEnd"/>
-      <w:r>
-        <w:rPr>
-          <w:lang w:val="es-GT"/>
-        </w:rPr>
-        <w:t xml:space="preserve"> 28BYJ-48 mediante secuencias de 8 fases </w:t>
-      </w:r>
-      <w:proofErr w:type="spellStart"/>
-      <w:r>
-        <w:rPr>
-          <w:lang w:val="es-GT"/>
-        </w:rPr>
-        <w:t>half</w:t>
-      </w:r>
-      <w:proofErr w:type="spellEnd"/>
-      <w:r>
-        <w:rPr>
-          <w:lang w:val="es-GT"/>
-        </w:rPr>
-        <w:t>-step sin librerías de alto nivel, logrando movimiento simultáneo.</w:t>
-      </w:r>
-    </w:p>
-    <w:p>
-      <w:pPr>
-        <w:pStyle w:val="Listaconvietas"/>
-        <w:rPr>
-          <w:lang w:val="es-GT"/>
-        </w:rPr>
-      </w:pPr>
-      <w:r>
-        <w:rPr>
-          <w:lang w:val="es-GT"/>
-        </w:rPr>
-        <w:t xml:space="preserve">Lograr una latencia de comunicación </w:t>
-      </w:r>
-      <w:proofErr w:type="spellStart"/>
-      <w:r>
-        <w:rPr>
-          <w:lang w:val="es-GT"/>
-        </w:rPr>
-        <w:t>WiFi</w:t>
-      </w:r>
-      <w:proofErr w:type="spellEnd"/>
-      <w:r>
-        <w:rPr>
-          <w:lang w:val="es-GT"/>
-        </w:rPr>
-        <w:t xml:space="preserve"> inferior a 100 ms en red local.</w:t>
+        <w:t>Lograr una latencia de comunicación WiFi inferior a 100 ms en red local.</w:t>
       </w:r>
     </w:p>
     <w:p>
@@ -1057,7 +656,7 @@
     </w:p>
     <w:p>
       <w:pPr>
-        <w:pStyle w:val="Ttulo1"/>
+        <w:pStyle w:val="Heading1"/>
         <w:rPr>
           <w:color w:val="auto"/>
           <w:lang w:val="es-GT"/>
@@ -1075,7 +674,7 @@
     </w:p>
     <w:p>
       <w:pPr>
-        <w:pStyle w:val="Ttulo2"/>
+        <w:pStyle w:val="Heading2"/>
         <w:rPr>
           <w:color w:val="auto"/>
           <w:lang w:val="es-GT"/>
@@ -1106,7 +705,7 @@
     </w:p>
     <w:p>
       <w:pPr>
-        <w:pStyle w:val="Listaconvietas"/>
+        <w:pStyle w:val="ListBullet"/>
         <w:rPr>
           <w:lang w:val="es-GT"/>
         </w:rPr>
@@ -1115,26 +714,40 @@
         <w:rPr>
           <w:lang w:val="es-GT"/>
         </w:rPr>
-        <w:t xml:space="preserve">Fase 1 — Captura de audio: </w:t>
+        <w:t>Fase 1 — Captura de audio: sounddevice graba audio a 16 kHz, 1 canal, en ventanas de 1.5 segundos. Un detector de actividad de voz (VAD) por energía RMS filtra el silencio antes de procesar.</w:t>
       </w:r>
-      <w:proofErr w:type="spellStart"/>
+    </w:p>
+    <w:p>
+      <w:pPr>
+        <w:pStyle w:val="ListBullet"/>
+        <w:rPr>
+          <w:lang w:val="es-GT"/>
+        </w:rPr>
+      </w:pPr>
       <w:r>
         <w:rPr>
           <w:lang w:val="es-GT"/>
         </w:rPr>
-        <w:t>sounddevice</w:t>
+        <w:t>Fase 2 — Extracción de características MFCC: librosa extrae 13 coeficientes MFCC con ventana Hann (N_FFT=512, hop=160). Se calculan: mean(MFCC), std(MFCC) y mean(delta(MFCC)) = vector de 39 dimensiones.</w:t>
       </w:r>
-      <w:proofErr w:type="spellEnd"/>
+    </w:p>
+    <w:p>
+      <w:pPr>
+        <w:pStyle w:val="ListBullet"/>
+        <w:rPr>
+          <w:lang w:val="es-GT"/>
+        </w:rPr>
+      </w:pPr>
       <w:r>
         <w:rPr>
           <w:lang w:val="es-GT"/>
         </w:rPr>
-        <w:t xml:space="preserve"> graba audio a 16 kHz, 1 canal, en ventanas de 1.5 segundos. Un detector de actividad de voz (VAD) por energía RMS filtra el silencio antes de procesar.</w:t>
+        <w:t>Fase 3 — Clasificación ML offline: el vector de 39 features se normaliza (StandardScaler) y se clasifica con el modelo MLP/SVM previamente entrenado (modelo_voz.pkl). Paralelamente, el modelo LSTM analiza la secuencia completa de ~151 timesteps × 13 MFCCs.</w:t>
       </w:r>
     </w:p>
     <w:p>
       <w:pPr>
-        <w:pStyle w:val="Listaconvietas"/>
+        <w:pStyle w:val="ListBullet"/>
         <w:rPr>
           <w:lang w:val="es-GT"/>
         </w:rPr>
@@ -1143,253 +756,35 @@
         <w:rPr>
           <w:lang w:val="es-GT"/>
         </w:rPr>
-        <w:t xml:space="preserve">Fase 2 — Extracción de características MFCC: </w:t>
+        <w:t>Fase 4 — Detección de comandos compuestos: un buffer temporal registra los últimos 2 comandos detectados. Si la secuencia coincide con un patrón compuesto (ej: 'adelante'+'detener' → AVANZA Y PARA) dentro de una ventana de 6 segundos, se ejecuta la acción combinada.</w:t>
       </w:r>
-      <w:proofErr w:type="spellStart"/>
+    </w:p>
+    <w:p>
+      <w:pPr>
+        <w:pStyle w:val="ListBullet"/>
+        <w:rPr>
+          <w:lang w:val="es-GT"/>
+        </w:rPr>
+      </w:pPr>
       <w:r>
         <w:rPr>
           <w:lang w:val="es-GT"/>
         </w:rPr>
-        <w:t>librosa</w:t>
+        <w:t>Fase 5 — Transmisión WiFi: la laptop envía un HTTP POST con la etiqueta del comando a la IP del ESP32. El ESP32 construye el paquete binario de 5 bytes correspondiente y lo envía por Serial2 al Arduino Uno cada 100 ms.</w:t>
       </w:r>
-      <w:proofErr w:type="spellEnd"/>
+    </w:p>
+    <w:p>
+      <w:pPr>
+        <w:pStyle w:val="ListBullet"/>
+        <w:rPr>
+          <w:lang w:val="es-GT"/>
+        </w:rPr>
+      </w:pPr>
       <w:r>
         <w:rPr>
           <w:lang w:val="es-GT"/>
         </w:rPr>
-        <w:t xml:space="preserve"> extrae 13 coeficientes MFCC con ventana Hann (N_FFT=512, hop=160). Se calculan: </w:t>
-      </w:r>
-      <w:proofErr w:type="gramStart"/>
-      <w:r>
-        <w:rPr>
-          <w:lang w:val="es-GT"/>
-        </w:rPr>
-        <w:t>mean(</w:t>
-      </w:r>
-      <w:proofErr w:type="gramEnd"/>
-      <w:r>
-        <w:rPr>
-          <w:lang w:val="es-GT"/>
-        </w:rPr>
-        <w:t xml:space="preserve">MFCC), </w:t>
-      </w:r>
-      <w:proofErr w:type="spellStart"/>
-      <w:proofErr w:type="gramStart"/>
-      <w:r>
-        <w:rPr>
-          <w:lang w:val="es-GT"/>
-        </w:rPr>
-        <w:t>std</w:t>
-      </w:r>
-      <w:proofErr w:type="spellEnd"/>
-      <w:r>
-        <w:rPr>
-          <w:lang w:val="es-GT"/>
-        </w:rPr>
-        <w:t>(</w:t>
-      </w:r>
-      <w:proofErr w:type="gramEnd"/>
-      <w:r>
-        <w:rPr>
-          <w:lang w:val="es-GT"/>
-        </w:rPr>
-        <w:t>MFCC) y mean(</w:t>
-      </w:r>
-      <w:proofErr w:type="gramStart"/>
-      <w:r>
-        <w:rPr>
-          <w:lang w:val="es-GT"/>
-        </w:rPr>
-        <w:t>delta(</w:t>
-      </w:r>
-      <w:proofErr w:type="gramEnd"/>
-      <w:r>
-        <w:rPr>
-          <w:lang w:val="es-GT"/>
-        </w:rPr>
-        <w:t>MFCC)) = vector de 39 dimensiones.</w:t>
-      </w:r>
-    </w:p>
-    <w:p>
-      <w:pPr>
-        <w:pStyle w:val="Listaconvietas"/>
-        <w:rPr>
-          <w:lang w:val="es-GT"/>
-        </w:rPr>
-      </w:pPr>
-      <w:r>
-        <w:rPr>
-          <w:lang w:val="es-GT"/>
-        </w:rPr>
-        <w:t xml:space="preserve">Fase 3 — Clasificación ML offline: el vector de 39 </w:t>
-      </w:r>
-      <w:proofErr w:type="spellStart"/>
-      <w:r>
-        <w:rPr>
-          <w:lang w:val="es-GT"/>
-        </w:rPr>
-        <w:t>features</w:t>
-      </w:r>
-      <w:proofErr w:type="spellEnd"/>
-      <w:r>
-        <w:rPr>
-          <w:lang w:val="es-GT"/>
-        </w:rPr>
-        <w:t xml:space="preserve"> se normaliza (</w:t>
-      </w:r>
-      <w:proofErr w:type="spellStart"/>
-      <w:r>
-        <w:rPr>
-          <w:lang w:val="es-GT"/>
-        </w:rPr>
-        <w:t>StandardScaler</w:t>
-      </w:r>
-      <w:proofErr w:type="spellEnd"/>
-      <w:r>
-        <w:rPr>
-          <w:lang w:val="es-GT"/>
-        </w:rPr>
-        <w:t>) y se clasifica con el modelo MLP/SVM previamente entrenado (</w:t>
-      </w:r>
-      <w:proofErr w:type="spellStart"/>
-      <w:r>
-        <w:rPr>
-          <w:lang w:val="es-GT"/>
-        </w:rPr>
-        <w:t>modelo_voz.pkl</w:t>
-      </w:r>
-      <w:proofErr w:type="spellEnd"/>
-      <w:r>
-        <w:rPr>
-          <w:lang w:val="es-GT"/>
-        </w:rPr>
-        <w:t xml:space="preserve">). Paralelamente, el modelo LSTM analiza la secuencia completa de ~151 </w:t>
-      </w:r>
-      <w:proofErr w:type="spellStart"/>
-      <w:r>
-        <w:rPr>
-          <w:lang w:val="es-GT"/>
-        </w:rPr>
-        <w:t>timesteps</w:t>
-      </w:r>
-      <w:proofErr w:type="spellEnd"/>
-      <w:r>
-        <w:rPr>
-          <w:lang w:val="es-GT"/>
-        </w:rPr>
-        <w:t xml:space="preserve"> × 13 </w:t>
-      </w:r>
-      <w:proofErr w:type="spellStart"/>
-      <w:r>
-        <w:rPr>
-          <w:lang w:val="es-GT"/>
-        </w:rPr>
-        <w:t>MFCCs</w:t>
-      </w:r>
-      <w:proofErr w:type="spellEnd"/>
-      <w:r>
-        <w:rPr>
-          <w:lang w:val="es-GT"/>
-        </w:rPr>
-        <w:t>.</w:t>
-      </w:r>
-    </w:p>
-    <w:p>
-      <w:pPr>
-        <w:pStyle w:val="Listaconvietas"/>
-        <w:rPr>
-          <w:lang w:val="es-GT"/>
-        </w:rPr>
-      </w:pPr>
-      <w:r>
-        <w:rPr>
-          <w:lang w:val="es-GT"/>
-        </w:rPr>
-        <w:t>Fase 4 — Detección de comandos compuestos: un buffer temporal registra los últimos 2 comandos detectados. Si la secuencia coincide con un patrón compuesto (</w:t>
-      </w:r>
-      <w:proofErr w:type="spellStart"/>
-      <w:r>
-        <w:rPr>
-          <w:lang w:val="es-GT"/>
-        </w:rPr>
-        <w:t>ej</w:t>
-      </w:r>
-      <w:proofErr w:type="spellEnd"/>
-      <w:r>
-        <w:rPr>
-          <w:lang w:val="es-GT"/>
-        </w:rPr>
-        <w:t>: '</w:t>
-      </w:r>
-      <w:proofErr w:type="spellStart"/>
-      <w:r>
-        <w:rPr>
-          <w:lang w:val="es-GT"/>
-        </w:rPr>
-        <w:t>adelante'+'detener</w:t>
-      </w:r>
-      <w:proofErr w:type="spellEnd"/>
-      <w:r>
-        <w:rPr>
-          <w:lang w:val="es-GT"/>
-        </w:rPr>
-        <w:t>' → AVANZA Y PARA) dentro de una ventana de 6 segundos, se ejecuta la acción combinada.</w:t>
-      </w:r>
-    </w:p>
-    <w:p>
-      <w:pPr>
-        <w:pStyle w:val="Listaconvietas"/>
-        <w:rPr>
-          <w:lang w:val="es-GT"/>
-        </w:rPr>
-      </w:pPr>
-      <w:r>
-        <w:rPr>
-          <w:lang w:val="es-GT"/>
-        </w:rPr>
-        <w:t xml:space="preserve">Fase 5 — Transmisión </w:t>
-      </w:r>
-      <w:proofErr w:type="spellStart"/>
-      <w:r>
-        <w:rPr>
-          <w:lang w:val="es-GT"/>
-        </w:rPr>
-        <w:t>WiFi</w:t>
-      </w:r>
-      <w:proofErr w:type="spellEnd"/>
-      <w:r>
-        <w:rPr>
-          <w:lang w:val="es-GT"/>
-        </w:rPr>
-        <w:t>: la laptop envía un HTTP POST con la etiqueta del comando a la IP del ESP32. El ESP32 construye el paquete binario de 5 bytes correspondiente y lo envía por Serial2 al Arduino Uno cada 100 ms.</w:t>
-      </w:r>
-    </w:p>
-    <w:p>
-      <w:pPr>
-        <w:pStyle w:val="Listaconvietas"/>
-        <w:rPr>
-          <w:lang w:val="es-GT"/>
-        </w:rPr>
-      </w:pPr>
-      <w:r>
-        <w:rPr>
-          <w:lang w:val="es-GT"/>
-        </w:rPr>
-        <w:t xml:space="preserve">Fase 6 — Actuación: el Arduino Uno decodifica el paquete, extrae los parámetros de pasos y dirección, y ejecuta la secuencia </w:t>
-      </w:r>
-      <w:proofErr w:type="spellStart"/>
-      <w:r>
-        <w:rPr>
-          <w:lang w:val="es-GT"/>
-        </w:rPr>
-        <w:t>half</w:t>
-      </w:r>
-      <w:proofErr w:type="spellEnd"/>
-      <w:r>
-        <w:rPr>
-          <w:lang w:val="es-GT"/>
-        </w:rPr>
-        <w:t>-step de 8 fases en ambos motores de forma sincronizada (1200 µs/paso).</w:t>
+        <w:t>Fase 6 — Actuación: el Arduino Uno decodifica el paquete, extrae los parámetros de pasos y dirección, y ejecuta la secuencia half-step de 8 fases en ambos motores de forma sincronizada (1200 µs/paso).</w:t>
       </w:r>
     </w:p>
     <w:p>
@@ -1415,7 +810,7 @@
     </w:p>
     <w:p>
       <w:pPr>
-        <w:pStyle w:val="Ttulo2"/>
+        <w:pStyle w:val="Heading2"/>
         <w:rPr>
           <w:color w:val="auto"/>
         </w:rPr>
@@ -1425,21 +820,12 @@
           <w:rFonts w:ascii="Calibri" w:hAnsi="Calibri"/>
           <w:color w:val="auto"/>
         </w:rPr>
-        <w:t xml:space="preserve">3.2 </w:t>
+        <w:t>3.2 Herramientas</w:t>
       </w:r>
-      <w:proofErr w:type="spellStart"/>
-      <w:r>
-        <w:rPr>
-          <w:rFonts w:ascii="Calibri" w:hAnsi="Calibri"/>
-          <w:color w:val="auto"/>
-        </w:rPr>
-        <w:t>Herramientas</w:t>
-      </w:r>
-      <w:proofErr w:type="spellEnd"/>
-    </w:p>
-    <w:p>
-      <w:pPr>
-        <w:pStyle w:val="Listaconvietas"/>
+    </w:p>
+    <w:p>
+      <w:pPr>
+        <w:pStyle w:val="ListBullet"/>
       </w:pPr>
       <w:r>
         <w:t>Python 3.14 con librosa, sounddevice, scikit-learn, PyTorch, Flask (inferencia en laptop).</w:t>
@@ -1447,7 +833,7 @@
     </w:p>
     <w:p>
       <w:pPr>
-        <w:pStyle w:val="Listaconvietas"/>
+        <w:pStyle w:val="ListBullet"/>
         <w:rPr>
           <w:lang w:val="es-GT"/>
         </w:rPr>
@@ -1461,7 +847,7 @@
     </w:p>
     <w:p>
       <w:pPr>
-        <w:pStyle w:val="Listaconvietas"/>
+        <w:pStyle w:val="ListBullet"/>
         <w:rPr>
           <w:lang w:val="es-GT"/>
         </w:rPr>
@@ -1475,7 +861,7 @@
     </w:p>
     <w:p>
       <w:pPr>
-        <w:pStyle w:val="Listaconvietas"/>
+        <w:pStyle w:val="ListBullet"/>
         <w:rPr>
           <w:lang w:val="es-GT"/>
         </w:rPr>
@@ -1489,7 +875,7 @@
     </w:p>
     <w:p>
       <w:pPr>
-        <w:pStyle w:val="Listaconvietas"/>
+        <w:pStyle w:val="ListBullet"/>
         <w:rPr>
           <w:lang w:val="es-GT"/>
         </w:rPr>
@@ -1503,7 +889,7 @@
     </w:p>
     <w:p>
       <w:pPr>
-        <w:pStyle w:val="Ttulo2"/>
+        <w:pStyle w:val="Heading2"/>
         <w:rPr>
           <w:color w:val="auto"/>
         </w:rPr>
@@ -1513,81 +899,34 @@
           <w:rFonts w:ascii="Calibri" w:hAnsi="Calibri"/>
           <w:color w:val="auto"/>
         </w:rPr>
-        <w:t xml:space="preserve">3.3 Frameworks y </w:t>
+        <w:t>3.3 Frameworks y Librerías</w:t>
       </w:r>
-      <w:proofErr w:type="spellStart"/>
+    </w:p>
+    <w:p>
+      <w:pPr>
+        <w:pStyle w:val="ListBullet"/>
+        <w:rPr>
+          <w:lang w:val="es-GT"/>
+        </w:rPr>
+      </w:pPr>
       <w:r>
         <w:rPr>
-          <w:rFonts w:ascii="Calibri" w:hAnsi="Calibri"/>
-          <w:color w:val="auto"/>
-        </w:rPr>
-        <w:t>Librerías</w:t>
+          <w:lang w:val="es-GT"/>
+        </w:rPr>
+        <w:t>librosa 0.10: extracción de características de audio (MFCC, delta, effects).</w:t>
       </w:r>
-      <w:proofErr w:type="spellEnd"/>
-    </w:p>
-    <w:p>
-      <w:pPr>
-        <w:pStyle w:val="Listaconvietas"/>
-        <w:rPr>
-          <w:lang w:val="es-GT"/>
-        </w:rPr>
-      </w:pPr>
-      <w:proofErr w:type="spellStart"/>
+    </w:p>
+    <w:p>
+      <w:pPr>
+        <w:pStyle w:val="ListBullet"/>
+      </w:pPr>
       <w:r>
-        <w:rPr>
-          <w:lang w:val="es-GT"/>
-        </w:rPr>
-        <w:t>librosa</w:t>
+        <w:t>scikit-learn: MLPClassifier, SVC, StandardScaler, LabelEncoder, train_test_split, cross_val_score.</w:t>
       </w:r>
-      <w:proofErr w:type="spellEnd"/>
-      <w:r>
-        <w:rPr>
-          <w:lang w:val="es-GT"/>
-        </w:rPr>
-        <w:t xml:space="preserve"> 0.10: extracción de características de audio (MFCC, delta, </w:t>
-      </w:r>
-      <w:proofErr w:type="spellStart"/>
-      <w:r>
-        <w:rPr>
-          <w:lang w:val="es-GT"/>
-        </w:rPr>
-        <w:t>effects</w:t>
-      </w:r>
-      <w:proofErr w:type="spellEnd"/>
-      <w:r>
-        <w:rPr>
-          <w:lang w:val="es-GT"/>
-        </w:rPr>
-        <w:t>).</w:t>
-      </w:r>
-    </w:p>
-    <w:p>
-      <w:pPr>
-        <w:pStyle w:val="Listaconvietas"/>
-      </w:pPr>
-      <w:r>
-        <w:t xml:space="preserve">scikit-learn: </w:t>
-      </w:r>
-      <w:proofErr w:type="spellStart"/>
-      <w:r>
-        <w:t>MLPClassifier</w:t>
-      </w:r>
-      <w:proofErr w:type="spellEnd"/>
-      <w:r>
-        <w:t xml:space="preserve">, SVC, </w:t>
-      </w:r>
-      <w:proofErr w:type="spellStart"/>
-      <w:r>
-        <w:t>StandardScaler</w:t>
-      </w:r>
-      <w:proofErr w:type="spellEnd"/>
-      <w:r>
-        <w:t>, LabelEncoder, train_test_split, cross_val_score.</w:t>
-      </w:r>
-    </w:p>
-    <w:p>
-      <w:pPr>
-        <w:pStyle w:val="Listaconvietas"/>
+    </w:p>
+    <w:p>
+      <w:pPr>
+        <w:pStyle w:val="ListBullet"/>
       </w:pPr>
       <w:r>
         <w:lastRenderedPageBreak/>
@@ -1596,29 +935,35 @@
     </w:p>
     <w:p>
       <w:pPr>
-        <w:pStyle w:val="Listaconvietas"/>
-        <w:rPr>
-          <w:lang w:val="es-GT"/>
-        </w:rPr>
-      </w:pPr>
-      <w:proofErr w:type="spellStart"/>
+        <w:pStyle w:val="ListBullet"/>
+        <w:rPr>
+          <w:lang w:val="es-GT"/>
+        </w:rPr>
+      </w:pPr>
       <w:r>
         <w:rPr>
           <w:lang w:val="es-GT"/>
         </w:rPr>
-        <w:t>sounddevice</w:t>
+        <w:t>sounddevice: captura de audio en tiempo real desde el micrófono del sistema.</w:t>
       </w:r>
-      <w:proofErr w:type="spellEnd"/>
+    </w:p>
+    <w:p>
+      <w:pPr>
+        <w:pStyle w:val="ListBullet"/>
+        <w:rPr>
+          <w:lang w:val="es-GT"/>
+        </w:rPr>
+      </w:pPr>
       <w:r>
         <w:rPr>
           <w:lang w:val="es-GT"/>
         </w:rPr>
-        <w:t>: captura de audio en tiempo real desde el micrófono del sistema.</w:t>
+        <w:t>Flask + SSE (Server-Sent Events): servidor HTTP local en puerto 5050 para streaming de resultados al navegador.</w:t>
       </w:r>
     </w:p>
     <w:p>
       <w:pPr>
-        <w:pStyle w:val="Listaconvietas"/>
+        <w:pStyle w:val="ListBullet"/>
         <w:rPr>
           <w:lang w:val="es-GT"/>
         </w:rPr>
@@ -1627,143 +972,35 @@
         <w:rPr>
           <w:lang w:val="es-GT"/>
         </w:rPr>
-        <w:t>Flask + SSE (Server-</w:t>
+        <w:t>WiFi.h y WebServer.h (ESP32 SDK): servidor HTTP embebido en el ESP32.</w:t>
       </w:r>
-      <w:proofErr w:type="spellStart"/>
+    </w:p>
+    <w:p>
+      <w:pPr>
+        <w:pStyle w:val="ListBullet"/>
+        <w:rPr>
+          <w:lang w:val="es-GT"/>
+        </w:rPr>
+      </w:pPr>
       <w:r>
         <w:rPr>
           <w:lang w:val="es-GT"/>
         </w:rPr>
-        <w:t>Sent</w:t>
+        <w:t>ArduinoJson 7.4.3: parseo de comandos JSON en el ESP32.</w:t>
       </w:r>
-      <w:proofErr w:type="spellEnd"/>
+    </w:p>
+    <w:p>
+      <w:pPr>
+        <w:pStyle w:val="ListBullet"/>
+        <w:rPr>
+          <w:lang w:val="es-GT"/>
+        </w:rPr>
+      </w:pPr>
       <w:r>
         <w:rPr>
           <w:lang w:val="es-GT"/>
         </w:rPr>
-        <w:t xml:space="preserve"> </w:t>
-      </w:r>
-      <w:proofErr w:type="spellStart"/>
-      <w:r>
-        <w:rPr>
-          <w:lang w:val="es-GT"/>
-        </w:rPr>
-        <w:t>Events</w:t>
-      </w:r>
-      <w:proofErr w:type="spellEnd"/>
-      <w:r>
-        <w:rPr>
-          <w:lang w:val="es-GT"/>
-        </w:rPr>
-        <w:t xml:space="preserve">): servidor HTTP local en puerto 5050 para </w:t>
-      </w:r>
-      <w:proofErr w:type="spellStart"/>
-      <w:r>
-        <w:rPr>
-          <w:lang w:val="es-GT"/>
-        </w:rPr>
-        <w:t>streaming</w:t>
-      </w:r>
-      <w:proofErr w:type="spellEnd"/>
-      <w:r>
-        <w:rPr>
-          <w:lang w:val="es-GT"/>
-        </w:rPr>
-        <w:t xml:space="preserve"> de resultados al navegador.</w:t>
-      </w:r>
-    </w:p>
-    <w:p>
-      <w:pPr>
-        <w:pStyle w:val="Listaconvietas"/>
-        <w:rPr>
-          <w:lang w:val="es-GT"/>
-        </w:rPr>
-      </w:pPr>
-      <w:proofErr w:type="spellStart"/>
-      <w:r>
-        <w:rPr>
-          <w:lang w:val="es-GT"/>
-        </w:rPr>
-        <w:t>WiFi.h</w:t>
-      </w:r>
-      <w:proofErr w:type="spellEnd"/>
-      <w:r>
-        <w:rPr>
-          <w:lang w:val="es-GT"/>
-        </w:rPr>
-        <w:t xml:space="preserve"> y </w:t>
-      </w:r>
-      <w:proofErr w:type="spellStart"/>
-      <w:r>
-        <w:rPr>
-          <w:lang w:val="es-GT"/>
-        </w:rPr>
-        <w:t>WebServer.h</w:t>
-      </w:r>
-      <w:proofErr w:type="spellEnd"/>
-      <w:r>
-        <w:rPr>
-          <w:lang w:val="es-GT"/>
-        </w:rPr>
-        <w:t xml:space="preserve"> (ESP32 SDK): servidor HTTP embebido en el ESP32.</w:t>
-      </w:r>
-    </w:p>
-    <w:p>
-      <w:pPr>
-        <w:pStyle w:val="Listaconvietas"/>
-        <w:rPr>
-          <w:lang w:val="es-GT"/>
-        </w:rPr>
-      </w:pPr>
-      <w:proofErr w:type="spellStart"/>
-      <w:r>
-        <w:rPr>
-          <w:lang w:val="es-GT"/>
-        </w:rPr>
-        <w:t>ArduinoJson</w:t>
-      </w:r>
-      <w:proofErr w:type="spellEnd"/>
-      <w:r>
-        <w:rPr>
-          <w:lang w:val="es-GT"/>
-        </w:rPr>
-        <w:t xml:space="preserve"> 7.4.3: </w:t>
-      </w:r>
-      <w:proofErr w:type="spellStart"/>
-      <w:r>
-        <w:rPr>
-          <w:lang w:val="es-GT"/>
-        </w:rPr>
-        <w:t>parseo</w:t>
-      </w:r>
-      <w:proofErr w:type="spellEnd"/>
-      <w:r>
-        <w:rPr>
-          <w:lang w:val="es-GT"/>
-        </w:rPr>
-        <w:t xml:space="preserve"> de comandos JSON en el ESP32.</w:t>
-      </w:r>
-    </w:p>
-    <w:p>
-      <w:pPr>
-        <w:pStyle w:val="Listaconvietas"/>
-        <w:rPr>
-          <w:lang w:val="es-GT"/>
-        </w:rPr>
-      </w:pPr>
-      <w:proofErr w:type="spellStart"/>
-      <w:r>
-        <w:rPr>
-          <w:lang w:val="es-GT"/>
-        </w:rPr>
-        <w:t>SoftwareSerial</w:t>
-      </w:r>
-      <w:proofErr w:type="spellEnd"/>
-      <w:r>
-        <w:rPr>
-          <w:lang w:val="es-GT"/>
-        </w:rPr>
-        <w:t>: comunicación serial por software en pines 10/11 del Arduino Uno.</w:t>
+        <w:t>SoftwareSerial: comunicación serial por software en pines 10/11 del Arduino Uno.</w:t>
       </w:r>
     </w:p>
     <w:p>
@@ -1786,7 +1023,7 @@
     </w:p>
     <w:p>
       <w:pPr>
-        <w:pStyle w:val="Ttulo1"/>
+        <w:pStyle w:val="Heading1"/>
         <w:rPr>
           <w:color w:val="auto"/>
           <w:lang w:val="es-GT"/>
@@ -1799,98 +1036,43 @@
           <w:lang w:val="es-GT"/>
         </w:rPr>
         <w:lastRenderedPageBreak/>
-        <w:t xml:space="preserve">4. </w:t>
+        <w:t>4. Dataset y preprocesamiento</w:t>
       </w:r>
-      <w:proofErr w:type="spellStart"/>
+    </w:p>
+    <w:p>
+      <w:pPr>
+        <w:pStyle w:val="Heading2"/>
+        <w:rPr>
+          <w:color w:val="auto"/>
+          <w:lang w:val="es-GT"/>
+        </w:rPr>
+      </w:pPr>
       <w:r>
         <w:rPr>
           <w:rFonts w:ascii="Calibri" w:hAnsi="Calibri"/>
           <w:color w:val="auto"/>
           <w:lang w:val="es-GT"/>
         </w:rPr>
-        <w:t>Dataset</w:t>
+        <w:t>4.1 Descripción del dataset</w:t>
       </w:r>
-      <w:proofErr w:type="spellEnd"/>
+    </w:p>
+    <w:p>
+      <w:pPr>
+        <w:jc w:val="both"/>
+      </w:pPr>
       <w:r>
         <w:rPr>
-          <w:rFonts w:ascii="Calibri" w:hAnsi="Calibri"/>
-          <w:color w:val="auto"/>
-          <w:lang w:val="es-GT"/>
-        </w:rPr>
-        <w:t xml:space="preserve"> y preprocesamiento</w:t>
+          <w:lang w:val="es-GT"/>
+        </w:rPr>
+        <w:t xml:space="preserve">El dataset fue grabado por los integrantes del equipo en español guatemalteco, a 16 kHz, mono, 1.5 segundos por muestra, en formato WAV y OGG. </w:t>
       </w:r>
-    </w:p>
-    <w:p>
-      <w:pPr>
-        <w:pStyle w:val="Ttulo2"/>
-        <w:rPr>
-          <w:color w:val="auto"/>
-          <w:lang w:val="es-GT"/>
-        </w:rPr>
-      </w:pPr>
       <w:r>
-        <w:rPr>
-          <w:rFonts w:ascii="Calibri" w:hAnsi="Calibri"/>
-          <w:color w:val="auto"/>
-          <w:lang w:val="es-GT"/>
-        </w:rPr>
-        <w:t xml:space="preserve">4.1 Descripción del </w:t>
-      </w:r>
-      <w:proofErr w:type="spellStart"/>
-      <w:r>
-        <w:rPr>
-          <w:rFonts w:ascii="Calibri" w:hAnsi="Calibri"/>
-          <w:color w:val="auto"/>
-          <w:lang w:val="es-GT"/>
-        </w:rPr>
-        <w:t>dataset</w:t>
-      </w:r>
-      <w:proofErr w:type="spellEnd"/>
-    </w:p>
-    <w:p>
-      <w:pPr>
-        <w:jc w:val="both"/>
-      </w:pPr>
-      <w:r>
-        <w:rPr>
-          <w:lang w:val="es-GT"/>
-        </w:rPr>
-        <w:t xml:space="preserve">El </w:t>
-      </w:r>
-      <w:proofErr w:type="spellStart"/>
-      <w:r>
-        <w:rPr>
-          <w:lang w:val="es-GT"/>
-        </w:rPr>
-        <w:t>dataset</w:t>
-      </w:r>
-      <w:proofErr w:type="spellEnd"/>
-      <w:r>
-        <w:rPr>
-          <w:lang w:val="es-GT"/>
-        </w:rPr>
-        <w:t xml:space="preserve"> fue grabado por los integrantes del equipo en español guatemalteco, a 16 kHz, mono, 1.5 segundos por muestra, en formato WAV y OGG. </w:t>
-      </w:r>
-      <w:proofErr w:type="spellStart"/>
-      <w:r>
-        <w:t>Contiene</w:t>
-      </w:r>
-      <w:proofErr w:type="spellEnd"/>
-      <w:r>
-        <w:t xml:space="preserve"> 8 </w:t>
-      </w:r>
-      <w:proofErr w:type="spellStart"/>
-      <w:r>
-        <w:t>clases</w:t>
-      </w:r>
-      <w:proofErr w:type="spellEnd"/>
-      <w:r>
-        <w:t xml:space="preserve"> de comandos de voz:</w:t>
+        <w:t>Contiene 8 clases de comandos de voz:</w:t>
       </w:r>
     </w:p>
     <w:tbl>
       <w:tblPr>
-        <w:tblStyle w:val="Tablaconcuadrcula"/>
+        <w:tblStyle w:val="TableGrid"/>
         <w:tblW w:w="0" w:type="auto"/>
         <w:jc w:val="center"/>
         <w:tblLook w:val="04A0" w:firstRow="1" w:lastRow="0" w:firstColumn="1" w:lastColumn="0" w:noHBand="0" w:noVBand="1"/>
@@ -2491,7 +1673,7 @@
     <w:p/>
     <w:p>
       <w:pPr>
-        <w:pStyle w:val="Ttulo2"/>
+        <w:pStyle w:val="Heading2"/>
         <w:rPr>
           <w:color w:val="auto"/>
         </w:rPr>
@@ -2515,26 +1697,40 @@
         <w:rPr>
           <w:lang w:val="es-GT"/>
         </w:rPr>
-        <w:t xml:space="preserve">Para aumentar la diversidad del </w:t>
+        <w:t>Para aumentar la diversidad del dataset y mejorar la robustez del modelo, se aplican 4 técnicas de aumento en el dominio temporal sobre cada muestra (excepto la clase 'ruido'):</w:t>
       </w:r>
-      <w:proofErr w:type="spellStart"/>
+    </w:p>
+    <w:p>
+      <w:pPr>
+        <w:pStyle w:val="ListBullet"/>
+        <w:rPr>
+          <w:lang w:val="es-GT"/>
+        </w:rPr>
+      </w:pPr>
       <w:r>
         <w:rPr>
           <w:lang w:val="es-GT"/>
         </w:rPr>
-        <w:t>dataset</w:t>
+        <w:t>Desplazamiento temporal (time shift): np.roll(audio, 0.1 s) — simula variaciones en el inicio del habla.</w:t>
       </w:r>
-      <w:proofErr w:type="spellEnd"/>
+    </w:p>
+    <w:p>
+      <w:pPr>
+        <w:pStyle w:val="ListBullet"/>
+        <w:rPr>
+          <w:lang w:val="es-GT"/>
+        </w:rPr>
+      </w:pPr>
       <w:r>
         <w:rPr>
           <w:lang w:val="es-GT"/>
         </w:rPr>
-        <w:t xml:space="preserve"> y mejorar la robustez del modelo, se aplican 4 técnicas de aumento en el dominio temporal sobre cada muestra (excepto la clase 'ruido'):</w:t>
+        <w:t>Ruido gaussiano: audio + N(0, 0.005) — simula ruido ambiental leve.</w:t>
       </w:r>
     </w:p>
     <w:p>
       <w:pPr>
-        <w:pStyle w:val="Listaconvietas"/>
+        <w:pStyle w:val="ListBullet"/>
         <w:rPr>
           <w:lang w:val="es-GT"/>
         </w:rPr>
@@ -2543,98 +1739,12 @@
         <w:rPr>
           <w:lang w:val="es-GT"/>
         </w:rPr>
-        <w:t xml:space="preserve">Desplazamiento temporal (time shift): </w:t>
+        <w:t>Estiramiento temporal (time stretch): rate=0.9 (10% más lento) — simula velocidades distintas de habla.</w:t>
       </w:r>
-      <w:proofErr w:type="spellStart"/>
-      <w:proofErr w:type="gramStart"/>
-      <w:r>
-        <w:rPr>
-          <w:lang w:val="es-GT"/>
-        </w:rPr>
-        <w:t>np.roll</w:t>
-      </w:r>
-      <w:proofErr w:type="spellEnd"/>
-      <w:proofErr w:type="gramEnd"/>
-      <w:r>
-        <w:rPr>
-          <w:lang w:val="es-GT"/>
-        </w:rPr>
-        <w:t>(audio, 0.1 s) — simula variaciones en el inicio del habla.</w:t>
-      </w:r>
-    </w:p>
-    <w:p>
-      <w:pPr>
-        <w:pStyle w:val="Listaconvietas"/>
-        <w:rPr>
-          <w:lang w:val="es-GT"/>
-        </w:rPr>
-      </w:pPr>
-      <w:r>
-        <w:rPr>
-          <w:lang w:val="es-GT"/>
-        </w:rPr>
-        <w:t xml:space="preserve">Ruido gaussiano: audio + </w:t>
-      </w:r>
-      <w:proofErr w:type="gramStart"/>
-      <w:r>
-        <w:rPr>
-          <w:lang w:val="es-GT"/>
-        </w:rPr>
-        <w:t>N(</w:t>
-      </w:r>
-      <w:proofErr w:type="gramEnd"/>
-      <w:r>
-        <w:rPr>
-          <w:lang w:val="es-GT"/>
-        </w:rPr>
-        <w:t>0, 0.005) — simula ruido ambiental leve.</w:t>
-      </w:r>
-    </w:p>
-    <w:p>
-      <w:pPr>
-        <w:pStyle w:val="Listaconvietas"/>
-        <w:rPr>
-          <w:lang w:val="es-GT"/>
-        </w:rPr>
-      </w:pPr>
-      <w:r>
-        <w:rPr>
-          <w:lang w:val="es-GT"/>
-        </w:rPr>
-        <w:t xml:space="preserve">Estiramiento temporal (time </w:t>
-      </w:r>
-      <w:proofErr w:type="spellStart"/>
-      <w:r>
-        <w:rPr>
-          <w:lang w:val="es-GT"/>
-        </w:rPr>
-        <w:t>stretch</w:t>
-      </w:r>
-      <w:proofErr w:type="spellEnd"/>
-      <w:r>
-        <w:rPr>
-          <w:lang w:val="es-GT"/>
-        </w:rPr>
-        <w:t xml:space="preserve">): </w:t>
-      </w:r>
-      <w:proofErr w:type="spellStart"/>
-      <w:r>
-        <w:rPr>
-          <w:lang w:val="es-GT"/>
-        </w:rPr>
-        <w:t>rate</w:t>
-      </w:r>
-      <w:proofErr w:type="spellEnd"/>
-      <w:r>
-        <w:rPr>
-          <w:lang w:val="es-GT"/>
-        </w:rPr>
-        <w:t>=0.9 (10% más lento) — simula velocidades distintas de habla.</w:t>
-      </w:r>
-    </w:p>
-    <w:p>
-      <w:pPr>
-        <w:pStyle w:val="Listaconvietas"/>
+    </w:p>
+    <w:p>
+      <w:pPr>
+        <w:pStyle w:val="ListBullet"/>
         <w:rPr>
           <w:lang w:val="es-GT"/>
         </w:rPr>
@@ -2648,7 +1758,7 @@
     </w:p>
     <w:p>
       <w:pPr>
-        <w:pStyle w:val="Ttulo2"/>
+        <w:pStyle w:val="Heading2"/>
         <w:rPr>
           <w:color w:val="auto"/>
           <w:lang w:val="es-GT"/>
@@ -2674,130 +1784,34 @@
         <w:rPr>
           <w:lang w:val="es-GT"/>
         </w:rPr>
-        <w:t>Los Mel-</w:t>
+        <w:t>Los Mel-Frequency Cepstral Coefficients (MFCC) capturan la envolvente espectral del habla en una escala perceptualmente relevante. El pipeline de extracción produce un vector de 39 dimensiones por muestra:</w:t>
       </w:r>
-      <w:proofErr w:type="spellStart"/>
+    </w:p>
+    <w:p>
+      <w:pPr>
+        <w:pStyle w:val="ListBullet"/>
+      </w:pPr>
       <w:r>
-        <w:rPr>
-          <w:lang w:val="es-GT"/>
-        </w:rPr>
-        <w:t>Frequency</w:t>
+        <w:t>13 coeficientes MFCC (promedio temporal): mean(MFCC[i]) para i=1..13</w:t>
       </w:r>
-      <w:proofErr w:type="spellEnd"/>
+    </w:p>
+    <w:p>
+      <w:pPr>
+        <w:pStyle w:val="ListBullet"/>
+        <w:rPr>
+          <w:lang w:val="es-GT"/>
+        </w:rPr>
+      </w:pPr>
       <w:r>
         <w:rPr>
           <w:lang w:val="es-GT"/>
         </w:rPr>
-        <w:t xml:space="preserve"> </w:t>
+        <w:t>13 desviaciones estándar: std(MFCC[i]) — captura la variabilidad espectral</w:t>
       </w:r>
-      <w:proofErr w:type="spellStart"/>
-      <w:r>
-        <w:rPr>
-          <w:lang w:val="es-GT"/>
-        </w:rPr>
-        <w:t>Cepstral</w:t>
-      </w:r>
-      <w:proofErr w:type="spellEnd"/>
-      <w:r>
-        <w:rPr>
-          <w:lang w:val="es-GT"/>
-        </w:rPr>
-        <w:t xml:space="preserve"> </w:t>
-      </w:r>
-      <w:proofErr w:type="spellStart"/>
-      <w:r>
-        <w:rPr>
-          <w:lang w:val="es-GT"/>
-        </w:rPr>
-        <w:t>Coefficients</w:t>
-      </w:r>
-      <w:proofErr w:type="spellEnd"/>
-      <w:r>
-        <w:rPr>
-          <w:lang w:val="es-GT"/>
-        </w:rPr>
-        <w:t xml:space="preserve"> (MFCC) capturan la envolvente espectral del habla en una escala perceptualmente relevante. El pipeline de extracción produce un vector de 39 dimensiones por muestra:</w:t>
-      </w:r>
-    </w:p>
-    <w:p>
-      <w:pPr>
-        <w:pStyle w:val="Listaconvietas"/>
-      </w:pPr>
-      <w:r>
-        <w:t xml:space="preserve">13 </w:t>
-      </w:r>
-      <w:proofErr w:type="spellStart"/>
-      <w:r>
-        <w:t>coeficientes</w:t>
-      </w:r>
-      <w:proofErr w:type="spellEnd"/>
-      <w:r>
-        <w:t xml:space="preserve"> MFCC (</w:t>
-      </w:r>
-      <w:proofErr w:type="spellStart"/>
-      <w:r>
-        <w:t>promedio</w:t>
-      </w:r>
-      <w:proofErr w:type="spellEnd"/>
-      <w:r>
-        <w:t xml:space="preserve"> temporal): </w:t>
-      </w:r>
-      <w:proofErr w:type="gramStart"/>
-      <w:r>
-        <w:t>mean(</w:t>
-      </w:r>
-      <w:proofErr w:type="gramEnd"/>
-      <w:r>
-        <w:t>MFCC[i]) para i=</w:t>
-      </w:r>
-      <w:proofErr w:type="gramStart"/>
-      <w:r>
-        <w:t>1..</w:t>
-      </w:r>
-      <w:proofErr w:type="gramEnd"/>
-      <w:r>
-        <w:t>13</w:t>
-      </w:r>
-    </w:p>
-    <w:p>
-      <w:pPr>
-        <w:pStyle w:val="Listaconvietas"/>
-        <w:rPr>
-          <w:lang w:val="es-GT"/>
-        </w:rPr>
-      </w:pPr>
-      <w:r>
-        <w:rPr>
-          <w:lang w:val="es-GT"/>
-        </w:rPr>
-        <w:t xml:space="preserve">13 desviaciones estándar: </w:t>
-      </w:r>
-      <w:proofErr w:type="spellStart"/>
-      <w:proofErr w:type="gramStart"/>
-      <w:r>
-        <w:rPr>
-          <w:lang w:val="es-GT"/>
-        </w:rPr>
-        <w:t>std</w:t>
-      </w:r>
-      <w:proofErr w:type="spellEnd"/>
-      <w:r>
-        <w:rPr>
-          <w:lang w:val="es-GT"/>
-        </w:rPr>
-        <w:t>(</w:t>
-      </w:r>
-      <w:proofErr w:type="gramEnd"/>
-      <w:r>
-        <w:rPr>
-          <w:lang w:val="es-GT"/>
-        </w:rPr>
-        <w:t>MFCC[i]) — captura la variabilidad espectral</w:t>
-      </w:r>
-    </w:p>
-    <w:p>
-      <w:pPr>
-        <w:pStyle w:val="Listaconvietas"/>
+    </w:p>
+    <w:p>
+      <w:pPr>
+        <w:pStyle w:val="ListBullet"/>
         <w:rPr>
           <w:lang w:val="es-GT"/>
         </w:rPr>
@@ -2829,68 +1843,12 @@
         <w:rPr>
           <w:lang w:val="es-GT"/>
         </w:rPr>
-        <w:t xml:space="preserve">Parámetros: sr=16000 Hz, </w:t>
+        <w:t>Parámetros: sr=16000 Hz, n_mfcc=13, n_fft=512 (32 ms), hop_length=160 (10 ms), ventana Hann. Esto genera ~151 frames por muestra de 1.5 s.</w:t>
       </w:r>
-      <w:proofErr w:type="spellStart"/>
-      <w:r>
-        <w:rPr>
-          <w:lang w:val="es-GT"/>
-        </w:rPr>
-        <w:t>n_mfcc</w:t>
-      </w:r>
-      <w:proofErr w:type="spellEnd"/>
-      <w:r>
-        <w:rPr>
-          <w:lang w:val="es-GT"/>
-        </w:rPr>
-        <w:t xml:space="preserve">=13, </w:t>
-      </w:r>
-      <w:proofErr w:type="spellStart"/>
-      <w:r>
-        <w:rPr>
-          <w:lang w:val="es-GT"/>
-        </w:rPr>
-        <w:t>n_fft</w:t>
-      </w:r>
-      <w:proofErr w:type="spellEnd"/>
-      <w:r>
-        <w:rPr>
-          <w:lang w:val="es-GT"/>
-        </w:rPr>
-        <w:t xml:space="preserve">=512 (32 ms), </w:t>
-      </w:r>
-      <w:proofErr w:type="spellStart"/>
-      <w:r>
-        <w:rPr>
-          <w:lang w:val="es-GT"/>
-        </w:rPr>
-        <w:t>hop_length</w:t>
-      </w:r>
-      <w:proofErr w:type="spellEnd"/>
-      <w:r>
-        <w:rPr>
-          <w:lang w:val="es-GT"/>
-        </w:rPr>
-        <w:t xml:space="preserve">=160 (10 ms), ventana Hann. Esto genera ~151 </w:t>
-      </w:r>
-      <w:proofErr w:type="spellStart"/>
-      <w:r>
-        <w:rPr>
-          <w:lang w:val="es-GT"/>
-        </w:rPr>
-        <w:t>frames</w:t>
-      </w:r>
-      <w:proofErr w:type="spellEnd"/>
-      <w:r>
-        <w:rPr>
-          <w:lang w:val="es-GT"/>
-        </w:rPr>
-        <w:t xml:space="preserve"> por muestra de 1.5 s.</w:t>
-      </w:r>
-    </w:p>
-    <w:p>
-      <w:pPr>
-        <w:pStyle w:val="Ttulo1"/>
+    </w:p>
+    <w:p>
+      <w:pPr>
+        <w:pStyle w:val="Heading1"/>
         <w:rPr>
           <w:color w:val="auto"/>
           <w:lang w:val="es-GT"/>
@@ -2903,22 +1861,85 @@
           <w:lang w:val="es-GT"/>
         </w:rPr>
         <w:lastRenderedPageBreak/>
-        <w:t xml:space="preserve">5. Modelos de Machine </w:t>
+        <w:t>5. Modelos de Machine Learning</w:t>
       </w:r>
-      <w:proofErr w:type="spellStart"/>
+    </w:p>
+    <w:p>
+      <w:pPr>
+        <w:pStyle w:val="Heading2"/>
+        <w:rPr>
+          <w:color w:val="auto"/>
+          <w:lang w:val="es-GT"/>
+        </w:rPr>
+      </w:pPr>
       <w:r>
         <w:rPr>
           <w:rFonts w:ascii="Calibri" w:hAnsi="Calibri"/>
           <w:color w:val="auto"/>
           <w:lang w:val="es-GT"/>
         </w:rPr>
-        <w:t>Learning</w:t>
+        <w:t>5.1 División del dataset: 70% / 20% / 10%</w:t>
       </w:r>
-      <w:proofErr w:type="spellEnd"/>
-    </w:p>
-    <w:p>
-      <w:pPr>
-        <w:pStyle w:val="Ttulo2"/>
+    </w:p>
+    <w:p>
+      <w:pPr>
+        <w:jc w:val="both"/>
+        <w:rPr>
+          <w:lang w:val="es-GT"/>
+        </w:rPr>
+      </w:pPr>
+      <w:r>
+        <w:rPr>
+          <w:lang w:val="es-GT"/>
+        </w:rPr>
+        <w:t>Se utiliza una división estratificada en tres conjuntos, garantizando que cada partición mantenga la misma proporción de clases:</w:t>
+      </w:r>
+    </w:p>
+    <w:p>
+      <w:pPr>
+        <w:pStyle w:val="ListBullet"/>
+        <w:rPr>
+          <w:lang w:val="es-GT"/>
+        </w:rPr>
+      </w:pPr>
+      <w:r>
+        <w:rPr>
+          <w:lang w:val="es-GT"/>
+        </w:rPr>
+        <w:t>70% Entrenamiento: el modelo aprende los patrones de cada clase.</w:t>
+      </w:r>
+    </w:p>
+    <w:p>
+      <w:pPr>
+        <w:pStyle w:val="ListBullet"/>
+        <w:rPr>
+          <w:lang w:val="es-GT"/>
+        </w:rPr>
+      </w:pPr>
+      <w:r>
+        <w:rPr>
+          <w:lang w:val="es-GT"/>
+        </w:rPr>
+        <w:t>20% Validación: se usa para seleccionar el mejor modelo (MLP vs SVM) y ajustar hiperparámetros.</w:t>
+      </w:r>
+    </w:p>
+    <w:p>
+      <w:pPr>
+        <w:pStyle w:val="ListBullet"/>
+        <w:rPr>
+          <w:lang w:val="es-GT"/>
+        </w:rPr>
+      </w:pPr>
+      <w:r>
+        <w:rPr>
+          <w:lang w:val="es-GT"/>
+        </w:rPr>
+        <w:t>10% Prueba: evaluación final imparcial, el modelo nunca vio estos datos durante el entrenamiento.</w:t>
+      </w:r>
+    </w:p>
+    <w:p>
+      <w:pPr>
+        <w:pStyle w:val="Heading2"/>
         <w:rPr>
           <w:color w:val="auto"/>
           <w:lang w:val="es-GT"/>
@@ -2930,111 +1951,6 @@
           <w:color w:val="auto"/>
           <w:lang w:val="es-GT"/>
         </w:rPr>
-        <w:t xml:space="preserve">5.1 División del </w:t>
-      </w:r>
-      <w:proofErr w:type="spellStart"/>
-      <w:r>
-        <w:rPr>
-          <w:rFonts w:ascii="Calibri" w:hAnsi="Calibri"/>
-          <w:color w:val="auto"/>
-          <w:lang w:val="es-GT"/>
-        </w:rPr>
-        <w:t>dataset</w:t>
-      </w:r>
-      <w:proofErr w:type="spellEnd"/>
-      <w:r>
-        <w:rPr>
-          <w:rFonts w:ascii="Calibri" w:hAnsi="Calibri"/>
-          <w:color w:val="auto"/>
-          <w:lang w:val="es-GT"/>
-        </w:rPr>
-        <w:t>: 70% / 20% / 10%</w:t>
-      </w:r>
-    </w:p>
-    <w:p>
-      <w:pPr>
-        <w:jc w:val="both"/>
-        <w:rPr>
-          <w:lang w:val="es-GT"/>
-        </w:rPr>
-      </w:pPr>
-      <w:r>
-        <w:rPr>
-          <w:lang w:val="es-GT"/>
-        </w:rPr>
-        <w:t>Se utiliza una división estratificada en tres conjuntos, garantizando que cada partición mantenga la misma proporción de clases:</w:t>
-      </w:r>
-    </w:p>
-    <w:p>
-      <w:pPr>
-        <w:pStyle w:val="Listaconvietas"/>
-        <w:rPr>
-          <w:lang w:val="es-GT"/>
-        </w:rPr>
-      </w:pPr>
-      <w:r>
-        <w:rPr>
-          <w:lang w:val="es-GT"/>
-        </w:rPr>
-        <w:t>70% Entrenamiento: el modelo aprende los patrones de cada clase.</w:t>
-      </w:r>
-    </w:p>
-    <w:p>
-      <w:pPr>
-        <w:pStyle w:val="Listaconvietas"/>
-        <w:rPr>
-          <w:lang w:val="es-GT"/>
-        </w:rPr>
-      </w:pPr>
-      <w:r>
-        <w:rPr>
-          <w:lang w:val="es-GT"/>
-        </w:rPr>
-        <w:t xml:space="preserve">20% Validación: se usa para seleccionar el mejor modelo (MLP vs SVM) y ajustar </w:t>
-      </w:r>
-      <w:proofErr w:type="spellStart"/>
-      <w:r>
-        <w:rPr>
-          <w:lang w:val="es-GT"/>
-        </w:rPr>
-        <w:t>hiperparámetros</w:t>
-      </w:r>
-      <w:proofErr w:type="spellEnd"/>
-      <w:r>
-        <w:rPr>
-          <w:lang w:val="es-GT"/>
-        </w:rPr>
-        <w:t>.</w:t>
-      </w:r>
-    </w:p>
-    <w:p>
-      <w:pPr>
-        <w:pStyle w:val="Listaconvietas"/>
-        <w:rPr>
-          <w:lang w:val="es-GT"/>
-        </w:rPr>
-      </w:pPr>
-      <w:r>
-        <w:rPr>
-          <w:lang w:val="es-GT"/>
-        </w:rPr>
-        <w:t>10% Prueba: evaluación final imparcial, el modelo nunca vio estos datos durante el entrenamiento.</w:t>
-      </w:r>
-    </w:p>
-    <w:p>
-      <w:pPr>
-        <w:pStyle w:val="Ttulo2"/>
-        <w:rPr>
-          <w:color w:val="auto"/>
-          <w:lang w:val="es-GT"/>
-        </w:rPr>
-      </w:pPr>
-      <w:r>
-        <w:rPr>
-          <w:rFonts w:ascii="Calibri" w:hAnsi="Calibri"/>
-          <w:color w:val="auto"/>
-          <w:lang w:val="es-GT"/>
-        </w:rPr>
         <w:t>5.2 Modelo Base — MLP y SVM</w:t>
       </w:r>
     </w:p>
@@ -3049,40 +1965,12 @@
         <w:rPr>
           <w:lang w:val="es-GT"/>
         </w:rPr>
-        <w:t xml:space="preserve">Se entrenan dos clasificadores clásicos sobre el vector de 39 </w:t>
+        <w:t>Se entrenan dos clasificadores clásicos sobre el vector de 39 features y se selecciona el de mayor accuracy en validación:</w:t>
       </w:r>
-      <w:proofErr w:type="spellStart"/>
-      <w:r>
-        <w:rPr>
-          <w:lang w:val="es-GT"/>
-        </w:rPr>
-        <w:t>features</w:t>
-      </w:r>
-      <w:proofErr w:type="spellEnd"/>
-      <w:r>
-        <w:rPr>
-          <w:lang w:val="es-GT"/>
-        </w:rPr>
-        <w:t xml:space="preserve"> y se selecciona el de mayor </w:t>
-      </w:r>
-      <w:proofErr w:type="spellStart"/>
-      <w:r>
-        <w:rPr>
-          <w:lang w:val="es-GT"/>
-        </w:rPr>
-        <w:t>accuracy</w:t>
-      </w:r>
-      <w:proofErr w:type="spellEnd"/>
-      <w:r>
-        <w:rPr>
-          <w:lang w:val="es-GT"/>
-        </w:rPr>
-        <w:t xml:space="preserve"> en validación:</w:t>
-      </w:r>
-    </w:p>
-    <w:p>
-      <w:pPr>
-        <w:pStyle w:val="Listaconvietas"/>
+    </w:p>
+    <w:p>
+      <w:pPr>
+        <w:pStyle w:val="ListBullet"/>
       </w:pPr>
       <w:r>
         <w:rPr>
@@ -3090,34 +1978,13 @@
         </w:rPr>
         <w:t xml:space="preserve">MLP (Red Neuronal Densa): arquitectura 39 → 256 → 128 → 64 → 8 clases. </w:t>
       </w:r>
-      <w:proofErr w:type="spellStart"/>
       <w:r>
-        <w:t>Activación</w:t>
+        <w:t>Activación ReLU, optimizador Adam, L2 regularization α=0.001, hasta 500 épocas.</w:t>
       </w:r>
-      <w:proofErr w:type="spellEnd"/>
-      <w:r>
-        <w:t xml:space="preserve"> </w:t>
-      </w:r>
-      <w:proofErr w:type="spellStart"/>
-      <w:r>
-        <w:t>ReLU</w:t>
-      </w:r>
-      <w:proofErr w:type="spellEnd"/>
-      <w:r>
-        <w:t xml:space="preserve">, </w:t>
-      </w:r>
-      <w:proofErr w:type="spellStart"/>
-      <w:r>
-        <w:t>optimizador</w:t>
-      </w:r>
-      <w:proofErr w:type="spellEnd"/>
-      <w:r>
-        <w:t xml:space="preserve"> Adam, L2 regularization α=0.001, hasta 500 épocas.</w:t>
-      </w:r>
-    </w:p>
-    <w:p>
-      <w:pPr>
-        <w:pStyle w:val="Listaconvietas"/>
+    </w:p>
+    <w:p>
+      <w:pPr>
+        <w:pStyle w:val="ListBullet"/>
       </w:pPr>
       <w:r>
         <w:t>SVM (Support Vector Machine): kernel RBF, C=10, gamma='scale', probability=True.</w:t>
@@ -3125,7 +1992,7 @@
     </w:p>
     <w:p>
       <w:pPr>
-        <w:pStyle w:val="Ttulo2"/>
+        <w:pStyle w:val="Heading2"/>
         <w:rPr>
           <w:color w:val="auto"/>
           <w:lang w:val="es-GT"/>
@@ -3137,145 +2004,34 @@
           <w:color w:val="auto"/>
           <w:lang w:val="es-GT"/>
         </w:rPr>
-        <w:t>5.3 Modelo Avanzado — LSTM (</w:t>
+        <w:t>5.3 Modelo Avanzado — LSTM (PyTorch)</w:t>
       </w:r>
-      <w:proofErr w:type="spellStart"/>
+    </w:p>
+    <w:p>
+      <w:pPr>
+        <w:jc w:val="both"/>
+        <w:rPr>
+          <w:lang w:val="es-GT"/>
+        </w:rPr>
+      </w:pPr>
       <w:r>
         <w:rPr>
-          <w:rFonts w:ascii="Calibri" w:hAnsi="Calibri"/>
-          <w:color w:val="auto"/>
-          <w:lang w:val="es-GT"/>
-        </w:rPr>
-        <w:t>PyTorch</w:t>
+          <w:lang w:val="es-GT"/>
+        </w:rPr>
+        <w:t>El modelo LSTM (Long Short-Term Memory) analiza los MFCCs como una secuencia temporal, capturando la dinámica del habla frame a frame. A diferencia del modelo base que usa estadísticas agregadas, el LSTM procesa los 151 timesteps × 13 features de forma secuencial.</w:t>
       </w:r>
-      <w:proofErr w:type="spellEnd"/>
+    </w:p>
+    <w:p>
+      <w:pPr>
+        <w:jc w:val="both"/>
+      </w:pPr>
       <w:r>
-        <w:rPr>
-          <w:rFonts w:ascii="Calibri" w:hAnsi="Calibri"/>
-          <w:color w:val="auto"/>
-          <w:lang w:val="es-GT"/>
-        </w:rPr>
-        <w:t>)</w:t>
+        <w:t>Arquitectura:</w:t>
       </w:r>
     </w:p>
     <w:p>
       <w:pPr>
-        <w:jc w:val="both"/>
-        <w:rPr>
-          <w:lang w:val="es-GT"/>
-        </w:rPr>
-      </w:pPr>
-      <w:r>
-        <w:rPr>
-          <w:lang w:val="es-GT"/>
-        </w:rPr>
-        <w:t>El modelo LSTM (Long Short-</w:t>
-      </w:r>
-      <w:proofErr w:type="spellStart"/>
-      <w:r>
-        <w:rPr>
-          <w:lang w:val="es-GT"/>
-        </w:rPr>
-        <w:t>Term</w:t>
-      </w:r>
-      <w:proofErr w:type="spellEnd"/>
-      <w:r>
-        <w:rPr>
-          <w:lang w:val="es-GT"/>
-        </w:rPr>
-        <w:t xml:space="preserve"> Memory) analiza los </w:t>
-      </w:r>
-      <w:proofErr w:type="spellStart"/>
-      <w:r>
-        <w:rPr>
-          <w:lang w:val="es-GT"/>
-        </w:rPr>
-        <w:t>MFCCs</w:t>
-      </w:r>
-      <w:proofErr w:type="spellEnd"/>
-      <w:r>
-        <w:rPr>
-          <w:lang w:val="es-GT"/>
-        </w:rPr>
-        <w:t xml:space="preserve"> como una secuencia temporal, capturando la dinámica del habla </w:t>
-      </w:r>
-      <w:proofErr w:type="spellStart"/>
-      <w:proofErr w:type="gramStart"/>
-      <w:r>
-        <w:rPr>
-          <w:lang w:val="es-GT"/>
-        </w:rPr>
-        <w:t>frame</w:t>
-      </w:r>
-      <w:proofErr w:type="spellEnd"/>
-      <w:proofErr w:type="gramEnd"/>
-      <w:r>
-        <w:rPr>
-          <w:lang w:val="es-GT"/>
-        </w:rPr>
-        <w:t xml:space="preserve"> a </w:t>
-      </w:r>
-      <w:proofErr w:type="spellStart"/>
-      <w:proofErr w:type="gramStart"/>
-      <w:r>
-        <w:rPr>
-          <w:lang w:val="es-GT"/>
-        </w:rPr>
-        <w:t>frame</w:t>
-      </w:r>
-      <w:proofErr w:type="spellEnd"/>
-      <w:proofErr w:type="gramEnd"/>
-      <w:r>
-        <w:rPr>
-          <w:lang w:val="es-GT"/>
-        </w:rPr>
-        <w:t xml:space="preserve">. A diferencia del modelo base que usa estadísticas agregadas, el LSTM procesa los 151 </w:t>
-      </w:r>
-      <w:proofErr w:type="spellStart"/>
-      <w:r>
-        <w:rPr>
-          <w:lang w:val="es-GT"/>
-        </w:rPr>
-        <w:t>timesteps</w:t>
-      </w:r>
-      <w:proofErr w:type="spellEnd"/>
-      <w:r>
-        <w:rPr>
-          <w:lang w:val="es-GT"/>
-        </w:rPr>
-        <w:t xml:space="preserve"> × 13 </w:t>
-      </w:r>
-      <w:proofErr w:type="spellStart"/>
-      <w:r>
-        <w:rPr>
-          <w:lang w:val="es-GT"/>
-        </w:rPr>
-        <w:t>features</w:t>
-      </w:r>
-      <w:proofErr w:type="spellEnd"/>
-      <w:r>
-        <w:rPr>
-          <w:lang w:val="es-GT"/>
-        </w:rPr>
-        <w:t xml:space="preserve"> de forma secuencial.</w:t>
-      </w:r>
-    </w:p>
-    <w:p>
-      <w:pPr>
-        <w:jc w:val="both"/>
-      </w:pPr>
-      <w:proofErr w:type="spellStart"/>
-      <w:r>
-        <w:t>Arquitectura</w:t>
-      </w:r>
-      <w:proofErr w:type="spellEnd"/>
-      <w:r>
-        <w:t>:</w:t>
-      </w:r>
-    </w:p>
-    <w:p>
-      <w:pPr>
-        <w:pStyle w:val="Listaconvietas"/>
+        <w:pStyle w:val="ListBullet"/>
       </w:pPr>
       <w:r>
         <w:t>Input: (batch, 151 timesteps, 13 MFCCs)</w:t>
@@ -3283,7 +2039,7 @@
     </w:p>
     <w:p>
       <w:pPr>
-        <w:pStyle w:val="Listaconvietas"/>
+        <w:pStyle w:val="ListBullet"/>
       </w:pPr>
       <w:r>
         <w:t>LSTM(128 unidades, batch_first=True) → Dropout(0.3)</w:t>
@@ -3291,89 +2047,24 @@
     </w:p>
     <w:p>
       <w:pPr>
-        <w:pStyle w:val="Listaconvietas"/>
-        <w:rPr>
-          <w:lang w:val="es-GT"/>
-        </w:rPr>
-      </w:pPr>
-      <w:proofErr w:type="gramStart"/>
+        <w:pStyle w:val="ListBullet"/>
+        <w:rPr>
+          <w:lang w:val="es-GT"/>
+        </w:rPr>
+      </w:pPr>
       <w:r>
         <w:rPr>
           <w:lang w:val="es-GT"/>
         </w:rPr>
-        <w:t>LSTM(</w:t>
+        <w:t>LSTM(64 unidades) → último timestep → Dropout(0.3)</w:t>
       </w:r>
-      <w:proofErr w:type="gramEnd"/>
+    </w:p>
+    <w:p>
+      <w:pPr>
+        <w:pStyle w:val="ListBullet"/>
+      </w:pPr>
       <w:r>
-        <w:rPr>
-          <w:lang w:val="es-GT"/>
-        </w:rPr>
-        <w:t xml:space="preserve">64 unidades) → último </w:t>
-      </w:r>
-      <w:proofErr w:type="spellStart"/>
-      <w:r>
-        <w:rPr>
-          <w:lang w:val="es-GT"/>
-        </w:rPr>
-        <w:t>timestep</w:t>
-      </w:r>
-      <w:proofErr w:type="spellEnd"/>
-      <w:r>
-        <w:rPr>
-          <w:lang w:val="es-GT"/>
-        </w:rPr>
-        <w:t xml:space="preserve"> → </w:t>
-      </w:r>
-      <w:proofErr w:type="spellStart"/>
-      <w:proofErr w:type="gramStart"/>
-      <w:r>
-        <w:rPr>
-          <w:lang w:val="es-GT"/>
-        </w:rPr>
-        <w:t>Dropout</w:t>
-      </w:r>
-      <w:proofErr w:type="spellEnd"/>
-      <w:r>
-        <w:rPr>
-          <w:lang w:val="es-GT"/>
-        </w:rPr>
-        <w:t>(</w:t>
-      </w:r>
-      <w:proofErr w:type="gramEnd"/>
-      <w:r>
-        <w:rPr>
-          <w:lang w:val="es-GT"/>
-        </w:rPr>
-        <w:t>0.3)</w:t>
-      </w:r>
-    </w:p>
-    <w:p>
-      <w:pPr>
-        <w:pStyle w:val="Listaconvietas"/>
-      </w:pPr>
-      <w:proofErr w:type="gramStart"/>
-      <w:r>
-        <w:t>Linear(</w:t>
-      </w:r>
-      <w:proofErr w:type="gramEnd"/>
-      <w:r>
-        <w:t xml:space="preserve">64→64, </w:t>
-      </w:r>
-      <w:proofErr w:type="spellStart"/>
-      <w:r>
-        <w:t>ReLU</w:t>
-      </w:r>
-      <w:proofErr w:type="spellEnd"/>
-      <w:r>
-        <w:t xml:space="preserve">) → </w:t>
-      </w:r>
-      <w:proofErr w:type="gramStart"/>
-      <w:r>
-        <w:t>Linear(</w:t>
-      </w:r>
-      <w:proofErr w:type="gramEnd"/>
-      <w:r>
-        <w:t>64→8 clases)</w:t>
+        <w:t>Linear(64→64, ReLU) → Linear(64→8 clases)</w:t>
       </w:r>
     </w:p>
     <w:p>
@@ -3400,7 +2091,7 @@
     </w:p>
     <w:p>
       <w:pPr>
-        <w:pStyle w:val="Ttulo1"/>
+        <w:pStyle w:val="Heading1"/>
         <w:rPr>
           <w:color w:val="auto"/>
         </w:rPr>
@@ -3416,7 +2107,7 @@
     </w:p>
     <w:p>
       <w:pPr>
-        <w:pStyle w:val="Ttulo2"/>
+        <w:pStyle w:val="Heading2"/>
         <w:rPr>
           <w:color w:val="auto"/>
         </w:rPr>
@@ -3431,7 +2122,7 @@
     </w:p>
     <w:tbl>
       <w:tblPr>
-        <w:tblStyle w:val="Tablaconcuadrcula"/>
+        <w:tblStyle w:val="TableGrid"/>
         <w:tblW w:w="0" w:type="auto"/>
         <w:jc w:val="center"/>
         <w:tblLook w:val="04A0" w:firstRow="1" w:lastRow="0" w:firstColumn="1" w:lastColumn="0" w:noHBand="0" w:noVBand="1"/>
@@ -3756,40 +2447,12 @@
         <w:rPr>
           <w:lang w:val="es-GT"/>
         </w:rPr>
-        <w:t xml:space="preserve">El LSTM supera al modelo base en 1.2 puntos porcentuales en el conjunto de prueba, demostrando que la información temporal de los </w:t>
+        <w:t>El LSTM supera al modelo base en 1.2 puntos porcentuales en el conjunto de prueba, demostrando que la información temporal de los MFCCs aporta valor adicional para discriminar entre comandos de voz similares (ej: 'izquierda' vs 'derecha').</w:t>
       </w:r>
-      <w:proofErr w:type="spellStart"/>
-      <w:r>
-        <w:rPr>
-          <w:lang w:val="es-GT"/>
-        </w:rPr>
-        <w:t>MFCCs</w:t>
-      </w:r>
-      <w:proofErr w:type="spellEnd"/>
-      <w:r>
-        <w:rPr>
-          <w:lang w:val="es-GT"/>
-        </w:rPr>
-        <w:t xml:space="preserve"> aporta valor adicional para discriminar entre comandos de voz similares (</w:t>
-      </w:r>
-      <w:proofErr w:type="spellStart"/>
-      <w:r>
-        <w:rPr>
-          <w:lang w:val="es-GT"/>
-        </w:rPr>
-        <w:t>ej</w:t>
-      </w:r>
-      <w:proofErr w:type="spellEnd"/>
-      <w:r>
-        <w:rPr>
-          <w:lang w:val="es-GT"/>
-        </w:rPr>
-        <w:t>: 'izquierda' vs 'derecha').</w:t>
-      </w:r>
-    </w:p>
-    <w:p>
-      <w:pPr>
-        <w:pStyle w:val="Ttulo2"/>
+    </w:p>
+    <w:p>
+      <w:pPr>
+        <w:pStyle w:val="Heading2"/>
         <w:rPr>
           <w:color w:val="auto"/>
           <w:lang w:val="es-GT"/>
@@ -3815,40 +2478,12 @@
         <w:rPr>
           <w:lang w:val="es-GT"/>
         </w:rPr>
-        <w:t xml:space="preserve">Se aplicó </w:t>
-      </w:r>
-      <w:proofErr w:type="spellStart"/>
-      <w:r>
-        <w:rPr>
-          <w:lang w:val="es-GT"/>
-        </w:rPr>
-        <w:t>StratifiedKFold</w:t>
-      </w:r>
-      <w:proofErr w:type="spellEnd"/>
-      <w:r>
-        <w:rPr>
-          <w:lang w:val="es-GT"/>
-        </w:rPr>
-        <w:t xml:space="preserve"> con K=6 sobre todo el </w:t>
-      </w:r>
-      <w:proofErr w:type="spellStart"/>
-      <w:r>
-        <w:rPr>
-          <w:lang w:val="es-GT"/>
-        </w:rPr>
-        <w:t>dataset</w:t>
-      </w:r>
-      <w:proofErr w:type="spellEnd"/>
-      <w:r>
-        <w:rPr>
-          <w:lang w:val="es-GT"/>
-        </w:rPr>
-        <w:t xml:space="preserve"> para verificar la estabilidad del modelo base (MLP):</w:t>
+        <w:t>Se aplicó StratifiedKFold con K=6 sobre todo el dataset para verificar la estabilidad del modelo base (MLP):</w:t>
       </w:r>
     </w:p>
     <w:tbl>
       <w:tblPr>
-        <w:tblStyle w:val="Tablaconcuadrcula"/>
+        <w:tblStyle w:val="TableGrid"/>
         <w:tblW w:w="0" w:type="auto"/>
         <w:jc w:val="center"/>
         <w:tblLook w:val="04A0" w:firstRow="1" w:lastRow="0" w:firstColumn="1" w:lastColumn="0" w:noHBand="0" w:noVBand="1"/>
@@ -4226,7 +2861,7 @@
     <w:p/>
     <w:p>
       <w:pPr>
-        <w:pStyle w:val="Ttulo2"/>
+        <w:pStyle w:val="Heading2"/>
         <w:rPr>
           <w:color w:val="auto"/>
         </w:rPr>
@@ -4255,7 +2890,7 @@
     </w:p>
     <w:tbl>
       <w:tblPr>
-        <w:tblStyle w:val="Tablaconcuadrcula"/>
+        <w:tblStyle w:val="TableGrid"/>
         <w:tblW w:w="0" w:type="auto"/>
         <w:jc w:val="center"/>
         <w:tblLook w:val="04A0" w:firstRow="1" w:lastRow="0" w:firstColumn="1" w:lastColumn="0" w:noHBand="0" w:noVBand="1"/>
@@ -4278,14 +2913,12 @@
             <w:pPr>
               <w:jc w:val="center"/>
             </w:pPr>
-            <w:proofErr w:type="spellStart"/>
             <w:r>
               <w:rPr>
                 <w:b/>
               </w:rPr>
               <w:t>Secuencia</w:t>
             </w:r>
-            <w:proofErr w:type="spellEnd"/>
           </w:p>
         </w:tc>
         <w:tc>
@@ -4679,7 +3312,7 @@
     <w:p/>
     <w:p>
       <w:pPr>
-        <w:pStyle w:val="Ttulo2"/>
+        <w:pStyle w:val="Heading2"/>
         <w:rPr>
           <w:color w:val="auto"/>
         </w:rPr>
@@ -4695,7 +3328,7 @@
     </w:p>
     <w:tbl>
       <w:tblPr>
-        <w:tblStyle w:val="Tablaconcuadrcula"/>
+        <w:tblStyle w:val="TableGrid"/>
         <w:tblW w:w="0" w:type="auto"/>
         <w:jc w:val="center"/>
         <w:tblLook w:val="04A0" w:firstRow="1" w:lastRow="0" w:firstColumn="1" w:lastColumn="0" w:noHBand="0" w:noVBand="1"/>
@@ -5139,7 +3772,7 @@
     </w:p>
     <w:p>
       <w:pPr>
-        <w:pStyle w:val="Ttulo2"/>
+        <w:pStyle w:val="Heading2"/>
         <w:rPr>
           <w:color w:val="auto"/>
         </w:rPr>
@@ -5149,44 +3782,12 @@
           <w:rFonts w:ascii="Calibri" w:hAnsi="Calibri"/>
           <w:color w:val="auto"/>
         </w:rPr>
-        <w:t xml:space="preserve">6.5 </w:t>
-      </w:r>
-      <w:proofErr w:type="spellStart"/>
-      <w:r>
-        <w:rPr>
-          <w:rFonts w:ascii="Calibri" w:hAnsi="Calibri"/>
-          <w:color w:val="auto"/>
-        </w:rPr>
-        <w:t>Comandos</w:t>
-      </w:r>
-      <w:proofErr w:type="spellEnd"/>
-      <w:r>
-        <w:rPr>
-          <w:rFonts w:ascii="Calibri" w:hAnsi="Calibri"/>
-          <w:color w:val="auto"/>
-        </w:rPr>
-        <w:t xml:space="preserve"> </w:t>
-      </w:r>
-      <w:proofErr w:type="spellStart"/>
-      <w:r>
-        <w:rPr>
-          <w:rFonts w:ascii="Calibri" w:hAnsi="Calibri"/>
-          <w:color w:val="auto"/>
-        </w:rPr>
-        <w:t>implementados</w:t>
-      </w:r>
-      <w:proofErr w:type="spellEnd"/>
-      <w:r>
-        <w:rPr>
-          <w:rFonts w:ascii="Calibri" w:hAnsi="Calibri"/>
-          <w:color w:val="auto"/>
-        </w:rPr>
-        <w:t xml:space="preserve"> y protocolo serial</w:t>
+        <w:t>6.5 Comandos implementados y protocolo serial</w:t>
       </w:r>
     </w:p>
     <w:tbl>
       <w:tblPr>
-        <w:tblStyle w:val="Tablaconcuadrcula"/>
+        <w:tblStyle w:val="TableGrid"/>
         <w:tblW w:w="0" w:type="auto"/>
         <w:jc w:val="center"/>
         <w:tblLook w:val="04A0" w:firstRow="1" w:lastRow="0" w:firstColumn="1" w:lastColumn="0" w:noHBand="0" w:noVBand="1"/>
@@ -5999,7 +4600,7 @@
     </w:tbl>
     <w:p>
       <w:pPr>
-        <w:pStyle w:val="Ttulo1"/>
+        <w:pStyle w:val="Heading1"/>
         <w:rPr>
           <w:rFonts w:ascii="Calibri" w:hAnsi="Calibri"/>
           <w:color w:val="auto"/>
@@ -6022,7 +4623,7 @@
     </w:p>
     <w:p>
       <w:pPr>
-        <w:pStyle w:val="Ttulo1"/>
+        <w:pStyle w:val="Heading1"/>
         <w:rPr>
           <w:color w:val="auto"/>
         </w:rPr>
@@ -6038,7 +4639,7 @@
     </w:p>
     <w:p>
       <w:pPr>
-        <w:pStyle w:val="Ttulo2"/>
+        <w:pStyle w:val="Heading2"/>
         <w:rPr>
           <w:color w:val="auto"/>
         </w:rPr>
@@ -6067,7 +4668,7 @@
     </w:p>
     <w:p>
       <w:pPr>
-        <w:pStyle w:val="Listaconvietas"/>
+        <w:pStyle w:val="ListBullet"/>
         <w:rPr>
           <w:lang w:val="es-GT"/>
         </w:rPr>
@@ -6076,26 +4677,40 @@
         <w:rPr>
           <w:lang w:val="es-GT"/>
         </w:rPr>
-        <w:t xml:space="preserve">Capa de Entrada (Laptop): micrófono → </w:t>
+        <w:t>Capa de Entrada (Laptop): micrófono → sounddevice → VAD → extracción MFCC → clasificador ML (MLP/LSTM) → detección de comandos compuestos → Flask SSE → navegador web.</w:t>
       </w:r>
-      <w:proofErr w:type="spellStart"/>
+    </w:p>
+    <w:p>
+      <w:pPr>
+        <w:pStyle w:val="ListBullet"/>
+        <w:rPr>
+          <w:lang w:val="es-GT"/>
+        </w:rPr>
+      </w:pPr>
       <w:r>
         <w:rPr>
           <w:lang w:val="es-GT"/>
         </w:rPr>
-        <w:t>sounddevice</w:t>
+        <w:t>Capa de Comunicación WiFi (ESP32–NodeMCU32): servidor HTTP en puerto 80. Recibe comandos en POST /cmd, construye paquete binario de 5 bytes y lo envía por Serial2 (GPIO17) al Arduino cada 100 ms.</w:t>
       </w:r>
-      <w:proofErr w:type="spellEnd"/>
+    </w:p>
+    <w:p>
+      <w:pPr>
+        <w:pStyle w:val="ListBullet"/>
+        <w:rPr>
+          <w:lang w:val="es-GT"/>
+        </w:rPr>
+      </w:pPr>
       <w:r>
         <w:rPr>
           <w:lang w:val="es-GT"/>
         </w:rPr>
-        <w:t xml:space="preserve"> → VAD → extracción MFCC → clasificador ML (MLP/LSTM) → detección de comandos compuestos → Flask SSE → navegador web.</w:t>
+        <w:t>Capa de Control (Arduino Uno): parser serial con sincronización por magic byte 0xAA. Buffer de 5 bytes. Actualiza parámetros de motores sin bloquear el loop.</w:t>
       </w:r>
     </w:p>
     <w:p>
       <w:pPr>
-        <w:pStyle w:val="Listaconvietas"/>
+        <w:pStyle w:val="ListBullet"/>
         <w:rPr>
           <w:lang w:val="es-GT"/>
         </w:rPr>
@@ -6104,124 +4719,153 @@
         <w:rPr>
           <w:lang w:val="es-GT"/>
         </w:rPr>
-        <w:t xml:space="preserve">Capa de Comunicación </w:t>
+        <w:t>Capa de Actuación (2× 28BYJ-48 + ULN2003): secuencia half-step de 8 fases, 1200 µs/paso, movimiento simultáneo de ambos motores.</w:t>
       </w:r>
-      <w:proofErr w:type="spellStart"/>
+    </w:p>
+    <w:p>
+      <w:pPr>
+        <w:pStyle w:val="ListBullet"/>
+        <w:numPr>
+          <w:ilvl w:val="0"/>
+          <w:numId w:val="0"/>
+        </w:numPr>
+        <w:ind w:left="360" w:hanging="360"/>
+        <w:rPr>
+          <w:lang w:val="es-GT"/>
+        </w:rPr>
+      </w:pPr>
+    </w:p>
+    <w:p>
+      <w:pPr>
+        <w:pStyle w:val="ListBullet"/>
+        <w:numPr>
+          <w:ilvl w:val="0"/>
+          <w:numId w:val="0"/>
+        </w:numPr>
+        <w:ind w:left="360" w:hanging="360"/>
+        <w:rPr>
+          <w:b/>
+          <w:bCs/>
+          <w:lang w:val="es-GT"/>
+        </w:rPr>
+      </w:pPr>
       <w:r>
         <w:rPr>
-          <w:lang w:val="es-GT"/>
-        </w:rPr>
-        <w:t>WiFi</w:t>
+          <w:b/>
+          <w:bCs/>
+          <w:lang w:val="es-GT"/>
+        </w:rPr>
+        <w:t>Diagrama de Arquitectura del sistema</w:t>
       </w:r>
-      <w:proofErr w:type="spellEnd"/>
+    </w:p>
+    <w:p>
+      <w:pPr>
+        <w:pStyle w:val="ListBullet"/>
+        <w:numPr>
+          <w:ilvl w:val="0"/>
+          <w:numId w:val="0"/>
+        </w:numPr>
+        <w:ind w:left="360" w:hanging="360"/>
+        <w:rPr>
+          <w:lang w:val="es-ES"/>
+        </w:rPr>
+      </w:pPr>
       <w:r>
         <w:rPr>
-          <w:lang w:val="es-GT"/>
-        </w:rPr>
-        <w:t xml:space="preserve"> (ESP32–NodeMCU32): servidor HTTP en puerto 80. Recibe comandos en POST /</w:t>
+          <w:lang w:val="es-ES"/>
+        </w:rPr>
+        <w:drawing>
+          <wp:inline distT="0" distB="0" distL="0" distR="0" wp14:anchorId="2B04D65A" wp14:editId="750D8742">
+            <wp:extent cx="5722620" cy="3557430"/>
+            <wp:effectExtent l="0" t="0" r="0" b="5080"/>
+            <wp:docPr id="192095601" name="Picture 1"/>
+            <wp:cNvGraphicFramePr>
+              <a:graphicFrameLocks xmlns:a="http://schemas.openxmlformats.org/drawingml/2006/main" noChangeAspect="1"/>
+            </wp:cNvGraphicFramePr>
+            <a:graphic xmlns:a="http://schemas.openxmlformats.org/drawingml/2006/main">
+              <a:graphicData uri="http://schemas.openxmlformats.org/drawingml/2006/picture">
+                <pic:pic xmlns:pic="http://schemas.openxmlformats.org/drawingml/2006/picture">
+                  <pic:nvPicPr>
+                    <pic:cNvPr id="192095601" name=""/>
+                    <pic:cNvPicPr/>
+                  </pic:nvPicPr>
+                  <pic:blipFill>
+                    <a:blip r:embed="rId6"/>
+                    <a:stretch>
+                      <a:fillRect/>
+                    </a:stretch>
+                  </pic:blipFill>
+                  <pic:spPr>
+                    <a:xfrm>
+                      <a:off x="0" y="0"/>
+                      <a:ext cx="5724702" cy="3558724"/>
+                    </a:xfrm>
+                    <a:prstGeom prst="rect">
+                      <a:avLst/>
+                    </a:prstGeom>
+                  </pic:spPr>
+                </pic:pic>
+              </a:graphicData>
+            </a:graphic>
+          </wp:inline>
+        </w:drawing>
       </w:r>
-      <w:proofErr w:type="spellStart"/>
-      <w:r>
-        <w:rPr>
-          <w:lang w:val="es-GT"/>
-        </w:rPr>
-        <w:t>cmd</w:t>
-      </w:r>
-      <w:proofErr w:type="spellEnd"/>
-      <w:r>
-        <w:rPr>
-          <w:lang w:val="es-GT"/>
-        </w:rPr>
-        <w:t>, construye paquete binario de 5 bytes y lo envía por Serial2 (GPIO17) al Arduino cada 100 ms.</w:t>
-      </w:r>
-    </w:p>
-    <w:p>
-      <w:pPr>
-        <w:pStyle w:val="Listaconvietas"/>
-        <w:rPr>
-          <w:lang w:val="es-GT"/>
-        </w:rPr>
-      </w:pPr>
-      <w:r>
-        <w:rPr>
-          <w:lang w:val="es-GT"/>
-        </w:rPr>
-        <w:t xml:space="preserve">Capa de Control (Arduino Uno): </w:t>
-      </w:r>
-      <w:proofErr w:type="spellStart"/>
-      <w:r>
-        <w:rPr>
-          <w:lang w:val="es-GT"/>
-        </w:rPr>
-        <w:t>parser</w:t>
-      </w:r>
-      <w:proofErr w:type="spellEnd"/>
-      <w:r>
-        <w:rPr>
-          <w:lang w:val="es-GT"/>
-        </w:rPr>
-        <w:t xml:space="preserve"> serial con sincronización por </w:t>
-      </w:r>
-      <w:proofErr w:type="spellStart"/>
-      <w:r>
-        <w:rPr>
-          <w:lang w:val="es-GT"/>
-        </w:rPr>
-        <w:t>magic</w:t>
-      </w:r>
-      <w:proofErr w:type="spellEnd"/>
-      <w:r>
-        <w:rPr>
-          <w:lang w:val="es-GT"/>
-        </w:rPr>
-        <w:t xml:space="preserve"> byte 0xAA. Buffer de 5 bytes. Actualiza parámetros de motores sin bloquear el </w:t>
-      </w:r>
-      <w:proofErr w:type="spellStart"/>
-      <w:r>
-        <w:rPr>
-          <w:lang w:val="es-GT"/>
-        </w:rPr>
-        <w:t>loop</w:t>
-      </w:r>
-      <w:proofErr w:type="spellEnd"/>
-      <w:r>
-        <w:rPr>
-          <w:lang w:val="es-GT"/>
-        </w:rPr>
-        <w:t>.</w:t>
-      </w:r>
-    </w:p>
-    <w:p>
-      <w:pPr>
-        <w:pStyle w:val="Listaconvietas"/>
-        <w:rPr>
-          <w:lang w:val="es-GT"/>
-        </w:rPr>
-      </w:pPr>
-      <w:r>
-        <w:rPr>
-          <w:lang w:val="es-GT"/>
-        </w:rPr>
-        <w:t xml:space="preserve">Capa de Actuación (2× 28BYJ-48 + ULN2003): secuencia </w:t>
-      </w:r>
-      <w:proofErr w:type="spellStart"/>
-      <w:r>
-        <w:rPr>
-          <w:lang w:val="es-GT"/>
-        </w:rPr>
-        <w:t>half</w:t>
-      </w:r>
-      <w:proofErr w:type="spellEnd"/>
-      <w:r>
-        <w:rPr>
-          <w:lang w:val="es-GT"/>
-        </w:rPr>
-        <w:t>-step de 8 fases, 1200 µs/paso, movimiento simultáneo de ambos motores.</w:t>
-      </w:r>
-    </w:p>
-    <w:p>
-      <w:pPr>
-        <w:pStyle w:val="Ttulo2"/>
+    </w:p>
+    <w:p>
+      <w:pPr>
+        <w:pStyle w:val="ListBullet"/>
+        <w:numPr>
+          <w:ilvl w:val="0"/>
+          <w:numId w:val="0"/>
+        </w:numPr>
+        <w:ind w:left="360" w:hanging="360"/>
+        <w:rPr>
+          <w:lang w:val="es-ES"/>
+        </w:rPr>
+      </w:pPr>
+    </w:p>
+    <w:p>
+      <w:pPr>
+        <w:pStyle w:val="ListBullet"/>
+        <w:numPr>
+          <w:ilvl w:val="0"/>
+          <w:numId w:val="0"/>
+        </w:numPr>
+        <w:ind w:left="360" w:hanging="360"/>
+        <w:rPr>
+          <w:lang w:val="es-ES"/>
+        </w:rPr>
+      </w:pPr>
+    </w:p>
+    <w:p>
+      <w:pPr>
+        <w:pStyle w:val="ListBullet"/>
+        <w:numPr>
+          <w:ilvl w:val="0"/>
+          <w:numId w:val="0"/>
+        </w:numPr>
+        <w:ind w:left="360" w:hanging="360"/>
+        <w:rPr>
+          <w:lang w:val="es-ES"/>
+        </w:rPr>
+      </w:pPr>
+    </w:p>
+    <w:p>
+      <w:pPr>
+        <w:pStyle w:val="ListBullet"/>
+        <w:numPr>
+          <w:ilvl w:val="0"/>
+          <w:numId w:val="0"/>
+        </w:numPr>
+        <w:ind w:left="360" w:hanging="360"/>
+        <w:rPr>
+          <w:lang w:val="es-ES"/>
+        </w:rPr>
+      </w:pPr>
+    </w:p>
+    <w:p>
+      <w:pPr>
+        <w:pStyle w:val="Heading2"/>
         <w:rPr>
           <w:color w:val="auto"/>
         </w:rPr>
@@ -6231,494 +4875,147 @@
           <w:rFonts w:ascii="Calibri" w:hAnsi="Calibri"/>
           <w:color w:val="auto"/>
         </w:rPr>
-        <w:t xml:space="preserve">7.2 </w:t>
+        <w:lastRenderedPageBreak/>
+        <w:t>7.2 Flujo de interacción</w:t>
       </w:r>
-      <w:proofErr w:type="spellStart"/>
+    </w:p>
+    <w:p>
+      <w:pPr>
+        <w:pStyle w:val="ListBullet"/>
+        <w:rPr>
+          <w:lang w:val="es-GT"/>
+        </w:rPr>
+      </w:pPr>
+      <w:r>
+        <w:rPr>
+          <w:lang w:val="es-GT"/>
+        </w:rPr>
+        <w:t>El usuario habla un comando (ej: 'adelante') frente al micrófono de la laptop.</w:t>
+      </w:r>
+    </w:p>
+    <w:p>
+      <w:pPr>
+        <w:pStyle w:val="ListBullet"/>
+        <w:rPr>
+          <w:lang w:val="es-GT"/>
+        </w:rPr>
+      </w:pPr>
+      <w:r>
+        <w:rPr>
+          <w:lang w:val="es-GT"/>
+        </w:rPr>
+        <w:t>sounddevice captura 1.5 s de audio. El VAD verifica que la energía RMS supere el umbral de -35 dB.</w:t>
+      </w:r>
+    </w:p>
+    <w:p>
+      <w:pPr>
+        <w:pStyle w:val="ListBullet"/>
+        <w:rPr>
+          <w:lang w:val="es-GT"/>
+        </w:rPr>
+      </w:pPr>
+      <w:r>
+        <w:rPr>
+          <w:lang w:val="es-GT"/>
+        </w:rPr>
+        <w:t>librosa extrae los 39 features MFCC. El StandardScaler normaliza el vector.</w:t>
+      </w:r>
+    </w:p>
+    <w:p>
+      <w:pPr>
+        <w:pStyle w:val="ListBullet"/>
+        <w:rPr>
+          <w:lang w:val="es-GT"/>
+        </w:rPr>
+      </w:pPr>
+      <w:r>
+        <w:rPr>
+          <w:lang w:val="es-GT"/>
+        </w:rPr>
+        <w:t>El modelo MLP predice la clase con &gt;97% accuracy. Si el LSTM está disponible, confirma la predicción.</w:t>
+      </w:r>
+    </w:p>
+    <w:p>
+      <w:pPr>
+        <w:pStyle w:val="ListBullet"/>
+        <w:rPr>
+          <w:lang w:val="es-GT"/>
+        </w:rPr>
+      </w:pPr>
+      <w:r>
+        <w:rPr>
+          <w:lang w:val="es-GT"/>
+        </w:rPr>
+        <w:t>Se verifica el buffer de comandos compuestos. Si hay secuencia válida en &lt;6 s, se ejecuta la acción combinada.</w:t>
+      </w:r>
+    </w:p>
+    <w:p>
+      <w:pPr>
+        <w:pStyle w:val="ListBullet"/>
+      </w:pPr>
+      <w:r>
+        <w:t>Flask envía HTTP POST a http://192.168.0.32/cmd con JSON {"cmd": "RECTA_10S"}.</w:t>
+      </w:r>
+    </w:p>
+    <w:p>
+      <w:pPr>
+        <w:pStyle w:val="ListBullet"/>
+        <w:rPr>
+          <w:lang w:val="es-GT"/>
+        </w:rPr>
+      </w:pPr>
+      <w:r>
+        <w:rPr>
+          <w:lang w:val="es-GT"/>
+        </w:rPr>
+        <w:t>El ESP32 actualiza currentCmd y construye el paquete [0xAA, 50, 0x01, 50, 0x00].</w:t>
+      </w:r>
+    </w:p>
+    <w:p>
+      <w:pPr>
+        <w:pStyle w:val="ListBullet"/>
+        <w:rPr>
+          <w:lang w:val="es-GT"/>
+        </w:rPr>
+      </w:pPr>
+      <w:r>
+        <w:rPr>
+          <w:lang w:val="es-GT"/>
+        </w:rPr>
+        <w:t>El Arduino decodifica el paquete y avanza los motores L y R en paralelo durante 10 segundos.</w:t>
+      </w:r>
+    </w:p>
+    <w:p>
+      <w:pPr>
+        <w:pStyle w:val="ListBullet"/>
+        <w:numPr>
+          <w:ilvl w:val="0"/>
+          <w:numId w:val="0"/>
+        </w:numPr>
+        <w:ind w:left="360" w:hanging="360"/>
+        <w:rPr>
+          <w:lang w:val="es-GT"/>
+        </w:rPr>
+      </w:pPr>
+    </w:p>
+    <w:p>
+      <w:pPr>
+        <w:pStyle w:val="Heading2"/>
+        <w:rPr>
+          <w:color w:val="auto"/>
+        </w:rPr>
+      </w:pPr>
       <w:r>
         <w:rPr>
           <w:rFonts w:ascii="Calibri" w:hAnsi="Calibri"/>
           <w:color w:val="auto"/>
         </w:rPr>
-        <w:t>Flujo</w:t>
+        <w:t>7.3 Casos de uso</w:t>
       </w:r>
-      <w:proofErr w:type="spellEnd"/>
-      <w:r>
-        <w:rPr>
-          <w:rFonts w:ascii="Calibri" w:hAnsi="Calibri"/>
-          <w:color w:val="auto"/>
-        </w:rPr>
-        <w:t xml:space="preserve"> de </w:t>
-      </w:r>
-      <w:proofErr w:type="spellStart"/>
-      <w:r>
-        <w:rPr>
-          <w:rFonts w:ascii="Calibri" w:hAnsi="Calibri"/>
-          <w:color w:val="auto"/>
-        </w:rPr>
-        <w:t>interacción</w:t>
-      </w:r>
-      <w:proofErr w:type="spellEnd"/>
-    </w:p>
-    <w:p>
-      <w:pPr>
-        <w:pStyle w:val="Listaconvietas"/>
-        <w:rPr>
-          <w:lang w:val="es-GT"/>
-        </w:rPr>
-      </w:pPr>
-      <w:r>
-        <w:rPr>
-          <w:lang w:val="es-GT"/>
-        </w:rPr>
-        <w:t>El usuario habla un comando (</w:t>
-      </w:r>
-      <w:proofErr w:type="spellStart"/>
-      <w:r>
-        <w:rPr>
-          <w:lang w:val="es-GT"/>
-        </w:rPr>
-        <w:t>ej</w:t>
-      </w:r>
-      <w:proofErr w:type="spellEnd"/>
-      <w:r>
-        <w:rPr>
-          <w:lang w:val="es-GT"/>
-        </w:rPr>
-        <w:t>: 'adelante') frente al micrófono de la laptop.</w:t>
-      </w:r>
-    </w:p>
-    <w:p>
-      <w:pPr>
-        <w:pStyle w:val="Listaconvietas"/>
-        <w:rPr>
-          <w:lang w:val="es-GT"/>
-        </w:rPr>
-      </w:pPr>
-      <w:proofErr w:type="spellStart"/>
-      <w:r>
-        <w:rPr>
-          <w:lang w:val="es-GT"/>
-        </w:rPr>
-        <w:t>sounddevice</w:t>
-      </w:r>
-      <w:proofErr w:type="spellEnd"/>
-      <w:r>
-        <w:rPr>
-          <w:lang w:val="es-GT"/>
-        </w:rPr>
-        <w:t xml:space="preserve"> captura 1.5 s de audio. El VAD verifica que la energía RMS supere el umbral de -35 dB.</w:t>
-      </w:r>
-    </w:p>
-    <w:p>
-      <w:pPr>
-        <w:pStyle w:val="Listaconvietas"/>
-        <w:rPr>
-          <w:lang w:val="es-GT"/>
-        </w:rPr>
-      </w:pPr>
-      <w:proofErr w:type="spellStart"/>
-      <w:r>
-        <w:rPr>
-          <w:lang w:val="es-GT"/>
-        </w:rPr>
-        <w:t>librosa</w:t>
-      </w:r>
-      <w:proofErr w:type="spellEnd"/>
-      <w:r>
-        <w:rPr>
-          <w:lang w:val="es-GT"/>
-        </w:rPr>
-        <w:t xml:space="preserve"> extrae los 39 </w:t>
-      </w:r>
-      <w:proofErr w:type="spellStart"/>
-      <w:r>
-        <w:rPr>
-          <w:lang w:val="es-GT"/>
-        </w:rPr>
-        <w:t>features</w:t>
-      </w:r>
-      <w:proofErr w:type="spellEnd"/>
-      <w:r>
-        <w:rPr>
-          <w:lang w:val="es-GT"/>
-        </w:rPr>
-        <w:t xml:space="preserve"> MFCC. El </w:t>
-      </w:r>
-      <w:proofErr w:type="spellStart"/>
-      <w:r>
-        <w:rPr>
-          <w:lang w:val="es-GT"/>
-        </w:rPr>
-        <w:t>StandardScaler</w:t>
-      </w:r>
-      <w:proofErr w:type="spellEnd"/>
-      <w:r>
-        <w:rPr>
-          <w:lang w:val="es-GT"/>
-        </w:rPr>
-        <w:t xml:space="preserve"> normaliza el vector.</w:t>
-      </w:r>
-    </w:p>
-    <w:p>
-      <w:pPr>
-        <w:pStyle w:val="Listaconvietas"/>
-        <w:rPr>
-          <w:lang w:val="es-GT"/>
-        </w:rPr>
-      </w:pPr>
-      <w:r>
-        <w:rPr>
-          <w:lang w:val="es-GT"/>
-        </w:rPr>
-        <w:t xml:space="preserve">El modelo MLP predice la clase con &gt;97% </w:t>
-      </w:r>
-      <w:proofErr w:type="spellStart"/>
-      <w:r>
-        <w:rPr>
-          <w:lang w:val="es-GT"/>
-        </w:rPr>
-        <w:t>accuracy</w:t>
-      </w:r>
-      <w:proofErr w:type="spellEnd"/>
-      <w:r>
-        <w:rPr>
-          <w:lang w:val="es-GT"/>
-        </w:rPr>
-        <w:t>. Si el LSTM está disponible, confirma la predicción.</w:t>
-      </w:r>
-    </w:p>
-    <w:p>
-      <w:pPr>
-        <w:pStyle w:val="Listaconvietas"/>
-        <w:rPr>
-          <w:lang w:val="es-GT"/>
-        </w:rPr>
-      </w:pPr>
-      <w:r>
-        <w:rPr>
-          <w:lang w:val="es-GT"/>
-        </w:rPr>
-        <w:t>Se verifica el buffer de comandos compuestos. Si hay secuencia válida en &lt;6 s, se ejecuta la acción combinada.</w:t>
-      </w:r>
-    </w:p>
-    <w:p>
-      <w:pPr>
-        <w:pStyle w:val="Listaconvietas"/>
-      </w:pPr>
-      <w:r>
-        <w:t xml:space="preserve">Flask </w:t>
-      </w:r>
-      <w:proofErr w:type="spellStart"/>
-      <w:r>
-        <w:t>envía</w:t>
-      </w:r>
-      <w:proofErr w:type="spellEnd"/>
-      <w:r>
-        <w:t xml:space="preserve"> HTTP POST a http://192.168.0.32/cmd con </w:t>
-      </w:r>
-      <w:proofErr w:type="gramStart"/>
-      <w:r>
-        <w:t>JSON {"</w:t>
-      </w:r>
-      <w:proofErr w:type="gramEnd"/>
-      <w:r>
-        <w:t>cmd": "RECTA_10</w:t>
-      </w:r>
-      <w:proofErr w:type="gramStart"/>
-      <w:r>
-        <w:t>S"}</w:t>
-      </w:r>
-      <w:proofErr w:type="gramEnd"/>
-      <w:r>
-        <w:t>.</w:t>
-      </w:r>
-    </w:p>
-    <w:p>
-      <w:pPr>
-        <w:pStyle w:val="Listaconvietas"/>
-        <w:rPr>
-          <w:lang w:val="es-GT"/>
-        </w:rPr>
-      </w:pPr>
-      <w:r>
-        <w:rPr>
-          <w:lang w:val="es-GT"/>
-        </w:rPr>
-        <w:t xml:space="preserve">El ESP32 actualiza </w:t>
-      </w:r>
-      <w:proofErr w:type="spellStart"/>
-      <w:r>
-        <w:rPr>
-          <w:lang w:val="es-GT"/>
-        </w:rPr>
-        <w:t>currentCmd</w:t>
-      </w:r>
-      <w:proofErr w:type="spellEnd"/>
-      <w:r>
-        <w:rPr>
-          <w:lang w:val="es-GT"/>
-        </w:rPr>
-        <w:t xml:space="preserve"> y construye el paquete [0xAA, 50, 0x01, 50, 0x00].</w:t>
-      </w:r>
-    </w:p>
-    <w:p>
-      <w:pPr>
-        <w:pStyle w:val="Listaconvietas"/>
-        <w:rPr>
-          <w:lang w:val="es-GT"/>
-        </w:rPr>
-      </w:pPr>
-      <w:r>
-        <w:rPr>
-          <w:lang w:val="es-GT"/>
-        </w:rPr>
-        <w:t>El Arduino decodifica el paquete y avanza los motores L y R en paralelo durante 10 segundos.</w:t>
-      </w:r>
-    </w:p>
-    <w:p>
-      <w:pPr>
-        <w:pStyle w:val="Listaconnmeros"/>
-        <w:rPr>
-          <w:lang w:val="es-GT"/>
-        </w:rPr>
-      </w:pPr>
-      <w:r>
-        <w:rPr>
-          <w:lang w:val="es-GT"/>
-        </w:rPr>
-        <w:t>El usuario habla un comando (</w:t>
-      </w:r>
-      <w:proofErr w:type="spellStart"/>
-      <w:r>
-        <w:rPr>
-          <w:lang w:val="es-GT"/>
-        </w:rPr>
-        <w:t>ej</w:t>
-      </w:r>
-      <w:proofErr w:type="spellEnd"/>
-      <w:r>
-        <w:rPr>
-          <w:lang w:val="es-GT"/>
-        </w:rPr>
-        <w:t>: 'adelante') frente al micrófono de la laptop.</w:t>
-      </w:r>
-    </w:p>
-    <w:p>
-      <w:pPr>
-        <w:pStyle w:val="Listaconnmeros"/>
-        <w:rPr>
-          <w:lang w:val="es-GT"/>
-        </w:rPr>
-      </w:pPr>
-      <w:proofErr w:type="spellStart"/>
-      <w:r>
-        <w:rPr>
-          <w:lang w:val="es-GT"/>
-        </w:rPr>
-        <w:t>sounddevice</w:t>
-      </w:r>
-      <w:proofErr w:type="spellEnd"/>
-      <w:r>
-        <w:rPr>
-          <w:lang w:val="es-GT"/>
-        </w:rPr>
-        <w:t xml:space="preserve"> captura 1.5 s de audio. El VAD verifica que la energía RMS supere el umbral de -35 dB.</w:t>
-      </w:r>
-    </w:p>
-    <w:p>
-      <w:pPr>
-        <w:pStyle w:val="Listaconnmeros"/>
-        <w:rPr>
-          <w:lang w:val="es-GT"/>
-        </w:rPr>
-      </w:pPr>
-      <w:proofErr w:type="spellStart"/>
-      <w:r>
-        <w:rPr>
-          <w:lang w:val="es-GT"/>
-        </w:rPr>
-        <w:t>librosa</w:t>
-      </w:r>
-      <w:proofErr w:type="spellEnd"/>
-      <w:r>
-        <w:rPr>
-          <w:lang w:val="es-GT"/>
-        </w:rPr>
-        <w:t xml:space="preserve"> extrae los 39 </w:t>
-      </w:r>
-      <w:proofErr w:type="spellStart"/>
-      <w:r>
-        <w:rPr>
-          <w:lang w:val="es-GT"/>
-        </w:rPr>
-        <w:t>features</w:t>
-      </w:r>
-      <w:proofErr w:type="spellEnd"/>
-      <w:r>
-        <w:rPr>
-          <w:lang w:val="es-GT"/>
-        </w:rPr>
-        <w:t xml:space="preserve"> MFCC. El </w:t>
-      </w:r>
-      <w:proofErr w:type="spellStart"/>
-      <w:r>
-        <w:rPr>
-          <w:lang w:val="es-GT"/>
-        </w:rPr>
-        <w:t>StandardScaler</w:t>
-      </w:r>
-      <w:proofErr w:type="spellEnd"/>
-      <w:r>
-        <w:rPr>
-          <w:lang w:val="es-GT"/>
-        </w:rPr>
-        <w:t xml:space="preserve"> normaliza el vector.</w:t>
-      </w:r>
-    </w:p>
-    <w:p>
-      <w:pPr>
-        <w:pStyle w:val="Listaconnmeros"/>
-        <w:rPr>
-          <w:lang w:val="es-GT"/>
-        </w:rPr>
-      </w:pPr>
-      <w:r>
-        <w:rPr>
-          <w:lang w:val="es-GT"/>
-        </w:rPr>
-        <w:t xml:space="preserve">El modelo MLP predice la clase con &gt;97% </w:t>
-      </w:r>
-      <w:proofErr w:type="spellStart"/>
-      <w:r>
-        <w:rPr>
-          <w:lang w:val="es-GT"/>
-        </w:rPr>
-        <w:t>accuracy</w:t>
-      </w:r>
-      <w:proofErr w:type="spellEnd"/>
-      <w:r>
-        <w:rPr>
-          <w:lang w:val="es-GT"/>
-        </w:rPr>
-        <w:t>. Si el LSTM está disponible, confirma la predicción.</w:t>
-      </w:r>
-    </w:p>
-    <w:p>
-      <w:pPr>
-        <w:pStyle w:val="Listaconnmeros"/>
-        <w:rPr>
-          <w:lang w:val="es-GT"/>
-        </w:rPr>
-      </w:pPr>
-      <w:r>
-        <w:rPr>
-          <w:lang w:val="es-GT"/>
-        </w:rPr>
-        <w:t>Se verifica el buffer de comandos compuestos. Si hay secuencia válida en &lt;6 s, se ejecuta la acción combinada.</w:t>
-      </w:r>
-    </w:p>
-    <w:p>
-      <w:pPr>
-        <w:pStyle w:val="Listaconnmeros"/>
-      </w:pPr>
-      <w:r>
-        <w:t xml:space="preserve">Flask </w:t>
-      </w:r>
-      <w:proofErr w:type="spellStart"/>
-      <w:r>
-        <w:t>envía</w:t>
-      </w:r>
-      <w:proofErr w:type="spellEnd"/>
-      <w:r>
-        <w:t xml:space="preserve"> HTTP POST a http://192.168.0.32/cmd con </w:t>
-      </w:r>
-      <w:proofErr w:type="gramStart"/>
-      <w:r>
-        <w:t>JSON {"</w:t>
-      </w:r>
-      <w:proofErr w:type="gramEnd"/>
-      <w:r>
-        <w:t>cmd": "RECTA_10</w:t>
-      </w:r>
-      <w:proofErr w:type="gramStart"/>
-      <w:r>
-        <w:t>S"}</w:t>
-      </w:r>
-      <w:proofErr w:type="gramEnd"/>
-      <w:r>
-        <w:t>.</w:t>
-      </w:r>
-    </w:p>
-    <w:p>
-      <w:pPr>
-        <w:pStyle w:val="Listaconnmeros"/>
-        <w:rPr>
-          <w:lang w:val="es-GT"/>
-        </w:rPr>
-      </w:pPr>
-      <w:r>
-        <w:rPr>
-          <w:lang w:val="es-GT"/>
-        </w:rPr>
-        <w:t xml:space="preserve">El ESP32 actualiza </w:t>
-      </w:r>
-      <w:proofErr w:type="spellStart"/>
-      <w:r>
-        <w:rPr>
-          <w:lang w:val="es-GT"/>
-        </w:rPr>
-        <w:t>currentCmd</w:t>
-      </w:r>
-      <w:proofErr w:type="spellEnd"/>
-      <w:r>
-        <w:rPr>
-          <w:lang w:val="es-GT"/>
-        </w:rPr>
-        <w:t xml:space="preserve"> y construye el paquete [0xAA, 50, 0x01, 50, 0x00].</w:t>
-      </w:r>
-    </w:p>
-    <w:p>
-      <w:pPr>
-        <w:pStyle w:val="Listaconnmeros"/>
-        <w:rPr>
-          <w:lang w:val="es-GT"/>
-        </w:rPr>
-      </w:pPr>
-      <w:r>
-        <w:rPr>
-          <w:lang w:val="es-GT"/>
-        </w:rPr>
-        <w:lastRenderedPageBreak/>
-        <w:t>El Arduino decodifica el paquete y avanza los motores L y R en paralelo durante 10 segundos.</w:t>
-      </w:r>
-    </w:p>
-    <w:p>
-      <w:pPr>
-        <w:pStyle w:val="Ttulo2"/>
-        <w:rPr>
-          <w:color w:val="auto"/>
-        </w:rPr>
-      </w:pPr>
-      <w:r>
-        <w:rPr>
-          <w:rFonts w:ascii="Calibri" w:hAnsi="Calibri"/>
-          <w:color w:val="auto"/>
-        </w:rPr>
-        <w:t xml:space="preserve">7.3 Casos de </w:t>
-      </w:r>
-      <w:proofErr w:type="spellStart"/>
-      <w:r>
-        <w:rPr>
-          <w:rFonts w:ascii="Calibri" w:hAnsi="Calibri"/>
-          <w:color w:val="auto"/>
-        </w:rPr>
-        <w:t>uso</w:t>
-      </w:r>
-      <w:proofErr w:type="spellEnd"/>
     </w:p>
     <w:tbl>
       <w:tblPr>
-        <w:tblStyle w:val="Tablaconcuadrcula"/>
+        <w:tblStyle w:val="TableGrid"/>
         <w:tblW w:w="0" w:type="auto"/>
         <w:jc w:val="center"/>
         <w:tblLook w:val="04A0" w:firstRow="1" w:lastRow="0" w:firstColumn="1" w:lastColumn="0" w:noHBand="0" w:noVBand="1"/>
@@ -7183,16 +5480,6 @@
     </w:tbl>
     <w:p>
       <w:pPr>
-        <w:pStyle w:val="Ttulo1"/>
-        <w:rPr>
-          <w:rFonts w:ascii="Calibri" w:hAnsi="Calibri"/>
-          <w:color w:val="auto"/>
-          <w:lang w:val="es-GT"/>
-        </w:rPr>
-      </w:pPr>
-    </w:p>
-    <w:p>
-      <w:pPr>
         <w:rPr>
           <w:rFonts w:eastAsiaTheme="majorEastAsia" w:cstheme="majorBidi"/>
           <w:b/>
@@ -7202,16 +5489,654 @@
           <w:lang w:val="es-GT"/>
         </w:rPr>
       </w:pPr>
+    </w:p>
+    <w:p>
+      <w:pPr>
+        <w:pStyle w:val="ListBullet"/>
+        <w:numPr>
+          <w:ilvl w:val="0"/>
+          <w:numId w:val="0"/>
+        </w:numPr>
+        <w:ind w:left="360" w:hanging="360"/>
+        <w:rPr>
+          <w:lang w:val="es-GT"/>
+        </w:rPr>
+      </w:pPr>
+    </w:p>
+    <w:p>
+      <w:pPr>
+        <w:pStyle w:val="ListBullet"/>
+        <w:numPr>
+          <w:ilvl w:val="0"/>
+          <w:numId w:val="0"/>
+        </w:numPr>
+        <w:ind w:left="360" w:hanging="360"/>
+        <w:rPr>
+          <w:lang w:val="es-GT"/>
+        </w:rPr>
+      </w:pPr>
+    </w:p>
+    <w:p>
+      <w:pPr>
+        <w:pStyle w:val="ListBullet"/>
+        <w:numPr>
+          <w:ilvl w:val="0"/>
+          <w:numId w:val="0"/>
+        </w:numPr>
+        <w:ind w:left="360" w:hanging="360"/>
+        <w:rPr>
+          <w:lang w:val="es-GT"/>
+        </w:rPr>
+      </w:pPr>
+    </w:p>
+    <w:p>
+      <w:pPr>
+        <w:pStyle w:val="ListBullet"/>
+        <w:numPr>
+          <w:ilvl w:val="0"/>
+          <w:numId w:val="0"/>
+        </w:numPr>
+        <w:ind w:left="360" w:hanging="360"/>
+        <w:rPr>
+          <w:lang w:val="es-GT"/>
+        </w:rPr>
+      </w:pPr>
+    </w:p>
+    <w:p>
+      <w:pPr>
+        <w:pStyle w:val="ListBullet"/>
+        <w:numPr>
+          <w:ilvl w:val="0"/>
+          <w:numId w:val="0"/>
+        </w:numPr>
+        <w:ind w:left="360" w:hanging="360"/>
+        <w:rPr>
+          <w:lang w:val="es-GT"/>
+        </w:rPr>
+      </w:pPr>
+    </w:p>
+    <w:p>
+      <w:pPr>
+        <w:pStyle w:val="ListBullet"/>
+        <w:numPr>
+          <w:ilvl w:val="0"/>
+          <w:numId w:val="0"/>
+        </w:numPr>
+        <w:ind w:left="360" w:hanging="360"/>
+        <w:rPr>
+          <w:lang w:val="es-GT"/>
+        </w:rPr>
+      </w:pPr>
+    </w:p>
+    <w:p>
+      <w:pPr>
+        <w:pStyle w:val="ListBullet"/>
+        <w:numPr>
+          <w:ilvl w:val="0"/>
+          <w:numId w:val="0"/>
+        </w:numPr>
+        <w:ind w:left="360" w:hanging="360"/>
+        <w:rPr>
+          <w:lang w:val="es-GT"/>
+        </w:rPr>
+      </w:pPr>
+    </w:p>
+    <w:p>
+      <w:pPr>
+        <w:pStyle w:val="ListBullet"/>
+        <w:numPr>
+          <w:ilvl w:val="0"/>
+          <w:numId w:val="0"/>
+        </w:numPr>
+        <w:ind w:left="360" w:hanging="360"/>
+        <w:rPr>
+          <w:b/>
+          <w:bCs/>
+          <w:lang w:val="es-GT"/>
+        </w:rPr>
+      </w:pPr>
       <w:r>
         <w:rPr>
-          <w:lang w:val="es-GT"/>
-        </w:rPr>
-        <w:br w:type="page"/>
+          <w:b/>
+          <w:bCs/>
+          <w:lang w:val="es-GT"/>
+        </w:rPr>
+        <w:lastRenderedPageBreak/>
+        <w:t xml:space="preserve">Diagrama - </w:t>
       </w:r>
-    </w:p>
-    <w:p>
-      <w:pPr>
-        <w:pStyle w:val="Ttulo1"/>
+      <w:r>
+        <w:rPr>
+          <w:b/>
+          <w:bCs/>
+          <w:lang w:val="es-GT"/>
+        </w:rPr>
+        <w:t>Flujo de Reconocimiento en Tiempo Real</w:t>
+      </w:r>
+    </w:p>
+    <w:p>
+      <w:pPr>
+        <w:pStyle w:val="ListBullet"/>
+        <w:numPr>
+          <w:ilvl w:val="0"/>
+          <w:numId w:val="0"/>
+        </w:numPr>
+        <w:ind w:left="360" w:hanging="360"/>
+        <w:rPr>
+          <w:lang w:val="es-GT"/>
+        </w:rPr>
+      </w:pPr>
+    </w:p>
+    <w:p>
+      <w:pPr>
+        <w:pStyle w:val="ListBullet"/>
+        <w:numPr>
+          <w:ilvl w:val="0"/>
+          <w:numId w:val="0"/>
+        </w:numPr>
+        <w:ind w:left="360" w:hanging="360"/>
+        <w:rPr>
+          <w:lang w:val="es-GT"/>
+        </w:rPr>
+      </w:pPr>
+      <w:r>
+        <w:rPr>
+          <w:lang w:val="es-GT"/>
+        </w:rPr>
+        <w:drawing>
+          <wp:inline distT="0" distB="0" distL="0" distR="0" wp14:anchorId="2B727256" wp14:editId="630509AA">
+            <wp:extent cx="5435600" cy="7391438"/>
+            <wp:effectExtent l="0" t="0" r="0" b="0"/>
+            <wp:docPr id="1508410345" name="Picture 1"/>
+            <wp:cNvGraphicFramePr>
+              <a:graphicFrameLocks xmlns:a="http://schemas.openxmlformats.org/drawingml/2006/main" noChangeAspect="1"/>
+            </wp:cNvGraphicFramePr>
+            <a:graphic xmlns:a="http://schemas.openxmlformats.org/drawingml/2006/main">
+              <a:graphicData uri="http://schemas.openxmlformats.org/drawingml/2006/picture">
+                <pic:pic xmlns:pic="http://schemas.openxmlformats.org/drawingml/2006/picture">
+                  <pic:nvPicPr>
+                    <pic:cNvPr id="1508410345" name=""/>
+                    <pic:cNvPicPr/>
+                  </pic:nvPicPr>
+                  <pic:blipFill>
+                    <a:blip r:embed="rId7"/>
+                    <a:stretch>
+                      <a:fillRect/>
+                    </a:stretch>
+                  </pic:blipFill>
+                  <pic:spPr>
+                    <a:xfrm>
+                      <a:off x="0" y="0"/>
+                      <a:ext cx="5452285" cy="7414126"/>
+                    </a:xfrm>
+                    <a:prstGeom prst="rect">
+                      <a:avLst/>
+                    </a:prstGeom>
+                  </pic:spPr>
+                </pic:pic>
+              </a:graphicData>
+            </a:graphic>
+          </wp:inline>
+        </w:drawing>
+      </w:r>
+    </w:p>
+    <w:p>
+      <w:pPr>
+        <w:pStyle w:val="ListBullet"/>
+        <w:numPr>
+          <w:ilvl w:val="0"/>
+          <w:numId w:val="0"/>
+        </w:numPr>
+        <w:ind w:left="360" w:hanging="360"/>
+        <w:rPr>
+          <w:lang w:val="es-GT"/>
+        </w:rPr>
+      </w:pPr>
+    </w:p>
+    <w:p>
+      <w:pPr>
+        <w:pStyle w:val="ListBullet"/>
+        <w:numPr>
+          <w:ilvl w:val="0"/>
+          <w:numId w:val="0"/>
+        </w:numPr>
+        <w:ind w:left="360" w:hanging="360"/>
+        <w:rPr>
+          <w:lang w:val="es-GT"/>
+        </w:rPr>
+      </w:pPr>
+    </w:p>
+    <w:p>
+      <w:pPr>
+        <w:pStyle w:val="ListBullet"/>
+        <w:numPr>
+          <w:ilvl w:val="0"/>
+          <w:numId w:val="0"/>
+        </w:numPr>
+        <w:ind w:left="360" w:hanging="360"/>
+        <w:rPr>
+          <w:lang w:val="es-GT"/>
+        </w:rPr>
+      </w:pPr>
+    </w:p>
+    <w:p>
+      <w:pPr>
+        <w:pStyle w:val="ListBullet"/>
+        <w:numPr>
+          <w:ilvl w:val="0"/>
+          <w:numId w:val="0"/>
+        </w:numPr>
+        <w:ind w:left="360" w:hanging="360"/>
+        <w:rPr>
+          <w:b/>
+          <w:bCs/>
+          <w:lang w:val="es-GT"/>
+        </w:rPr>
+      </w:pPr>
+      <w:r>
+        <w:rPr>
+          <w:b/>
+          <w:bCs/>
+          <w:lang w:val="es-GT"/>
+        </w:rPr>
+        <w:t>Diagrama</w:t>
+      </w:r>
+      <w:r>
+        <w:rPr>
+          <w:b/>
+          <w:bCs/>
+          <w:lang w:val="es-GT"/>
+        </w:rPr>
+        <w:t xml:space="preserve"> </w:t>
+      </w:r>
+      <w:r>
+        <w:rPr>
+          <w:b/>
+          <w:bCs/>
+          <w:lang w:val="es-GT"/>
+        </w:rPr>
+        <w:t xml:space="preserve"> — Arquitecturas de los Modelos: MLP y LSTM</w:t>
+      </w:r>
+    </w:p>
+    <w:p>
+      <w:pPr>
+        <w:pStyle w:val="ListBullet"/>
+        <w:numPr>
+          <w:ilvl w:val="0"/>
+          <w:numId w:val="0"/>
+        </w:numPr>
+        <w:ind w:left="360" w:hanging="360"/>
+        <w:rPr>
+          <w:lang w:val="es-GT"/>
+        </w:rPr>
+      </w:pPr>
+      <w:r>
+        <w:rPr>
+          <w:lang w:val="es-GT"/>
+        </w:rPr>
+        <w:drawing>
+          <wp:inline distT="0" distB="0" distL="0" distR="0" wp14:anchorId="74D3238F" wp14:editId="66F7919C">
+            <wp:extent cx="6108700" cy="3998229"/>
+            <wp:effectExtent l="0" t="0" r="6350" b="2540"/>
+            <wp:docPr id="548423702" name="Picture 1"/>
+            <wp:cNvGraphicFramePr>
+              <a:graphicFrameLocks xmlns:a="http://schemas.openxmlformats.org/drawingml/2006/main" noChangeAspect="1"/>
+            </wp:cNvGraphicFramePr>
+            <a:graphic xmlns:a="http://schemas.openxmlformats.org/drawingml/2006/main">
+              <a:graphicData uri="http://schemas.openxmlformats.org/drawingml/2006/picture">
+                <pic:pic xmlns:pic="http://schemas.openxmlformats.org/drawingml/2006/picture">
+                  <pic:nvPicPr>
+                    <pic:cNvPr id="548423702" name=""/>
+                    <pic:cNvPicPr/>
+                  </pic:nvPicPr>
+                  <pic:blipFill>
+                    <a:blip r:embed="rId8"/>
+                    <a:stretch>
+                      <a:fillRect/>
+                    </a:stretch>
+                  </pic:blipFill>
+                  <pic:spPr>
+                    <a:xfrm>
+                      <a:off x="0" y="0"/>
+                      <a:ext cx="6110966" cy="3999712"/>
+                    </a:xfrm>
+                    <a:prstGeom prst="rect">
+                      <a:avLst/>
+                    </a:prstGeom>
+                  </pic:spPr>
+                </pic:pic>
+              </a:graphicData>
+            </a:graphic>
+          </wp:inline>
+        </w:drawing>
+      </w:r>
+    </w:p>
+    <w:p>
+      <w:pPr>
+        <w:pStyle w:val="ListBullet"/>
+        <w:numPr>
+          <w:ilvl w:val="0"/>
+          <w:numId w:val="0"/>
+        </w:numPr>
+        <w:ind w:left="360" w:hanging="360"/>
+        <w:rPr>
+          <w:lang w:val="es-GT"/>
+        </w:rPr>
+      </w:pPr>
+    </w:p>
+    <w:p>
+      <w:pPr>
+        <w:pStyle w:val="ListBullet"/>
+        <w:numPr>
+          <w:ilvl w:val="0"/>
+          <w:numId w:val="0"/>
+        </w:numPr>
+        <w:ind w:left="360" w:hanging="360"/>
+        <w:rPr>
+          <w:lang w:val="es-GT"/>
+        </w:rPr>
+      </w:pPr>
+    </w:p>
+    <w:p>
+      <w:pPr>
+        <w:pStyle w:val="ListBullet"/>
+        <w:numPr>
+          <w:ilvl w:val="0"/>
+          <w:numId w:val="0"/>
+        </w:numPr>
+        <w:ind w:left="360" w:hanging="360"/>
+        <w:rPr>
+          <w:lang w:val="es-GT"/>
+        </w:rPr>
+      </w:pPr>
+    </w:p>
+    <w:p>
+      <w:pPr>
+        <w:pStyle w:val="ListBullet"/>
+        <w:numPr>
+          <w:ilvl w:val="0"/>
+          <w:numId w:val="0"/>
+        </w:numPr>
+        <w:ind w:left="360" w:hanging="360"/>
+        <w:rPr>
+          <w:lang w:val="es-GT"/>
+        </w:rPr>
+      </w:pPr>
+    </w:p>
+    <w:p>
+      <w:pPr>
+        <w:pStyle w:val="ListBullet"/>
+        <w:numPr>
+          <w:ilvl w:val="0"/>
+          <w:numId w:val="0"/>
+        </w:numPr>
+        <w:ind w:left="360" w:hanging="360"/>
+        <w:rPr>
+          <w:lang w:val="es-GT"/>
+        </w:rPr>
+      </w:pPr>
+    </w:p>
+    <w:p>
+      <w:pPr>
+        <w:pStyle w:val="ListBullet"/>
+        <w:numPr>
+          <w:ilvl w:val="0"/>
+          <w:numId w:val="0"/>
+        </w:numPr>
+        <w:ind w:left="360" w:hanging="360"/>
+        <w:rPr>
+          <w:lang w:val="es-GT"/>
+        </w:rPr>
+      </w:pPr>
+    </w:p>
+    <w:p>
+      <w:pPr>
+        <w:pStyle w:val="ListBullet"/>
+        <w:numPr>
+          <w:ilvl w:val="0"/>
+          <w:numId w:val="0"/>
+        </w:numPr>
+        <w:ind w:left="360" w:hanging="360"/>
+        <w:rPr>
+          <w:lang w:val="es-GT"/>
+        </w:rPr>
+      </w:pPr>
+    </w:p>
+    <w:p>
+      <w:pPr>
+        <w:pStyle w:val="ListBullet"/>
+        <w:numPr>
+          <w:ilvl w:val="0"/>
+          <w:numId w:val="0"/>
+        </w:numPr>
+        <w:ind w:left="360" w:hanging="360"/>
+        <w:rPr>
+          <w:lang w:val="es-GT"/>
+        </w:rPr>
+      </w:pPr>
+    </w:p>
+    <w:p>
+      <w:pPr>
+        <w:pStyle w:val="ListBullet"/>
+        <w:numPr>
+          <w:ilvl w:val="0"/>
+          <w:numId w:val="0"/>
+        </w:numPr>
+        <w:ind w:left="360" w:hanging="360"/>
+        <w:rPr>
+          <w:lang w:val="es-GT"/>
+        </w:rPr>
+      </w:pPr>
+    </w:p>
+    <w:p>
+      <w:pPr>
+        <w:pStyle w:val="ListBullet"/>
+        <w:numPr>
+          <w:ilvl w:val="0"/>
+          <w:numId w:val="0"/>
+        </w:numPr>
+        <w:ind w:left="360" w:hanging="360"/>
+        <w:rPr>
+          <w:lang w:val="es-GT"/>
+        </w:rPr>
+      </w:pPr>
+    </w:p>
+    <w:p>
+      <w:pPr>
+        <w:pStyle w:val="ListBullet"/>
+        <w:numPr>
+          <w:ilvl w:val="0"/>
+          <w:numId w:val="0"/>
+        </w:numPr>
+        <w:ind w:left="360" w:hanging="360"/>
+        <w:rPr>
+          <w:lang w:val="es-GT"/>
+        </w:rPr>
+      </w:pPr>
+    </w:p>
+    <w:p>
+      <w:pPr>
+        <w:pStyle w:val="ListBullet"/>
+        <w:numPr>
+          <w:ilvl w:val="0"/>
+          <w:numId w:val="0"/>
+        </w:numPr>
+        <w:ind w:left="360" w:hanging="360"/>
+        <w:rPr>
+          <w:lang w:val="es-GT"/>
+        </w:rPr>
+      </w:pPr>
+    </w:p>
+    <w:p>
+      <w:pPr>
+        <w:pStyle w:val="ListBullet"/>
+        <w:numPr>
+          <w:ilvl w:val="0"/>
+          <w:numId w:val="0"/>
+        </w:numPr>
+        <w:ind w:left="360" w:hanging="360"/>
+        <w:rPr>
+          <w:lang w:val="es-GT"/>
+        </w:rPr>
+      </w:pPr>
+    </w:p>
+    <w:p>
+      <w:pPr>
+        <w:pStyle w:val="ListBullet"/>
+        <w:numPr>
+          <w:ilvl w:val="0"/>
+          <w:numId w:val="0"/>
+        </w:numPr>
+        <w:ind w:left="360" w:hanging="360"/>
+        <w:rPr>
+          <w:lang w:val="es-GT"/>
+        </w:rPr>
+      </w:pPr>
+    </w:p>
+    <w:p>
+      <w:pPr>
+        <w:pStyle w:val="ListBullet"/>
+        <w:numPr>
+          <w:ilvl w:val="0"/>
+          <w:numId w:val="0"/>
+        </w:numPr>
+        <w:ind w:left="360" w:hanging="360"/>
+        <w:rPr>
+          <w:lang w:val="es-GT"/>
+        </w:rPr>
+      </w:pPr>
+    </w:p>
+    <w:p>
+      <w:pPr>
+        <w:pStyle w:val="ListBullet"/>
+        <w:numPr>
+          <w:ilvl w:val="0"/>
+          <w:numId w:val="0"/>
+        </w:numPr>
+        <w:ind w:left="360" w:hanging="360"/>
+        <w:rPr>
+          <w:lang w:val="es-GT"/>
+        </w:rPr>
+      </w:pPr>
+    </w:p>
+    <w:p>
+      <w:pPr>
+        <w:pStyle w:val="ListBullet"/>
+        <w:numPr>
+          <w:ilvl w:val="0"/>
+          <w:numId w:val="0"/>
+        </w:numPr>
+        <w:ind w:left="360" w:hanging="360"/>
+        <w:rPr>
+          <w:lang w:val="es-GT"/>
+        </w:rPr>
+      </w:pPr>
+    </w:p>
+    <w:p>
+      <w:pPr>
+        <w:pStyle w:val="ListBullet"/>
+        <w:numPr>
+          <w:ilvl w:val="0"/>
+          <w:numId w:val="0"/>
+        </w:numPr>
+        <w:ind w:left="360" w:hanging="360"/>
+        <w:rPr>
+          <w:lang w:val="es-GT"/>
+        </w:rPr>
+      </w:pPr>
+    </w:p>
+    <w:p>
+      <w:pPr>
+        <w:pStyle w:val="ListBullet"/>
+        <w:numPr>
+          <w:ilvl w:val="0"/>
+          <w:numId w:val="0"/>
+        </w:numPr>
+        <w:ind w:left="360" w:hanging="360"/>
+        <w:rPr>
+          <w:lang w:val="es-GT"/>
+        </w:rPr>
+      </w:pPr>
+    </w:p>
+    <w:p>
+      <w:pPr>
+        <w:pStyle w:val="ListBullet"/>
+        <w:numPr>
+          <w:ilvl w:val="0"/>
+          <w:numId w:val="0"/>
+        </w:numPr>
+        <w:ind w:left="360" w:hanging="360"/>
+        <w:rPr>
+          <w:b/>
+          <w:bCs/>
+          <w:lang w:val="es-GT"/>
+        </w:rPr>
+      </w:pPr>
+      <w:r>
+        <w:rPr>
+          <w:b/>
+          <w:bCs/>
+          <w:lang w:val="es-GT"/>
+        </w:rPr>
+        <w:lastRenderedPageBreak/>
+        <w:t>Diagrama — Secuencia de una Interacción Completa</w:t>
+      </w:r>
+    </w:p>
+    <w:p>
+      <w:pPr>
+        <w:pStyle w:val="ListBullet"/>
+        <w:numPr>
+          <w:ilvl w:val="0"/>
+          <w:numId w:val="0"/>
+        </w:numPr>
+        <w:ind w:left="360" w:hanging="360"/>
+        <w:rPr>
+          <w:lang w:val="es-GT"/>
+        </w:rPr>
+      </w:pPr>
+      <w:r>
+        <w:rPr>
+          <w:lang w:val="es-GT"/>
+        </w:rPr>
+        <w:drawing>
+          <wp:inline distT="0" distB="0" distL="0" distR="0" wp14:anchorId="04EE618B" wp14:editId="058EB9ED">
+            <wp:extent cx="5486400" cy="4006850"/>
+            <wp:effectExtent l="0" t="0" r="0" b="0"/>
+            <wp:docPr id="1224530234" name="Picture 1"/>
+            <wp:cNvGraphicFramePr>
+              <a:graphicFrameLocks xmlns:a="http://schemas.openxmlformats.org/drawingml/2006/main" noChangeAspect="1"/>
+            </wp:cNvGraphicFramePr>
+            <a:graphic xmlns:a="http://schemas.openxmlformats.org/drawingml/2006/main">
+              <a:graphicData uri="http://schemas.openxmlformats.org/drawingml/2006/picture">
+                <pic:pic xmlns:pic="http://schemas.openxmlformats.org/drawingml/2006/picture">
+                  <pic:nvPicPr>
+                    <pic:cNvPr id="1224530234" name=""/>
+                    <pic:cNvPicPr/>
+                  </pic:nvPicPr>
+                  <pic:blipFill>
+                    <a:blip r:embed="rId9"/>
+                    <a:stretch>
+                      <a:fillRect/>
+                    </a:stretch>
+                  </pic:blipFill>
+                  <pic:spPr>
+                    <a:xfrm>
+                      <a:off x="0" y="0"/>
+                      <a:ext cx="5486400" cy="4006850"/>
+                    </a:xfrm>
+                    <a:prstGeom prst="rect">
+                      <a:avLst/>
+                    </a:prstGeom>
+                  </pic:spPr>
+                </pic:pic>
+              </a:graphicData>
+            </a:graphic>
+          </wp:inline>
+        </w:drawing>
+      </w:r>
+    </w:p>
+    <w:p>
+      <w:pPr>
+        <w:pStyle w:val="Heading1"/>
         <w:rPr>
           <w:color w:val="auto"/>
           <w:lang w:val="es-GT"/>
@@ -7223,13 +6148,12 @@
           <w:color w:val="auto"/>
           <w:lang w:val="es-GT"/>
         </w:rPr>
-        <w:lastRenderedPageBreak/>
         <w:t>8. Investigación teórica</w:t>
       </w:r>
     </w:p>
     <w:p>
       <w:pPr>
-        <w:pStyle w:val="Ttulo2"/>
+        <w:pStyle w:val="Heading2"/>
         <w:rPr>
           <w:color w:val="auto"/>
           <w:lang w:val="es-GT"/>
@@ -7260,7 +6184,7 @@
     </w:p>
     <w:p>
       <w:pPr>
-        <w:pStyle w:val="Ttulo2"/>
+        <w:pStyle w:val="Heading2"/>
         <w:rPr>
           <w:color w:val="auto"/>
           <w:lang w:val="es-GT"/>
@@ -7291,7 +6215,7 @@
     </w:p>
     <w:p>
       <w:pPr>
-        <w:pStyle w:val="Ttulo2"/>
+        <w:pStyle w:val="Heading2"/>
         <w:rPr>
           <w:color w:val="auto"/>
           <w:lang w:val="es-GT"/>
@@ -7317,110 +6241,27 @@
         <w:rPr>
           <w:lang w:val="es-GT"/>
         </w:rPr>
-        <w:t xml:space="preserve">Para escalar el sistema hacia evasión de colisiones con vehículos en movimiento, se propone reemplazar la clasificación discreta de voz por detección de objetos con </w:t>
+        <w:t>Para escalar el sistema hacia evasión de colisiones con vehículos en movimiento, se propone reemplazar la clasificación discreta de voz por detección de objetos con YOLOnano (~1.8M parámetros, 15+ FPS en Raspberry Pi 4 con cuantización INT8). Las limitaciones de la arquitectura actual son: ausencia de información espacial, comandos de duración fija sin reacción a cambios del entorno, y ausencia de retroalimentación visual entre comandos.</w:t>
       </w:r>
-      <w:proofErr w:type="spellStart"/>
+    </w:p>
+    <w:p>
+      <w:pPr>
+        <w:jc w:val="both"/>
+        <w:rPr>
+          <w:lang w:val="es-GT"/>
+        </w:rPr>
+      </w:pPr>
       <w:r>
         <w:rPr>
           <w:lang w:val="es-GT"/>
         </w:rPr>
-        <w:t>YOLOnano</w:t>
+        <w:lastRenderedPageBreak/>
+        <w:t>El dataset para YOLO requeriría ≥5,000 imágenes anotadas con bounding boxes (formato cx, cy, w, h normalizado), capturadas desde múltiples ángulos y distancias. El cuello de botella computacional se abordaría con cuantización INT8 (reducción 4× del modelo) y poda de canales (30% de filtros eliminables sin pérdida significativa de mAP).</w:t>
       </w:r>
-      <w:proofErr w:type="spellEnd"/>
-      <w:r>
-        <w:rPr>
-          <w:lang w:val="es-GT"/>
-        </w:rPr>
-        <w:t xml:space="preserve"> (~1.8M parámetros, 15+ FPS en Raspberry Pi 4 con cuantización INT8). Las limitaciones de la arquitectura actual son: ausencia de información espacial, comandos de duración fija sin reacción a cambios del entorno, y ausencia de retroalimentación visual entre comandos.</w:t>
-      </w:r>
-    </w:p>
-    <w:p>
-      <w:pPr>
-        <w:jc w:val="both"/>
-        <w:rPr>
-          <w:lang w:val="es-GT"/>
-        </w:rPr>
-      </w:pPr>
-      <w:r>
-        <w:rPr>
-          <w:lang w:val="es-GT"/>
-        </w:rPr>
-        <w:t xml:space="preserve">El </w:t>
-      </w:r>
-      <w:proofErr w:type="spellStart"/>
-      <w:r>
-        <w:rPr>
-          <w:lang w:val="es-GT"/>
-        </w:rPr>
-        <w:t>dataset</w:t>
-      </w:r>
-      <w:proofErr w:type="spellEnd"/>
-      <w:r>
-        <w:rPr>
-          <w:lang w:val="es-GT"/>
-        </w:rPr>
-        <w:t xml:space="preserve"> para YOLO requeriría ≥5,000 imágenes anotadas con </w:t>
-      </w:r>
-      <w:proofErr w:type="spellStart"/>
-      <w:r>
-        <w:rPr>
-          <w:lang w:val="es-GT"/>
-        </w:rPr>
-        <w:t>bounding</w:t>
-      </w:r>
-      <w:proofErr w:type="spellEnd"/>
-      <w:r>
-        <w:rPr>
-          <w:lang w:val="es-GT"/>
-        </w:rPr>
-        <w:t xml:space="preserve"> boxes (formato </w:t>
-      </w:r>
-      <w:proofErr w:type="spellStart"/>
-      <w:r>
-        <w:rPr>
-          <w:lang w:val="es-GT"/>
-        </w:rPr>
-        <w:t>cx</w:t>
-      </w:r>
-      <w:proofErr w:type="spellEnd"/>
-      <w:r>
-        <w:rPr>
-          <w:lang w:val="es-GT"/>
-        </w:rPr>
-        <w:t xml:space="preserve">, </w:t>
-      </w:r>
-      <w:proofErr w:type="spellStart"/>
-      <w:r>
-        <w:rPr>
-          <w:lang w:val="es-GT"/>
-        </w:rPr>
-        <w:t>cy</w:t>
-      </w:r>
-      <w:proofErr w:type="spellEnd"/>
-      <w:r>
-        <w:rPr>
-          <w:lang w:val="es-GT"/>
-        </w:rPr>
-        <w:t xml:space="preserve">, w, h normalizado), capturadas desde múltiples ángulos y distancias. El cuello de botella computacional se abordaría con cuantización INT8 (reducción 4× del modelo) y poda de canales (30% de filtros eliminables sin pérdida significativa de </w:t>
-      </w:r>
-      <w:proofErr w:type="spellStart"/>
-      <w:r>
-        <w:rPr>
-          <w:lang w:val="es-GT"/>
-        </w:rPr>
-        <w:t>mAP</w:t>
-      </w:r>
-      <w:proofErr w:type="spellEnd"/>
-      <w:r>
-        <w:rPr>
-          <w:lang w:val="es-GT"/>
-        </w:rPr>
-        <w:t>).</w:t>
-      </w:r>
-    </w:p>
-    <w:p>
-      <w:pPr>
-        <w:pStyle w:val="Ttulo1"/>
+    </w:p>
+    <w:p>
+      <w:pPr>
+        <w:pStyle w:val="Heading1"/>
         <w:rPr>
           <w:color w:val="auto"/>
         </w:rPr>
@@ -7435,7 +6276,7 @@
     </w:p>
     <w:p>
       <w:pPr>
-        <w:pStyle w:val="Listaconnmeros"/>
+        <w:pStyle w:val="ListNumber"/>
         <w:rPr>
           <w:lang w:val="es-GT"/>
         </w:rPr>
@@ -7444,40 +6285,12 @@
         <w:rPr>
           <w:lang w:val="es-GT"/>
         </w:rPr>
-        <w:t>Implementar un modelo STT local (Whisper-</w:t>
+        <w:t>Implementar un modelo STT local (Whisper-tiny o Vosk para es) en la laptop para reducir la latencia de reconocimiento de voz de 800–2000 ms (nube) a 200–500 ms (local).</w:t>
       </w:r>
-      <w:proofErr w:type="spellStart"/>
-      <w:r>
-        <w:rPr>
-          <w:lang w:val="es-GT"/>
-        </w:rPr>
-        <w:t>tiny</w:t>
-      </w:r>
-      <w:proofErr w:type="spellEnd"/>
-      <w:r>
-        <w:rPr>
-          <w:lang w:val="es-GT"/>
-        </w:rPr>
-        <w:t xml:space="preserve"> o </w:t>
-      </w:r>
-      <w:proofErr w:type="spellStart"/>
-      <w:r>
-        <w:rPr>
-          <w:lang w:val="es-GT"/>
-        </w:rPr>
-        <w:t>Vosk</w:t>
-      </w:r>
-      <w:proofErr w:type="spellEnd"/>
-      <w:r>
-        <w:rPr>
-          <w:lang w:val="es-GT"/>
-        </w:rPr>
-        <w:t xml:space="preserve"> para es) en la laptop para reducir la latencia de reconocimiento de voz de 800–2000 ms (nube) a 200–500 ms (local).</w:t>
-      </w:r>
-    </w:p>
-    <w:p>
-      <w:pPr>
-        <w:pStyle w:val="Listaconnmeros"/>
+    </w:p>
+    <w:p>
+      <w:pPr>
+        <w:pStyle w:val="ListNumber"/>
         <w:rPr>
           <w:lang w:val="es-GT"/>
         </w:rPr>
@@ -7491,7 +6304,7 @@
     </w:p>
     <w:p>
       <w:pPr>
-        <w:pStyle w:val="Listaconnmeros"/>
+        <w:pStyle w:val="ListNumber"/>
         <w:rPr>
           <w:lang w:val="es-GT"/>
         </w:rPr>
@@ -7500,54 +6313,26 @@
         <w:rPr>
           <w:lang w:val="es-GT"/>
         </w:rPr>
-        <w:t xml:space="preserve">Ampliar el </w:t>
+        <w:t>Ampliar el dataset a ≥1,500 muestras raw con grabaciones de ≥5 voluntarios externos en ≥2 entornos distintos para mejorar la robustez del modelo.</w:t>
       </w:r>
-      <w:proofErr w:type="spellStart"/>
+    </w:p>
+    <w:p>
+      <w:pPr>
+        <w:pStyle w:val="ListNumber"/>
+        <w:rPr>
+          <w:lang w:val="es-GT"/>
+        </w:rPr>
+      </w:pPr>
       <w:r>
         <w:rPr>
           <w:lang w:val="es-GT"/>
         </w:rPr>
-        <w:t>dataset</w:t>
+        <w:t>Migrar de SoftwareSerial a Hardware Serial (Serial1 del Arduino Uno, pines 0/1) para eliminar la restricción de velocidad y liberar recursos de CPU.</w:t>
       </w:r>
-      <w:proofErr w:type="spellEnd"/>
-      <w:r>
-        <w:rPr>
-          <w:lang w:val="es-GT"/>
-        </w:rPr>
-        <w:t xml:space="preserve"> a ≥1,500 muestras raw con grabaciones de ≥5 voluntarios externos en ≥2 entornos distintos para mejorar la robustez del modelo.</w:t>
-      </w:r>
-    </w:p>
-    <w:p>
-      <w:pPr>
-        <w:pStyle w:val="Listaconnmeros"/>
-        <w:rPr>
-          <w:lang w:val="es-GT"/>
-        </w:rPr>
-      </w:pPr>
-      <w:r>
-        <w:rPr>
-          <w:lang w:val="es-GT"/>
-        </w:rPr>
-        <w:t xml:space="preserve">Migrar de </w:t>
-      </w:r>
-      <w:proofErr w:type="spellStart"/>
-      <w:r>
-        <w:rPr>
-          <w:lang w:val="es-GT"/>
-        </w:rPr>
-        <w:t>SoftwareSerial</w:t>
-      </w:r>
-      <w:proofErr w:type="spellEnd"/>
-      <w:r>
-        <w:rPr>
-          <w:lang w:val="es-GT"/>
-        </w:rPr>
-        <w:t xml:space="preserve"> a Hardware Serial (Serial1 del Arduino Uno, pines 0/1) para eliminar la restricción de velocidad y liberar recursos de CPU.</w:t>
-      </w:r>
-    </w:p>
-    <w:p>
-      <w:pPr>
-        <w:pStyle w:val="Listaconnmeros"/>
+    </w:p>
+    <w:p>
+      <w:pPr>
+        <w:pStyle w:val="ListNumber"/>
         <w:rPr>
           <w:lang w:val="es-GT"/>
         </w:rPr>
@@ -7567,21 +6352,24 @@
           <w:bCs/>
           <w:sz w:val="28"/>
           <w:szCs w:val="28"/>
+          <w:lang w:val="es-GT"/>
         </w:rPr>
       </w:pPr>
       <w:r>
+        <w:rPr>
+          <w:lang w:val="es-GT"/>
+        </w:rPr>
         <w:br w:type="page"/>
       </w:r>
     </w:p>
     <w:p>
       <w:pPr>
-        <w:pStyle w:val="Ttulo1"/>
+        <w:pStyle w:val="Heading1"/>
         <w:jc w:val="center"/>
         <w:rPr>
           <w:color w:val="auto"/>
         </w:rPr>
       </w:pPr>
-      <w:proofErr w:type="spellStart"/>
       <w:r>
         <w:rPr>
           <w:rFonts w:ascii="Calibri" w:hAnsi="Calibri"/>
@@ -7590,11 +6378,10 @@
         <w:lastRenderedPageBreak/>
         <w:t>Conclusiones</w:t>
       </w:r>
-      <w:proofErr w:type="spellEnd"/>
-    </w:p>
-    <w:p>
-      <w:pPr>
-        <w:pStyle w:val="Listaconvietas"/>
+    </w:p>
+    <w:p>
+      <w:pPr>
+        <w:pStyle w:val="ListBullet"/>
         <w:rPr>
           <w:lang w:val="es-GT"/>
         </w:rPr>
@@ -7603,166 +6390,54 @@
         <w:rPr>
           <w:lang w:val="es-GT"/>
         </w:rPr>
-        <w:t xml:space="preserve">El sistema demostró que es posible construir un clasificador de voz completamente offline con 97.2% de </w:t>
+        <w:t>El sistema demostró que es posible construir un clasificador de voz completamente offline con 97.2% de accuracy (MLP) y 98.4% (LSTM) usando características MFCC extraídas con librosa, sin dependencia de servicios en la nube.</w:t>
       </w:r>
-      <w:proofErr w:type="spellStart"/>
+    </w:p>
+    <w:p>
+      <w:pPr>
+        <w:pStyle w:val="ListBullet"/>
+        <w:rPr>
+          <w:lang w:val="es-GT"/>
+        </w:rPr>
+      </w:pPr>
       <w:r>
         <w:rPr>
           <w:lang w:val="es-GT"/>
         </w:rPr>
-        <w:t>accuracy</w:t>
+        <w:t>El modelo LSTM supera al modelo base MLP/SVM en 1.2 puntos porcentuales al analizar la evolución temporal de los MFCCs (151 timesteps × 13 features), demostrando que la información dinámica del habla aporta valor adicional.</w:t>
       </w:r>
-      <w:proofErr w:type="spellEnd"/>
+    </w:p>
+    <w:p>
+      <w:pPr>
+        <w:pStyle w:val="ListBullet"/>
+        <w:rPr>
+          <w:lang w:val="es-GT"/>
+        </w:rPr>
+      </w:pPr>
       <w:r>
         <w:rPr>
           <w:lang w:val="es-GT"/>
         </w:rPr>
-        <w:t xml:space="preserve"> (MLP) y 98.4% (LSTM) usando características MFCC extraídas con </w:t>
+        <w:t>La separación de responsabilidades entre la laptop (procesamiento ML), el ESP32 (comunicación WiFi) y el Arduino Uno (control de motores) garantiza que el control de steppers opere en tiempo real sin interrupciones.</w:t>
       </w:r>
-      <w:proofErr w:type="spellStart"/>
+    </w:p>
+    <w:p>
+      <w:pPr>
+        <w:pStyle w:val="ListBullet"/>
+        <w:rPr>
+          <w:lang w:val="es-GT"/>
+        </w:rPr>
+      </w:pPr>
       <w:r>
         <w:rPr>
           <w:lang w:val="es-GT"/>
         </w:rPr>
-        <w:t>librosa</w:t>
+        <w:t>El protocolo serial binario de 5 bytes con magic byte de sincronización logró 0.2% de tasa de error en 1,000 paquetes transmitidos, con tiempo de resincronización menor a 5 ms.</w:t>
       </w:r>
-      <w:proofErr w:type="spellEnd"/>
-      <w:r>
-        <w:rPr>
-          <w:lang w:val="es-GT"/>
-        </w:rPr>
-        <w:t>, sin dependencia de servicios en la nube.</w:t>
-      </w:r>
-    </w:p>
-    <w:p>
-      <w:pPr>
-        <w:pStyle w:val="Listaconvietas"/>
-        <w:rPr>
-          <w:lang w:val="es-GT"/>
-        </w:rPr>
-      </w:pPr>
-      <w:r>
-        <w:rPr>
-          <w:lang w:val="es-GT"/>
-        </w:rPr>
-        <w:t xml:space="preserve">El modelo LSTM supera al modelo base MLP/SVM en 1.2 puntos porcentuales al analizar la evolución temporal de los </w:t>
-      </w:r>
-      <w:proofErr w:type="spellStart"/>
-      <w:r>
-        <w:rPr>
-          <w:lang w:val="es-GT"/>
-        </w:rPr>
-        <w:t>MFCCs</w:t>
-      </w:r>
-      <w:proofErr w:type="spellEnd"/>
-      <w:r>
-        <w:rPr>
-          <w:lang w:val="es-GT"/>
-        </w:rPr>
-        <w:t xml:space="preserve"> (151 </w:t>
-      </w:r>
-      <w:proofErr w:type="spellStart"/>
-      <w:r>
-        <w:rPr>
-          <w:lang w:val="es-GT"/>
-        </w:rPr>
-        <w:t>timesteps</w:t>
-      </w:r>
-      <w:proofErr w:type="spellEnd"/>
-      <w:r>
-        <w:rPr>
-          <w:lang w:val="es-GT"/>
-        </w:rPr>
-        <w:t xml:space="preserve"> × 13 </w:t>
-      </w:r>
-      <w:proofErr w:type="spellStart"/>
-      <w:r>
-        <w:rPr>
-          <w:lang w:val="es-GT"/>
-        </w:rPr>
-        <w:t>features</w:t>
-      </w:r>
-      <w:proofErr w:type="spellEnd"/>
-      <w:r>
-        <w:rPr>
-          <w:lang w:val="es-GT"/>
-        </w:rPr>
-        <w:t>), demostrando que la información dinámica del habla aporta valor adicional.</w:t>
-      </w:r>
-    </w:p>
-    <w:p>
-      <w:pPr>
-        <w:pStyle w:val="Listaconvietas"/>
-        <w:rPr>
-          <w:lang w:val="es-GT"/>
-        </w:rPr>
-      </w:pPr>
-      <w:r>
-        <w:rPr>
-          <w:lang w:val="es-GT"/>
-        </w:rPr>
-        <w:t xml:space="preserve">La separación de responsabilidades entre la laptop (procesamiento ML), el ESP32 (comunicación </w:t>
-      </w:r>
-      <w:proofErr w:type="spellStart"/>
-      <w:r>
-        <w:rPr>
-          <w:lang w:val="es-GT"/>
-        </w:rPr>
-        <w:t>WiFi</w:t>
-      </w:r>
-      <w:proofErr w:type="spellEnd"/>
-      <w:r>
-        <w:rPr>
-          <w:lang w:val="es-GT"/>
-        </w:rPr>
-        <w:t xml:space="preserve">) y el Arduino Uno (control de motores) garantiza que el control de </w:t>
-      </w:r>
-      <w:proofErr w:type="spellStart"/>
-      <w:r>
-        <w:rPr>
-          <w:lang w:val="es-GT"/>
-        </w:rPr>
-        <w:t>steppers</w:t>
-      </w:r>
-      <w:proofErr w:type="spellEnd"/>
-      <w:r>
-        <w:rPr>
-          <w:lang w:val="es-GT"/>
-        </w:rPr>
-        <w:t xml:space="preserve"> opere en tiempo real sin interrupciones.</w:t>
-      </w:r>
-    </w:p>
-    <w:p>
-      <w:pPr>
-        <w:pStyle w:val="Listaconvietas"/>
-        <w:rPr>
-          <w:lang w:val="es-GT"/>
-        </w:rPr>
-      </w:pPr>
-      <w:r>
-        <w:rPr>
-          <w:lang w:val="es-GT"/>
-        </w:rPr>
-        <w:t xml:space="preserve">El protocolo serial binario de 5 bytes con </w:t>
-      </w:r>
-      <w:proofErr w:type="spellStart"/>
-      <w:r>
-        <w:rPr>
-          <w:lang w:val="es-GT"/>
-        </w:rPr>
-        <w:t>magic</w:t>
-      </w:r>
-      <w:proofErr w:type="spellEnd"/>
-      <w:r>
-        <w:rPr>
-          <w:lang w:val="es-GT"/>
-        </w:rPr>
-        <w:t xml:space="preserve"> byte de sincronización logró 0.2% de tasa de error en 1,000 paquetes transmitidos, con tiempo de resincronización menor a 5 ms.</w:t>
-      </w:r>
-    </w:p>
-    <w:p>
-      <w:pPr>
-        <w:pStyle w:val="Listaconvietas"/>
+    </w:p>
+    <w:p>
+      <w:pPr>
+        <w:pStyle w:val="ListBullet"/>
         <w:rPr>
           <w:lang w:val="es-GT"/>
         </w:rPr>
@@ -7776,7 +6451,7 @@
     </w:p>
     <w:p>
       <w:pPr>
-        <w:pStyle w:val="Listaconvietas"/>
+        <w:pStyle w:val="ListBullet"/>
         <w:rPr>
           <w:lang w:val="es-GT"/>
         </w:rPr>
@@ -7785,35 +6460,7 @@
         <w:rPr>
           <w:lang w:val="es-GT"/>
         </w:rPr>
-        <w:t xml:space="preserve">El control </w:t>
-      </w:r>
-      <w:proofErr w:type="spellStart"/>
-      <w:r>
-        <w:rPr>
-          <w:lang w:val="es-GT"/>
-        </w:rPr>
-        <w:t>half</w:t>
-      </w:r>
-      <w:proofErr w:type="spellEnd"/>
-      <w:r>
-        <w:rPr>
-          <w:lang w:val="es-GT"/>
-        </w:rPr>
-        <w:t xml:space="preserve">-step de 8 fases para los motores 28BYJ-48, implementado sin librerías de alto nivel, fue la única forma viable de lograr movimiento simultáneo de ambos motores sin bloquear el </w:t>
-      </w:r>
-      <w:proofErr w:type="spellStart"/>
-      <w:r>
-        <w:rPr>
-          <w:lang w:val="es-GT"/>
-        </w:rPr>
-        <w:t>loop</w:t>
-      </w:r>
-      <w:proofErr w:type="spellEnd"/>
-      <w:r>
-        <w:rPr>
-          <w:lang w:val="es-GT"/>
-        </w:rPr>
-        <w:t xml:space="preserve"> del Arduino.</w:t>
+        <w:t>El control half-step de 8 fases para los motores 28BYJ-48, implementado sin librerías de alto nivel, fue la única forma viable de lograr movimiento simultáneo de ambos motores sin bloquear el loop del Arduino.</w:t>
       </w:r>
     </w:p>
     <w:p>
@@ -7824,21 +6471,24 @@
           <w:bCs/>
           <w:sz w:val="28"/>
           <w:szCs w:val="28"/>
+          <w:lang w:val="es-GT"/>
         </w:rPr>
       </w:pPr>
       <w:r>
+        <w:rPr>
+          <w:lang w:val="es-GT"/>
+        </w:rPr>
         <w:br w:type="page"/>
       </w:r>
     </w:p>
     <w:p>
       <w:pPr>
-        <w:pStyle w:val="Ttulo1"/>
+        <w:pStyle w:val="Heading1"/>
         <w:jc w:val="center"/>
         <w:rPr>
           <w:color w:val="auto"/>
         </w:rPr>
       </w:pPr>
-      <w:proofErr w:type="spellStart"/>
       <w:r>
         <w:rPr>
           <w:rFonts w:ascii="Calibri" w:hAnsi="Calibri"/>
@@ -7847,7 +6497,6 @@
         <w:lastRenderedPageBreak/>
         <w:t>Referencias</w:t>
       </w:r>
-      <w:proofErr w:type="spellEnd"/>
     </w:p>
     <w:p>
       <w:pPr>
@@ -8001,7 +6650,7 @@
     <w:lvl w:ilvl="0">
       <w:start w:val="1"/>
       <w:numFmt w:val="decimal"/>
-      <w:pStyle w:val="Listaconnmeros3"/>
+      <w:pStyle w:val="ListNumber3"/>
       <w:lvlText w:val="%1."/>
       <w:lvlJc w:val="left"/>
       <w:pPr>
@@ -8019,7 +6668,7 @@
     <w:lvl w:ilvl="0">
       <w:start w:val="1"/>
       <w:numFmt w:val="decimal"/>
-      <w:pStyle w:val="Listaconnmeros2"/>
+      <w:pStyle w:val="ListNumber2"/>
       <w:lvlText w:val="%1."/>
       <w:lvlJc w:val="left"/>
       <w:pPr>
@@ -8057,7 +6706,7 @@
     <w:lvl w:ilvl="0">
       <w:start w:val="1"/>
       <w:numFmt w:val="bullet"/>
-      <w:pStyle w:val="Listaconvietas3"/>
+      <w:pStyle w:val="ListBullet3"/>
       <w:lvlText w:val=""/>
       <w:lvlJc w:val="left"/>
       <w:pPr>
@@ -8078,7 +6727,7 @@
     <w:lvl w:ilvl="0">
       <w:start w:val="1"/>
       <w:numFmt w:val="bullet"/>
-      <w:pStyle w:val="Listaconvietas2"/>
+      <w:pStyle w:val="ListBullet2"/>
       <w:lvlText w:val=""/>
       <w:lvlJc w:val="left"/>
       <w:pPr>
@@ -8099,7 +6748,7 @@
     <w:lvl w:ilvl="0">
       <w:start w:val="1"/>
       <w:numFmt w:val="decimal"/>
-      <w:pStyle w:val="Listaconnmeros"/>
+      <w:pStyle w:val="ListNumber"/>
       <w:lvlText w:val="%1."/>
       <w:lvlJc w:val="left"/>
       <w:pPr>
@@ -8117,7 +6766,7 @@
     <w:lvl w:ilvl="0">
       <w:start w:val="1"/>
       <w:numFmt w:val="bullet"/>
-      <w:pStyle w:val="Listaconvietas"/>
+      <w:pStyle w:val="ListBullet"/>
       <w:lvlText w:val=""/>
       <w:lvlJc w:val="left"/>
       <w:pPr>
@@ -8555,11 +7204,11 @@
       <w:rFonts w:ascii="Calibri" w:hAnsi="Calibri"/>
     </w:rPr>
   </w:style>
-  <w:style w:type="paragraph" w:styleId="Ttulo1">
+  <w:style w:type="paragraph" w:styleId="Heading1">
     <w:name w:val="heading 1"/>
     <w:basedOn w:val="Normal"/>
     <w:next w:val="Normal"/>
-    <w:link w:val="Ttulo1Car"/>
+    <w:link w:val="Heading1Char"/>
     <w:uiPriority w:val="9"/>
     <w:qFormat/>
     <w:rsid w:val="00FC693F"/>
@@ -8578,11 +7227,11 @@
       <w:szCs w:val="28"/>
     </w:rPr>
   </w:style>
-  <w:style w:type="paragraph" w:styleId="Ttulo2">
+  <w:style w:type="paragraph" w:styleId="Heading2">
     <w:name w:val="heading 2"/>
     <w:basedOn w:val="Normal"/>
     <w:next w:val="Normal"/>
-    <w:link w:val="Ttulo2Car"/>
+    <w:link w:val="Heading2Char"/>
     <w:uiPriority w:val="9"/>
     <w:unhideWhenUsed/>
     <w:qFormat/>
@@ -8602,11 +7251,11 @@
       <w:szCs w:val="26"/>
     </w:rPr>
   </w:style>
-  <w:style w:type="paragraph" w:styleId="Ttulo3">
+  <w:style w:type="paragraph" w:styleId="Heading3">
     <w:name w:val="heading 3"/>
     <w:basedOn w:val="Normal"/>
     <w:next w:val="Normal"/>
-    <w:link w:val="Ttulo3Car"/>
+    <w:link w:val="Heading3Char"/>
     <w:uiPriority w:val="9"/>
     <w:unhideWhenUsed/>
     <w:qFormat/>
@@ -8624,11 +7273,11 @@
       <w:color w:val="4F81BD" w:themeColor="accent1"/>
     </w:rPr>
   </w:style>
-  <w:style w:type="paragraph" w:styleId="Ttulo4">
+  <w:style w:type="paragraph" w:styleId="Heading4">
     <w:name w:val="heading 4"/>
     <w:basedOn w:val="Normal"/>
     <w:next w:val="Normal"/>
-    <w:link w:val="Ttulo4Car"/>
+    <w:link w:val="Heading4Char"/>
     <w:uiPriority w:val="9"/>
     <w:semiHidden/>
     <w:unhideWhenUsed/>
@@ -8649,11 +7298,11 @@
       <w:color w:val="4F81BD" w:themeColor="accent1"/>
     </w:rPr>
   </w:style>
-  <w:style w:type="paragraph" w:styleId="Ttulo5">
+  <w:style w:type="paragraph" w:styleId="Heading5">
     <w:name w:val="heading 5"/>
     <w:basedOn w:val="Normal"/>
     <w:next w:val="Normal"/>
-    <w:link w:val="Ttulo5Car"/>
+    <w:link w:val="Heading5Char"/>
     <w:uiPriority w:val="9"/>
     <w:semiHidden/>
     <w:unhideWhenUsed/>
@@ -8670,11 +7319,11 @@
       <w:color w:val="243F60" w:themeColor="accent1" w:themeShade="7F"/>
     </w:rPr>
   </w:style>
-  <w:style w:type="paragraph" w:styleId="Ttulo6">
+  <w:style w:type="paragraph" w:styleId="Heading6">
     <w:name w:val="heading 6"/>
     <w:basedOn w:val="Normal"/>
     <w:next w:val="Normal"/>
-    <w:link w:val="Ttulo6Car"/>
+    <w:link w:val="Heading6Char"/>
     <w:uiPriority w:val="9"/>
     <w:semiHidden/>
     <w:unhideWhenUsed/>
@@ -8693,11 +7342,11 @@
       <w:color w:val="243F60" w:themeColor="accent1" w:themeShade="7F"/>
     </w:rPr>
   </w:style>
-  <w:style w:type="paragraph" w:styleId="Ttulo7">
+  <w:style w:type="paragraph" w:styleId="Heading7">
     <w:name w:val="heading 7"/>
     <w:basedOn w:val="Normal"/>
     <w:next w:val="Normal"/>
-    <w:link w:val="Ttulo7Car"/>
+    <w:link w:val="Heading7Char"/>
     <w:uiPriority w:val="9"/>
     <w:semiHidden/>
     <w:unhideWhenUsed/>
@@ -8716,11 +7365,11 @@
       <w:color w:val="404040" w:themeColor="text1" w:themeTint="BF"/>
     </w:rPr>
   </w:style>
-  <w:style w:type="paragraph" w:styleId="Ttulo8">
+  <w:style w:type="paragraph" w:styleId="Heading8">
     <w:name w:val="heading 8"/>
     <w:basedOn w:val="Normal"/>
     <w:next w:val="Normal"/>
-    <w:link w:val="Ttulo8Car"/>
+    <w:link w:val="Heading8Char"/>
     <w:uiPriority w:val="9"/>
     <w:semiHidden/>
     <w:unhideWhenUsed/>
@@ -8739,11 +7388,11 @@
       <w:szCs w:val="20"/>
     </w:rPr>
   </w:style>
-  <w:style w:type="paragraph" w:styleId="Ttulo9">
+  <w:style w:type="paragraph" w:styleId="Heading9">
     <w:name w:val="heading 9"/>
     <w:basedOn w:val="Normal"/>
     <w:next w:val="Normal"/>
-    <w:link w:val="Ttulo9Car"/>
+    <w:link w:val="Heading9Char"/>
     <w:uiPriority w:val="9"/>
     <w:semiHidden/>
     <w:unhideWhenUsed/>
@@ -8764,13 +7413,12 @@
       <w:szCs w:val="20"/>
     </w:rPr>
   </w:style>
-  <w:style w:type="character" w:default="1" w:styleId="Fuentedeprrafopredeter">
+  <w:style w:type="character" w:default="1" w:styleId="DefaultParagraphFont">
     <w:name w:val="Default Paragraph Font"/>
     <w:uiPriority w:val="1"/>
-    <w:semiHidden/>
     <w:unhideWhenUsed/>
   </w:style>
-  <w:style w:type="table" w:default="1" w:styleId="Tablanormal">
+  <w:style w:type="table" w:default="1" w:styleId="TableNormal">
     <w:name w:val="Normal Table"/>
     <w:uiPriority w:val="99"/>
     <w:semiHidden/>
@@ -8785,16 +7433,16 @@
       </w:tblCellMar>
     </w:tblPr>
   </w:style>
-  <w:style w:type="numbering" w:default="1" w:styleId="Sinlista">
+  <w:style w:type="numbering" w:default="1" w:styleId="NoList">
     <w:name w:val="No List"/>
     <w:uiPriority w:val="99"/>
     <w:semiHidden/>
     <w:unhideWhenUsed/>
   </w:style>
-  <w:style w:type="paragraph" w:styleId="Encabezado">
+  <w:style w:type="paragraph" w:styleId="Header">
     <w:name w:val="header"/>
     <w:basedOn w:val="Normal"/>
-    <w:link w:val="EncabezadoCar"/>
+    <w:link w:val="HeaderChar"/>
     <w:uiPriority w:val="99"/>
     <w:unhideWhenUsed/>
     <w:rsid w:val="00E618BF"/>
@@ -8806,17 +7454,17 @@
       <w:spacing w:after="0" w:line="240" w:lineRule="auto"/>
     </w:pPr>
   </w:style>
-  <w:style w:type="character" w:customStyle="1" w:styleId="EncabezadoCar">
-    <w:name w:val="Encabezado Car"/>
-    <w:basedOn w:val="Fuentedeprrafopredeter"/>
-    <w:link w:val="Encabezado"/>
+  <w:style w:type="character" w:customStyle="1" w:styleId="HeaderChar">
+    <w:name w:val="Header Char"/>
+    <w:basedOn w:val="DefaultParagraphFont"/>
+    <w:link w:val="Header"/>
     <w:uiPriority w:val="99"/>
     <w:rsid w:val="00E618BF"/>
   </w:style>
-  <w:style w:type="paragraph" w:styleId="Piedepgina">
+  <w:style w:type="paragraph" w:styleId="Footer">
     <w:name w:val="footer"/>
     <w:basedOn w:val="Normal"/>
-    <w:link w:val="PiedepginaCar"/>
+    <w:link w:val="FooterChar"/>
     <w:uiPriority w:val="99"/>
     <w:unhideWhenUsed/>
     <w:rsid w:val="00E618BF"/>
@@ -8828,14 +7476,14 @@
       <w:spacing w:after="0" w:line="240" w:lineRule="auto"/>
     </w:pPr>
   </w:style>
-  <w:style w:type="character" w:customStyle="1" w:styleId="PiedepginaCar">
-    <w:name w:val="Pie de página Car"/>
-    <w:basedOn w:val="Fuentedeprrafopredeter"/>
-    <w:link w:val="Piedepgina"/>
+  <w:style w:type="character" w:customStyle="1" w:styleId="FooterChar">
+    <w:name w:val="Footer Char"/>
+    <w:basedOn w:val="DefaultParagraphFont"/>
+    <w:link w:val="Footer"/>
     <w:uiPriority w:val="99"/>
     <w:rsid w:val="00E618BF"/>
   </w:style>
-  <w:style w:type="paragraph" w:styleId="Sinespaciado">
+  <w:style w:type="paragraph" w:styleId="NoSpacing">
     <w:name w:val="No Spacing"/>
     <w:uiPriority w:val="1"/>
     <w:qFormat/>
@@ -8844,10 +7492,10 @@
       <w:spacing w:after="0" w:line="240" w:lineRule="auto"/>
     </w:pPr>
   </w:style>
-  <w:style w:type="character" w:customStyle="1" w:styleId="Ttulo1Car">
-    <w:name w:val="Título 1 Car"/>
-    <w:basedOn w:val="Fuentedeprrafopredeter"/>
-    <w:link w:val="Ttulo1"/>
+  <w:style w:type="character" w:customStyle="1" w:styleId="Heading1Char">
+    <w:name w:val="Heading 1 Char"/>
+    <w:basedOn w:val="DefaultParagraphFont"/>
+    <w:link w:val="Heading1"/>
     <w:uiPriority w:val="9"/>
     <w:rsid w:val="00FC693F"/>
     <w:rPr>
@@ -8859,10 +7507,10 @@
       <w:szCs w:val="28"/>
     </w:rPr>
   </w:style>
-  <w:style w:type="character" w:customStyle="1" w:styleId="Ttulo2Car">
-    <w:name w:val="Título 2 Car"/>
-    <w:basedOn w:val="Fuentedeprrafopredeter"/>
-    <w:link w:val="Ttulo2"/>
+  <w:style w:type="character" w:customStyle="1" w:styleId="Heading2Char">
+    <w:name w:val="Heading 2 Char"/>
+    <w:basedOn w:val="DefaultParagraphFont"/>
+    <w:link w:val="Heading2"/>
     <w:uiPriority w:val="9"/>
     <w:rsid w:val="00FC693F"/>
     <w:rPr>
@@ -8874,10 +7522,10 @@
       <w:szCs w:val="26"/>
     </w:rPr>
   </w:style>
-  <w:style w:type="character" w:customStyle="1" w:styleId="Ttulo3Car">
-    <w:name w:val="Título 3 Car"/>
-    <w:basedOn w:val="Fuentedeprrafopredeter"/>
-    <w:link w:val="Ttulo3"/>
+  <w:style w:type="character" w:customStyle="1" w:styleId="Heading3Char">
+    <w:name w:val="Heading 3 Char"/>
+    <w:basedOn w:val="DefaultParagraphFont"/>
+    <w:link w:val="Heading3"/>
     <w:uiPriority w:val="9"/>
     <w:rsid w:val="00FC693F"/>
     <w:rPr>
@@ -8887,11 +7535,11 @@
       <w:color w:val="4F81BD" w:themeColor="accent1"/>
     </w:rPr>
   </w:style>
-  <w:style w:type="paragraph" w:styleId="Ttulo">
+  <w:style w:type="paragraph" w:styleId="Title">
     <w:name w:val="Title"/>
     <w:basedOn w:val="Normal"/>
     <w:next w:val="Normal"/>
-    <w:link w:val="TtuloCar"/>
+    <w:link w:val="TitleChar"/>
     <w:uiPriority w:val="10"/>
     <w:qFormat/>
     <w:rsid w:val="00FC693F"/>
@@ -8911,10 +7559,10 @@
       <w:szCs w:val="52"/>
     </w:rPr>
   </w:style>
-  <w:style w:type="character" w:customStyle="1" w:styleId="TtuloCar">
-    <w:name w:val="Título Car"/>
-    <w:basedOn w:val="Fuentedeprrafopredeter"/>
-    <w:link w:val="Ttulo"/>
+  <w:style w:type="character" w:customStyle="1" w:styleId="TitleChar">
+    <w:name w:val="Title Char"/>
+    <w:basedOn w:val="DefaultParagraphFont"/>
+    <w:link w:val="Title"/>
     <w:uiPriority w:val="10"/>
     <w:rsid w:val="00FC693F"/>
     <w:rPr>
@@ -8926,11 +7574,11 @@
       <w:szCs w:val="52"/>
     </w:rPr>
   </w:style>
-  <w:style w:type="paragraph" w:styleId="Subttulo">
+  <w:style w:type="paragraph" w:styleId="Subtitle">
     <w:name w:val="Subtitle"/>
     <w:basedOn w:val="Normal"/>
     <w:next w:val="Normal"/>
-    <w:link w:val="SubttuloCar"/>
+    <w:link w:val="SubtitleChar"/>
     <w:uiPriority w:val="11"/>
     <w:qFormat/>
     <w:rsid w:val="00FC693F"/>
@@ -8949,10 +7597,10 @@
       <w:szCs w:val="24"/>
     </w:rPr>
   </w:style>
-  <w:style w:type="character" w:customStyle="1" w:styleId="SubttuloCar">
-    <w:name w:val="Subtítulo Car"/>
-    <w:basedOn w:val="Fuentedeprrafopredeter"/>
-    <w:link w:val="Subttulo"/>
+  <w:style w:type="character" w:customStyle="1" w:styleId="SubtitleChar">
+    <w:name w:val="Subtitle Char"/>
+    <w:basedOn w:val="DefaultParagraphFont"/>
+    <w:link w:val="Subtitle"/>
     <w:uiPriority w:val="11"/>
     <w:rsid w:val="00FC693F"/>
     <w:rPr>
@@ -8965,7 +7613,7 @@
       <w:szCs w:val="24"/>
     </w:rPr>
   </w:style>
-  <w:style w:type="paragraph" w:styleId="Prrafodelista">
+  <w:style w:type="paragraph" w:styleId="ListParagraph">
     <w:name w:val="List Paragraph"/>
     <w:basedOn w:val="Normal"/>
     <w:uiPriority w:val="34"/>
@@ -8976,10 +7624,10 @@
       <w:contextualSpacing/>
     </w:pPr>
   </w:style>
-  <w:style w:type="paragraph" w:styleId="Textoindependiente">
+  <w:style w:type="paragraph" w:styleId="BodyText">
     <w:name w:val="Body Text"/>
     <w:basedOn w:val="Normal"/>
-    <w:link w:val="TextoindependienteCar"/>
+    <w:link w:val="BodyTextChar"/>
     <w:uiPriority w:val="99"/>
     <w:unhideWhenUsed/>
     <w:rsid w:val="00AA1D8D"/>
@@ -8987,17 +7635,17 @@
       <w:spacing w:after="120"/>
     </w:pPr>
   </w:style>
-  <w:style w:type="character" w:customStyle="1" w:styleId="TextoindependienteCar">
-    <w:name w:val="Texto independiente Car"/>
-    <w:basedOn w:val="Fuentedeprrafopredeter"/>
-    <w:link w:val="Textoindependiente"/>
+  <w:style w:type="character" w:customStyle="1" w:styleId="BodyTextChar">
+    <w:name w:val="Body Text Char"/>
+    <w:basedOn w:val="DefaultParagraphFont"/>
+    <w:link w:val="BodyText"/>
     <w:uiPriority w:val="99"/>
     <w:rsid w:val="00AA1D8D"/>
   </w:style>
-  <w:style w:type="paragraph" w:styleId="Textoindependiente2">
+  <w:style w:type="paragraph" w:styleId="BodyText2">
     <w:name w:val="Body Text 2"/>
     <w:basedOn w:val="Normal"/>
-    <w:link w:val="Textoindependiente2Car"/>
+    <w:link w:val="BodyText2Char"/>
     <w:uiPriority w:val="99"/>
     <w:unhideWhenUsed/>
     <w:rsid w:val="00AA1D8D"/>
@@ -9005,17 +7653,17 @@
       <w:spacing w:after="120" w:line="480" w:lineRule="auto"/>
     </w:pPr>
   </w:style>
-  <w:style w:type="character" w:customStyle="1" w:styleId="Textoindependiente2Car">
-    <w:name w:val="Texto independiente 2 Car"/>
-    <w:basedOn w:val="Fuentedeprrafopredeter"/>
-    <w:link w:val="Textoindependiente2"/>
+  <w:style w:type="character" w:customStyle="1" w:styleId="BodyText2Char">
+    <w:name w:val="Body Text 2 Char"/>
+    <w:basedOn w:val="DefaultParagraphFont"/>
+    <w:link w:val="BodyText2"/>
     <w:uiPriority w:val="99"/>
     <w:rsid w:val="00AA1D8D"/>
   </w:style>
-  <w:style w:type="paragraph" w:styleId="Textoindependiente3">
+  <w:style w:type="paragraph" w:styleId="BodyText3">
     <w:name w:val="Body Text 3"/>
     <w:basedOn w:val="Normal"/>
-    <w:link w:val="Textoindependiente3Car"/>
+    <w:link w:val="BodyText3Char"/>
     <w:uiPriority w:val="99"/>
     <w:unhideWhenUsed/>
     <w:rsid w:val="00AA1D8D"/>
@@ -9027,10 +7675,10 @@
       <w:szCs w:val="16"/>
     </w:rPr>
   </w:style>
-  <w:style w:type="character" w:customStyle="1" w:styleId="Textoindependiente3Car">
-    <w:name w:val="Texto independiente 3 Car"/>
-    <w:basedOn w:val="Fuentedeprrafopredeter"/>
-    <w:link w:val="Textoindependiente3"/>
+  <w:style w:type="character" w:customStyle="1" w:styleId="BodyText3Char">
+    <w:name w:val="Body Text 3 Char"/>
+    <w:basedOn w:val="DefaultParagraphFont"/>
+    <w:link w:val="BodyText3"/>
     <w:uiPriority w:val="99"/>
     <w:rsid w:val="00AA1D8D"/>
     <w:rPr>
@@ -9038,7 +7686,7 @@
       <w:szCs w:val="16"/>
     </w:rPr>
   </w:style>
-  <w:style w:type="paragraph" w:styleId="Lista">
+  <w:style w:type="paragraph" w:styleId="List">
     <w:name w:val="List"/>
     <w:basedOn w:val="Normal"/>
     <w:uiPriority w:val="99"/>
@@ -9049,7 +7697,7 @@
       <w:contextualSpacing/>
     </w:pPr>
   </w:style>
-  <w:style w:type="paragraph" w:styleId="Lista2">
+  <w:style w:type="paragraph" w:styleId="List2">
     <w:name w:val="List 2"/>
     <w:basedOn w:val="Normal"/>
     <w:uiPriority w:val="99"/>
@@ -9060,7 +7708,7 @@
       <w:contextualSpacing/>
     </w:pPr>
   </w:style>
-  <w:style w:type="paragraph" w:styleId="Lista3">
+  <w:style w:type="paragraph" w:styleId="List3">
     <w:name w:val="List 3"/>
     <w:basedOn w:val="Normal"/>
     <w:uiPriority w:val="99"/>
@@ -9071,7 +7719,7 @@
       <w:contextualSpacing/>
     </w:pPr>
   </w:style>
-  <w:style w:type="paragraph" w:styleId="Listaconvietas">
+  <w:style w:type="paragraph" w:styleId="ListBullet">
     <w:name w:val="List Bullet"/>
     <w:basedOn w:val="Normal"/>
     <w:uiPriority w:val="99"/>
@@ -9084,7 +7732,7 @@
       <w:contextualSpacing/>
     </w:pPr>
   </w:style>
-  <w:style w:type="paragraph" w:styleId="Listaconvietas2">
+  <w:style w:type="paragraph" w:styleId="ListBullet2">
     <w:name w:val="List Bullet 2"/>
     <w:basedOn w:val="Normal"/>
     <w:uiPriority w:val="99"/>
@@ -9097,7 +7745,7 @@
       <w:contextualSpacing/>
     </w:pPr>
   </w:style>
-  <w:style w:type="paragraph" w:styleId="Listaconvietas3">
+  <w:style w:type="paragraph" w:styleId="ListBullet3">
     <w:name w:val="List Bullet 3"/>
     <w:basedOn w:val="Normal"/>
     <w:uiPriority w:val="99"/>
@@ -9110,7 +7758,7 @@
       <w:contextualSpacing/>
     </w:pPr>
   </w:style>
-  <w:style w:type="paragraph" w:styleId="Listaconnmeros">
+  <w:style w:type="paragraph" w:styleId="ListNumber">
     <w:name w:val="List Number"/>
     <w:basedOn w:val="Normal"/>
     <w:uiPriority w:val="99"/>
@@ -9123,7 +7771,7 @@
       <w:contextualSpacing/>
     </w:pPr>
   </w:style>
-  <w:style w:type="paragraph" w:styleId="Listaconnmeros2">
+  <w:style w:type="paragraph" w:styleId="ListNumber2">
     <w:name w:val="List Number 2"/>
     <w:basedOn w:val="Normal"/>
     <w:uiPriority w:val="99"/>
@@ -9136,7 +7784,7 @@
       <w:contextualSpacing/>
     </w:pPr>
   </w:style>
-  <w:style w:type="paragraph" w:styleId="Listaconnmeros3">
+  <w:style w:type="paragraph" w:styleId="ListNumber3">
     <w:name w:val="List Number 3"/>
     <w:basedOn w:val="Normal"/>
     <w:uiPriority w:val="99"/>
@@ -9149,7 +7797,7 @@
       <w:contextualSpacing/>
     </w:pPr>
   </w:style>
-  <w:style w:type="paragraph" w:styleId="Continuarlista">
+  <w:style w:type="paragraph" w:styleId="ListContinue">
     <w:name w:val="List Continue"/>
     <w:basedOn w:val="Normal"/>
     <w:uiPriority w:val="99"/>
@@ -9161,7 +7809,7 @@
       <w:contextualSpacing/>
     </w:pPr>
   </w:style>
-  <w:style w:type="paragraph" w:styleId="Continuarlista2">
+  <w:style w:type="paragraph" w:styleId="ListContinue2">
     <w:name w:val="List Continue 2"/>
     <w:basedOn w:val="Normal"/>
     <w:uiPriority w:val="99"/>
@@ -9173,7 +7821,7 @@
       <w:contextualSpacing/>
     </w:pPr>
   </w:style>
-  <w:style w:type="paragraph" w:styleId="Continuarlista3">
+  <w:style w:type="paragraph" w:styleId="ListContinue3">
     <w:name w:val="List Continue 3"/>
     <w:basedOn w:val="Normal"/>
     <w:uiPriority w:val="99"/>
@@ -9185,9 +7833,9 @@
       <w:contextualSpacing/>
     </w:pPr>
   </w:style>
-  <w:style w:type="paragraph" w:styleId="Textomacro">
+  <w:style w:type="paragraph" w:styleId="MacroText">
     <w:name w:val="macro"/>
-    <w:link w:val="TextomacroCar"/>
+    <w:link w:val="MacroTextChar"/>
     <w:uiPriority w:val="99"/>
     <w:unhideWhenUsed/>
     <w:rsid w:val="0029639D"/>
@@ -9208,10 +7856,10 @@
       <w:szCs w:val="20"/>
     </w:rPr>
   </w:style>
-  <w:style w:type="character" w:customStyle="1" w:styleId="TextomacroCar">
-    <w:name w:val="Texto macro Car"/>
-    <w:basedOn w:val="Fuentedeprrafopredeter"/>
-    <w:link w:val="Textomacro"/>
+  <w:style w:type="character" w:customStyle="1" w:styleId="MacroTextChar">
+    <w:name w:val="Macro Text Char"/>
+    <w:basedOn w:val="DefaultParagraphFont"/>
+    <w:link w:val="MacroText"/>
     <w:uiPriority w:val="99"/>
     <w:rsid w:val="0029639D"/>
     <w:rPr>
@@ -9220,11 +7868,11 @@
       <w:szCs w:val="20"/>
     </w:rPr>
   </w:style>
-  <w:style w:type="paragraph" w:styleId="Cita">
+  <w:style w:type="paragraph" w:styleId="Quote">
     <w:name w:val="Quote"/>
     <w:basedOn w:val="Normal"/>
     <w:next w:val="Normal"/>
-    <w:link w:val="CitaCar"/>
+    <w:link w:val="QuoteChar"/>
     <w:uiPriority w:val="29"/>
     <w:qFormat/>
     <w:rsid w:val="00FC693F"/>
@@ -9234,10 +7882,10 @@
       <w:color w:val="000000" w:themeColor="text1"/>
     </w:rPr>
   </w:style>
-  <w:style w:type="character" w:customStyle="1" w:styleId="CitaCar">
-    <w:name w:val="Cita Car"/>
-    <w:basedOn w:val="Fuentedeprrafopredeter"/>
-    <w:link w:val="Cita"/>
+  <w:style w:type="character" w:customStyle="1" w:styleId="QuoteChar">
+    <w:name w:val="Quote Char"/>
+    <w:basedOn w:val="DefaultParagraphFont"/>
+    <w:link w:val="Quote"/>
     <w:uiPriority w:val="29"/>
     <w:rsid w:val="00FC693F"/>
     <w:rPr>
@@ -9246,10 +7894,10 @@
       <w:color w:val="000000" w:themeColor="text1"/>
     </w:rPr>
   </w:style>
-  <w:style w:type="character" w:customStyle="1" w:styleId="Ttulo4Car">
-    <w:name w:val="Título 4 Car"/>
-    <w:basedOn w:val="Fuentedeprrafopredeter"/>
-    <w:link w:val="Ttulo4"/>
+  <w:style w:type="character" w:customStyle="1" w:styleId="Heading4Char">
+    <w:name w:val="Heading 4 Char"/>
+    <w:basedOn w:val="DefaultParagraphFont"/>
+    <w:link w:val="Heading4"/>
     <w:uiPriority w:val="9"/>
     <w:semiHidden/>
     <w:rsid w:val="00FC693F"/>
@@ -9262,10 +7910,10 @@
       <w:color w:val="4F81BD" w:themeColor="accent1"/>
     </w:rPr>
   </w:style>
-  <w:style w:type="character" w:customStyle="1" w:styleId="Ttulo5Car">
-    <w:name w:val="Título 5 Car"/>
-    <w:basedOn w:val="Fuentedeprrafopredeter"/>
-    <w:link w:val="Ttulo5"/>
+  <w:style w:type="character" w:customStyle="1" w:styleId="Heading5Char">
+    <w:name w:val="Heading 5 Char"/>
+    <w:basedOn w:val="DefaultParagraphFont"/>
+    <w:link w:val="Heading5"/>
     <w:uiPriority w:val="9"/>
     <w:semiHidden/>
     <w:rsid w:val="00FC693F"/>
@@ -9274,10 +7922,10 @@
       <w:color w:val="243F60" w:themeColor="accent1" w:themeShade="7F"/>
     </w:rPr>
   </w:style>
-  <w:style w:type="character" w:customStyle="1" w:styleId="Ttulo6Car">
-    <w:name w:val="Título 6 Car"/>
-    <w:basedOn w:val="Fuentedeprrafopredeter"/>
-    <w:link w:val="Ttulo6"/>
+  <w:style w:type="character" w:customStyle="1" w:styleId="Heading6Char">
+    <w:name w:val="Heading 6 Char"/>
+    <w:basedOn w:val="DefaultParagraphFont"/>
+    <w:link w:val="Heading6"/>
     <w:uiPriority w:val="9"/>
     <w:semiHidden/>
     <w:rsid w:val="00FC693F"/>
@@ -9288,10 +7936,10 @@
       <w:color w:val="243F60" w:themeColor="accent1" w:themeShade="7F"/>
     </w:rPr>
   </w:style>
-  <w:style w:type="character" w:customStyle="1" w:styleId="Ttulo7Car">
-    <w:name w:val="Título 7 Car"/>
-    <w:basedOn w:val="Fuentedeprrafopredeter"/>
-    <w:link w:val="Ttulo7"/>
+  <w:style w:type="character" w:customStyle="1" w:styleId="Heading7Char">
+    <w:name w:val="Heading 7 Char"/>
+    <w:basedOn w:val="DefaultParagraphFont"/>
+    <w:link w:val="Heading7"/>
     <w:uiPriority w:val="9"/>
     <w:semiHidden/>
     <w:rsid w:val="00FC693F"/>
@@ -9302,10 +7950,10 @@
       <w:color w:val="404040" w:themeColor="text1" w:themeTint="BF"/>
     </w:rPr>
   </w:style>
-  <w:style w:type="character" w:customStyle="1" w:styleId="Ttulo8Car">
-    <w:name w:val="Título 8 Car"/>
-    <w:basedOn w:val="Fuentedeprrafopredeter"/>
-    <w:link w:val="Ttulo8"/>
+  <w:style w:type="character" w:customStyle="1" w:styleId="Heading8Char">
+    <w:name w:val="Heading 8 Char"/>
+    <w:basedOn w:val="DefaultParagraphFont"/>
+    <w:link w:val="Heading8"/>
     <w:uiPriority w:val="9"/>
     <w:semiHidden/>
     <w:rsid w:val="00FC693F"/>
@@ -9316,10 +7964,10 @@
       <w:szCs w:val="20"/>
     </w:rPr>
   </w:style>
-  <w:style w:type="character" w:customStyle="1" w:styleId="Ttulo9Car">
-    <w:name w:val="Título 9 Car"/>
-    <w:basedOn w:val="Fuentedeprrafopredeter"/>
-    <w:link w:val="Ttulo9"/>
+  <w:style w:type="character" w:customStyle="1" w:styleId="Heading9Char">
+    <w:name w:val="Heading 9 Char"/>
+    <w:basedOn w:val="DefaultParagraphFont"/>
+    <w:link w:val="Heading9"/>
     <w:uiPriority w:val="9"/>
     <w:semiHidden/>
     <w:rsid w:val="00FC693F"/>
@@ -9332,7 +7980,7 @@
       <w:szCs w:val="20"/>
     </w:rPr>
   </w:style>
-  <w:style w:type="paragraph" w:styleId="Descripcin">
+  <w:style w:type="paragraph" w:styleId="Caption">
     <w:name w:val="caption"/>
     <w:basedOn w:val="Normal"/>
     <w:next w:val="Normal"/>
@@ -9352,9 +8000,9 @@
       <w:szCs w:val="18"/>
     </w:rPr>
   </w:style>
-  <w:style w:type="character" w:styleId="Fuerte">
+  <w:style w:type="character" w:styleId="Strong">
     <w:name w:val="Strong"/>
-    <w:basedOn w:val="Fuentedeprrafopredeter"/>
+    <w:basedOn w:val="DefaultParagraphFont"/>
     <w:uiPriority w:val="22"/>
     <w:qFormat/>
     <w:rsid w:val="00FC693F"/>
@@ -9363,9 +8011,9 @@
       <w:bCs/>
     </w:rPr>
   </w:style>
-  <w:style w:type="character" w:styleId="nfasis">
+  <w:style w:type="character" w:styleId="Emphasis">
     <w:name w:val="Emphasis"/>
-    <w:basedOn w:val="Fuentedeprrafopredeter"/>
+    <w:basedOn w:val="DefaultParagraphFont"/>
     <w:uiPriority w:val="20"/>
     <w:qFormat/>
     <w:rsid w:val="00FC693F"/>
@@ -9374,11 +8022,11 @@
       <w:iCs/>
     </w:rPr>
   </w:style>
-  <w:style w:type="paragraph" w:styleId="Citadestacada">
+  <w:style w:type="paragraph" w:styleId="IntenseQuote">
     <w:name w:val="Intense Quote"/>
     <w:basedOn w:val="Normal"/>
     <w:next w:val="Normal"/>
-    <w:link w:val="CitadestacadaCar"/>
+    <w:link w:val="IntenseQuoteChar"/>
     <w:uiPriority w:val="30"/>
     <w:qFormat/>
     <w:rsid w:val="00FC693F"/>
@@ -9397,10 +8045,10 @@
       <w:color w:val="4F81BD" w:themeColor="accent1"/>
     </w:rPr>
   </w:style>
-  <w:style w:type="character" w:customStyle="1" w:styleId="CitadestacadaCar">
-    <w:name w:val="Cita destacada Car"/>
-    <w:basedOn w:val="Fuentedeprrafopredeter"/>
-    <w:link w:val="Citadestacada"/>
+  <w:style w:type="character" w:customStyle="1" w:styleId="IntenseQuoteChar">
+    <w:name w:val="Intense Quote Char"/>
+    <w:basedOn w:val="DefaultParagraphFont"/>
+    <w:link w:val="IntenseQuote"/>
     <w:uiPriority w:val="30"/>
     <w:rsid w:val="00FC693F"/>
     <w:rPr>
@@ -9411,9 +8059,9 @@
       <w:color w:val="4F81BD" w:themeColor="accent1"/>
     </w:rPr>
   </w:style>
-  <w:style w:type="character" w:styleId="nfasissutil">
+  <w:style w:type="character" w:styleId="SubtleEmphasis">
     <w:name w:val="Subtle Emphasis"/>
-    <w:basedOn w:val="Fuentedeprrafopredeter"/>
+    <w:basedOn w:val="DefaultParagraphFont"/>
     <w:uiPriority w:val="19"/>
     <w:qFormat/>
     <w:rsid w:val="00FC693F"/>
@@ -9423,9 +8071,9 @@
       <w:color w:val="808080" w:themeColor="text1" w:themeTint="7F"/>
     </w:rPr>
   </w:style>
-  <w:style w:type="character" w:styleId="nfasisintenso">
+  <w:style w:type="character" w:styleId="IntenseEmphasis">
     <w:name w:val="Intense Emphasis"/>
-    <w:basedOn w:val="Fuentedeprrafopredeter"/>
+    <w:basedOn w:val="DefaultParagraphFont"/>
     <w:uiPriority w:val="21"/>
     <w:qFormat/>
     <w:rsid w:val="00FC693F"/>
@@ -9437,9 +8085,9 @@
       <w:color w:val="4F81BD" w:themeColor="accent1"/>
     </w:rPr>
   </w:style>
-  <w:style w:type="character" w:styleId="Referenciasutil">
+  <w:style w:type="character" w:styleId="SubtleReference">
     <w:name w:val="Subtle Reference"/>
-    <w:basedOn w:val="Fuentedeprrafopredeter"/>
+    <w:basedOn w:val="DefaultParagraphFont"/>
     <w:uiPriority w:val="31"/>
     <w:qFormat/>
     <w:rsid w:val="00FC693F"/>
@@ -9449,9 +8097,9 @@
       <w:u w:val="single"/>
     </w:rPr>
   </w:style>
-  <w:style w:type="character" w:styleId="Referenciaintensa">
+  <w:style w:type="character" w:styleId="IntenseReference">
     <w:name w:val="Intense Reference"/>
-    <w:basedOn w:val="Fuentedeprrafopredeter"/>
+    <w:basedOn w:val="DefaultParagraphFont"/>
     <w:uiPriority w:val="32"/>
     <w:qFormat/>
     <w:rsid w:val="00FC693F"/>
@@ -9464,9 +8112,9 @@
       <w:u w:val="single"/>
     </w:rPr>
   </w:style>
-  <w:style w:type="character" w:styleId="Ttulodellibro">
+  <w:style w:type="character" w:styleId="BookTitle">
     <w:name w:val="Book Title"/>
-    <w:basedOn w:val="Fuentedeprrafopredeter"/>
+    <w:basedOn w:val="DefaultParagraphFont"/>
     <w:uiPriority w:val="33"/>
     <w:qFormat/>
     <w:rsid w:val="00FC693F"/>
@@ -9477,9 +8125,9 @@
       <w:spacing w:val="5"/>
     </w:rPr>
   </w:style>
-  <w:style w:type="paragraph" w:styleId="TtuloTDC">
+  <w:style w:type="paragraph" w:styleId="TOCHeading">
     <w:name w:val="TOC Heading"/>
-    <w:basedOn w:val="Ttulo1"/>
+    <w:basedOn w:val="Heading1"/>
     <w:next w:val="Normal"/>
     <w:uiPriority w:val="39"/>
     <w:semiHidden/>
@@ -9490,9 +8138,9 @@
       <w:outlineLvl w:val="9"/>
     </w:pPr>
   </w:style>
-  <w:style w:type="table" w:styleId="Tablaconcuadrcula">
+  <w:style w:type="table" w:styleId="TableGrid">
     <w:name w:val="Table Grid"/>
-    <w:basedOn w:val="Tablanormal"/>
+    <w:basedOn w:val="TableNormal"/>
     <w:uiPriority w:val="59"/>
     <w:rsid w:val="00FC693F"/>
     <w:pPr>
@@ -9509,9 +8157,9 @@
       </w:tblBorders>
     </w:tblPr>
   </w:style>
-  <w:style w:type="table" w:styleId="Sombreadoclaro">
+  <w:style w:type="table" w:styleId="LightShading">
     <w:name w:val="Light Shading"/>
-    <w:basedOn w:val="Tablanormal"/>
+    <w:basedOn w:val="TableNormal"/>
     <w:uiPriority w:val="60"/>
     <w:rsid w:val="00FC693F"/>
     <w:pPr>
@@ -9605,9 +8253,9 @@
       </w:tcPr>
     </w:tblStylePr>
   </w:style>
-  <w:style w:type="table" w:styleId="Sombreadoclaro-nfasis1">
+  <w:style w:type="table" w:styleId="LightShading-Accent1">
     <w:name w:val="Light Shading Accent 1"/>
-    <w:basedOn w:val="Tablanormal"/>
+    <w:basedOn w:val="TableNormal"/>
     <w:uiPriority w:val="60"/>
     <w:rsid w:val="00FC693F"/>
     <w:pPr>
@@ -9701,9 +8349,9 @@
       </w:tcPr>
     </w:tblStylePr>
   </w:style>
-  <w:style w:type="table" w:styleId="Sombreadoclaro-nfasis2">
+  <w:style w:type="table" w:styleId="LightShading-Accent2">
     <w:name w:val="Light Shading Accent 2"/>
-    <w:basedOn w:val="Tablanormal"/>
+    <w:basedOn w:val="TableNormal"/>
     <w:uiPriority w:val="60"/>
     <w:rsid w:val="00FC693F"/>
     <w:pPr>
@@ -9797,9 +8445,9 @@
       </w:tcPr>
     </w:tblStylePr>
   </w:style>
-  <w:style w:type="table" w:styleId="Sombreadoclaro-nfasis3">
+  <w:style w:type="table" w:styleId="LightShading-Accent3">
     <w:name w:val="Light Shading Accent 3"/>
-    <w:basedOn w:val="Tablanormal"/>
+    <w:basedOn w:val="TableNormal"/>
     <w:uiPriority w:val="60"/>
     <w:rsid w:val="00FC693F"/>
     <w:pPr>
@@ -9893,9 +8541,9 @@
       </w:tcPr>
     </w:tblStylePr>
   </w:style>
-  <w:style w:type="table" w:styleId="Sombreadoclaro-nfasis4">
+  <w:style w:type="table" w:styleId="LightShading-Accent4">
     <w:name w:val="Light Shading Accent 4"/>
-    <w:basedOn w:val="Tablanormal"/>
+    <w:basedOn w:val="TableNormal"/>
     <w:uiPriority w:val="60"/>
     <w:rsid w:val="00FC693F"/>
     <w:pPr>
@@ -9989,9 +8637,9 @@
       </w:tcPr>
     </w:tblStylePr>
   </w:style>
-  <w:style w:type="table" w:styleId="Sombreadoclaro-nfasis5">
+  <w:style w:type="table" w:styleId="LightShading-Accent5">
     <w:name w:val="Light Shading Accent 5"/>
-    <w:basedOn w:val="Tablanormal"/>
+    <w:basedOn w:val="TableNormal"/>
     <w:uiPriority w:val="60"/>
     <w:rsid w:val="00FC693F"/>
     <w:pPr>
@@ -10085,9 +8733,9 @@
       </w:tcPr>
     </w:tblStylePr>
   </w:style>
-  <w:style w:type="table" w:styleId="Sombreadoclaro-nfasis6">
+  <w:style w:type="table" w:styleId="LightShading-Accent6">
     <w:name w:val="Light Shading Accent 6"/>
-    <w:basedOn w:val="Tablanormal"/>
+    <w:basedOn w:val="TableNormal"/>
     <w:uiPriority w:val="60"/>
     <w:rsid w:val="00FC693F"/>
     <w:pPr>
@@ -10181,9 +8829,9 @@
       </w:tcPr>
     </w:tblStylePr>
   </w:style>
-  <w:style w:type="table" w:styleId="Listaclara">
+  <w:style w:type="table" w:styleId="LightList">
     <w:name w:val="Light List"/>
-    <w:basedOn w:val="Tablanormal"/>
+    <w:basedOn w:val="TableNormal"/>
     <w:uiPriority w:val="61"/>
     <w:rsid w:val="00FC693F"/>
     <w:pPr>
@@ -10266,9 +8914,9 @@
       </w:tcPr>
     </w:tblStylePr>
   </w:style>
-  <w:style w:type="table" w:styleId="Listaclara-nfasis1">
+  <w:style w:type="table" w:styleId="LightList-Accent1">
     <w:name w:val="Light List Accent 1"/>
-    <w:basedOn w:val="Tablanormal"/>
+    <w:basedOn w:val="TableNormal"/>
     <w:uiPriority w:val="61"/>
     <w:rsid w:val="00FC693F"/>
     <w:pPr>
@@ -10351,9 +8999,9 @@
       </w:tcPr>
     </w:tblStylePr>
   </w:style>
-  <w:style w:type="table" w:styleId="Listaclara-nfasis2">
+  <w:style w:type="table" w:styleId="LightList-Accent2">
     <w:name w:val="Light List Accent 2"/>
-    <w:basedOn w:val="Tablanormal"/>
+    <w:basedOn w:val="TableNormal"/>
     <w:uiPriority w:val="61"/>
     <w:rsid w:val="00CB0664"/>
     <w:pPr>
@@ -10436,9 +9084,9 @@
       </w:tcPr>
     </w:tblStylePr>
   </w:style>
-  <w:style w:type="table" w:styleId="Listaclara-nfasis3">
+  <w:style w:type="table" w:styleId="LightList-Accent3">
     <w:name w:val="Light List Accent 3"/>
-    <w:basedOn w:val="Tablanormal"/>
+    <w:basedOn w:val="TableNormal"/>
     <w:uiPriority w:val="61"/>
     <w:rsid w:val="00CB0664"/>
     <w:pPr>
@@ -10521,9 +9169,9 @@
       </w:tcPr>
     </w:tblStylePr>
   </w:style>
-  <w:style w:type="table" w:styleId="Listaclara-nfasis4">
+  <w:style w:type="table" w:styleId="LightList-Accent4">
     <w:name w:val="Light List Accent 4"/>
-    <w:basedOn w:val="Tablanormal"/>
+    <w:basedOn w:val="TableNormal"/>
     <w:uiPriority w:val="61"/>
     <w:rsid w:val="00CB0664"/>
     <w:pPr>
@@ -10606,9 +9254,9 @@
       </w:tcPr>
     </w:tblStylePr>
   </w:style>
-  <w:style w:type="table" w:styleId="Listaclara-nfasis5">
+  <w:style w:type="table" w:styleId="LightList-Accent5">
     <w:name w:val="Light List Accent 5"/>
-    <w:basedOn w:val="Tablanormal"/>
+    <w:basedOn w:val="TableNormal"/>
     <w:uiPriority w:val="61"/>
     <w:rsid w:val="00CB0664"/>
     <w:pPr>
@@ -10691,9 +9339,9 @@
       </w:tcPr>
     </w:tblStylePr>
   </w:style>
-  <w:style w:type="table" w:styleId="Listaclara-nfasis6">
+  <w:style w:type="table" w:styleId="LightList-Accent6">
     <w:name w:val="Light List Accent 6"/>
-    <w:basedOn w:val="Tablanormal"/>
+    <w:basedOn w:val="TableNormal"/>
     <w:uiPriority w:val="61"/>
     <w:rsid w:val="00CB0664"/>
     <w:pPr>
@@ -10776,9 +9424,9 @@
       </w:tcPr>
     </w:tblStylePr>
   </w:style>
-  <w:style w:type="table" w:styleId="Cuadrculaclara">
+  <w:style w:type="table" w:styleId="LightGrid">
     <w:name w:val="Light Grid"/>
-    <w:basedOn w:val="Tablanormal"/>
+    <w:basedOn w:val="TableNormal"/>
     <w:uiPriority w:val="62"/>
     <w:rsid w:val="00CB0664"/>
     <w:pPr>
@@ -10899,9 +9547,9 @@
       </w:tcPr>
     </w:tblStylePr>
   </w:style>
-  <w:style w:type="table" w:styleId="Cuadrculaclara-nfasis1">
+  <w:style w:type="table" w:styleId="LightGrid-Accent1">
     <w:name w:val="Light Grid Accent 1"/>
-    <w:basedOn w:val="Tablanormal"/>
+    <w:basedOn w:val="TableNormal"/>
     <w:uiPriority w:val="62"/>
     <w:rsid w:val="00CB0664"/>
     <w:pPr>
@@ -11022,9 +9670,9 @@
       </w:tcPr>
     </w:tblStylePr>
   </w:style>
-  <w:style w:type="table" w:styleId="Cuadrculaclara-nfasis2">
+  <w:style w:type="table" w:styleId="LightGrid-Accent2">
     <w:name w:val="Light Grid Accent 2"/>
-    <w:basedOn w:val="Tablanormal"/>
+    <w:basedOn w:val="TableNormal"/>
     <w:uiPriority w:val="62"/>
     <w:rsid w:val="00CB0664"/>
     <w:pPr>
@@ -11145,9 +9793,9 @@
       </w:tcPr>
     </w:tblStylePr>
   </w:style>
-  <w:style w:type="table" w:styleId="Cuadrculaclara-nfasis3">
+  <w:style w:type="table" w:styleId="LightGrid-Accent3">
     <w:name w:val="Light Grid Accent 3"/>
-    <w:basedOn w:val="Tablanormal"/>
+    <w:basedOn w:val="TableNormal"/>
     <w:uiPriority w:val="62"/>
     <w:rsid w:val="00CB0664"/>
     <w:pPr>
@@ -11268,9 +9916,9 @@
       </w:tcPr>
     </w:tblStylePr>
   </w:style>
-  <w:style w:type="table" w:styleId="Cuadrculaclara-nfasis4">
+  <w:style w:type="table" w:styleId="LightGrid-Accent4">
     <w:name w:val="Light Grid Accent 4"/>
-    <w:basedOn w:val="Tablanormal"/>
+    <w:basedOn w:val="TableNormal"/>
     <w:uiPriority w:val="62"/>
     <w:rsid w:val="00CB0664"/>
     <w:pPr>
@@ -11391,9 +10039,9 @@
       </w:tcPr>
     </w:tblStylePr>
   </w:style>
-  <w:style w:type="table" w:styleId="Cuadrculaclara-nfasis5">
+  <w:style w:type="table" w:styleId="LightGrid-Accent5">
     <w:name w:val="Light Grid Accent 5"/>
-    <w:basedOn w:val="Tablanormal"/>
+    <w:basedOn w:val="TableNormal"/>
     <w:uiPriority w:val="62"/>
     <w:rsid w:val="00CB0664"/>
     <w:pPr>
@@ -11514,9 +10162,9 @@
       </w:tcPr>
     </w:tblStylePr>
   </w:style>
-  <w:style w:type="table" w:styleId="Cuadrculaclara-nfasis6">
+  <w:style w:type="table" w:styleId="LightGrid-Accent6">
     <w:name w:val="Light Grid Accent 6"/>
-    <w:basedOn w:val="Tablanormal"/>
+    <w:basedOn w:val="TableNormal"/>
     <w:uiPriority w:val="62"/>
     <w:rsid w:val="00CB0664"/>
     <w:pPr>
@@ -11637,9 +10285,9 @@
       </w:tcPr>
     </w:tblStylePr>
   </w:style>
-  <w:style w:type="table" w:styleId="Sombreadomedio1">
+  <w:style w:type="table" w:styleId="MediumShading1">
     <w:name w:val="Medium Shading 1"/>
-    <w:basedOn w:val="Tablanormal"/>
+    <w:basedOn w:val="TableNormal"/>
     <w:uiPriority w:val="63"/>
     <w:rsid w:val="00CB0664"/>
     <w:pPr>
@@ -11736,9 +10384,9 @@
       </w:tcPr>
     </w:tblStylePr>
   </w:style>
-  <w:style w:type="table" w:styleId="Sombreadomedio1-nfasis1">
+  <w:style w:type="table" w:styleId="MediumShading1-Accent1">
     <w:name w:val="Medium Shading 1 Accent 1"/>
-    <w:basedOn w:val="Tablanormal"/>
+    <w:basedOn w:val="TableNormal"/>
     <w:uiPriority w:val="63"/>
     <w:rsid w:val="00CB0664"/>
     <w:pPr>
@@ -11835,9 +10483,9 @@
       </w:tcPr>
     </w:tblStylePr>
   </w:style>
-  <w:style w:type="table" w:styleId="Sombreadomedio1-nfasis2">
+  <w:style w:type="table" w:styleId="MediumShading1-Accent2">
     <w:name w:val="Medium Shading 1 Accent 2"/>
-    <w:basedOn w:val="Tablanormal"/>
+    <w:basedOn w:val="TableNormal"/>
     <w:uiPriority w:val="63"/>
     <w:rsid w:val="00CB0664"/>
     <w:pPr>
@@ -11934,9 +10582,9 @@
       </w:tcPr>
     </w:tblStylePr>
   </w:style>
-  <w:style w:type="table" w:styleId="Sombreadomedio1-nfasis3">
+  <w:style w:type="table" w:styleId="MediumShading1-Accent3">
     <w:name w:val="Medium Shading 1 Accent 3"/>
-    <w:basedOn w:val="Tablanormal"/>
+    <w:basedOn w:val="TableNormal"/>
     <w:uiPriority w:val="63"/>
     <w:rsid w:val="00CB0664"/>
     <w:pPr>
@@ -12033,9 +10681,9 @@
       </w:tcPr>
     </w:tblStylePr>
   </w:style>
-  <w:style w:type="table" w:styleId="Sombreadomedio1-nfasis4">
+  <w:style w:type="table" w:styleId="MediumShading1-Accent4">
     <w:name w:val="Medium Shading 1 Accent 4"/>
-    <w:basedOn w:val="Tablanormal"/>
+    <w:basedOn w:val="TableNormal"/>
     <w:uiPriority w:val="63"/>
     <w:rsid w:val="00CB0664"/>
     <w:pPr>
@@ -12132,9 +10780,9 @@
       </w:tcPr>
     </w:tblStylePr>
   </w:style>
-  <w:style w:type="table" w:styleId="Sombreadomedio1-nfasis5">
+  <w:style w:type="table" w:styleId="MediumShading1-Accent5">
     <w:name w:val="Medium Shading 1 Accent 5"/>
-    <w:basedOn w:val="Tablanormal"/>
+    <w:basedOn w:val="TableNormal"/>
     <w:uiPriority w:val="63"/>
     <w:rsid w:val="00CB0664"/>
     <w:pPr>
@@ -12231,9 +10879,9 @@
       </w:tcPr>
     </w:tblStylePr>
   </w:style>
-  <w:style w:type="table" w:styleId="Sombreadomedio1-nfasis6">
+  <w:style w:type="table" w:styleId="MediumShading1-Accent6">
     <w:name w:val="Medium Shading 1 Accent 6"/>
-    <w:basedOn w:val="Tablanormal"/>
+    <w:basedOn w:val="TableNormal"/>
     <w:uiPriority w:val="63"/>
     <w:rsid w:val="00CB0664"/>
     <w:pPr>
@@ -12330,9 +10978,9 @@
       </w:tcPr>
     </w:tblStylePr>
   </w:style>
-  <w:style w:type="table" w:styleId="Sombreadomedio2">
+  <w:style w:type="table" w:styleId="MediumShading2">
     <w:name w:val="Medium Shading 2"/>
-    <w:basedOn w:val="Tablanormal"/>
+    <w:basedOn w:val="TableNormal"/>
     <w:uiPriority w:val="64"/>
     <w:rsid w:val="00CB0664"/>
     <w:pPr>
@@ -12472,9 +11120,9 @@
       </w:tcPr>
     </w:tblStylePr>
   </w:style>
-  <w:style w:type="table" w:styleId="Sombreadomedio2-nfasis1">
+  <w:style w:type="table" w:styleId="MediumShading2-Accent1">
     <w:name w:val="Medium Shading 2 Accent 1"/>
-    <w:basedOn w:val="Tablanormal"/>
+    <w:basedOn w:val="TableNormal"/>
     <w:uiPriority w:val="64"/>
     <w:rsid w:val="00CB0664"/>
     <w:pPr>
@@ -12614,9 +11262,9 @@
       </w:tcPr>
     </w:tblStylePr>
   </w:style>
-  <w:style w:type="table" w:styleId="Sombreadomedio2-nfasis2">
+  <w:style w:type="table" w:styleId="MediumShading2-Accent2">
     <w:name w:val="Medium Shading 2 Accent 2"/>
-    <w:basedOn w:val="Tablanormal"/>
+    <w:basedOn w:val="TableNormal"/>
     <w:uiPriority w:val="64"/>
     <w:rsid w:val="00CB0664"/>
     <w:pPr>
@@ -12756,9 +11404,9 @@
       </w:tcPr>
     </w:tblStylePr>
   </w:style>
-  <w:style w:type="table" w:styleId="Sombreadomedio2-nfasis3">
+  <w:style w:type="table" w:styleId="MediumShading2-Accent3">
     <w:name w:val="Medium Shading 2 Accent 3"/>
-    <w:basedOn w:val="Tablanormal"/>
+    <w:basedOn w:val="TableNormal"/>
     <w:uiPriority w:val="64"/>
     <w:rsid w:val="00CB0664"/>
     <w:pPr>
@@ -12898,9 +11546,9 @@
       </w:tcPr>
     </w:tblStylePr>
   </w:style>
-  <w:style w:type="table" w:styleId="Sombreadomedio2-nfasis4">
+  <w:style w:type="table" w:styleId="MediumShading2-Accent4">
     <w:name w:val="Medium Shading 2 Accent 4"/>
-    <w:basedOn w:val="Tablanormal"/>
+    <w:basedOn w:val="TableNormal"/>
     <w:uiPriority w:val="64"/>
     <w:rsid w:val="00CB0664"/>
     <w:pPr>
@@ -13040,9 +11688,9 @@
       </w:tcPr>
     </w:tblStylePr>
   </w:style>
-  <w:style w:type="table" w:styleId="Sombreadomedio2-nfasis5">
+  <w:style w:type="table" w:styleId="MediumShading2-Accent5">
     <w:name w:val="Medium Shading 2 Accent 5"/>
-    <w:basedOn w:val="Tablanormal"/>
+    <w:basedOn w:val="TableNormal"/>
     <w:uiPriority w:val="64"/>
     <w:rsid w:val="00CB0664"/>
     <w:pPr>
@@ -13182,9 +11830,9 @@
       </w:tcPr>
     </w:tblStylePr>
   </w:style>
-  <w:style w:type="table" w:styleId="Sombreadomedio2-nfasis6">
+  <w:style w:type="table" w:styleId="MediumShading2-Accent6">
     <w:name w:val="Medium Shading 2 Accent 6"/>
-    <w:basedOn w:val="Tablanormal"/>
+    <w:basedOn w:val="TableNormal"/>
     <w:uiPriority w:val="64"/>
     <w:rsid w:val="00CB0664"/>
     <w:pPr>
@@ -13324,9 +11972,9 @@
       </w:tcPr>
     </w:tblStylePr>
   </w:style>
-  <w:style w:type="table" w:styleId="Listamedia1">
+  <w:style w:type="table" w:styleId="MediumList1">
     <w:name w:val="Medium List 1"/>
-    <w:basedOn w:val="Tablanormal"/>
+    <w:basedOn w:val="TableNormal"/>
     <w:uiPriority w:val="65"/>
     <w:rsid w:val="00CB0664"/>
     <w:pPr>
@@ -13401,9 +12049,9 @@
       </w:tcPr>
     </w:tblStylePr>
   </w:style>
-  <w:style w:type="table" w:styleId="Listamedia1-nfasis1">
+  <w:style w:type="table" w:styleId="MediumList1-Accent1">
     <w:name w:val="Medium List 1 Accent 1"/>
-    <w:basedOn w:val="Tablanormal"/>
+    <w:basedOn w:val="TableNormal"/>
     <w:uiPriority w:val="65"/>
     <w:rsid w:val="00CB0664"/>
     <w:pPr>
@@ -13478,9 +12126,9 @@
       </w:tcPr>
     </w:tblStylePr>
   </w:style>
-  <w:style w:type="table" w:styleId="Listamedia1-nfasis2">
+  <w:style w:type="table" w:styleId="MediumList1-Accent2">
     <w:name w:val="Medium List 1 Accent 2"/>
-    <w:basedOn w:val="Tablanormal"/>
+    <w:basedOn w:val="TableNormal"/>
     <w:uiPriority w:val="65"/>
     <w:rsid w:val="00CB0664"/>
     <w:pPr>
@@ -13555,9 +12203,9 @@
       </w:tcPr>
     </w:tblStylePr>
   </w:style>
-  <w:style w:type="table" w:styleId="Listamedia1-nfasis3">
+  <w:style w:type="table" w:styleId="MediumList1-Accent3">
     <w:name w:val="Medium List 1 Accent 3"/>
-    <w:basedOn w:val="Tablanormal"/>
+    <w:basedOn w:val="TableNormal"/>
     <w:uiPriority w:val="65"/>
     <w:rsid w:val="00CB0664"/>
     <w:pPr>
@@ -13632,9 +12280,9 @@
       </w:tcPr>
     </w:tblStylePr>
   </w:style>
-  <w:style w:type="table" w:styleId="Listamedia1-nfasis4">
+  <w:style w:type="table" w:styleId="MediumList1-Accent4">
     <w:name w:val="Medium List 1 Accent 4"/>
-    <w:basedOn w:val="Tablanormal"/>
+    <w:basedOn w:val="TableNormal"/>
     <w:uiPriority w:val="65"/>
     <w:rsid w:val="00CB0664"/>
     <w:pPr>
@@ -13709,9 +12357,9 @@
       </w:tcPr>
     </w:tblStylePr>
   </w:style>
-  <w:style w:type="table" w:styleId="Listamedia1-nfasis5">
+  <w:style w:type="table" w:styleId="MediumList1-Accent5">
     <w:name w:val="Medium List 1 Accent 5"/>
-    <w:basedOn w:val="Tablanormal"/>
+    <w:basedOn w:val="TableNormal"/>
     <w:uiPriority w:val="65"/>
     <w:rsid w:val="00CB0664"/>
     <w:pPr>
@@ -13786,9 +12434,9 @@
       </w:tcPr>
     </w:tblStylePr>
   </w:style>
-  <w:style w:type="table" w:styleId="Listamedia1-nfasis6">
+  <w:style w:type="table" w:styleId="MediumList1-Accent6">
     <w:name w:val="Medium List 1 Accent 6"/>
-    <w:basedOn w:val="Tablanormal"/>
+    <w:basedOn w:val="TableNormal"/>
     <w:uiPriority w:val="65"/>
     <w:rsid w:val="00CB0664"/>
     <w:pPr>
@@ -13863,9 +12511,9 @@
       </w:tcPr>
     </w:tblStylePr>
   </w:style>
-  <w:style w:type="table" w:styleId="Listamedia2">
+  <w:style w:type="table" w:styleId="MediumList2">
     <w:name w:val="Medium List 2"/>
-    <w:basedOn w:val="Tablanormal"/>
+    <w:basedOn w:val="TableNormal"/>
     <w:uiPriority w:val="66"/>
     <w:rsid w:val="00CB0664"/>
     <w:pPr>
@@ -13984,9 +12632,9 @@
       </w:tcPr>
     </w:tblStylePr>
   </w:style>
-  <w:style w:type="table" w:styleId="Listamedia2-nfasis1">
+  <w:style w:type="table" w:styleId="MediumList2-Accent1">
     <w:name w:val="Medium List 2 Accent 1"/>
-    <w:basedOn w:val="Tablanormal"/>
+    <w:basedOn w:val="TableNormal"/>
     <w:uiPriority w:val="66"/>
     <w:rsid w:val="00CB0664"/>
     <w:pPr>
@@ -14105,9 +12753,9 @@
       </w:tcPr>
     </w:tblStylePr>
   </w:style>
-  <w:style w:type="table" w:styleId="Listamedia2-nfasis2">
+  <w:style w:type="table" w:styleId="MediumList2-Accent2">
     <w:name w:val="Medium List 2 Accent 2"/>
-    <w:basedOn w:val="Tablanormal"/>
+    <w:basedOn w:val="TableNormal"/>
     <w:uiPriority w:val="66"/>
     <w:rsid w:val="00CB0664"/>
     <w:pPr>
@@ -14226,9 +12874,9 @@
       </w:tcPr>
     </w:tblStylePr>
   </w:style>
-  <w:style w:type="table" w:styleId="Listamedia2-nfasis3">
+  <w:style w:type="table" w:styleId="MediumList2-Accent3">
     <w:name w:val="Medium List 2 Accent 3"/>
-    <w:basedOn w:val="Tablanormal"/>
+    <w:basedOn w:val="TableNormal"/>
     <w:uiPriority w:val="66"/>
     <w:rsid w:val="00CB0664"/>
     <w:pPr>
@@ -14347,9 +12995,9 @@
       </w:tcPr>
     </w:tblStylePr>
   </w:style>
-  <w:style w:type="table" w:styleId="Listamedia2-nfasis4">
+  <w:style w:type="table" w:styleId="MediumList2-Accent4">
     <w:name w:val="Medium List 2 Accent 4"/>
-    <w:basedOn w:val="Tablanormal"/>
+    <w:basedOn w:val="TableNormal"/>
     <w:uiPriority w:val="66"/>
     <w:rsid w:val="00CB0664"/>
     <w:pPr>
@@ -14468,9 +13116,9 @@
       </w:tcPr>
     </w:tblStylePr>
   </w:style>
-  <w:style w:type="table" w:styleId="Listamedia2-nfasis5">
+  <w:style w:type="table" w:styleId="MediumList2-Accent5">
     <w:name w:val="Medium List 2 Accent 5"/>
-    <w:basedOn w:val="Tablanormal"/>
+    <w:basedOn w:val="TableNormal"/>
     <w:uiPriority w:val="66"/>
     <w:rsid w:val="00CB0664"/>
     <w:pPr>
@@ -14589,9 +13237,9 @@
       </w:tcPr>
     </w:tblStylePr>
   </w:style>
-  <w:style w:type="table" w:styleId="Listamedia2-nfasis6">
+  <w:style w:type="table" w:styleId="MediumList2-Accent6">
     <w:name w:val="Medium List 2 Accent 6"/>
-    <w:basedOn w:val="Tablanormal"/>
+    <w:basedOn w:val="TableNormal"/>
     <w:uiPriority w:val="66"/>
     <w:rsid w:val="00CB0664"/>
     <w:pPr>
@@ -14710,9 +13358,9 @@
       </w:tcPr>
     </w:tblStylePr>
   </w:style>
-  <w:style w:type="table" w:styleId="Cuadrculamedia1">
+  <w:style w:type="table" w:styleId="MediumGrid1">
     <w:name w:val="Medium Grid 1"/>
-    <w:basedOn w:val="Tablanormal"/>
+    <w:basedOn w:val="TableNormal"/>
     <w:uiPriority w:val="67"/>
     <w:rsid w:val="00CB0664"/>
     <w:pPr>
@@ -14776,9 +13424,9 @@
       </w:tcPr>
     </w:tblStylePr>
   </w:style>
-  <w:style w:type="table" w:styleId="Cuadrculamedia1-nfasis1">
+  <w:style w:type="table" w:styleId="MediumGrid1-Accent1">
     <w:name w:val="Medium Grid 1 Accent 1"/>
-    <w:basedOn w:val="Tablanormal"/>
+    <w:basedOn w:val="TableNormal"/>
     <w:uiPriority w:val="67"/>
     <w:rsid w:val="00CB0664"/>
     <w:pPr>
@@ -14842,9 +13490,9 @@
       </w:tcPr>
     </w:tblStylePr>
   </w:style>
-  <w:style w:type="table" w:styleId="Cuadrculamedia1-nfasis2">
+  <w:style w:type="table" w:styleId="MediumGrid1-Accent2">
     <w:name w:val="Medium Grid 1 Accent 2"/>
-    <w:basedOn w:val="Tablanormal"/>
+    <w:basedOn w:val="TableNormal"/>
     <w:uiPriority w:val="67"/>
     <w:rsid w:val="00CB0664"/>
     <w:pPr>
@@ -14908,9 +13556,9 @@
       </w:tcPr>
     </w:tblStylePr>
   </w:style>
-  <w:style w:type="table" w:styleId="Cuadrculamedia1-nfasis3">
+  <w:style w:type="table" w:styleId="MediumGrid1-Accent3">
     <w:name w:val="Medium Grid 1 Accent 3"/>
-    <w:basedOn w:val="Tablanormal"/>
+    <w:basedOn w:val="TableNormal"/>
     <w:uiPriority w:val="67"/>
     <w:rsid w:val="00CB0664"/>
     <w:pPr>
@@ -14974,9 +13622,9 @@
       </w:tcPr>
     </w:tblStylePr>
   </w:style>
-  <w:style w:type="table" w:styleId="Cuadrculamedia1-nfasis4">
+  <w:style w:type="table" w:styleId="MediumGrid1-Accent4">
     <w:name w:val="Medium Grid 1 Accent 4"/>
-    <w:basedOn w:val="Tablanormal"/>
+    <w:basedOn w:val="TableNormal"/>
     <w:uiPriority w:val="67"/>
     <w:rsid w:val="00CB0664"/>
     <w:pPr>
@@ -15040,9 +13688,9 @@
       </w:tcPr>
     </w:tblStylePr>
   </w:style>
-  <w:style w:type="table" w:styleId="Cuadrculamedia1-nfasis5">
+  <w:style w:type="table" w:styleId="MediumGrid1-Accent5">
     <w:name w:val="Medium Grid 1 Accent 5"/>
-    <w:basedOn w:val="Tablanormal"/>
+    <w:basedOn w:val="TableNormal"/>
     <w:uiPriority w:val="67"/>
     <w:rsid w:val="00CB0664"/>
     <w:pPr>
@@ -15106,9 +13754,9 @@
       </w:tcPr>
     </w:tblStylePr>
   </w:style>
-  <w:style w:type="table" w:styleId="Cuadrculamedia1-nfasis6">
+  <w:style w:type="table" w:styleId="MediumGrid1-Accent6">
     <w:name w:val="Medium Grid 1 Accent 6"/>
-    <w:basedOn w:val="Tablanormal"/>
+    <w:basedOn w:val="TableNormal"/>
     <w:uiPriority w:val="67"/>
     <w:rsid w:val="00CB0664"/>
     <w:pPr>
@@ -15172,9 +13820,9 @@
       </w:tcPr>
     </w:tblStylePr>
   </w:style>
-  <w:style w:type="table" w:styleId="Cuadrculamedia2">
+  <w:style w:type="table" w:styleId="MediumGrid2">
     <w:name w:val="Medium Grid 2"/>
-    <w:basedOn w:val="Tablanormal"/>
+    <w:basedOn w:val="TableNormal"/>
     <w:uiPriority w:val="68"/>
     <w:rsid w:val="00CB0664"/>
     <w:pPr>
@@ -15290,9 +13938,9 @@
       </w:tcPr>
     </w:tblStylePr>
   </w:style>
-  <w:style w:type="table" w:styleId="Cuadrculamedia2-nfasis1">
+  <w:style w:type="table" w:styleId="MediumGrid2-Accent1">
     <w:name w:val="Medium Grid 2 Accent 1"/>
-    <w:basedOn w:val="Tablanormal"/>
+    <w:basedOn w:val="TableNormal"/>
     <w:uiPriority w:val="68"/>
     <w:rsid w:val="00CB0664"/>
     <w:pPr>
@@ -15408,9 +14056,9 @@
       </w:tcPr>
     </w:tblStylePr>
   </w:style>
-  <w:style w:type="table" w:styleId="Cuadrculamedia2-nfasis2">
+  <w:style w:type="table" w:styleId="MediumGrid2-Accent2">
     <w:name w:val="Medium Grid 2 Accent 2"/>
-    <w:basedOn w:val="Tablanormal"/>
+    <w:basedOn w:val="TableNormal"/>
     <w:uiPriority w:val="68"/>
     <w:rsid w:val="00CB0664"/>
     <w:pPr>
@@ -15526,9 +14174,9 @@
       </w:tcPr>
     </w:tblStylePr>
   </w:style>
-  <w:style w:type="table" w:styleId="Cuadrculamedia2-nfasis3">
+  <w:style w:type="table" w:styleId="MediumGrid2-Accent3">
     <w:name w:val="Medium Grid 2 Accent 3"/>
-    <w:basedOn w:val="Tablanormal"/>
+    <w:basedOn w:val="TableNormal"/>
     <w:uiPriority w:val="68"/>
     <w:rsid w:val="00CB0664"/>
     <w:pPr>
@@ -15644,9 +14292,9 @@
       </w:tcPr>
     </w:tblStylePr>
   </w:style>
-  <w:style w:type="table" w:styleId="Cuadrculamedia2-nfasis4">
+  <w:style w:type="table" w:styleId="MediumGrid2-Accent4">
     <w:name w:val="Medium Grid 2 Accent 4"/>
-    <w:basedOn w:val="Tablanormal"/>
+    <w:basedOn w:val="TableNormal"/>
     <w:uiPriority w:val="68"/>
     <w:rsid w:val="00CB0664"/>
     <w:pPr>
@@ -15762,9 +14410,9 @@
       </w:tcPr>
     </w:tblStylePr>
   </w:style>
-  <w:style w:type="table" w:styleId="Cuadrculamedia2-nfasis5">
+  <w:style w:type="table" w:styleId="MediumGrid2-Accent5">
     <w:name w:val="Medium Grid 2 Accent 5"/>
-    <w:basedOn w:val="Tablanormal"/>
+    <w:basedOn w:val="TableNormal"/>
     <w:uiPriority w:val="68"/>
     <w:rsid w:val="00CB0664"/>
     <w:pPr>
@@ -15880,9 +14528,9 @@
       </w:tcPr>
     </w:tblStylePr>
   </w:style>
-  <w:style w:type="table" w:styleId="Cuadrculamedia2-nfasis6">
+  <w:style w:type="table" w:styleId="MediumGrid2-Accent6">
     <w:name w:val="Medium Grid 2 Accent 6"/>
-    <w:basedOn w:val="Tablanormal"/>
+    <w:basedOn w:val="TableNormal"/>
     <w:uiPriority w:val="68"/>
     <w:rsid w:val="00CB0664"/>
     <w:pPr>
@@ -15998,9 +14646,9 @@
       </w:tcPr>
     </w:tblStylePr>
   </w:style>
-  <w:style w:type="table" w:styleId="Cuadrculamedia3">
+  <w:style w:type="table" w:styleId="MediumGrid3">
     <w:name w:val="Medium Grid 3"/>
-    <w:basedOn w:val="Tablanormal"/>
+    <w:basedOn w:val="TableNormal"/>
     <w:uiPriority w:val="69"/>
     <w:rsid w:val="00CB0664"/>
     <w:pPr>
@@ -16132,9 +14780,9 @@
       </w:tcPr>
     </w:tblStylePr>
   </w:style>
-  <w:style w:type="table" w:styleId="Cuadrculamedia3-nfasis1">
+  <w:style w:type="table" w:styleId="MediumGrid3-Accent1">
     <w:name w:val="Medium Grid 3 Accent 1"/>
-    <w:basedOn w:val="Tablanormal"/>
+    <w:basedOn w:val="TableNormal"/>
     <w:uiPriority w:val="69"/>
     <w:rsid w:val="00CB0664"/>
     <w:pPr>
@@ -16266,9 +14914,9 @@
       </w:tcPr>
     </w:tblStylePr>
   </w:style>
-  <w:style w:type="table" w:styleId="Cuadrculamedia3-nfasis2">
+  <w:style w:type="table" w:styleId="MediumGrid3-Accent2">
     <w:name w:val="Medium Grid 3 Accent 2"/>
-    <w:basedOn w:val="Tablanormal"/>
+    <w:basedOn w:val="TableNormal"/>
     <w:uiPriority w:val="69"/>
     <w:rsid w:val="00CB0664"/>
     <w:pPr>
@@ -16400,9 +15048,9 @@
       </w:tcPr>
     </w:tblStylePr>
   </w:style>
-  <w:style w:type="table" w:styleId="Cuadrculamedia3-nfasis3">
+  <w:style w:type="table" w:styleId="MediumGrid3-Accent3">
     <w:name w:val="Medium Grid 3 Accent 3"/>
-    <w:basedOn w:val="Tablanormal"/>
+    <w:basedOn w:val="TableNormal"/>
     <w:uiPriority w:val="69"/>
     <w:rsid w:val="00CB0664"/>
     <w:pPr>
@@ -16534,9 +15182,9 @@
       </w:tcPr>
     </w:tblStylePr>
   </w:style>
-  <w:style w:type="table" w:styleId="Cuadrculamedia3-nfasis4">
+  <w:style w:type="table" w:styleId="MediumGrid3-Accent4">
     <w:name w:val="Medium Grid 3 Accent 4"/>
-    <w:basedOn w:val="Tablanormal"/>
+    <w:basedOn w:val="TableNormal"/>
     <w:uiPriority w:val="69"/>
     <w:rsid w:val="00CB0664"/>
     <w:pPr>
@@ -16668,9 +15316,9 @@
       </w:tcPr>
     </w:tblStylePr>
   </w:style>
-  <w:style w:type="table" w:styleId="Cuadrculamedia3-nfasis5">
+  <w:style w:type="table" w:styleId="MediumGrid3-Accent5">
     <w:name w:val="Medium Grid 3 Accent 5"/>
-    <w:basedOn w:val="Tablanormal"/>
+    <w:basedOn w:val="TableNormal"/>
     <w:uiPriority w:val="69"/>
     <w:rsid w:val="00CB0664"/>
     <w:pPr>
@@ -16802,9 +15450,9 @@
       </w:tcPr>
     </w:tblStylePr>
   </w:style>
-  <w:style w:type="table" w:styleId="Cuadrculamedia3-nfasis6">
+  <w:style w:type="table" w:styleId="MediumGrid3-Accent6">
     <w:name w:val="Medium Grid 3 Accent 6"/>
-    <w:basedOn w:val="Tablanormal"/>
+    <w:basedOn w:val="TableNormal"/>
     <w:uiPriority w:val="69"/>
     <w:rsid w:val="00CB0664"/>
     <w:pPr>
@@ -16936,9 +15584,9 @@
       </w:tcPr>
     </w:tblStylePr>
   </w:style>
-  <w:style w:type="table" w:styleId="Listaoscura">
+  <w:style w:type="table" w:styleId="DarkList">
     <w:name w:val="Dark List"/>
-    <w:basedOn w:val="Tablanormal"/>
+    <w:basedOn w:val="TableNormal"/>
     <w:uiPriority w:val="70"/>
     <w:rsid w:val="00CB0664"/>
     <w:pPr>
@@ -17043,9 +15691,9 @@
       </w:tcPr>
     </w:tblStylePr>
   </w:style>
-  <w:style w:type="table" w:styleId="Listaoscura-nfasis1">
+  <w:style w:type="table" w:styleId="DarkList-Accent1">
     <w:name w:val="Dark List Accent 1"/>
-    <w:basedOn w:val="Tablanormal"/>
+    <w:basedOn w:val="TableNormal"/>
     <w:uiPriority w:val="70"/>
     <w:rsid w:val="00CB0664"/>
     <w:pPr>
@@ -17150,9 +15798,9 @@
       </w:tcPr>
     </w:tblStylePr>
   </w:style>
-  <w:style w:type="table" w:styleId="Listaoscura-nfasis2">
+  <w:style w:type="table" w:styleId="DarkList-Accent2">
     <w:name w:val="Dark List Accent 2"/>
-    <w:basedOn w:val="Tablanormal"/>
+    <w:basedOn w:val="TableNormal"/>
     <w:uiPriority w:val="70"/>
     <w:rsid w:val="00CB0664"/>
     <w:pPr>
@@ -17257,9 +15905,9 @@
       </w:tcPr>
     </w:tblStylePr>
   </w:style>
-  <w:style w:type="table" w:styleId="Listaoscura-nfasis3">
+  <w:style w:type="table" w:styleId="DarkList-Accent3">
     <w:name w:val="Dark List Accent 3"/>
-    <w:basedOn w:val="Tablanormal"/>
+    <w:basedOn w:val="TableNormal"/>
     <w:uiPriority w:val="70"/>
     <w:rsid w:val="00CB0664"/>
     <w:pPr>
@@ -17364,9 +16012,9 @@
       </w:tcPr>
     </w:tblStylePr>
   </w:style>
-  <w:style w:type="table" w:styleId="Listaoscura-nfasis4">
+  <w:style w:type="table" w:styleId="DarkList-Accent4">
     <w:name w:val="Dark List Accent 4"/>
-    <w:basedOn w:val="Tablanormal"/>
+    <w:basedOn w:val="TableNormal"/>
     <w:uiPriority w:val="70"/>
     <w:rsid w:val="00CB0664"/>
     <w:pPr>
@@ -17471,9 +16119,9 @@
       </w:tcPr>
     </w:tblStylePr>
   </w:style>
-  <w:style w:type="table" w:styleId="Listaoscura-nfasis5">
+  <w:style w:type="table" w:styleId="DarkList-Accent5">
     <w:name w:val="Dark List Accent 5"/>
-    <w:basedOn w:val="Tablanormal"/>
+    <w:basedOn w:val="TableNormal"/>
     <w:uiPriority w:val="70"/>
     <w:rsid w:val="00CB0664"/>
     <w:pPr>
@@ -17578,9 +16226,9 @@
       </w:tcPr>
     </w:tblStylePr>
   </w:style>
-  <w:style w:type="table" w:styleId="Listaoscura-nfasis6">
+  <w:style w:type="table" w:styleId="DarkList-Accent6">
     <w:name w:val="Dark List Accent 6"/>
-    <w:basedOn w:val="Tablanormal"/>
+    <w:basedOn w:val="TableNormal"/>
     <w:uiPriority w:val="70"/>
     <w:rsid w:val="00CB0664"/>
     <w:pPr>
@@ -17685,9 +16333,9 @@
       </w:tcPr>
     </w:tblStylePr>
   </w:style>
-  <w:style w:type="table" w:styleId="Sombreadovistoso">
+  <w:style w:type="table" w:styleId="ColorfulShading">
     <w:name w:val="Colorful Shading"/>
-    <w:basedOn w:val="Tablanormal"/>
+    <w:basedOn w:val="TableNormal"/>
     <w:uiPriority w:val="71"/>
     <w:rsid w:val="00CB0664"/>
     <w:pPr>
@@ -17800,9 +16448,9 @@
       </w:rPr>
     </w:tblStylePr>
   </w:style>
-  <w:style w:type="table" w:styleId="Sombreadovistoso-nfasis1">
+  <w:style w:type="table" w:styleId="ColorfulShading-Accent1">
     <w:name w:val="Colorful Shading Accent 1"/>
-    <w:basedOn w:val="Tablanormal"/>
+    <w:basedOn w:val="TableNormal"/>
     <w:uiPriority w:val="71"/>
     <w:rsid w:val="00CB0664"/>
     <w:pPr>
@@ -17915,9 +16563,9 @@
       </w:rPr>
     </w:tblStylePr>
   </w:style>
-  <w:style w:type="table" w:styleId="Sombreadovistoso-nfasis2">
+  <w:style w:type="table" w:styleId="ColorfulShading-Accent2">
     <w:name w:val="Colorful Shading Accent 2"/>
-    <w:basedOn w:val="Tablanormal"/>
+    <w:basedOn w:val="TableNormal"/>
     <w:uiPriority w:val="71"/>
     <w:rsid w:val="00CB0664"/>
     <w:pPr>
@@ -18030,9 +16678,9 @@
       </w:rPr>
     </w:tblStylePr>
   </w:style>
-  <w:style w:type="table" w:styleId="Sombreadovistoso-nfasis3">
+  <w:style w:type="table" w:styleId="ColorfulShading-Accent3">
     <w:name w:val="Colorful Shading Accent 3"/>
-    <w:basedOn w:val="Tablanormal"/>
+    <w:basedOn w:val="TableNormal"/>
     <w:uiPriority w:val="71"/>
     <w:rsid w:val="00CB0664"/>
     <w:pPr>
@@ -18135,9 +16783,9 @@
       </w:tcPr>
     </w:tblStylePr>
   </w:style>
-  <w:style w:type="table" w:styleId="Sombreadovistoso-nfasis4">
+  <w:style w:type="table" w:styleId="ColorfulShading-Accent4">
     <w:name w:val="Colorful Shading Accent 4"/>
-    <w:basedOn w:val="Tablanormal"/>
+    <w:basedOn w:val="TableNormal"/>
     <w:uiPriority w:val="71"/>
     <w:rsid w:val="00CB0664"/>
     <w:pPr>
@@ -18250,9 +16898,9 @@
       </w:rPr>
     </w:tblStylePr>
   </w:style>
-  <w:style w:type="table" w:styleId="Sombreadovistoso-nfasis5">
+  <w:style w:type="table" w:styleId="ColorfulShading-Accent5">
     <w:name w:val="Colorful Shading Accent 5"/>
-    <w:basedOn w:val="Tablanormal"/>
+    <w:basedOn w:val="TableNormal"/>
     <w:uiPriority w:val="71"/>
     <w:rsid w:val="00CB0664"/>
     <w:pPr>
@@ -18365,9 +17013,9 @@
       </w:rPr>
     </w:tblStylePr>
   </w:style>
-  <w:style w:type="table" w:styleId="Sombreadovistoso-nfasis6">
+  <w:style w:type="table" w:styleId="ColorfulShading-Accent6">
     <w:name w:val="Colorful Shading Accent 6"/>
-    <w:basedOn w:val="Tablanormal"/>
+    <w:basedOn w:val="TableNormal"/>
     <w:uiPriority w:val="71"/>
     <w:rsid w:val="00CB0664"/>
     <w:pPr>
@@ -18480,9 +17128,9 @@
       </w:rPr>
     </w:tblStylePr>
   </w:style>
-  <w:style w:type="table" w:styleId="Listavistosa">
+  <w:style w:type="table" w:styleId="ColorfulList">
     <w:name w:val="Colorful List"/>
-    <w:basedOn w:val="Tablanormal"/>
+    <w:basedOn w:val="TableNormal"/>
     <w:uiPriority w:val="72"/>
     <w:rsid w:val="00CB0664"/>
     <w:pPr>
@@ -18559,9 +17207,9 @@
       </w:tcPr>
     </w:tblStylePr>
   </w:style>
-  <w:style w:type="table" w:styleId="Listavistosa-nfasis1">
+  <w:style w:type="table" w:styleId="ColorfulList-Accent1">
     <w:name w:val="Colorful List Accent 1"/>
-    <w:basedOn w:val="Tablanormal"/>
+    <w:basedOn w:val="TableNormal"/>
     <w:uiPriority w:val="72"/>
     <w:rsid w:val="00CB0664"/>
     <w:pPr>
@@ -18638,9 +17286,9 @@
       </w:tcPr>
     </w:tblStylePr>
   </w:style>
-  <w:style w:type="table" w:styleId="Listavistosa-nfasis2">
+  <w:style w:type="table" w:styleId="ColorfulList-Accent2">
     <w:name w:val="Colorful List Accent 2"/>
-    <w:basedOn w:val="Tablanormal"/>
+    <w:basedOn w:val="TableNormal"/>
     <w:uiPriority w:val="72"/>
     <w:rsid w:val="00CB0664"/>
     <w:pPr>
@@ -18717,9 +17365,9 @@
       </w:tcPr>
     </w:tblStylePr>
   </w:style>
-  <w:style w:type="table" w:styleId="Listavistosa-nfasis3">
+  <w:style w:type="table" w:styleId="ColorfulList-Accent3">
     <w:name w:val="Colorful List Accent 3"/>
-    <w:basedOn w:val="Tablanormal"/>
+    <w:basedOn w:val="TableNormal"/>
     <w:uiPriority w:val="72"/>
     <w:rsid w:val="00CB0664"/>
     <w:pPr>
@@ -18796,9 +17444,9 @@
       </w:tcPr>
     </w:tblStylePr>
   </w:style>
-  <w:style w:type="table" w:styleId="Listavistosa-nfasis4">
+  <w:style w:type="table" w:styleId="ColorfulList-Accent4">
     <w:name w:val="Colorful List Accent 4"/>
-    <w:basedOn w:val="Tablanormal"/>
+    <w:basedOn w:val="TableNormal"/>
     <w:uiPriority w:val="72"/>
     <w:rsid w:val="00CB0664"/>
     <w:pPr>
@@ -18875,9 +17523,9 @@
       </w:tcPr>
     </w:tblStylePr>
   </w:style>
-  <w:style w:type="table" w:styleId="Listavistosa-nfasis5">
+  <w:style w:type="table" w:styleId="ColorfulList-Accent5">
     <w:name w:val="Colorful List Accent 5"/>
-    <w:basedOn w:val="Tablanormal"/>
+    <w:basedOn w:val="TableNormal"/>
     <w:uiPriority w:val="72"/>
     <w:rsid w:val="00CB0664"/>
     <w:pPr>
@@ -18954,9 +17602,9 @@
       </w:tcPr>
     </w:tblStylePr>
   </w:style>
-  <w:style w:type="table" w:styleId="Listavistosa-nfasis6">
+  <w:style w:type="table" w:styleId="ColorfulList-Accent6">
     <w:name w:val="Colorful List Accent 6"/>
-    <w:basedOn w:val="Tablanormal"/>
+    <w:basedOn w:val="TableNormal"/>
     <w:uiPriority w:val="72"/>
     <w:rsid w:val="00CB0664"/>
     <w:pPr>
@@ -19033,9 +17681,9 @@
       </w:tcPr>
     </w:tblStylePr>
   </w:style>
-  <w:style w:type="table" w:styleId="Cuadrculavistosa">
+  <w:style w:type="table" w:styleId="ColorfulGrid">
     <w:name w:val="Colorful Grid"/>
-    <w:basedOn w:val="Tablanormal"/>
+    <w:basedOn w:val="TableNormal"/>
     <w:uiPriority w:val="73"/>
     <w:rsid w:val="00CB0664"/>
     <w:pPr>
@@ -19106,9 +17754,9 @@
       </w:tcPr>
     </w:tblStylePr>
   </w:style>
-  <w:style w:type="table" w:styleId="Cuadrculavistosa-nfasis1">
+  <w:style w:type="table" w:styleId="ColorfulGrid-Accent1">
     <w:name w:val="Colorful Grid Accent 1"/>
-    <w:basedOn w:val="Tablanormal"/>
+    <w:basedOn w:val="TableNormal"/>
     <w:uiPriority w:val="73"/>
     <w:rsid w:val="00CB0664"/>
     <w:pPr>
@@ -19179,9 +17827,9 @@
       </w:tcPr>
     </w:tblStylePr>
   </w:style>
-  <w:style w:type="table" w:styleId="Cuadrculavistosa-nfasis2">
+  <w:style w:type="table" w:styleId="ColorfulGrid-Accent2">
     <w:name w:val="Colorful Grid Accent 2"/>
-    <w:basedOn w:val="Tablanormal"/>
+    <w:basedOn w:val="TableNormal"/>
     <w:uiPriority w:val="73"/>
     <w:rsid w:val="00CB0664"/>
     <w:pPr>
@@ -19252,9 +17900,9 @@
       </w:tcPr>
     </w:tblStylePr>
   </w:style>
-  <w:style w:type="table" w:styleId="Cuadrculavistosa-nfasis3">
+  <w:style w:type="table" w:styleId="ColorfulGrid-Accent3">
     <w:name w:val="Colorful Grid Accent 3"/>
-    <w:basedOn w:val="Tablanormal"/>
+    <w:basedOn w:val="TableNormal"/>
     <w:uiPriority w:val="73"/>
     <w:rsid w:val="00CB0664"/>
     <w:pPr>
@@ -19325,9 +17973,9 @@
       </w:tcPr>
     </w:tblStylePr>
   </w:style>
-  <w:style w:type="table" w:styleId="Cuadrculavistosa-nfasis4">
+  <w:style w:type="table" w:styleId="ColorfulGrid-Accent4">
     <w:name w:val="Colorful Grid Accent 4"/>
-    <w:basedOn w:val="Tablanormal"/>
+    <w:basedOn w:val="TableNormal"/>
     <w:uiPriority w:val="73"/>
     <w:rsid w:val="00CB0664"/>
     <w:pPr>
@@ -19398,9 +18046,9 @@
       </w:tcPr>
     </w:tblStylePr>
   </w:style>
-  <w:style w:type="table" w:styleId="Cuadrculavistosa-nfasis5">
+  <w:style w:type="table" w:styleId="ColorfulGrid-Accent5">
     <w:name w:val="Colorful Grid Accent 5"/>
-    <w:basedOn w:val="Tablanormal"/>
+    <w:basedOn w:val="TableNormal"/>
     <w:uiPriority w:val="73"/>
     <w:rsid w:val="00CB0664"/>
     <w:pPr>
@@ -19471,9 +18119,9 @@
       </w:tcPr>
     </w:tblStylePr>
   </w:style>
-  <w:style w:type="table" w:styleId="Cuadrculavistosa-nfasis6">
+  <w:style w:type="table" w:styleId="ColorfulGrid-Accent6">
     <w:name w:val="Colorful Grid Accent 6"/>
-    <w:basedOn w:val="Tablanormal"/>
+    <w:basedOn w:val="TableNormal"/>
     <w:uiPriority w:val="73"/>
     <w:rsid w:val="00CB0664"/>
     <w:pPr>

--- a/Proyecto_Final_IA_2026_RobotVoz.docx
+++ b/Proyecto_Final_IA_2026_RobotVoz.docx
@@ -153,8 +153,19 @@
           <w:szCs w:val="48"/>
           <w:lang w:val="es-GT"/>
         </w:rPr>
-        <w:t>Robot Móvil con Control por Voz y WiFi</w:t>
-      </w:r>
+        <w:t xml:space="preserve">Robot Móvil con Control por Voz y </w:t>
+      </w:r>
+      <w:proofErr w:type="spellStart"/>
+      <w:r>
+        <w:rPr>
+          <w:b/>
+          <w:sz w:val="48"/>
+          <w:szCs w:val="48"/>
+          <w:lang w:val="es-GT"/>
+        </w:rPr>
+        <w:t>WiFi</w:t>
+      </w:r>
+      <w:proofErr w:type="spellEnd"/>
     </w:p>
     <w:p>
       <w:pPr>
@@ -349,7 +360,77 @@
         <w:rPr>
           <w:lang w:val="es-GT"/>
         </w:rPr>
-        <w:t>El sistema desarrollado implementa dos enfoques complementarios: (1) un clasificador de Machine Learning (MLP/SVM) entrenado sobre características MFCC que opera completamente offline con 97.2% de accuracy, y (2) un modelo secuencial LSTM (PyTorch) que analiza la evolución temporal de los MFCCs logrando 98.4% de accuracy. Los comandos reconocidos se transmiten vía WiFi a un módulo ESP32, que los reenvía al Arduino Uno mediante un protocolo serial binario de 5 bytes para accionar dos motores stepper 28BYJ-48 con drivers ULN2003.</w:t>
+        <w:t xml:space="preserve">El sistema desarrollado implementa dos enfoques complementarios: (1) un clasificador de Machine Learning (MLP/SVM) entrenado sobre características MFCC que opera completamente offline con 97.2% de </w:t>
+      </w:r>
+      <w:proofErr w:type="spellStart"/>
+      <w:r>
+        <w:rPr>
+          <w:lang w:val="es-GT"/>
+        </w:rPr>
+        <w:t>accuracy</w:t>
+      </w:r>
+      <w:proofErr w:type="spellEnd"/>
+      <w:r>
+        <w:rPr>
+          <w:lang w:val="es-GT"/>
+        </w:rPr>
+        <w:t xml:space="preserve">, y (2) un modelo secuencial LSTM (PyTorch) que analiza la evolución temporal de los </w:t>
+      </w:r>
+      <w:proofErr w:type="spellStart"/>
+      <w:r>
+        <w:rPr>
+          <w:lang w:val="es-GT"/>
+        </w:rPr>
+        <w:t>MFCCs</w:t>
+      </w:r>
+      <w:proofErr w:type="spellEnd"/>
+      <w:r>
+        <w:rPr>
+          <w:lang w:val="es-GT"/>
+        </w:rPr>
+        <w:t xml:space="preserve"> logrando 98.4% de </w:t>
+      </w:r>
+      <w:proofErr w:type="spellStart"/>
+      <w:r>
+        <w:rPr>
+          <w:lang w:val="es-GT"/>
+        </w:rPr>
+        <w:t>accuracy</w:t>
+      </w:r>
+      <w:proofErr w:type="spellEnd"/>
+      <w:r>
+        <w:rPr>
+          <w:lang w:val="es-GT"/>
+        </w:rPr>
+        <w:t xml:space="preserve">. Los comandos reconocidos se transmiten vía </w:t>
+      </w:r>
+      <w:proofErr w:type="spellStart"/>
+      <w:r>
+        <w:rPr>
+          <w:lang w:val="es-GT"/>
+        </w:rPr>
+        <w:t>WiFi</w:t>
+      </w:r>
+      <w:proofErr w:type="spellEnd"/>
+      <w:r>
+        <w:rPr>
+          <w:lang w:val="es-GT"/>
+        </w:rPr>
+        <w:t xml:space="preserve"> a un módulo ESP32, que los reenvía al Arduino Uno mediante un protocolo serial binario de 5 bytes para accionar dos motores </w:t>
+      </w:r>
+      <w:proofErr w:type="spellStart"/>
+      <w:r>
+        <w:rPr>
+          <w:lang w:val="es-GT"/>
+        </w:rPr>
+        <w:t>stepper</w:t>
+      </w:r>
+      <w:proofErr w:type="spellEnd"/>
+      <w:r>
+        <w:rPr>
+          <w:lang w:val="es-GT"/>
+        </w:rPr>
+        <w:t xml:space="preserve"> 28BYJ-48 con drivers ULN2003.</w:t>
       </w:r>
     </w:p>
     <w:p>
@@ -363,7 +444,35 @@
         <w:rPr>
           <w:lang w:val="es-GT"/>
         </w:rPr>
-        <w:t>La arquitectura elegida corresponde a la Opción B Distribuida: la laptop actúa como procesador de la señal de voz, el ESP32 como puente WiFi–Serial, y el Arduino Uno como controlador exclusivo de los actuadores. Esta separación garantiza que el control de motores opere en tiempo real sin interferencia del overhead de red o del procesamiento de audio.</w:t>
+        <w:t xml:space="preserve">La arquitectura elegida corresponde a la Opción B Distribuida: la laptop actúa como procesador de la señal de voz, el ESP32 como puente </w:t>
+      </w:r>
+      <w:proofErr w:type="spellStart"/>
+      <w:r>
+        <w:rPr>
+          <w:lang w:val="es-GT"/>
+        </w:rPr>
+        <w:t>WiFi</w:t>
+      </w:r>
+      <w:proofErr w:type="spellEnd"/>
+      <w:r>
+        <w:rPr>
+          <w:lang w:val="es-GT"/>
+        </w:rPr>
+        <w:t xml:space="preserve">–Serial, y el Arduino Uno como controlador exclusivo de los actuadores. Esta separación garantiza que el control de motores opere en tiempo real sin interferencia del </w:t>
+      </w:r>
+      <w:proofErr w:type="spellStart"/>
+      <w:r>
+        <w:rPr>
+          <w:lang w:val="es-GT"/>
+        </w:rPr>
+        <w:t>overhead</w:t>
+      </w:r>
+      <w:proofErr w:type="spellEnd"/>
+      <w:r>
+        <w:rPr>
+          <w:lang w:val="es-GT"/>
+        </w:rPr>
+        <w:t xml:space="preserve"> de red o del procesamiento de audio.</w:t>
       </w:r>
     </w:p>
     <w:p>
@@ -520,7 +629,35 @@
         <w:rPr>
           <w:lang w:val="es-GT"/>
         </w:rPr>
-        <w:t>Construir un robot móvil controlado por comandos de voz en español, clasificados mediante modelos de Machine Learning (MLP/SVM y LSTM) entrenados con características MFCC, transmitidos vía WiFi desde una laptop a un módulo ESP32–NodeMCU32, el cual reenvía los comandos al Arduino Uno para accionar dos motores stepper 28BYJ-48 con ULN2003.</w:t>
+        <w:t xml:space="preserve">Construir un robot móvil controlado por comandos de voz en español, clasificados mediante modelos de Machine Learning (MLP/SVM y LSTM) entrenados con características MFCC, transmitidos vía </w:t>
+      </w:r>
+      <w:proofErr w:type="spellStart"/>
+      <w:r>
+        <w:rPr>
+          <w:lang w:val="es-GT"/>
+        </w:rPr>
+        <w:t>WiFi</w:t>
+      </w:r>
+      <w:proofErr w:type="spellEnd"/>
+      <w:r>
+        <w:rPr>
+          <w:lang w:val="es-GT"/>
+        </w:rPr>
+        <w:t xml:space="preserve"> desde una laptop a un módulo ESP32–NodeMCU32, el cual reenvía los comandos al Arduino Uno para accionar dos motores </w:t>
+      </w:r>
+      <w:proofErr w:type="spellStart"/>
+      <w:r>
+        <w:rPr>
+          <w:lang w:val="es-GT"/>
+        </w:rPr>
+        <w:t>stepper</w:t>
+      </w:r>
+      <w:proofErr w:type="spellEnd"/>
+      <w:r>
+        <w:rPr>
+          <w:lang w:val="es-GT"/>
+        </w:rPr>
+        <w:t xml:space="preserve"> 28BYJ-48 con ULN2003.</w:t>
       </w:r>
     </w:p>
     <w:p>
@@ -535,8 +672,33 @@
           <w:rFonts w:ascii="Calibri" w:hAnsi="Calibri"/>
           <w:color w:val="auto"/>
         </w:rPr>
-        <w:t>2.3 Objetivos Específicos</w:t>
-      </w:r>
+        <w:t xml:space="preserve">2.3 </w:t>
+      </w:r>
+      <w:proofErr w:type="spellStart"/>
+      <w:r>
+        <w:rPr>
+          <w:rFonts w:ascii="Calibri" w:hAnsi="Calibri"/>
+          <w:color w:val="auto"/>
+        </w:rPr>
+        <w:t>Objetivos</w:t>
+      </w:r>
+      <w:proofErr w:type="spellEnd"/>
+      <w:r>
+        <w:rPr>
+          <w:rFonts w:ascii="Calibri" w:hAnsi="Calibri"/>
+          <w:color w:val="auto"/>
+        </w:rPr>
+        <w:t xml:space="preserve"> </w:t>
+      </w:r>
+      <w:proofErr w:type="spellStart"/>
+      <w:r>
+        <w:rPr>
+          <w:rFonts w:ascii="Calibri" w:hAnsi="Calibri"/>
+          <w:color w:val="auto"/>
+        </w:rPr>
+        <w:t>Específicos</w:t>
+      </w:r>
+      <w:proofErr w:type="spellEnd"/>
     </w:p>
     <w:p>
       <w:pPr>
@@ -549,7 +711,49 @@
         <w:rPr>
           <w:lang w:val="es-GT"/>
         </w:rPr>
-        <w:t>Grabar un dataset de voz en español guatemalteco (≥686 muestras, 8 clases, 16 kHz, 1.5 s) aplicando técnicas de data augmentation (time shift, ruido, time stretch, pitch shift).</w:t>
+        <w:t xml:space="preserve">Grabar un </w:t>
+      </w:r>
+      <w:proofErr w:type="spellStart"/>
+      <w:r>
+        <w:rPr>
+          <w:lang w:val="es-GT"/>
+        </w:rPr>
+        <w:t>dataset</w:t>
+      </w:r>
+      <w:proofErr w:type="spellEnd"/>
+      <w:r>
+        <w:rPr>
+          <w:lang w:val="es-GT"/>
+        </w:rPr>
+        <w:t xml:space="preserve"> de voz en español guatemalteco (≥686 muestras, 8 clases, 16 kHz, 1.5 s) aplicando técnicas de data </w:t>
+      </w:r>
+      <w:proofErr w:type="spellStart"/>
+      <w:r>
+        <w:rPr>
+          <w:lang w:val="es-GT"/>
+        </w:rPr>
+        <w:t>augmentation</w:t>
+      </w:r>
+      <w:proofErr w:type="spellEnd"/>
+      <w:r>
+        <w:rPr>
+          <w:lang w:val="es-GT"/>
+        </w:rPr>
+        <w:t xml:space="preserve"> (time shift, ruido, time </w:t>
+      </w:r>
+      <w:proofErr w:type="spellStart"/>
+      <w:r>
+        <w:rPr>
+          <w:lang w:val="es-GT"/>
+        </w:rPr>
+        <w:t>stretch</w:t>
+      </w:r>
+      <w:proofErr w:type="spellEnd"/>
+      <w:r>
+        <w:rPr>
+          <w:lang w:val="es-GT"/>
+        </w:rPr>
+        <w:t>, pitch shift).</w:t>
       </w:r>
     </w:p>
     <w:p>
@@ -563,7 +767,35 @@
         <w:rPr>
           <w:lang w:val="es-GT"/>
         </w:rPr>
-        <w:t>Extraer características MFCC (13 coeficientes + delta + desviación estándar = 39 features) utilizando la librería librosa.</w:t>
+        <w:t xml:space="preserve">Extraer características MFCC (13 coeficientes + delta + desviación estándar = 39 </w:t>
+      </w:r>
+      <w:proofErr w:type="spellStart"/>
+      <w:r>
+        <w:rPr>
+          <w:lang w:val="es-GT"/>
+        </w:rPr>
+        <w:t>features</w:t>
+      </w:r>
+      <w:proofErr w:type="spellEnd"/>
+      <w:r>
+        <w:rPr>
+          <w:lang w:val="es-GT"/>
+        </w:rPr>
+        <w:t xml:space="preserve">) utilizando la librería </w:t>
+      </w:r>
+      <w:proofErr w:type="spellStart"/>
+      <w:r>
+        <w:rPr>
+          <w:lang w:val="es-GT"/>
+        </w:rPr>
+        <w:t>librosa</w:t>
+      </w:r>
+      <w:proofErr w:type="spellEnd"/>
+      <w:r>
+        <w:rPr>
+          <w:lang w:val="es-GT"/>
+        </w:rPr>
+        <w:t>.</w:t>
       </w:r>
     </w:p>
     <w:p>
@@ -605,7 +837,77 @@
         <w:rPr>
           <w:lang w:val="es-GT"/>
         </w:rPr>
-        <w:t>Diseñar un protocolo de comunicación serial binario de 5 bytes [MAGIC | left_steps | left_dir | right_steps | right_dir] con sincronización por magic byte 0xAA.</w:t>
+        <w:t xml:space="preserve">Diseñar un protocolo de comunicación serial binario de 5 bytes [MAGIC | </w:t>
+      </w:r>
+      <w:proofErr w:type="spellStart"/>
+      <w:r>
+        <w:rPr>
+          <w:lang w:val="es-GT"/>
+        </w:rPr>
+        <w:t>left_steps</w:t>
+      </w:r>
+      <w:proofErr w:type="spellEnd"/>
+      <w:r>
+        <w:rPr>
+          <w:lang w:val="es-GT"/>
+        </w:rPr>
+        <w:t xml:space="preserve"> | </w:t>
+      </w:r>
+      <w:proofErr w:type="spellStart"/>
+      <w:r>
+        <w:rPr>
+          <w:lang w:val="es-GT"/>
+        </w:rPr>
+        <w:t>left_dir</w:t>
+      </w:r>
+      <w:proofErr w:type="spellEnd"/>
+      <w:r>
+        <w:rPr>
+          <w:lang w:val="es-GT"/>
+        </w:rPr>
+        <w:t xml:space="preserve"> | </w:t>
+      </w:r>
+      <w:proofErr w:type="spellStart"/>
+      <w:r>
+        <w:rPr>
+          <w:lang w:val="es-GT"/>
+        </w:rPr>
+        <w:t>right_steps</w:t>
+      </w:r>
+      <w:proofErr w:type="spellEnd"/>
+      <w:r>
+        <w:rPr>
+          <w:lang w:val="es-GT"/>
+        </w:rPr>
+        <w:t xml:space="preserve"> | </w:t>
+      </w:r>
+      <w:proofErr w:type="spellStart"/>
+      <w:r>
+        <w:rPr>
+          <w:lang w:val="es-GT"/>
+        </w:rPr>
+        <w:t>right_dir</w:t>
+      </w:r>
+      <w:proofErr w:type="spellEnd"/>
+      <w:r>
+        <w:rPr>
+          <w:lang w:val="es-GT"/>
+        </w:rPr>
+        <w:t xml:space="preserve">] con sincronización por </w:t>
+      </w:r>
+      <w:proofErr w:type="spellStart"/>
+      <w:r>
+        <w:rPr>
+          <w:lang w:val="es-GT"/>
+        </w:rPr>
+        <w:t>magic</w:t>
+      </w:r>
+      <w:proofErr w:type="spellEnd"/>
+      <w:r>
+        <w:rPr>
+          <w:lang w:val="es-GT"/>
+        </w:rPr>
+        <w:t xml:space="preserve"> byte 0xAA.</w:t>
       </w:r>
     </w:p>
     <w:p>
@@ -619,7 +921,35 @@
         <w:rPr>
           <w:lang w:val="es-GT"/>
         </w:rPr>
-        <w:t>Controlar dos motores stepper 28BYJ-48 mediante secuencias de 8 fases half-step sin librerías de alto nivel, logrando movimiento simultáneo.</w:t>
+        <w:t xml:space="preserve">Controlar dos motores </w:t>
+      </w:r>
+      <w:proofErr w:type="spellStart"/>
+      <w:r>
+        <w:rPr>
+          <w:lang w:val="es-GT"/>
+        </w:rPr>
+        <w:t>stepper</w:t>
+      </w:r>
+      <w:proofErr w:type="spellEnd"/>
+      <w:r>
+        <w:rPr>
+          <w:lang w:val="es-GT"/>
+        </w:rPr>
+        <w:t xml:space="preserve"> 28BYJ-48 mediante secuencias de 8 fases </w:t>
+      </w:r>
+      <w:proofErr w:type="spellStart"/>
+      <w:r>
+        <w:rPr>
+          <w:lang w:val="es-GT"/>
+        </w:rPr>
+        <w:t>half</w:t>
+      </w:r>
+      <w:proofErr w:type="spellEnd"/>
+      <w:r>
+        <w:rPr>
+          <w:lang w:val="es-GT"/>
+        </w:rPr>
+        <w:t>-step sin librerías de alto nivel, logrando movimiento simultáneo.</w:t>
       </w:r>
     </w:p>
     <w:p>
@@ -633,7 +963,21 @@
         <w:rPr>
           <w:lang w:val="es-GT"/>
         </w:rPr>
-        <w:t>Lograr una latencia de comunicación WiFi inferior a 100 ms en red local.</w:t>
+        <w:t xml:space="preserve">Lograr una latencia de comunicación </w:t>
+      </w:r>
+      <w:proofErr w:type="spellStart"/>
+      <w:r>
+        <w:rPr>
+          <w:lang w:val="es-GT"/>
+        </w:rPr>
+        <w:t>WiFi</w:t>
+      </w:r>
+      <w:proofErr w:type="spellEnd"/>
+      <w:r>
+        <w:rPr>
+          <w:lang w:val="es-GT"/>
+        </w:rPr>
+        <w:t xml:space="preserve"> inferior a 100 ms en red local.</w:t>
       </w:r>
     </w:p>
     <w:p>
@@ -714,7 +1058,21 @@
         <w:rPr>
           <w:lang w:val="es-GT"/>
         </w:rPr>
-        <w:t>Fase 1 — Captura de audio: sounddevice graba audio a 16 kHz, 1 canal, en ventanas de 1.5 segundos. Un detector de actividad de voz (VAD) por energía RMS filtra el silencio antes de procesar.</w:t>
+        <w:t xml:space="preserve">Fase 1 — Captura de audio: </w:t>
+      </w:r>
+      <w:proofErr w:type="spellStart"/>
+      <w:r>
+        <w:rPr>
+          <w:lang w:val="es-GT"/>
+        </w:rPr>
+        <w:t>sounddevice</w:t>
+      </w:r>
+      <w:proofErr w:type="spellEnd"/>
+      <w:r>
+        <w:rPr>
+          <w:lang w:val="es-GT"/>
+        </w:rPr>
+        <w:t xml:space="preserve"> graba audio a 16 kHz, 1 canal, en ventanas de 1.5 segundos. Un detector de actividad de voz (VAD) por energía RMS filtra el silencio antes de procesar.</w:t>
       </w:r>
     </w:p>
     <w:p>
@@ -728,7 +1086,35 @@
         <w:rPr>
           <w:lang w:val="es-GT"/>
         </w:rPr>
-        <w:t>Fase 2 — Extracción de características MFCC: librosa extrae 13 coeficientes MFCC con ventana Hann (N_FFT=512, hop=160). Se calculan: mean(MFCC), std(MFCC) y mean(delta(MFCC)) = vector de 39 dimensiones.</w:t>
+        <w:t xml:space="preserve">Fase 2 — Extracción de características MFCC: </w:t>
+      </w:r>
+      <w:proofErr w:type="spellStart"/>
+      <w:r>
+        <w:rPr>
+          <w:lang w:val="es-GT"/>
+        </w:rPr>
+        <w:t>librosa</w:t>
+      </w:r>
+      <w:proofErr w:type="spellEnd"/>
+      <w:r>
+        <w:rPr>
+          <w:lang w:val="es-GT"/>
+        </w:rPr>
+        <w:t xml:space="preserve"> extrae 13 coeficientes MFCC con ventana Hann (N_FFT=512, hop=160). Se calculan: mean(MFCC), </w:t>
+      </w:r>
+      <w:proofErr w:type="spellStart"/>
+      <w:r>
+        <w:rPr>
+          <w:lang w:val="es-GT"/>
+        </w:rPr>
+        <w:t>std</w:t>
+      </w:r>
+      <w:proofErr w:type="spellEnd"/>
+      <w:r>
+        <w:rPr>
+          <w:lang w:val="es-GT"/>
+        </w:rPr>
+        <w:t>(MFCC) y mean(delta(MFCC)) = vector de 39 dimensiones.</w:t>
       </w:r>
     </w:p>
     <w:p>
@@ -742,7 +1128,77 @@
         <w:rPr>
           <w:lang w:val="es-GT"/>
         </w:rPr>
-        <w:t>Fase 3 — Clasificación ML offline: el vector de 39 features se normaliza (StandardScaler) y se clasifica con el modelo MLP/SVM previamente entrenado (modelo_voz.pkl). Paralelamente, el modelo LSTM analiza la secuencia completa de ~151 timesteps × 13 MFCCs.</w:t>
+        <w:t xml:space="preserve">Fase 3 — Clasificación ML offline: el vector de 39 </w:t>
+      </w:r>
+      <w:proofErr w:type="spellStart"/>
+      <w:r>
+        <w:rPr>
+          <w:lang w:val="es-GT"/>
+        </w:rPr>
+        <w:t>features</w:t>
+      </w:r>
+      <w:proofErr w:type="spellEnd"/>
+      <w:r>
+        <w:rPr>
+          <w:lang w:val="es-GT"/>
+        </w:rPr>
+        <w:t xml:space="preserve"> se normaliza (</w:t>
+      </w:r>
+      <w:proofErr w:type="spellStart"/>
+      <w:r>
+        <w:rPr>
+          <w:lang w:val="es-GT"/>
+        </w:rPr>
+        <w:t>StandardScaler</w:t>
+      </w:r>
+      <w:proofErr w:type="spellEnd"/>
+      <w:r>
+        <w:rPr>
+          <w:lang w:val="es-GT"/>
+        </w:rPr>
+        <w:t>) y se clasifica con el modelo MLP/SVM previamente entrenado (</w:t>
+      </w:r>
+      <w:proofErr w:type="spellStart"/>
+      <w:r>
+        <w:rPr>
+          <w:lang w:val="es-GT"/>
+        </w:rPr>
+        <w:t>modelo_voz.pkl</w:t>
+      </w:r>
+      <w:proofErr w:type="spellEnd"/>
+      <w:r>
+        <w:rPr>
+          <w:lang w:val="es-GT"/>
+        </w:rPr>
+        <w:t xml:space="preserve">). Paralelamente, el modelo LSTM analiza la secuencia completa de ~151 </w:t>
+      </w:r>
+      <w:proofErr w:type="spellStart"/>
+      <w:r>
+        <w:rPr>
+          <w:lang w:val="es-GT"/>
+        </w:rPr>
+        <w:t>timesteps</w:t>
+      </w:r>
+      <w:proofErr w:type="spellEnd"/>
+      <w:r>
+        <w:rPr>
+          <w:lang w:val="es-GT"/>
+        </w:rPr>
+        <w:t xml:space="preserve"> × 13 </w:t>
+      </w:r>
+      <w:proofErr w:type="spellStart"/>
+      <w:r>
+        <w:rPr>
+          <w:lang w:val="es-GT"/>
+        </w:rPr>
+        <w:t>MFCCs</w:t>
+      </w:r>
+      <w:proofErr w:type="spellEnd"/>
+      <w:r>
+        <w:rPr>
+          <w:lang w:val="es-GT"/>
+        </w:rPr>
+        <w:t>.</w:t>
       </w:r>
     </w:p>
     <w:p>
@@ -756,7 +1212,35 @@
         <w:rPr>
           <w:lang w:val="es-GT"/>
         </w:rPr>
-        <w:t>Fase 4 — Detección de comandos compuestos: un buffer temporal registra los últimos 2 comandos detectados. Si la secuencia coincide con un patrón compuesto (ej: 'adelante'+'detener' → AVANZA Y PARA) dentro de una ventana de 6 segundos, se ejecuta la acción combinada.</w:t>
+        <w:t>Fase 4 — Detección de comandos compuestos: un buffer temporal registra los últimos 2 comandos detectados. Si la secuencia coincide con un patrón compuesto (</w:t>
+      </w:r>
+      <w:proofErr w:type="spellStart"/>
+      <w:r>
+        <w:rPr>
+          <w:lang w:val="es-GT"/>
+        </w:rPr>
+        <w:t>ej</w:t>
+      </w:r>
+      <w:proofErr w:type="spellEnd"/>
+      <w:r>
+        <w:rPr>
+          <w:lang w:val="es-GT"/>
+        </w:rPr>
+        <w:t>: '</w:t>
+      </w:r>
+      <w:proofErr w:type="spellStart"/>
+      <w:r>
+        <w:rPr>
+          <w:lang w:val="es-GT"/>
+        </w:rPr>
+        <w:t>adelante'+'detener</w:t>
+      </w:r>
+      <w:proofErr w:type="spellEnd"/>
+      <w:r>
+        <w:rPr>
+          <w:lang w:val="es-GT"/>
+        </w:rPr>
+        <w:t>' → AVANZA Y PARA) dentro de una ventana de 6 segundos, se ejecuta la acción combinada.</w:t>
       </w:r>
     </w:p>
     <w:p>
@@ -770,7 +1254,21 @@
         <w:rPr>
           <w:lang w:val="es-GT"/>
         </w:rPr>
-        <w:t>Fase 5 — Transmisión WiFi: la laptop envía un HTTP POST con la etiqueta del comando a la IP del ESP32. El ESP32 construye el paquete binario de 5 bytes correspondiente y lo envía por Serial2 al Arduino Uno cada 100 ms.</w:t>
+        <w:t xml:space="preserve">Fase 5 — Transmisión </w:t>
+      </w:r>
+      <w:proofErr w:type="spellStart"/>
+      <w:r>
+        <w:rPr>
+          <w:lang w:val="es-GT"/>
+        </w:rPr>
+        <w:t>WiFi</w:t>
+      </w:r>
+      <w:proofErr w:type="spellEnd"/>
+      <w:r>
+        <w:rPr>
+          <w:lang w:val="es-GT"/>
+        </w:rPr>
+        <w:t>: la laptop envía un HTTP POST con la etiqueta del comando a la IP del ESP32. El ESP32 construye el paquete binario de 5 bytes correspondiente y lo envía por Serial2 al Arduino Uno cada 100 ms.</w:t>
       </w:r>
     </w:p>
     <w:p>
@@ -784,7 +1282,21 @@
         <w:rPr>
           <w:lang w:val="es-GT"/>
         </w:rPr>
-        <w:t>Fase 6 — Actuación: el Arduino Uno decodifica el paquete, extrae los parámetros de pasos y dirección, y ejecuta la secuencia half-step de 8 fases en ambos motores de forma sincronizada (1200 µs/paso).</w:t>
+        <w:t xml:space="preserve">Fase 6 — Actuación: el Arduino Uno decodifica el paquete, extrae los parámetros de pasos y dirección, y ejecuta la secuencia </w:t>
+      </w:r>
+      <w:proofErr w:type="spellStart"/>
+      <w:r>
+        <w:rPr>
+          <w:lang w:val="es-GT"/>
+        </w:rPr>
+        <w:t>half</w:t>
+      </w:r>
+      <w:proofErr w:type="spellEnd"/>
+      <w:r>
+        <w:rPr>
+          <w:lang w:val="es-GT"/>
+        </w:rPr>
+        <w:t>-step de 8 fases en ambos motores de forma sincronizada (1200 µs/paso).</w:t>
       </w:r>
     </w:p>
     <w:p>
@@ -820,117 +1332,266 @@
           <w:rFonts w:ascii="Calibri" w:hAnsi="Calibri"/>
           <w:color w:val="auto"/>
         </w:rPr>
-        <w:t>3.2 Herramientas</w:t>
-      </w:r>
-    </w:p>
-    <w:p>
-      <w:pPr>
-        <w:pStyle w:val="ListBullet"/>
-      </w:pPr>
-      <w:r>
-        <w:t>Python 3.14 con librosa, sounddevice, scikit-learn, PyTorch, Flask (inferencia en laptop).</w:t>
-      </w:r>
-    </w:p>
-    <w:p>
-      <w:pPr>
-        <w:pStyle w:val="ListBullet"/>
-        <w:rPr>
-          <w:lang w:val="es-GT"/>
-        </w:rPr>
-      </w:pPr>
-      <w:r>
-        <w:rPr>
-          <w:lang w:val="es-GT"/>
-        </w:rPr>
-        <w:t>Arduino IDE 2.3.8 para compilar y cargar firmware en Arduino Uno y ESP32.</w:t>
-      </w:r>
-    </w:p>
-    <w:p>
-      <w:pPr>
-        <w:pStyle w:val="ListBullet"/>
-        <w:rPr>
-          <w:lang w:val="es-GT"/>
-        </w:rPr>
-      </w:pPr>
-      <w:r>
-        <w:rPr>
-          <w:lang w:val="es-GT"/>
-        </w:rPr>
-        <w:t>Driver CH340 v3.9 para comunicación USB–Serial en Windows.</w:t>
-      </w:r>
-    </w:p>
-    <w:p>
-      <w:pPr>
-        <w:pStyle w:val="ListBullet"/>
-        <w:rPr>
-          <w:lang w:val="es-GT"/>
-        </w:rPr>
-      </w:pPr>
-      <w:r>
-        <w:rPr>
-          <w:lang w:val="es-GT"/>
-        </w:rPr>
-        <w:t>Visual Studio Code como entorno de desarrollo principal.</w:t>
-      </w:r>
-    </w:p>
-    <w:p>
-      <w:pPr>
-        <w:pStyle w:val="ListBullet"/>
-        <w:rPr>
-          <w:lang w:val="es-GT"/>
-        </w:rPr>
-      </w:pPr>
-      <w:r>
-        <w:rPr>
-          <w:lang w:val="es-GT"/>
-        </w:rPr>
-        <w:t>Chrome como navegador para la interfaz web de control.</w:t>
-      </w:r>
-    </w:p>
-    <w:p>
-      <w:pPr>
-        <w:pStyle w:val="Heading2"/>
-        <w:rPr>
-          <w:color w:val="auto"/>
-        </w:rPr>
-      </w:pPr>
+        <w:t xml:space="preserve">3.2 </w:t>
+      </w:r>
+      <w:proofErr w:type="spellStart"/>
       <w:r>
         <w:rPr>
           <w:rFonts w:ascii="Calibri" w:hAnsi="Calibri"/>
           <w:color w:val="auto"/>
         </w:rPr>
-        <w:t>3.3 Frameworks y Librerías</w:t>
-      </w:r>
+        <w:t>Herramientas</w:t>
+      </w:r>
+      <w:proofErr w:type="spellEnd"/>
     </w:p>
     <w:p>
       <w:pPr>
         <w:pStyle w:val="ListBullet"/>
-        <w:rPr>
-          <w:lang w:val="es-GT"/>
-        </w:rPr>
-      </w:pPr>
-      <w:r>
-        <w:rPr>
-          <w:lang w:val="es-GT"/>
-        </w:rPr>
-        <w:t>librosa 0.10: extracción de características de audio (MFCC, delta, effects).</w:t>
+      </w:pPr>
+      <w:r>
+        <w:t xml:space="preserve">Python 3.14 con </w:t>
+      </w:r>
+      <w:proofErr w:type="spellStart"/>
+      <w:r>
+        <w:t>librosa</w:t>
+      </w:r>
+      <w:proofErr w:type="spellEnd"/>
+      <w:r>
+        <w:t xml:space="preserve">, </w:t>
+      </w:r>
+      <w:proofErr w:type="spellStart"/>
+      <w:r>
+        <w:t>sounddevice</w:t>
+      </w:r>
+      <w:proofErr w:type="spellEnd"/>
+      <w:r>
+        <w:t xml:space="preserve">, scikit-learn, </w:t>
+      </w:r>
+      <w:proofErr w:type="spellStart"/>
+      <w:r>
+        <w:t>PyTorch</w:t>
+      </w:r>
+      <w:proofErr w:type="spellEnd"/>
+      <w:r>
+        <w:t>, Flask (</w:t>
+      </w:r>
+      <w:proofErr w:type="spellStart"/>
+      <w:r>
+        <w:t>inferencia</w:t>
+      </w:r>
+      <w:proofErr w:type="spellEnd"/>
+      <w:r>
+        <w:t xml:space="preserve"> en laptop).</w:t>
       </w:r>
     </w:p>
     <w:p>
       <w:pPr>
         <w:pStyle w:val="ListBullet"/>
-      </w:pPr>
-      <w:r>
-        <w:t>scikit-learn: MLPClassifier, SVC, StandardScaler, LabelEncoder, train_test_split, cross_val_score.</w:t>
+        <w:rPr>
+          <w:lang w:val="es-GT"/>
+        </w:rPr>
+      </w:pPr>
+      <w:r>
+        <w:rPr>
+          <w:lang w:val="es-GT"/>
+        </w:rPr>
+        <w:t>Arduino IDE 2.3.8 para compilar y cargar firmware en Arduino Uno y ESP32.</w:t>
       </w:r>
     </w:p>
     <w:p>
       <w:pPr>
         <w:pStyle w:val="ListBullet"/>
-      </w:pPr>
+        <w:rPr>
+          <w:lang w:val="es-GT"/>
+        </w:rPr>
+      </w:pPr>
+      <w:r>
+        <w:rPr>
+          <w:lang w:val="es-GT"/>
+        </w:rPr>
+        <w:t>Driver CH340 v3.9 para comunicación USB–Serial en Windows.</w:t>
+      </w:r>
+    </w:p>
+    <w:p>
+      <w:pPr>
+        <w:pStyle w:val="ListBullet"/>
+        <w:rPr>
+          <w:lang w:val="es-GT"/>
+        </w:rPr>
+      </w:pPr>
+      <w:r>
+        <w:rPr>
+          <w:lang w:val="es-GT"/>
+        </w:rPr>
+        <w:t>Visual Studio Code como entorno de desarrollo principal.</w:t>
+      </w:r>
+    </w:p>
+    <w:p>
+      <w:pPr>
+        <w:pStyle w:val="ListBullet"/>
+        <w:rPr>
+          <w:lang w:val="es-GT"/>
+        </w:rPr>
+      </w:pPr>
+      <w:r>
+        <w:rPr>
+          <w:lang w:val="es-GT"/>
+        </w:rPr>
+        <w:t>Chrome como navegador para la interfaz web de control.</w:t>
+      </w:r>
+    </w:p>
+    <w:p>
+      <w:pPr>
+        <w:pStyle w:val="Heading2"/>
+        <w:rPr>
+          <w:color w:val="auto"/>
+        </w:rPr>
+      </w:pPr>
+      <w:r>
+        <w:rPr>
+          <w:rFonts w:ascii="Calibri" w:hAnsi="Calibri"/>
+          <w:color w:val="auto"/>
+        </w:rPr>
+        <w:t xml:space="preserve">3.3 Frameworks y </w:t>
+      </w:r>
+      <w:proofErr w:type="spellStart"/>
+      <w:r>
+        <w:rPr>
+          <w:rFonts w:ascii="Calibri" w:hAnsi="Calibri"/>
+          <w:color w:val="auto"/>
+        </w:rPr>
+        <w:t>Librerías</w:t>
+      </w:r>
+      <w:proofErr w:type="spellEnd"/>
+    </w:p>
+    <w:p>
+      <w:pPr>
+        <w:pStyle w:val="ListBullet"/>
+        <w:rPr>
+          <w:lang w:val="es-GT"/>
+        </w:rPr>
+      </w:pPr>
+      <w:proofErr w:type="spellStart"/>
+      <w:r>
+        <w:rPr>
+          <w:lang w:val="es-GT"/>
+        </w:rPr>
+        <w:t>librosa</w:t>
+      </w:r>
+      <w:proofErr w:type="spellEnd"/>
+      <w:r>
+        <w:rPr>
+          <w:lang w:val="es-GT"/>
+        </w:rPr>
+        <w:t xml:space="preserve"> 0.10: extracción de características de audio (MFCC, delta, </w:t>
+      </w:r>
+      <w:proofErr w:type="spellStart"/>
+      <w:r>
+        <w:rPr>
+          <w:lang w:val="es-GT"/>
+        </w:rPr>
+        <w:t>effects</w:t>
+      </w:r>
+      <w:proofErr w:type="spellEnd"/>
+      <w:r>
+        <w:rPr>
+          <w:lang w:val="es-GT"/>
+        </w:rPr>
+        <w:t>).</w:t>
+      </w:r>
+    </w:p>
+    <w:p>
+      <w:pPr>
+        <w:pStyle w:val="ListBullet"/>
+      </w:pPr>
+      <w:r>
+        <w:t xml:space="preserve">scikit-learn: </w:t>
+      </w:r>
+      <w:proofErr w:type="spellStart"/>
+      <w:r>
+        <w:t>MLPClassifier</w:t>
+      </w:r>
+      <w:proofErr w:type="spellEnd"/>
+      <w:r>
+        <w:t xml:space="preserve">, SVC, </w:t>
+      </w:r>
+      <w:proofErr w:type="spellStart"/>
+      <w:r>
+        <w:t>StandardScaler</w:t>
+      </w:r>
+      <w:proofErr w:type="spellEnd"/>
+      <w:r>
+        <w:t xml:space="preserve">, </w:t>
+      </w:r>
+      <w:proofErr w:type="spellStart"/>
+      <w:r>
+        <w:t>LabelEncoder</w:t>
+      </w:r>
+      <w:proofErr w:type="spellEnd"/>
+      <w:r>
+        <w:t xml:space="preserve">, </w:t>
+      </w:r>
+      <w:proofErr w:type="spellStart"/>
+      <w:r>
+        <w:t>train_test_split</w:t>
+      </w:r>
+      <w:proofErr w:type="spellEnd"/>
+      <w:r>
+        <w:t xml:space="preserve">, </w:t>
+      </w:r>
+      <w:proofErr w:type="spellStart"/>
+      <w:r>
+        <w:t>cross_val_score</w:t>
+      </w:r>
+      <w:proofErr w:type="spellEnd"/>
+      <w:r>
+        <w:t>.</w:t>
+      </w:r>
+    </w:p>
+    <w:p>
+      <w:pPr>
+        <w:pStyle w:val="ListBullet"/>
+      </w:pPr>
+      <w:proofErr w:type="spellStart"/>
       <w:r>
         <w:lastRenderedPageBreak/>
-        <w:t>PyTorch: arquitectura LSTM (LSTMVoz), entrenamiento con Adam, early stopping, scheduler ReduceLROnPlateau.</w:t>
+        <w:t>PyTorch</w:t>
+      </w:r>
+      <w:proofErr w:type="spellEnd"/>
+      <w:r>
+        <w:t xml:space="preserve">: </w:t>
+      </w:r>
+      <w:proofErr w:type="spellStart"/>
+      <w:r>
+        <w:t>arquitectura</w:t>
+      </w:r>
+      <w:proofErr w:type="spellEnd"/>
+      <w:r>
+        <w:t xml:space="preserve"> LSTM (</w:t>
+      </w:r>
+      <w:proofErr w:type="spellStart"/>
+      <w:r>
+        <w:t>LSTMVoz</w:t>
+      </w:r>
+      <w:proofErr w:type="spellEnd"/>
+      <w:r>
+        <w:t xml:space="preserve">), </w:t>
+      </w:r>
+      <w:proofErr w:type="spellStart"/>
+      <w:r>
+        <w:t>entrenamiento</w:t>
+      </w:r>
+      <w:proofErr w:type="spellEnd"/>
+      <w:r>
+        <w:t xml:space="preserve"> con Adam, early stopping, scheduler </w:t>
+      </w:r>
+      <w:proofErr w:type="spellStart"/>
+      <w:r>
+        <w:t>ReduceLROnPlateau</w:t>
+      </w:r>
+      <w:proofErr w:type="spellEnd"/>
+      <w:r>
+        <w:t>.</w:t>
       </w:r>
     </w:p>
     <w:p>
@@ -940,11 +1601,19 @@
           <w:lang w:val="es-GT"/>
         </w:rPr>
       </w:pPr>
-      <w:r>
-        <w:rPr>
-          <w:lang w:val="es-GT"/>
-        </w:rPr>
-        <w:t>sounddevice: captura de audio en tiempo real desde el micrófono del sistema.</w:t>
+      <w:proofErr w:type="spellStart"/>
+      <w:r>
+        <w:rPr>
+          <w:lang w:val="es-GT"/>
+        </w:rPr>
+        <w:t>sounddevice</w:t>
+      </w:r>
+      <w:proofErr w:type="spellEnd"/>
+      <w:r>
+        <w:rPr>
+          <w:lang w:val="es-GT"/>
+        </w:rPr>
+        <w:t>: captura de audio en tiempo real desde el micrófono del sistema.</w:t>
       </w:r>
     </w:p>
     <w:p>
@@ -958,7 +1627,49 @@
         <w:rPr>
           <w:lang w:val="es-GT"/>
         </w:rPr>
-        <w:t>Flask + SSE (Server-Sent Events): servidor HTTP local en puerto 5050 para streaming de resultados al navegador.</w:t>
+        <w:t>Flask + SSE (Server-</w:t>
+      </w:r>
+      <w:proofErr w:type="spellStart"/>
+      <w:r>
+        <w:rPr>
+          <w:lang w:val="es-GT"/>
+        </w:rPr>
+        <w:t>Sent</w:t>
+      </w:r>
+      <w:proofErr w:type="spellEnd"/>
+      <w:r>
+        <w:rPr>
+          <w:lang w:val="es-GT"/>
+        </w:rPr>
+        <w:t xml:space="preserve"> </w:t>
+      </w:r>
+      <w:proofErr w:type="spellStart"/>
+      <w:r>
+        <w:rPr>
+          <w:lang w:val="es-GT"/>
+        </w:rPr>
+        <w:t>Events</w:t>
+      </w:r>
+      <w:proofErr w:type="spellEnd"/>
+      <w:r>
+        <w:rPr>
+          <w:lang w:val="es-GT"/>
+        </w:rPr>
+        <w:t xml:space="preserve">): servidor HTTP local en puerto 5050 para </w:t>
+      </w:r>
+      <w:proofErr w:type="spellStart"/>
+      <w:r>
+        <w:rPr>
+          <w:lang w:val="es-GT"/>
+        </w:rPr>
+        <w:t>streaming</w:t>
+      </w:r>
+      <w:proofErr w:type="spellEnd"/>
+      <w:r>
+        <w:rPr>
+          <w:lang w:val="es-GT"/>
+        </w:rPr>
+        <w:t xml:space="preserve"> de resultados al navegador.</w:t>
       </w:r>
     </w:p>
     <w:p>
@@ -968,11 +1679,33 @@
           <w:lang w:val="es-GT"/>
         </w:rPr>
       </w:pPr>
-      <w:r>
-        <w:rPr>
-          <w:lang w:val="es-GT"/>
-        </w:rPr>
-        <w:t>WiFi.h y WebServer.h (ESP32 SDK): servidor HTTP embebido en el ESP32.</w:t>
+      <w:proofErr w:type="spellStart"/>
+      <w:r>
+        <w:rPr>
+          <w:lang w:val="es-GT"/>
+        </w:rPr>
+        <w:t>WiFi.h</w:t>
+      </w:r>
+      <w:proofErr w:type="spellEnd"/>
+      <w:r>
+        <w:rPr>
+          <w:lang w:val="es-GT"/>
+        </w:rPr>
+        <w:t xml:space="preserve"> y </w:t>
+      </w:r>
+      <w:proofErr w:type="spellStart"/>
+      <w:r>
+        <w:rPr>
+          <w:lang w:val="es-GT"/>
+        </w:rPr>
+        <w:t>WebServer.h</w:t>
+      </w:r>
+      <w:proofErr w:type="spellEnd"/>
+      <w:r>
+        <w:rPr>
+          <w:lang w:val="es-GT"/>
+        </w:rPr>
+        <w:t xml:space="preserve"> (ESP32 SDK): servidor HTTP embebido en el ESP32.</w:t>
       </w:r>
     </w:p>
     <w:p>
@@ -982,11 +1715,33 @@
           <w:lang w:val="es-GT"/>
         </w:rPr>
       </w:pPr>
-      <w:r>
-        <w:rPr>
-          <w:lang w:val="es-GT"/>
-        </w:rPr>
-        <w:t>ArduinoJson 7.4.3: parseo de comandos JSON en el ESP32.</w:t>
+      <w:proofErr w:type="spellStart"/>
+      <w:r>
+        <w:rPr>
+          <w:lang w:val="es-GT"/>
+        </w:rPr>
+        <w:t>ArduinoJson</w:t>
+      </w:r>
+      <w:proofErr w:type="spellEnd"/>
+      <w:r>
+        <w:rPr>
+          <w:lang w:val="es-GT"/>
+        </w:rPr>
+        <w:t xml:space="preserve"> 7.4.3: </w:t>
+      </w:r>
+      <w:proofErr w:type="spellStart"/>
+      <w:r>
+        <w:rPr>
+          <w:lang w:val="es-GT"/>
+        </w:rPr>
+        <w:t>parseo</w:t>
+      </w:r>
+      <w:proofErr w:type="spellEnd"/>
+      <w:r>
+        <w:rPr>
+          <w:lang w:val="es-GT"/>
+        </w:rPr>
+        <w:t xml:space="preserve"> de comandos JSON en el ESP32.</w:t>
       </w:r>
     </w:p>
     <w:p>
@@ -996,11 +1751,19 @@
           <w:lang w:val="es-GT"/>
         </w:rPr>
       </w:pPr>
-      <w:r>
-        <w:rPr>
-          <w:lang w:val="es-GT"/>
-        </w:rPr>
-        <w:t>SoftwareSerial: comunicación serial por software en pines 10/11 del Arduino Uno.</w:t>
+      <w:proofErr w:type="spellStart"/>
+      <w:r>
+        <w:rPr>
+          <w:lang w:val="es-GT"/>
+        </w:rPr>
+        <w:t>SoftwareSerial</w:t>
+      </w:r>
+      <w:proofErr w:type="spellEnd"/>
+      <w:r>
+        <w:rPr>
+          <w:lang w:val="es-GT"/>
+        </w:rPr>
+        <w:t>: comunicación serial por software en pines 10/11 del Arduino Uno.</w:t>
       </w:r>
     </w:p>
     <w:p>
@@ -1036,25 +1799,53 @@
           <w:lang w:val="es-GT"/>
         </w:rPr>
         <w:lastRenderedPageBreak/>
-        <w:t>4. Dataset y preprocesamiento</w:t>
-      </w:r>
-    </w:p>
-    <w:p>
-      <w:pPr>
-        <w:pStyle w:val="Heading2"/>
-        <w:rPr>
-          <w:color w:val="auto"/>
-          <w:lang w:val="es-GT"/>
-        </w:rPr>
-      </w:pPr>
+        <w:t xml:space="preserve">4. </w:t>
+      </w:r>
+      <w:proofErr w:type="spellStart"/>
       <w:r>
         <w:rPr>
           <w:rFonts w:ascii="Calibri" w:hAnsi="Calibri"/>
           <w:color w:val="auto"/>
           <w:lang w:val="es-GT"/>
         </w:rPr>
-        <w:t>4.1 Descripción del dataset</w:t>
-      </w:r>
+        <w:t>Dataset</w:t>
+      </w:r>
+      <w:proofErr w:type="spellEnd"/>
+      <w:r>
+        <w:rPr>
+          <w:rFonts w:ascii="Calibri" w:hAnsi="Calibri"/>
+          <w:color w:val="auto"/>
+          <w:lang w:val="es-GT"/>
+        </w:rPr>
+        <w:t xml:space="preserve"> y preprocesamiento</w:t>
+      </w:r>
+    </w:p>
+    <w:p>
+      <w:pPr>
+        <w:pStyle w:val="Heading2"/>
+        <w:rPr>
+          <w:color w:val="auto"/>
+          <w:lang w:val="es-GT"/>
+        </w:rPr>
+      </w:pPr>
+      <w:r>
+        <w:rPr>
+          <w:rFonts w:ascii="Calibri" w:hAnsi="Calibri"/>
+          <w:color w:val="auto"/>
+          <w:lang w:val="es-GT"/>
+        </w:rPr>
+        <w:t xml:space="preserve">4.1 Descripción del </w:t>
+      </w:r>
+      <w:proofErr w:type="spellStart"/>
+      <w:r>
+        <w:rPr>
+          <w:rFonts w:ascii="Calibri" w:hAnsi="Calibri"/>
+          <w:color w:val="auto"/>
+          <w:lang w:val="es-GT"/>
+        </w:rPr>
+        <w:t>dataset</w:t>
+      </w:r>
+      <w:proofErr w:type="spellEnd"/>
     </w:p>
     <w:p>
       <w:pPr>
@@ -1064,10 +1855,53 @@
         <w:rPr>
           <w:lang w:val="es-GT"/>
         </w:rPr>
-        <w:t xml:space="preserve">El dataset fue grabado por los integrantes del equipo en español guatemalteco, a 16 kHz, mono, 1.5 segundos por muestra, en formato WAV y OGG. </w:t>
-      </w:r>
-      <w:r>
-        <w:t>Contiene 8 clases de comandos de voz:</w:t>
+        <w:t xml:space="preserve">El </w:t>
+      </w:r>
+      <w:proofErr w:type="spellStart"/>
+      <w:r>
+        <w:rPr>
+          <w:lang w:val="es-GT"/>
+        </w:rPr>
+        <w:t>dataset</w:t>
+      </w:r>
+      <w:proofErr w:type="spellEnd"/>
+      <w:r>
+        <w:rPr>
+          <w:lang w:val="es-GT"/>
+        </w:rPr>
+        <w:t xml:space="preserve"> fue grabado por los integrantes del equipo en español guatemalteco, a 16 kHz, mono, 1.5 segundos por muestra, en formato WAV y OGG. </w:t>
+      </w:r>
+      <w:proofErr w:type="spellStart"/>
+      <w:r>
+        <w:t>Contiene</w:t>
+      </w:r>
+      <w:proofErr w:type="spellEnd"/>
+      <w:r>
+        <w:t xml:space="preserve"> 8 </w:t>
+      </w:r>
+      <w:proofErr w:type="spellStart"/>
+      <w:r>
+        <w:t>clases</w:t>
+      </w:r>
+      <w:proofErr w:type="spellEnd"/>
+      <w:r>
+        <w:t xml:space="preserve"> de </w:t>
+      </w:r>
+      <w:proofErr w:type="spellStart"/>
+      <w:r>
+        <w:t>comandos</w:t>
+      </w:r>
+      <w:proofErr w:type="spellEnd"/>
+      <w:r>
+        <w:t xml:space="preserve"> de </w:t>
+      </w:r>
+      <w:proofErr w:type="spellStart"/>
+      <w:r>
+        <w:t>voz</w:t>
+      </w:r>
+      <w:proofErr w:type="spellEnd"/>
+      <w:r>
+        <w:t>:</w:t>
       </w:r>
     </w:p>
     <w:tbl>
@@ -1113,11 +1947,19 @@
             <w:pPr>
               <w:jc w:val="center"/>
             </w:pPr>
+            <w:proofErr w:type="spellStart"/>
             <w:r>
               <w:rPr>
                 <w:b/>
               </w:rPr>
-              <w:t>Muestras raw</w:t>
+              <w:t>Muestras</w:t>
+            </w:r>
+            <w:proofErr w:type="spellEnd"/>
+            <w:r>
+              <w:rPr>
+                <w:b/>
+              </w:rPr>
+              <w:t xml:space="preserve"> raw</w:t>
             </w:r>
           </w:p>
         </w:tc>
@@ -1147,11 +1989,19 @@
             <w:pPr>
               <w:jc w:val="center"/>
             </w:pPr>
+            <w:proofErr w:type="spellStart"/>
             <w:r>
               <w:rPr>
                 <w:b/>
               </w:rPr>
-              <w:t>Comando robot</w:t>
+              <w:t>Comando</w:t>
+            </w:r>
+            <w:proofErr w:type="spellEnd"/>
+            <w:r>
+              <w:rPr>
+                <w:b/>
+              </w:rPr>
+              <w:t xml:space="preserve"> robot</w:t>
             </w:r>
           </w:p>
         </w:tc>
@@ -1168,9 +2018,11 @@
             <w:pPr>
               <w:jc w:val="center"/>
             </w:pPr>
+            <w:proofErr w:type="spellStart"/>
             <w:r>
               <w:t>adelante</w:t>
             </w:r>
+            <w:proofErr w:type="spellEnd"/>
           </w:p>
         </w:tc>
         <w:tc>
@@ -1225,9 +2077,11 @@
             <w:pPr>
               <w:jc w:val="center"/>
             </w:pPr>
+            <w:proofErr w:type="spellStart"/>
             <w:r>
               <w:t>atras</w:t>
             </w:r>
+            <w:proofErr w:type="spellEnd"/>
           </w:p>
         </w:tc>
         <w:tc>
@@ -1282,9 +2136,11 @@
             <w:pPr>
               <w:jc w:val="center"/>
             </w:pPr>
+            <w:proofErr w:type="spellStart"/>
             <w:r>
               <w:t>izquierda</w:t>
             </w:r>
+            <w:proofErr w:type="spellEnd"/>
           </w:p>
         </w:tc>
         <w:tc>
@@ -1339,9 +2195,11 @@
             <w:pPr>
               <w:jc w:val="center"/>
             </w:pPr>
+            <w:proofErr w:type="spellStart"/>
             <w:r>
               <w:t>derecha</w:t>
             </w:r>
+            <w:proofErr w:type="spellEnd"/>
           </w:p>
         </w:tc>
         <w:tc>
@@ -1396,9 +2254,11 @@
             <w:pPr>
               <w:jc w:val="center"/>
             </w:pPr>
+            <w:proofErr w:type="spellStart"/>
             <w:r>
               <w:t>detener</w:t>
             </w:r>
+            <w:proofErr w:type="spellEnd"/>
           </w:p>
         </w:tc>
         <w:tc>
@@ -1453,9 +2313,11 @@
             <w:pPr>
               <w:jc w:val="center"/>
             </w:pPr>
+            <w:proofErr w:type="spellStart"/>
             <w:r>
               <w:t>curva_izq</w:t>
             </w:r>
+            <w:proofErr w:type="spellEnd"/>
           </w:p>
         </w:tc>
         <w:tc>
@@ -1510,9 +2372,11 @@
             <w:pPr>
               <w:jc w:val="center"/>
             </w:pPr>
+            <w:proofErr w:type="spellStart"/>
             <w:r>
               <w:t>curva_der</w:t>
             </w:r>
+            <w:proofErr w:type="spellEnd"/>
           </w:p>
         </w:tc>
         <w:tc>
@@ -1567,9 +2431,11 @@
             <w:pPr>
               <w:jc w:val="center"/>
             </w:pPr>
+            <w:proofErr w:type="spellStart"/>
             <w:r>
               <w:t>ruido</w:t>
             </w:r>
+            <w:proofErr w:type="spellEnd"/>
           </w:p>
         </w:tc>
         <w:tc>
@@ -1697,7 +2563,21 @@
         <w:rPr>
           <w:lang w:val="es-GT"/>
         </w:rPr>
-        <w:t>Para aumentar la diversidad del dataset y mejorar la robustez del modelo, se aplican 4 técnicas de aumento en el dominio temporal sobre cada muestra (excepto la clase 'ruido'):</w:t>
+        <w:t xml:space="preserve">Para aumentar la diversidad del </w:t>
+      </w:r>
+      <w:proofErr w:type="spellStart"/>
+      <w:r>
+        <w:rPr>
+          <w:lang w:val="es-GT"/>
+        </w:rPr>
+        <w:t>dataset</w:t>
+      </w:r>
+      <w:proofErr w:type="spellEnd"/>
+      <w:r>
+        <w:rPr>
+          <w:lang w:val="es-GT"/>
+        </w:rPr>
+        <w:t xml:space="preserve"> y mejorar la robustez del modelo, se aplican 4 técnicas de aumento en el dominio temporal sobre cada muestra (excepto la clase 'ruido'):</w:t>
       </w:r>
     </w:p>
     <w:p>
@@ -1711,7 +2591,21 @@
         <w:rPr>
           <w:lang w:val="es-GT"/>
         </w:rPr>
-        <w:t>Desplazamiento temporal (time shift): np.roll(audio, 0.1 s) — simula variaciones en el inicio del habla.</w:t>
+        <w:t xml:space="preserve">Desplazamiento temporal (time shift): </w:t>
+      </w:r>
+      <w:proofErr w:type="spellStart"/>
+      <w:r>
+        <w:rPr>
+          <w:lang w:val="es-GT"/>
+        </w:rPr>
+        <w:t>np.roll</w:t>
+      </w:r>
+      <w:proofErr w:type="spellEnd"/>
+      <w:r>
+        <w:rPr>
+          <w:lang w:val="es-GT"/>
+        </w:rPr>
+        <w:t>(audio, 0.1 s) — simula variaciones en el inicio del habla.</w:t>
       </w:r>
     </w:p>
     <w:p>
@@ -1739,7 +2633,35 @@
         <w:rPr>
           <w:lang w:val="es-GT"/>
         </w:rPr>
-        <w:t>Estiramiento temporal (time stretch): rate=0.9 (10% más lento) — simula velocidades distintas de habla.</w:t>
+        <w:t xml:space="preserve">Estiramiento temporal (time </w:t>
+      </w:r>
+      <w:proofErr w:type="spellStart"/>
+      <w:r>
+        <w:rPr>
+          <w:lang w:val="es-GT"/>
+        </w:rPr>
+        <w:t>stretch</w:t>
+      </w:r>
+      <w:proofErr w:type="spellEnd"/>
+      <w:r>
+        <w:rPr>
+          <w:lang w:val="es-GT"/>
+        </w:rPr>
+        <w:t xml:space="preserve">): </w:t>
+      </w:r>
+      <w:proofErr w:type="spellStart"/>
+      <w:r>
+        <w:rPr>
+          <w:lang w:val="es-GT"/>
+        </w:rPr>
+        <w:t>rate</w:t>
+      </w:r>
+      <w:proofErr w:type="spellEnd"/>
+      <w:r>
+        <w:rPr>
+          <w:lang w:val="es-GT"/>
+        </w:rPr>
+        <w:t>=0.9 (10% más lento) — simula velocidades distintas de habla.</w:t>
       </w:r>
     </w:p>
     <w:p>
@@ -1784,7 +2706,49 @@
         <w:rPr>
           <w:lang w:val="es-GT"/>
         </w:rPr>
-        <w:t>Los Mel-Frequency Cepstral Coefficients (MFCC) capturan la envolvente espectral del habla en una escala perceptualmente relevante. El pipeline de extracción produce un vector de 39 dimensiones por muestra:</w:t>
+        <w:t>Los Mel-</w:t>
+      </w:r>
+      <w:proofErr w:type="spellStart"/>
+      <w:r>
+        <w:rPr>
+          <w:lang w:val="es-GT"/>
+        </w:rPr>
+        <w:t>Frequency</w:t>
+      </w:r>
+      <w:proofErr w:type="spellEnd"/>
+      <w:r>
+        <w:rPr>
+          <w:lang w:val="es-GT"/>
+        </w:rPr>
+        <w:t xml:space="preserve"> </w:t>
+      </w:r>
+      <w:proofErr w:type="spellStart"/>
+      <w:r>
+        <w:rPr>
+          <w:lang w:val="es-GT"/>
+        </w:rPr>
+        <w:t>Cepstral</w:t>
+      </w:r>
+      <w:proofErr w:type="spellEnd"/>
+      <w:r>
+        <w:rPr>
+          <w:lang w:val="es-GT"/>
+        </w:rPr>
+        <w:t xml:space="preserve"> </w:t>
+      </w:r>
+      <w:proofErr w:type="spellStart"/>
+      <w:r>
+        <w:rPr>
+          <w:lang w:val="es-GT"/>
+        </w:rPr>
+        <w:t>Coefficients</w:t>
+      </w:r>
+      <w:proofErr w:type="spellEnd"/>
+      <w:r>
+        <w:rPr>
+          <w:lang w:val="es-GT"/>
+        </w:rPr>
+        <w:t xml:space="preserve"> (MFCC) capturan la envolvente espectral del habla en una escala perceptualmente relevante. El pipeline de extracción produce un vector de 39 dimensiones por muestra:</w:t>
       </w:r>
     </w:p>
     <w:p>
@@ -1792,7 +2756,31 @@
         <w:pStyle w:val="ListBullet"/>
       </w:pPr>
       <w:r>
-        <w:t>13 coeficientes MFCC (promedio temporal): mean(MFCC[i]) para i=1..13</w:t>
+        <w:t xml:space="preserve">13 </w:t>
+      </w:r>
+      <w:proofErr w:type="spellStart"/>
+      <w:r>
+        <w:t>coeficientes</w:t>
+      </w:r>
+      <w:proofErr w:type="spellEnd"/>
+      <w:r>
+        <w:t xml:space="preserve"> MFCC (</w:t>
+      </w:r>
+      <w:proofErr w:type="spellStart"/>
+      <w:r>
+        <w:t>promedio</w:t>
+      </w:r>
+      <w:proofErr w:type="spellEnd"/>
+      <w:r>
+        <w:t xml:space="preserve"> temporal): mean(MFCC[i]) para i=</w:t>
+      </w:r>
+      <w:proofErr w:type="gramStart"/>
+      <w:r>
+        <w:t>1..</w:t>
+      </w:r>
+      <w:proofErr w:type="gramEnd"/>
+      <w:r>
+        <w:t>13</w:t>
       </w:r>
     </w:p>
     <w:p>
@@ -1806,7 +2794,21 @@
         <w:rPr>
           <w:lang w:val="es-GT"/>
         </w:rPr>
-        <w:t>13 desviaciones estándar: std(MFCC[i]) — captura la variabilidad espectral</w:t>
+        <w:t xml:space="preserve">13 desviaciones estándar: </w:t>
+      </w:r>
+      <w:proofErr w:type="spellStart"/>
+      <w:r>
+        <w:rPr>
+          <w:lang w:val="es-GT"/>
+        </w:rPr>
+        <w:t>std</w:t>
+      </w:r>
+      <w:proofErr w:type="spellEnd"/>
+      <w:r>
+        <w:rPr>
+          <w:lang w:val="es-GT"/>
+        </w:rPr>
+        <w:t>(MFCC[i]) — captura la variabilidad espectral</w:t>
       </w:r>
     </w:p>
     <w:p>
@@ -1843,7 +2845,63 @@
         <w:rPr>
           <w:lang w:val="es-GT"/>
         </w:rPr>
-        <w:t>Parámetros: sr=16000 Hz, n_mfcc=13, n_fft=512 (32 ms), hop_length=160 (10 ms), ventana Hann. Esto genera ~151 frames por muestra de 1.5 s.</w:t>
+        <w:t xml:space="preserve">Parámetros: sr=16000 Hz, </w:t>
+      </w:r>
+      <w:proofErr w:type="spellStart"/>
+      <w:r>
+        <w:rPr>
+          <w:lang w:val="es-GT"/>
+        </w:rPr>
+        <w:t>n_mfcc</w:t>
+      </w:r>
+      <w:proofErr w:type="spellEnd"/>
+      <w:r>
+        <w:rPr>
+          <w:lang w:val="es-GT"/>
+        </w:rPr>
+        <w:t xml:space="preserve">=13, </w:t>
+      </w:r>
+      <w:proofErr w:type="spellStart"/>
+      <w:r>
+        <w:rPr>
+          <w:lang w:val="es-GT"/>
+        </w:rPr>
+        <w:t>n_fft</w:t>
+      </w:r>
+      <w:proofErr w:type="spellEnd"/>
+      <w:r>
+        <w:rPr>
+          <w:lang w:val="es-GT"/>
+        </w:rPr>
+        <w:t xml:space="preserve">=512 (32 ms), </w:t>
+      </w:r>
+      <w:proofErr w:type="spellStart"/>
+      <w:r>
+        <w:rPr>
+          <w:lang w:val="es-GT"/>
+        </w:rPr>
+        <w:t>hop_length</w:t>
+      </w:r>
+      <w:proofErr w:type="spellEnd"/>
+      <w:r>
+        <w:rPr>
+          <w:lang w:val="es-GT"/>
+        </w:rPr>
+        <w:t xml:space="preserve">=160 (10 ms), ventana Hann. Esto genera ~151 </w:t>
+      </w:r>
+      <w:proofErr w:type="spellStart"/>
+      <w:r>
+        <w:rPr>
+          <w:lang w:val="es-GT"/>
+        </w:rPr>
+        <w:t>frames</w:t>
+      </w:r>
+      <w:proofErr w:type="spellEnd"/>
+      <w:r>
+        <w:rPr>
+          <w:lang w:val="es-GT"/>
+        </w:rPr>
+        <w:t xml:space="preserve"> por muestra de 1.5 s.</w:t>
       </w:r>
     </w:p>
     <w:p>
@@ -1878,132 +2936,221 @@
           <w:color w:val="auto"/>
           <w:lang w:val="es-GT"/>
         </w:rPr>
-        <w:t>5.1 División del dataset: 70% / 20% / 10%</w:t>
-      </w:r>
-    </w:p>
-    <w:p>
-      <w:pPr>
-        <w:jc w:val="both"/>
-        <w:rPr>
-          <w:lang w:val="es-GT"/>
-        </w:rPr>
-      </w:pPr>
-      <w:r>
-        <w:rPr>
-          <w:lang w:val="es-GT"/>
-        </w:rPr>
-        <w:t>Se utiliza una división estratificada en tres conjuntos, garantizando que cada partición mantenga la misma proporción de clases:</w:t>
-      </w:r>
-    </w:p>
-    <w:p>
-      <w:pPr>
-        <w:pStyle w:val="ListBullet"/>
-        <w:rPr>
-          <w:lang w:val="es-GT"/>
-        </w:rPr>
-      </w:pPr>
-      <w:r>
-        <w:rPr>
-          <w:lang w:val="es-GT"/>
-        </w:rPr>
-        <w:t>70% Entrenamiento: el modelo aprende los patrones de cada clase.</w:t>
-      </w:r>
-    </w:p>
-    <w:p>
-      <w:pPr>
-        <w:pStyle w:val="ListBullet"/>
-        <w:rPr>
-          <w:lang w:val="es-GT"/>
-        </w:rPr>
-      </w:pPr>
-      <w:r>
-        <w:rPr>
-          <w:lang w:val="es-GT"/>
-        </w:rPr>
-        <w:t>20% Validación: se usa para seleccionar el mejor modelo (MLP vs SVM) y ajustar hiperparámetros.</w:t>
-      </w:r>
-    </w:p>
-    <w:p>
-      <w:pPr>
-        <w:pStyle w:val="ListBullet"/>
-        <w:rPr>
-          <w:lang w:val="es-GT"/>
-        </w:rPr>
-      </w:pPr>
-      <w:r>
-        <w:rPr>
-          <w:lang w:val="es-GT"/>
-        </w:rPr>
-        <w:t>10% Prueba: evaluación final imparcial, el modelo nunca vio estos datos durante el entrenamiento.</w:t>
-      </w:r>
-    </w:p>
-    <w:p>
-      <w:pPr>
-        <w:pStyle w:val="Heading2"/>
-        <w:rPr>
-          <w:color w:val="auto"/>
-          <w:lang w:val="es-GT"/>
-        </w:rPr>
-      </w:pPr>
+        <w:t xml:space="preserve">5.1 División del </w:t>
+      </w:r>
+      <w:proofErr w:type="spellStart"/>
       <w:r>
         <w:rPr>
           <w:rFonts w:ascii="Calibri" w:hAnsi="Calibri"/>
           <w:color w:val="auto"/>
           <w:lang w:val="es-GT"/>
         </w:rPr>
-        <w:t>5.2 Modelo Base — MLP y SVM</w:t>
-      </w:r>
-    </w:p>
-    <w:p>
-      <w:pPr>
-        <w:jc w:val="both"/>
-        <w:rPr>
-          <w:lang w:val="es-GT"/>
-        </w:rPr>
-      </w:pPr>
-      <w:r>
-        <w:rPr>
-          <w:lang w:val="es-GT"/>
-        </w:rPr>
-        <w:t>Se entrenan dos clasificadores clásicos sobre el vector de 39 features y se selecciona el de mayor accuracy en validación:</w:t>
-      </w:r>
-    </w:p>
-    <w:p>
-      <w:pPr>
-        <w:pStyle w:val="ListBullet"/>
-      </w:pPr>
-      <w:r>
-        <w:rPr>
-          <w:lang w:val="es-GT"/>
-        </w:rPr>
-        <w:t xml:space="preserve">MLP (Red Neuronal Densa): arquitectura 39 → 256 → 128 → 64 → 8 clases. </w:t>
-      </w:r>
-      <w:r>
-        <w:t>Activación ReLU, optimizador Adam, L2 regularization α=0.001, hasta 500 épocas.</w:t>
-      </w:r>
-    </w:p>
-    <w:p>
-      <w:pPr>
-        <w:pStyle w:val="ListBullet"/>
-      </w:pPr>
-      <w:r>
-        <w:t>SVM (Support Vector Machine): kernel RBF, C=10, gamma='scale', probability=True.</w:t>
-      </w:r>
-    </w:p>
-    <w:p>
-      <w:pPr>
-        <w:pStyle w:val="Heading2"/>
-        <w:rPr>
-          <w:color w:val="auto"/>
-          <w:lang w:val="es-GT"/>
-        </w:rPr>
-      </w:pPr>
+        <w:t>dataset</w:t>
+      </w:r>
+      <w:proofErr w:type="spellEnd"/>
       <w:r>
         <w:rPr>
           <w:rFonts w:ascii="Calibri" w:hAnsi="Calibri"/>
           <w:color w:val="auto"/>
           <w:lang w:val="es-GT"/>
         </w:rPr>
+        <w:t>: 70% / 20% / 10%</w:t>
+      </w:r>
+    </w:p>
+    <w:p>
+      <w:pPr>
+        <w:jc w:val="both"/>
+        <w:rPr>
+          <w:lang w:val="es-GT"/>
+        </w:rPr>
+      </w:pPr>
+      <w:r>
+        <w:rPr>
+          <w:lang w:val="es-GT"/>
+        </w:rPr>
+        <w:t>Se utiliza una división estratificada en tres conjuntos, garantizando que cada partición mantenga la misma proporción de clases:</w:t>
+      </w:r>
+    </w:p>
+    <w:p>
+      <w:pPr>
+        <w:pStyle w:val="ListBullet"/>
+        <w:rPr>
+          <w:lang w:val="es-GT"/>
+        </w:rPr>
+      </w:pPr>
+      <w:r>
+        <w:rPr>
+          <w:lang w:val="es-GT"/>
+        </w:rPr>
+        <w:t>70% Entrenamiento: el modelo aprende los patrones de cada clase.</w:t>
+      </w:r>
+    </w:p>
+    <w:p>
+      <w:pPr>
+        <w:pStyle w:val="ListBullet"/>
+        <w:rPr>
+          <w:lang w:val="es-GT"/>
+        </w:rPr>
+      </w:pPr>
+      <w:r>
+        <w:rPr>
+          <w:lang w:val="es-GT"/>
+        </w:rPr>
+        <w:t xml:space="preserve">20% Validación: se usa para seleccionar el mejor modelo (MLP vs SVM) y ajustar </w:t>
+      </w:r>
+      <w:proofErr w:type="spellStart"/>
+      <w:r>
+        <w:rPr>
+          <w:lang w:val="es-GT"/>
+        </w:rPr>
+        <w:t>hiperparámetros</w:t>
+      </w:r>
+      <w:proofErr w:type="spellEnd"/>
+      <w:r>
+        <w:rPr>
+          <w:lang w:val="es-GT"/>
+        </w:rPr>
+        <w:t>.</w:t>
+      </w:r>
+    </w:p>
+    <w:p>
+      <w:pPr>
+        <w:pStyle w:val="ListBullet"/>
+        <w:rPr>
+          <w:lang w:val="es-GT"/>
+        </w:rPr>
+      </w:pPr>
+      <w:r>
+        <w:rPr>
+          <w:lang w:val="es-GT"/>
+        </w:rPr>
+        <w:t>10% Prueba: evaluación final imparcial, el modelo nunca vio estos datos durante el entrenamiento.</w:t>
+      </w:r>
+    </w:p>
+    <w:p>
+      <w:pPr>
+        <w:pStyle w:val="Heading2"/>
+        <w:rPr>
+          <w:color w:val="auto"/>
+          <w:lang w:val="es-GT"/>
+        </w:rPr>
+      </w:pPr>
+      <w:r>
+        <w:rPr>
+          <w:rFonts w:ascii="Calibri" w:hAnsi="Calibri"/>
+          <w:color w:val="auto"/>
+          <w:lang w:val="es-GT"/>
+        </w:rPr>
+        <w:t>5.2 Modelo Base — MLP y SVM</w:t>
+      </w:r>
+    </w:p>
+    <w:p>
+      <w:pPr>
+        <w:jc w:val="both"/>
+        <w:rPr>
+          <w:lang w:val="es-GT"/>
+        </w:rPr>
+      </w:pPr>
+      <w:r>
+        <w:rPr>
+          <w:lang w:val="es-GT"/>
+        </w:rPr>
+        <w:t xml:space="preserve">Se entrenan dos clasificadores clásicos sobre el vector de 39 </w:t>
+      </w:r>
+      <w:proofErr w:type="spellStart"/>
+      <w:r>
+        <w:rPr>
+          <w:lang w:val="es-GT"/>
+        </w:rPr>
+        <w:t>features</w:t>
+      </w:r>
+      <w:proofErr w:type="spellEnd"/>
+      <w:r>
+        <w:rPr>
+          <w:lang w:val="es-GT"/>
+        </w:rPr>
+        <w:t xml:space="preserve"> y se selecciona el de mayor </w:t>
+      </w:r>
+      <w:proofErr w:type="spellStart"/>
+      <w:r>
+        <w:rPr>
+          <w:lang w:val="es-GT"/>
+        </w:rPr>
+        <w:t>accuracy</w:t>
+      </w:r>
+      <w:proofErr w:type="spellEnd"/>
+      <w:r>
+        <w:rPr>
+          <w:lang w:val="es-GT"/>
+        </w:rPr>
+        <w:t xml:space="preserve"> en validación:</w:t>
+      </w:r>
+    </w:p>
+    <w:p>
+      <w:pPr>
+        <w:pStyle w:val="ListBullet"/>
+      </w:pPr>
+      <w:r>
+        <w:rPr>
+          <w:lang w:val="es-GT"/>
+        </w:rPr>
+        <w:t xml:space="preserve">MLP (Red Neuronal Densa): arquitectura 39 → 256 → 128 → 64 → 8 clases. </w:t>
+      </w:r>
+      <w:proofErr w:type="spellStart"/>
+      <w:r>
+        <w:t>Activación</w:t>
+      </w:r>
+      <w:proofErr w:type="spellEnd"/>
+      <w:r>
+        <w:t xml:space="preserve"> </w:t>
+      </w:r>
+      <w:proofErr w:type="spellStart"/>
+      <w:r>
+        <w:t>ReLU</w:t>
+      </w:r>
+      <w:proofErr w:type="spellEnd"/>
+      <w:r>
+        <w:t xml:space="preserve">, </w:t>
+      </w:r>
+      <w:proofErr w:type="spellStart"/>
+      <w:r>
+        <w:t>optimizador</w:t>
+      </w:r>
+      <w:proofErr w:type="spellEnd"/>
+      <w:r>
+        <w:t xml:space="preserve"> Adam, L2 regularization α=0.001, hasta 500 </w:t>
+      </w:r>
+      <w:proofErr w:type="spellStart"/>
+      <w:r>
+        <w:t>épocas</w:t>
+      </w:r>
+      <w:proofErr w:type="spellEnd"/>
+      <w:r>
+        <w:t>.</w:t>
+      </w:r>
+    </w:p>
+    <w:p>
+      <w:pPr>
+        <w:pStyle w:val="ListBullet"/>
+      </w:pPr>
+      <w:r>
+        <w:t>SVM (Support Vector Machine): kernel RBF, C=10, gamma='scale', probability=True.</w:t>
+      </w:r>
+    </w:p>
+    <w:p>
+      <w:pPr>
+        <w:pStyle w:val="Heading2"/>
+        <w:rPr>
+          <w:color w:val="auto"/>
+          <w:lang w:val="es-GT"/>
+        </w:rPr>
+      </w:pPr>
+      <w:r>
+        <w:rPr>
+          <w:rFonts w:ascii="Calibri" w:hAnsi="Calibri"/>
+          <w:color w:val="auto"/>
+          <w:lang w:val="es-GT"/>
+        </w:rPr>
         <w:t>5.3 Modelo Avanzado — LSTM (PyTorch)</w:t>
       </w:r>
     </w:p>
@@ -2018,15 +3165,104 @@
         <w:rPr>
           <w:lang w:val="es-GT"/>
         </w:rPr>
-        <w:t>El modelo LSTM (Long Short-Term Memory) analiza los MFCCs como una secuencia temporal, capturando la dinámica del habla frame a frame. A diferencia del modelo base que usa estadísticas agregadas, el LSTM procesa los 151 timesteps × 13 features de forma secuencial.</w:t>
+        <w:t>El modelo LSTM (Long Short-</w:t>
+      </w:r>
+      <w:proofErr w:type="spellStart"/>
+      <w:r>
+        <w:rPr>
+          <w:lang w:val="es-GT"/>
+        </w:rPr>
+        <w:t>Term</w:t>
+      </w:r>
+      <w:proofErr w:type="spellEnd"/>
+      <w:r>
+        <w:rPr>
+          <w:lang w:val="es-GT"/>
+        </w:rPr>
+        <w:t xml:space="preserve"> Memory) analiza los </w:t>
+      </w:r>
+      <w:proofErr w:type="spellStart"/>
+      <w:r>
+        <w:rPr>
+          <w:lang w:val="es-GT"/>
+        </w:rPr>
+        <w:t>MFCCs</w:t>
+      </w:r>
+      <w:proofErr w:type="spellEnd"/>
+      <w:r>
+        <w:rPr>
+          <w:lang w:val="es-GT"/>
+        </w:rPr>
+        <w:t xml:space="preserve"> como una secuencia temporal, capturando la dinámica del habla </w:t>
+      </w:r>
+      <w:proofErr w:type="spellStart"/>
+      <w:r>
+        <w:rPr>
+          <w:lang w:val="es-GT"/>
+        </w:rPr>
+        <w:t>frame</w:t>
+      </w:r>
+      <w:proofErr w:type="spellEnd"/>
+      <w:r>
+        <w:rPr>
+          <w:lang w:val="es-GT"/>
+        </w:rPr>
+        <w:t xml:space="preserve"> a </w:t>
+      </w:r>
+      <w:proofErr w:type="spellStart"/>
+      <w:r>
+        <w:rPr>
+          <w:lang w:val="es-GT"/>
+        </w:rPr>
+        <w:t>frame</w:t>
+      </w:r>
+      <w:proofErr w:type="spellEnd"/>
+      <w:r>
+        <w:rPr>
+          <w:lang w:val="es-GT"/>
+        </w:rPr>
+        <w:t xml:space="preserve">. A diferencia del modelo base que usa estadísticas agregadas, el LSTM procesa los 151 </w:t>
+      </w:r>
+      <w:proofErr w:type="spellStart"/>
+      <w:r>
+        <w:rPr>
+          <w:lang w:val="es-GT"/>
+        </w:rPr>
+        <w:t>timesteps</w:t>
+      </w:r>
+      <w:proofErr w:type="spellEnd"/>
+      <w:r>
+        <w:rPr>
+          <w:lang w:val="es-GT"/>
+        </w:rPr>
+        <w:t xml:space="preserve"> × 13 </w:t>
+      </w:r>
+      <w:proofErr w:type="spellStart"/>
+      <w:r>
+        <w:rPr>
+          <w:lang w:val="es-GT"/>
+        </w:rPr>
+        <w:t>features</w:t>
+      </w:r>
+      <w:proofErr w:type="spellEnd"/>
+      <w:r>
+        <w:rPr>
+          <w:lang w:val="es-GT"/>
+        </w:rPr>
+        <w:t xml:space="preserve"> de forma secuencial.</w:t>
       </w:r>
     </w:p>
     <w:p>
       <w:pPr>
         <w:jc w:val="both"/>
       </w:pPr>
-      <w:r>
-        <w:t>Arquitectura:</w:t>
+      <w:proofErr w:type="spellStart"/>
+      <w:r>
+        <w:t>Arquitectura</w:t>
+      </w:r>
+      <w:proofErr w:type="spellEnd"/>
+      <w:r>
+        <w:t>:</w:t>
       </w:r>
     </w:p>
     <w:p>
@@ -2042,7 +3278,23 @@
         <w:pStyle w:val="ListBullet"/>
       </w:pPr>
       <w:r>
-        <w:t>LSTM(128 unidades, batch_first=True) → Dropout(0.3)</w:t>
+        <w:t xml:space="preserve">LSTM(128 </w:t>
+      </w:r>
+      <w:proofErr w:type="spellStart"/>
+      <w:r>
+        <w:t>unidades</w:t>
+      </w:r>
+      <w:proofErr w:type="spellEnd"/>
+      <w:r>
+        <w:t xml:space="preserve">, </w:t>
+      </w:r>
+      <w:proofErr w:type="spellStart"/>
+      <w:r>
+        <w:t>batch_first</w:t>
+      </w:r>
+      <w:proofErr w:type="spellEnd"/>
+      <w:r>
+        <w:t>=True) → Dropout(0.3)</w:t>
       </w:r>
     </w:p>
     <w:p>
@@ -2056,7 +3308,35 @@
         <w:rPr>
           <w:lang w:val="es-GT"/>
         </w:rPr>
-        <w:t>LSTM(64 unidades) → último timestep → Dropout(0.3)</w:t>
+        <w:t xml:space="preserve">LSTM(64 unidades) → último </w:t>
+      </w:r>
+      <w:proofErr w:type="spellStart"/>
+      <w:r>
+        <w:rPr>
+          <w:lang w:val="es-GT"/>
+        </w:rPr>
+        <w:t>timestep</w:t>
+      </w:r>
+      <w:proofErr w:type="spellEnd"/>
+      <w:r>
+        <w:rPr>
+          <w:lang w:val="es-GT"/>
+        </w:rPr>
+        <w:t xml:space="preserve"> → </w:t>
+      </w:r>
+      <w:proofErr w:type="spellStart"/>
+      <w:r>
+        <w:rPr>
+          <w:lang w:val="es-GT"/>
+        </w:rPr>
+        <w:t>Dropout</w:t>
+      </w:r>
+      <w:proofErr w:type="spellEnd"/>
+      <w:r>
+        <w:rPr>
+          <w:lang w:val="es-GT"/>
+        </w:rPr>
+        <w:t>(0.3)</w:t>
       </w:r>
     </w:p>
     <w:p>
@@ -2064,15 +3344,76 @@
         <w:pStyle w:val="ListBullet"/>
       </w:pPr>
       <w:r>
-        <w:t>Linear(64→64, ReLU) → Linear(64→8 clases)</w:t>
+        <w:t xml:space="preserve">Linear(64→64, </w:t>
+      </w:r>
+      <w:proofErr w:type="spellStart"/>
+      <w:r>
+        <w:t>ReLU</w:t>
+      </w:r>
+      <w:proofErr w:type="spellEnd"/>
+      <w:r>
+        <w:t xml:space="preserve">) → Linear(64→8 </w:t>
+      </w:r>
+      <w:proofErr w:type="spellStart"/>
+      <w:r>
+        <w:t>clases</w:t>
+      </w:r>
+      <w:proofErr w:type="spellEnd"/>
+      <w:r>
+        <w:t>)</w:t>
       </w:r>
     </w:p>
     <w:p>
       <w:pPr>
         <w:jc w:val="both"/>
       </w:pPr>
-      <w:r>
-        <w:t>Entrenamiento: Adam lr=0.001, ReduceLROnPlateau(factor=0.5, patience=7), early stopping patience=15, máximo 80 épocas, batch_size=32.</w:t>
+      <w:proofErr w:type="spellStart"/>
+      <w:r>
+        <w:t>Entrenamiento</w:t>
+      </w:r>
+      <w:proofErr w:type="spellEnd"/>
+      <w:r>
+        <w:t xml:space="preserve">: Adam </w:t>
+      </w:r>
+      <w:proofErr w:type="spellStart"/>
+      <w:r>
+        <w:t>lr</w:t>
+      </w:r>
+      <w:proofErr w:type="spellEnd"/>
+      <w:r>
+        <w:t xml:space="preserve">=0.001, </w:t>
+      </w:r>
+      <w:proofErr w:type="spellStart"/>
+      <w:r>
+        <w:t>ReduceLROnPlateau</w:t>
+      </w:r>
+      <w:proofErr w:type="spellEnd"/>
+      <w:r>
+        <w:t xml:space="preserve">(factor=0.5, patience=7), early stopping patience=15, </w:t>
+      </w:r>
+      <w:proofErr w:type="spellStart"/>
+      <w:r>
+        <w:t>máximo</w:t>
+      </w:r>
+      <w:proofErr w:type="spellEnd"/>
+      <w:r>
+        <w:t xml:space="preserve"> 80 </w:t>
+      </w:r>
+      <w:proofErr w:type="spellStart"/>
+      <w:r>
+        <w:t>épocas</w:t>
+      </w:r>
+      <w:proofErr w:type="spellEnd"/>
+      <w:r>
+        <w:t xml:space="preserve">, </w:t>
+      </w:r>
+      <w:proofErr w:type="spellStart"/>
+      <w:r>
+        <w:t>batch_size</w:t>
+      </w:r>
+      <w:proofErr w:type="spellEnd"/>
+      <w:r>
+        <w:t>=32.</w:t>
       </w:r>
     </w:p>
     <w:p>
@@ -2102,23 +3443,57 @@
           <w:color w:val="auto"/>
         </w:rPr>
         <w:lastRenderedPageBreak/>
-        <w:t>6. Resultados</w:t>
-      </w:r>
-    </w:p>
-    <w:p>
-      <w:pPr>
-        <w:pStyle w:val="Heading2"/>
-        <w:rPr>
-          <w:color w:val="auto"/>
-        </w:rPr>
-      </w:pPr>
+        <w:t xml:space="preserve">6. </w:t>
+      </w:r>
+      <w:proofErr w:type="spellStart"/>
       <w:r>
         <w:rPr>
           <w:rFonts w:ascii="Calibri" w:hAnsi="Calibri"/>
           <w:color w:val="auto"/>
         </w:rPr>
-        <w:t>6.1 Accuracy de los modelos</w:t>
-      </w:r>
+        <w:t>Resultados</w:t>
+      </w:r>
+      <w:proofErr w:type="spellEnd"/>
+    </w:p>
+    <w:p>
+      <w:pPr>
+        <w:pStyle w:val="Heading2"/>
+        <w:rPr>
+          <w:color w:val="auto"/>
+        </w:rPr>
+      </w:pPr>
+      <w:r>
+        <w:rPr>
+          <w:rFonts w:ascii="Calibri" w:hAnsi="Calibri"/>
+          <w:color w:val="auto"/>
+        </w:rPr>
+        <w:t xml:space="preserve">6.1 Accuracy de </w:t>
+      </w:r>
+      <w:proofErr w:type="spellStart"/>
+      <w:r>
+        <w:rPr>
+          <w:rFonts w:ascii="Calibri" w:hAnsi="Calibri"/>
+          <w:color w:val="auto"/>
+        </w:rPr>
+        <w:t>los</w:t>
+      </w:r>
+      <w:proofErr w:type="spellEnd"/>
+      <w:r>
+        <w:rPr>
+          <w:rFonts w:ascii="Calibri" w:hAnsi="Calibri"/>
+          <w:color w:val="auto"/>
+        </w:rPr>
+        <w:t xml:space="preserve"> </w:t>
+      </w:r>
+      <w:proofErr w:type="spellStart"/>
+      <w:r>
+        <w:rPr>
+          <w:rFonts w:ascii="Calibri" w:hAnsi="Calibri"/>
+          <w:color w:val="auto"/>
+        </w:rPr>
+        <w:t>modelos</w:t>
+      </w:r>
+      <w:proofErr w:type="spellEnd"/>
     </w:p>
     <w:tbl>
       <w:tblPr>
@@ -2164,12 +3539,14 @@
             <w:pPr>
               <w:jc w:val="center"/>
             </w:pPr>
+            <w:proofErr w:type="spellStart"/>
             <w:r>
               <w:rPr>
                 <w:b/>
               </w:rPr>
               <w:t>Validación</w:t>
             </w:r>
+            <w:proofErr w:type="spellEnd"/>
           </w:p>
         </w:tc>
         <w:tc>
@@ -2181,11 +3558,19 @@
             <w:pPr>
               <w:jc w:val="center"/>
             </w:pPr>
+            <w:proofErr w:type="spellStart"/>
             <w:r>
               <w:rPr>
                 <w:b/>
               </w:rPr>
-              <w:t>Prueba (10%)</w:t>
+              <w:t>Prueba</w:t>
+            </w:r>
+            <w:proofErr w:type="spellEnd"/>
+            <w:r>
+              <w:rPr>
+                <w:b/>
+              </w:rPr>
+              <w:t xml:space="preserve"> (10%)</w:t>
             </w:r>
           </w:p>
         </w:tc>
@@ -2215,12 +3600,14 @@
             <w:pPr>
               <w:jc w:val="center"/>
             </w:pPr>
+            <w:proofErr w:type="spellStart"/>
             <w:r>
               <w:rPr>
                 <w:b/>
               </w:rPr>
               <w:t>Ventaja</w:t>
             </w:r>
+            <w:proofErr w:type="spellEnd"/>
           </w:p>
         </w:tc>
       </w:tr>
@@ -2288,8 +3675,13 @@
             <w:pPr>
               <w:jc w:val="center"/>
             </w:pPr>
-            <w:r>
-              <w:t>Rápido, ligero</w:t>
+            <w:proofErr w:type="spellStart"/>
+            <w:r>
+              <w:t>Rápido</w:t>
+            </w:r>
+            <w:proofErr w:type="spellEnd"/>
+            <w:r>
+              <w:t>, ligero</w:t>
             </w:r>
           </w:p>
         </w:tc>
@@ -2359,8 +3751,21 @@
               <w:jc w:val="center"/>
             </w:pPr>
             <w:r>
-              <w:t>Robusto con pocos datos</w:t>
-            </w:r>
+              <w:t xml:space="preserve">Robusto con </w:t>
+            </w:r>
+            <w:proofErr w:type="spellStart"/>
+            <w:r>
+              <w:t>pocos</w:t>
+            </w:r>
+            <w:proofErr w:type="spellEnd"/>
+            <w:r>
+              <w:t xml:space="preserve"> </w:t>
+            </w:r>
+            <w:proofErr w:type="spellStart"/>
+            <w:r>
+              <w:t>datos</w:t>
+            </w:r>
+            <w:proofErr w:type="spellEnd"/>
           </w:p>
         </w:tc>
       </w:tr>
@@ -2377,7 +3782,15 @@
               <w:jc w:val="center"/>
             </w:pPr>
             <w:r>
-              <w:t>LSTM (avanzado)</w:t>
+              <w:t>LSTM (</w:t>
+            </w:r>
+            <w:proofErr w:type="spellStart"/>
+            <w:r>
+              <w:t>avanzado</w:t>
+            </w:r>
+            <w:proofErr w:type="spellEnd"/>
+            <w:r>
+              <w:t>)</w:t>
             </w:r>
           </w:p>
         </w:tc>
@@ -2428,8 +3841,21 @@
             <w:pPr>
               <w:jc w:val="center"/>
             </w:pPr>
-            <w:r>
-              <w:t>Captura dinámica temporal</w:t>
+            <w:proofErr w:type="spellStart"/>
+            <w:r>
+              <w:t>Captura</w:t>
+            </w:r>
+            <w:proofErr w:type="spellEnd"/>
+            <w:r>
+              <w:t xml:space="preserve"> </w:t>
+            </w:r>
+            <w:proofErr w:type="spellStart"/>
+            <w:r>
+              <w:t>dinámica</w:t>
+            </w:r>
+            <w:proofErr w:type="spellEnd"/>
+            <w:r>
+              <w:t xml:space="preserve"> temporal</w:t>
             </w:r>
           </w:p>
         </w:tc>
@@ -2447,7 +3873,35 @@
         <w:rPr>
           <w:lang w:val="es-GT"/>
         </w:rPr>
-        <w:t>El LSTM supera al modelo base en 1.2 puntos porcentuales en el conjunto de prueba, demostrando que la información temporal de los MFCCs aporta valor adicional para discriminar entre comandos de voz similares (ej: 'izquierda' vs 'derecha').</w:t>
+        <w:t xml:space="preserve">El LSTM supera al modelo base en 1.2 puntos porcentuales en el conjunto de prueba, demostrando que la información temporal de los </w:t>
+      </w:r>
+      <w:proofErr w:type="spellStart"/>
+      <w:r>
+        <w:rPr>
+          <w:lang w:val="es-GT"/>
+        </w:rPr>
+        <w:t>MFCCs</w:t>
+      </w:r>
+      <w:proofErr w:type="spellEnd"/>
+      <w:r>
+        <w:rPr>
+          <w:lang w:val="es-GT"/>
+        </w:rPr>
+        <w:t xml:space="preserve"> aporta valor adicional para discriminar entre comandos de voz similares (</w:t>
+      </w:r>
+      <w:proofErr w:type="spellStart"/>
+      <w:r>
+        <w:rPr>
+          <w:lang w:val="es-GT"/>
+        </w:rPr>
+        <w:t>ej</w:t>
+      </w:r>
+      <w:proofErr w:type="spellEnd"/>
+      <w:r>
+        <w:rPr>
+          <w:lang w:val="es-GT"/>
+        </w:rPr>
+        <w:t>: 'izquierda' vs 'derecha').</w:t>
       </w:r>
     </w:p>
     <w:p>
@@ -2478,7 +3932,35 @@
         <w:rPr>
           <w:lang w:val="es-GT"/>
         </w:rPr>
-        <w:t>Se aplicó StratifiedKFold con K=6 sobre todo el dataset para verificar la estabilidad del modelo base (MLP):</w:t>
+        <w:t xml:space="preserve">Se aplicó </w:t>
+      </w:r>
+      <w:proofErr w:type="spellStart"/>
+      <w:r>
+        <w:rPr>
+          <w:lang w:val="es-GT"/>
+        </w:rPr>
+        <w:t>StratifiedKFold</w:t>
+      </w:r>
+      <w:proofErr w:type="spellEnd"/>
+      <w:r>
+        <w:rPr>
+          <w:lang w:val="es-GT"/>
+        </w:rPr>
+        <w:t xml:space="preserve"> con K=6 sobre todo el </w:t>
+      </w:r>
+      <w:proofErr w:type="spellStart"/>
+      <w:r>
+        <w:rPr>
+          <w:lang w:val="es-GT"/>
+        </w:rPr>
+        <w:t>dataset</w:t>
+      </w:r>
+      <w:proofErr w:type="spellEnd"/>
+      <w:r>
+        <w:rPr>
+          <w:lang w:val="es-GT"/>
+        </w:rPr>
+        <w:t xml:space="preserve"> para verificar la estabilidad del modelo base (MLP):</w:t>
       </w:r>
     </w:p>
     <w:tbl>
@@ -2825,9 +4307,11 @@
             <w:pPr>
               <w:jc w:val="center"/>
             </w:pPr>
+            <w:proofErr w:type="spellStart"/>
             <w:r>
               <w:t>Promedio</w:t>
             </w:r>
+            <w:proofErr w:type="spellEnd"/>
           </w:p>
         </w:tc>
         <w:tc>
@@ -2871,8 +4355,49 @@
           <w:rFonts w:ascii="Calibri" w:hAnsi="Calibri"/>
           <w:color w:val="auto"/>
         </w:rPr>
-        <w:t>6.3 Comandos compuestos implementados</w:t>
-      </w:r>
+        <w:t xml:space="preserve">6.3 </w:t>
+      </w:r>
+      <w:proofErr w:type="spellStart"/>
+      <w:r>
+        <w:rPr>
+          <w:rFonts w:ascii="Calibri" w:hAnsi="Calibri"/>
+          <w:color w:val="auto"/>
+        </w:rPr>
+        <w:t>Comandos</w:t>
+      </w:r>
+      <w:proofErr w:type="spellEnd"/>
+      <w:r>
+        <w:rPr>
+          <w:rFonts w:ascii="Calibri" w:hAnsi="Calibri"/>
+          <w:color w:val="auto"/>
+        </w:rPr>
+        <w:t xml:space="preserve"> </w:t>
+      </w:r>
+      <w:proofErr w:type="spellStart"/>
+      <w:r>
+        <w:rPr>
+          <w:rFonts w:ascii="Calibri" w:hAnsi="Calibri"/>
+          <w:color w:val="auto"/>
+        </w:rPr>
+        <w:t>compuestos</w:t>
+      </w:r>
+      <w:proofErr w:type="spellEnd"/>
+      <w:r>
+        <w:rPr>
+          <w:rFonts w:ascii="Calibri" w:hAnsi="Calibri"/>
+          <w:color w:val="auto"/>
+        </w:rPr>
+        <w:t xml:space="preserve"> </w:t>
+      </w:r>
+      <w:proofErr w:type="spellStart"/>
+      <w:r>
+        <w:rPr>
+          <w:rFonts w:ascii="Calibri" w:hAnsi="Calibri"/>
+          <w:color w:val="auto"/>
+        </w:rPr>
+        <w:t>implementados</w:t>
+      </w:r>
+      <w:proofErr w:type="spellEnd"/>
     </w:p>
     <w:p>
       <w:pPr>
@@ -2913,12 +4438,14 @@
             <w:pPr>
               <w:jc w:val="center"/>
             </w:pPr>
+            <w:proofErr w:type="spellStart"/>
             <w:r>
               <w:rPr>
                 <w:b/>
               </w:rPr>
               <w:t>Secuencia</w:t>
             </w:r>
+            <w:proofErr w:type="spellEnd"/>
           </w:p>
         </w:tc>
         <w:tc>
@@ -2930,29 +4457,61 @@
             <w:pPr>
               <w:jc w:val="center"/>
             </w:pPr>
+            <w:proofErr w:type="spellStart"/>
             <w:r>
               <w:rPr>
                 <w:b/>
               </w:rPr>
-              <w:t>Acción compuesta</w:t>
-            </w:r>
-          </w:p>
-        </w:tc>
-        <w:tc>
-          <w:tcPr>
-            <w:tcW w:w="2880" w:type="dxa"/>
-            <w:shd w:val="clear" w:color="auto" w:fill="FFCCCC"/>
-          </w:tcPr>
-          <w:p>
-            <w:pPr>
-              <w:jc w:val="center"/>
-            </w:pPr>
+              <w:t>Acción</w:t>
+            </w:r>
+            <w:proofErr w:type="spellEnd"/>
             <w:r>
               <w:rPr>
                 <w:b/>
               </w:rPr>
-              <w:t>Comandos HTTP enviados</w:t>
-            </w:r>
+              <w:t xml:space="preserve"> </w:t>
+            </w:r>
+            <w:proofErr w:type="spellStart"/>
+            <w:r>
+              <w:rPr>
+                <w:b/>
+              </w:rPr>
+              <w:t>compuesta</w:t>
+            </w:r>
+            <w:proofErr w:type="spellEnd"/>
+          </w:p>
+        </w:tc>
+        <w:tc>
+          <w:tcPr>
+            <w:tcW w:w="2880" w:type="dxa"/>
+            <w:shd w:val="clear" w:color="auto" w:fill="FFCCCC"/>
+          </w:tcPr>
+          <w:p>
+            <w:pPr>
+              <w:jc w:val="center"/>
+            </w:pPr>
+            <w:proofErr w:type="spellStart"/>
+            <w:r>
+              <w:rPr>
+                <w:b/>
+              </w:rPr>
+              <w:t>Comandos</w:t>
+            </w:r>
+            <w:proofErr w:type="spellEnd"/>
+            <w:r>
+              <w:rPr>
+                <w:b/>
+              </w:rPr>
+              <w:t xml:space="preserve"> HTTP </w:t>
+            </w:r>
+            <w:proofErr w:type="spellStart"/>
+            <w:r>
+              <w:rPr>
+                <w:b/>
+              </w:rPr>
+              <w:t>enviados</w:t>
+            </w:r>
+            <w:proofErr w:type="spellEnd"/>
           </w:p>
         </w:tc>
       </w:tr>
@@ -2968,9 +4527,19 @@
             <w:pPr>
               <w:jc w:val="center"/>
             </w:pPr>
-            <w:r>
-              <w:t>adelante + detener</w:t>
-            </w:r>
+            <w:proofErr w:type="spellStart"/>
+            <w:r>
+              <w:t>adelante</w:t>
+            </w:r>
+            <w:proofErr w:type="spellEnd"/>
+            <w:r>
+              <w:t xml:space="preserve"> + </w:t>
+            </w:r>
+            <w:proofErr w:type="spellStart"/>
+            <w:r>
+              <w:t>detener</w:t>
+            </w:r>
+            <w:proofErr w:type="spellEnd"/>
           </w:p>
         </w:tc>
         <w:tc>
@@ -3012,9 +4581,19 @@
             <w:pPr>
               <w:jc w:val="center"/>
             </w:pPr>
-            <w:r>
-              <w:t>atras + detener</w:t>
-            </w:r>
+            <w:proofErr w:type="spellStart"/>
+            <w:r>
+              <w:t>atras</w:t>
+            </w:r>
+            <w:proofErr w:type="spellEnd"/>
+            <w:r>
+              <w:t xml:space="preserve"> + </w:t>
+            </w:r>
+            <w:proofErr w:type="spellStart"/>
+            <w:r>
+              <w:t>detener</w:t>
+            </w:r>
+            <w:proofErr w:type="spellEnd"/>
           </w:p>
         </w:tc>
         <w:tc>
@@ -3056,9 +4635,19 @@
             <w:pPr>
               <w:jc w:val="center"/>
             </w:pPr>
-            <w:r>
-              <w:t>izquierda + adelante</w:t>
-            </w:r>
+            <w:proofErr w:type="spellStart"/>
+            <w:r>
+              <w:t>izquierda</w:t>
+            </w:r>
+            <w:proofErr w:type="spellEnd"/>
+            <w:r>
+              <w:t xml:space="preserve"> + </w:t>
+            </w:r>
+            <w:proofErr w:type="spellStart"/>
+            <w:r>
+              <w:t>adelante</w:t>
+            </w:r>
+            <w:proofErr w:type="spellEnd"/>
           </w:p>
         </w:tc>
         <w:tc>
@@ -3100,9 +4689,19 @@
             <w:pPr>
               <w:jc w:val="center"/>
             </w:pPr>
-            <w:r>
-              <w:t>derecha + adelante</w:t>
-            </w:r>
+            <w:proofErr w:type="spellStart"/>
+            <w:r>
+              <w:t>derecha</w:t>
+            </w:r>
+            <w:proofErr w:type="spellEnd"/>
+            <w:r>
+              <w:t xml:space="preserve"> + </w:t>
+            </w:r>
+            <w:proofErr w:type="spellStart"/>
+            <w:r>
+              <w:t>adelante</w:t>
+            </w:r>
+            <w:proofErr w:type="spellEnd"/>
           </w:p>
         </w:tc>
         <w:tc>
@@ -3144,9 +4743,19 @@
             <w:pPr>
               <w:jc w:val="center"/>
             </w:pPr>
-            <w:r>
-              <w:t>adelante + izquierda</w:t>
-            </w:r>
+            <w:proofErr w:type="spellStart"/>
+            <w:r>
+              <w:t>adelante</w:t>
+            </w:r>
+            <w:proofErr w:type="spellEnd"/>
+            <w:r>
+              <w:t xml:space="preserve"> + </w:t>
+            </w:r>
+            <w:proofErr w:type="spellStart"/>
+            <w:r>
+              <w:t>izquierda</w:t>
+            </w:r>
+            <w:proofErr w:type="spellEnd"/>
           </w:p>
         </w:tc>
         <w:tc>
@@ -3188,9 +4797,19 @@
             <w:pPr>
               <w:jc w:val="center"/>
             </w:pPr>
-            <w:r>
-              <w:t>adelante + derecha</w:t>
-            </w:r>
+            <w:proofErr w:type="spellStart"/>
+            <w:r>
+              <w:t>adelante</w:t>
+            </w:r>
+            <w:proofErr w:type="spellEnd"/>
+            <w:r>
+              <w:t xml:space="preserve"> + </w:t>
+            </w:r>
+            <w:proofErr w:type="spellStart"/>
+            <w:r>
+              <w:t>derecha</w:t>
+            </w:r>
+            <w:proofErr w:type="spellEnd"/>
           </w:p>
         </w:tc>
         <w:tc>
@@ -3232,9 +4851,19 @@
             <w:pPr>
               <w:jc w:val="center"/>
             </w:pPr>
-            <w:r>
-              <w:t>izquierda + derecha</w:t>
-            </w:r>
+            <w:proofErr w:type="spellStart"/>
+            <w:r>
+              <w:t>izquierda</w:t>
+            </w:r>
+            <w:proofErr w:type="spellEnd"/>
+            <w:r>
+              <w:t xml:space="preserve"> + </w:t>
+            </w:r>
+            <w:proofErr w:type="spellStart"/>
+            <w:r>
+              <w:t>derecha</w:t>
+            </w:r>
+            <w:proofErr w:type="spellEnd"/>
           </w:p>
         </w:tc>
         <w:tc>
@@ -3276,9 +4905,19 @@
             <w:pPr>
               <w:jc w:val="center"/>
             </w:pPr>
-            <w:r>
-              <w:t>derecha + izquierda</w:t>
-            </w:r>
+            <w:proofErr w:type="spellStart"/>
+            <w:r>
+              <w:t>derecha</w:t>
+            </w:r>
+            <w:proofErr w:type="spellEnd"/>
+            <w:r>
+              <w:t xml:space="preserve"> + </w:t>
+            </w:r>
+            <w:proofErr w:type="spellStart"/>
+            <w:r>
+              <w:t>izquierda</w:t>
+            </w:r>
+            <w:proofErr w:type="spellEnd"/>
           </w:p>
         </w:tc>
         <w:tc>
@@ -3323,8 +4962,49 @@
           <w:color w:val="auto"/>
         </w:rPr>
         <w:lastRenderedPageBreak/>
-        <w:t>6.4 Análisis de latencia del sistema</w:t>
-      </w:r>
+        <w:t xml:space="preserve">6.4 </w:t>
+      </w:r>
+      <w:proofErr w:type="spellStart"/>
+      <w:r>
+        <w:rPr>
+          <w:rFonts w:ascii="Calibri" w:hAnsi="Calibri"/>
+          <w:color w:val="auto"/>
+        </w:rPr>
+        <w:t>Análisis</w:t>
+      </w:r>
+      <w:proofErr w:type="spellEnd"/>
+      <w:r>
+        <w:rPr>
+          <w:rFonts w:ascii="Calibri" w:hAnsi="Calibri"/>
+          <w:color w:val="auto"/>
+        </w:rPr>
+        <w:t xml:space="preserve"> de </w:t>
+      </w:r>
+      <w:proofErr w:type="spellStart"/>
+      <w:r>
+        <w:rPr>
+          <w:rFonts w:ascii="Calibri" w:hAnsi="Calibri"/>
+          <w:color w:val="auto"/>
+        </w:rPr>
+        <w:t>latencia</w:t>
+      </w:r>
+      <w:proofErr w:type="spellEnd"/>
+      <w:r>
+        <w:rPr>
+          <w:rFonts w:ascii="Calibri" w:hAnsi="Calibri"/>
+          <w:color w:val="auto"/>
+        </w:rPr>
+        <w:t xml:space="preserve"> del </w:t>
+      </w:r>
+      <w:proofErr w:type="spellStart"/>
+      <w:r>
+        <w:rPr>
+          <w:rFonts w:ascii="Calibri" w:hAnsi="Calibri"/>
+          <w:color w:val="auto"/>
+        </w:rPr>
+        <w:t>sistema</w:t>
+      </w:r>
+      <w:proofErr w:type="spellEnd"/>
     </w:p>
     <w:tbl>
       <w:tblPr>
@@ -3403,12 +5083,14 @@
             <w:pPr>
               <w:jc w:val="center"/>
             </w:pPr>
+            <w:proofErr w:type="spellStart"/>
             <w:r>
               <w:rPr>
                 <w:b/>
               </w:rPr>
               <w:t>Promedio</w:t>
             </w:r>
+            <w:proofErr w:type="spellEnd"/>
           </w:p>
         </w:tc>
       </w:tr>
@@ -3424,8 +5106,13 @@
             <w:pPr>
               <w:jc w:val="center"/>
             </w:pPr>
-            <w:r>
-              <w:t>Captura audio (VAD)</w:t>
+            <w:proofErr w:type="spellStart"/>
+            <w:r>
+              <w:t>Captura</w:t>
+            </w:r>
+            <w:proofErr w:type="spellEnd"/>
+            <w:r>
+              <w:t xml:space="preserve"> audio (VAD)</w:t>
             </w:r>
           </w:p>
         </w:tc>
@@ -3464,7 +5151,31 @@
               <w:jc w:val="center"/>
             </w:pPr>
             <w:r>
-              <w:t>1500 ms (ventana fija)</w:t>
+              <w:t xml:space="preserve">1500 </w:t>
+            </w:r>
+            <w:proofErr w:type="spellStart"/>
+            <w:r>
+              <w:t>ms</w:t>
+            </w:r>
+            <w:proofErr w:type="spellEnd"/>
+            <w:r>
+              <w:t xml:space="preserve"> (</w:t>
+            </w:r>
+            <w:proofErr w:type="spellStart"/>
+            <w:r>
+              <w:t>ventana</w:t>
+            </w:r>
+            <w:proofErr w:type="spellEnd"/>
+            <w:r>
+              <w:t xml:space="preserve"> </w:t>
+            </w:r>
+            <w:proofErr w:type="spellStart"/>
+            <w:r>
+              <w:t>fija</w:t>
+            </w:r>
+            <w:proofErr w:type="spellEnd"/>
+            <w:r>
+              <w:t>)</w:t>
             </w:r>
           </w:p>
         </w:tc>
@@ -3481,8 +5192,21 @@
             <w:pPr>
               <w:jc w:val="center"/>
             </w:pPr>
-            <w:r>
-              <w:t>Extracción MFCC + clasificación ML</w:t>
+            <w:proofErr w:type="spellStart"/>
+            <w:r>
+              <w:t>Extracción</w:t>
+            </w:r>
+            <w:proofErr w:type="spellEnd"/>
+            <w:r>
+              <w:t xml:space="preserve"> MFCC + </w:t>
+            </w:r>
+            <w:proofErr w:type="spellStart"/>
+            <w:r>
+              <w:t>clasificación</w:t>
+            </w:r>
+            <w:proofErr w:type="spellEnd"/>
+            <w:r>
+              <w:t xml:space="preserve"> ML</w:t>
             </w:r>
           </w:p>
         </w:tc>
@@ -3495,8 +5219,13 @@
               <w:jc w:val="center"/>
             </w:pPr>
             <w:r>
-              <w:t>~15 ms</w:t>
-            </w:r>
+              <w:t xml:space="preserve">~15 </w:t>
+            </w:r>
+            <w:proofErr w:type="spellStart"/>
+            <w:r>
+              <w:t>ms</w:t>
+            </w:r>
+            <w:proofErr w:type="spellEnd"/>
           </w:p>
         </w:tc>
         <w:tc>
@@ -3508,8 +5237,13 @@
               <w:jc w:val="center"/>
             </w:pPr>
             <w:r>
-              <w:t>~40 ms</w:t>
-            </w:r>
+              <w:t xml:space="preserve">~40 </w:t>
+            </w:r>
+            <w:proofErr w:type="spellStart"/>
+            <w:r>
+              <w:t>ms</w:t>
+            </w:r>
+            <w:proofErr w:type="spellEnd"/>
           </w:p>
         </w:tc>
         <w:tc>
@@ -3521,8 +5255,13 @@
               <w:jc w:val="center"/>
             </w:pPr>
             <w:r>
-              <w:t>~25 ms</w:t>
-            </w:r>
+              <w:t xml:space="preserve">~25 </w:t>
+            </w:r>
+            <w:proofErr w:type="spellStart"/>
+            <w:r>
+              <w:t>ms</w:t>
+            </w:r>
+            <w:proofErr w:type="spellEnd"/>
           </w:p>
         </w:tc>
       </w:tr>
@@ -3538,8 +5277,21 @@
             <w:pPr>
               <w:jc w:val="center"/>
             </w:pPr>
-            <w:r>
-              <w:t>Transmisión HTTP WiFi LAN</w:t>
+            <w:proofErr w:type="spellStart"/>
+            <w:r>
+              <w:t>Transmisión</w:t>
+            </w:r>
+            <w:proofErr w:type="spellEnd"/>
+            <w:r>
+              <w:t xml:space="preserve"> HTTP </w:t>
+            </w:r>
+            <w:proofErr w:type="spellStart"/>
+            <w:r>
+              <w:t>WiFi</w:t>
+            </w:r>
+            <w:proofErr w:type="spellEnd"/>
+            <w:r>
+              <w:t xml:space="preserve"> LAN</w:t>
             </w:r>
           </w:p>
         </w:tc>
@@ -3552,8 +5304,13 @@
               <w:jc w:val="center"/>
             </w:pPr>
             <w:r>
-              <w:t>12 ms</w:t>
-            </w:r>
+              <w:t xml:space="preserve">12 </w:t>
+            </w:r>
+            <w:proofErr w:type="spellStart"/>
+            <w:r>
+              <w:t>ms</w:t>
+            </w:r>
+            <w:proofErr w:type="spellEnd"/>
           </w:p>
         </w:tc>
         <w:tc>
@@ -3565,8 +5322,13 @@
               <w:jc w:val="center"/>
             </w:pPr>
             <w:r>
-              <w:t>48 ms</w:t>
-            </w:r>
+              <w:t xml:space="preserve">48 </w:t>
+            </w:r>
+            <w:proofErr w:type="spellStart"/>
+            <w:r>
+              <w:t>ms</w:t>
+            </w:r>
+            <w:proofErr w:type="spellEnd"/>
           </w:p>
         </w:tc>
         <w:tc>
@@ -3578,8 +5340,13 @@
               <w:jc w:val="center"/>
             </w:pPr>
             <w:r>
-              <w:t>28 ms</w:t>
-            </w:r>
+              <w:t xml:space="preserve">28 </w:t>
+            </w:r>
+            <w:proofErr w:type="spellStart"/>
+            <w:r>
+              <w:t>ms</w:t>
+            </w:r>
+            <w:proofErr w:type="spellEnd"/>
           </w:p>
         </w:tc>
       </w:tr>
@@ -3609,8 +5376,13 @@
               <w:jc w:val="center"/>
             </w:pPr>
             <w:r>
-              <w:t>0 ms</w:t>
-            </w:r>
+              <w:t xml:space="preserve">0 </w:t>
+            </w:r>
+            <w:proofErr w:type="spellStart"/>
+            <w:r>
+              <w:t>ms</w:t>
+            </w:r>
+            <w:proofErr w:type="spellEnd"/>
           </w:p>
         </w:tc>
         <w:tc>
@@ -3622,8 +5394,13 @@
               <w:jc w:val="center"/>
             </w:pPr>
             <w:r>
-              <w:t>100 ms</w:t>
-            </w:r>
+              <w:t xml:space="preserve">100 </w:t>
+            </w:r>
+            <w:proofErr w:type="spellStart"/>
+            <w:r>
+              <w:t>ms</w:t>
+            </w:r>
+            <w:proofErr w:type="spellEnd"/>
           </w:p>
         </w:tc>
         <w:tc>
@@ -3635,8 +5412,13 @@
               <w:jc w:val="center"/>
             </w:pPr>
             <w:r>
-              <w:t>50 ms</w:t>
-            </w:r>
+              <w:t xml:space="preserve">50 </w:t>
+            </w:r>
+            <w:proofErr w:type="spellStart"/>
+            <w:r>
+              <w:t>ms</w:t>
+            </w:r>
+            <w:proofErr w:type="spellEnd"/>
           </w:p>
         </w:tc>
       </w:tr>
@@ -3652,8 +5434,13 @@
             <w:pPr>
               <w:jc w:val="center"/>
             </w:pPr>
-            <w:r>
-              <w:t>Decodificación Arduino</w:t>
+            <w:proofErr w:type="spellStart"/>
+            <w:r>
+              <w:t>Decodificación</w:t>
+            </w:r>
+            <w:proofErr w:type="spellEnd"/>
+            <w:r>
+              <w:t xml:space="preserve"> Arduino</w:t>
             </w:r>
           </w:p>
         </w:tc>
@@ -3666,8 +5453,13 @@
               <w:jc w:val="center"/>
             </w:pPr>
             <w:r>
-              <w:t>1 ms</w:t>
-            </w:r>
+              <w:t xml:space="preserve">1 </w:t>
+            </w:r>
+            <w:proofErr w:type="spellStart"/>
+            <w:r>
+              <w:t>ms</w:t>
+            </w:r>
+            <w:proofErr w:type="spellEnd"/>
           </w:p>
         </w:tc>
         <w:tc>
@@ -3679,8 +5471,13 @@
               <w:jc w:val="center"/>
             </w:pPr>
             <w:r>
-              <w:t>1 ms</w:t>
-            </w:r>
+              <w:t xml:space="preserve">1 </w:t>
+            </w:r>
+            <w:proofErr w:type="spellStart"/>
+            <w:r>
+              <w:t>ms</w:t>
+            </w:r>
+            <w:proofErr w:type="spellEnd"/>
           </w:p>
         </w:tc>
         <w:tc>
@@ -3692,8 +5489,13 @@
               <w:jc w:val="center"/>
             </w:pPr>
             <w:r>
-              <w:t>1 ms</w:t>
-            </w:r>
+              <w:t xml:space="preserve">1 </w:t>
+            </w:r>
+            <w:proofErr w:type="spellStart"/>
+            <w:r>
+              <w:t>ms</w:t>
+            </w:r>
+            <w:proofErr w:type="spellEnd"/>
           </w:p>
         </w:tc>
       </w:tr>
@@ -3710,7 +5512,15 @@
               <w:jc w:val="center"/>
             </w:pPr>
             <w:r>
-              <w:t>LATENCIA TOTAL (sin VAD)</w:t>
+              <w:t>LATENCIA TOTAL (</w:t>
+            </w:r>
+            <w:proofErr w:type="gramStart"/>
+            <w:r>
+              <w:t>sin</w:t>
+            </w:r>
+            <w:proofErr w:type="gramEnd"/>
+            <w:r>
+              <w:t xml:space="preserve"> VAD)</w:t>
             </w:r>
           </w:p>
         </w:tc>
@@ -3723,8 +5533,13 @@
               <w:jc w:val="center"/>
             </w:pPr>
             <w:r>
-              <w:t>~28 ms</w:t>
-            </w:r>
+              <w:t xml:space="preserve">~28 </w:t>
+            </w:r>
+            <w:proofErr w:type="spellStart"/>
+            <w:r>
+              <w:t>ms</w:t>
+            </w:r>
+            <w:proofErr w:type="spellEnd"/>
           </w:p>
         </w:tc>
         <w:tc>
@@ -3736,8 +5551,13 @@
               <w:jc w:val="center"/>
             </w:pPr>
             <w:r>
-              <w:t>~189 ms</w:t>
-            </w:r>
+              <w:t xml:space="preserve">~189 </w:t>
+            </w:r>
+            <w:proofErr w:type="spellStart"/>
+            <w:r>
+              <w:t>ms</w:t>
+            </w:r>
+            <w:proofErr w:type="spellEnd"/>
           </w:p>
         </w:tc>
         <w:tc>
@@ -3749,8 +5569,13 @@
               <w:jc w:val="center"/>
             </w:pPr>
             <w:r>
-              <w:t>~104 ms</w:t>
-            </w:r>
+              <w:t xml:space="preserve">~104 </w:t>
+            </w:r>
+            <w:proofErr w:type="spellStart"/>
+            <w:r>
+              <w:t>ms</w:t>
+            </w:r>
+            <w:proofErr w:type="spellEnd"/>
           </w:p>
         </w:tc>
       </w:tr>
@@ -3782,7 +5607,55 @@
           <w:rFonts w:ascii="Calibri" w:hAnsi="Calibri"/>
           <w:color w:val="auto"/>
         </w:rPr>
-        <w:t>6.5 Comandos implementados y protocolo serial</w:t>
+        <w:t xml:space="preserve">6.5 </w:t>
+      </w:r>
+      <w:proofErr w:type="spellStart"/>
+      <w:r>
+        <w:rPr>
+          <w:rFonts w:ascii="Calibri" w:hAnsi="Calibri"/>
+          <w:color w:val="auto"/>
+        </w:rPr>
+        <w:t>Comandos</w:t>
+      </w:r>
+      <w:proofErr w:type="spellEnd"/>
+      <w:r>
+        <w:rPr>
+          <w:rFonts w:ascii="Calibri" w:hAnsi="Calibri"/>
+          <w:color w:val="auto"/>
+        </w:rPr>
+        <w:t xml:space="preserve"> </w:t>
+      </w:r>
+      <w:proofErr w:type="spellStart"/>
+      <w:r>
+        <w:rPr>
+          <w:rFonts w:ascii="Calibri" w:hAnsi="Calibri"/>
+          <w:color w:val="auto"/>
+        </w:rPr>
+        <w:t>implementados</w:t>
+      </w:r>
+      <w:proofErr w:type="spellEnd"/>
+      <w:r>
+        <w:rPr>
+          <w:rFonts w:ascii="Calibri" w:hAnsi="Calibri"/>
+          <w:color w:val="auto"/>
+        </w:rPr>
+        <w:t xml:space="preserve"> y </w:t>
+      </w:r>
+      <w:proofErr w:type="spellStart"/>
+      <w:r>
+        <w:rPr>
+          <w:rFonts w:ascii="Calibri" w:hAnsi="Calibri"/>
+          <w:color w:val="auto"/>
+        </w:rPr>
+        <w:t>protocolo</w:t>
+      </w:r>
+      <w:proofErr w:type="spellEnd"/>
+      <w:r>
+        <w:rPr>
+          <w:rFonts w:ascii="Calibri" w:hAnsi="Calibri"/>
+          <w:color w:val="auto"/>
+        </w:rPr>
+        <w:t xml:space="preserve"> serial</w:t>
       </w:r>
     </w:p>
     <w:tbl>
@@ -3831,11 +5704,19 @@
             <w:pPr>
               <w:jc w:val="center"/>
             </w:pPr>
+            <w:proofErr w:type="spellStart"/>
             <w:r>
               <w:rPr>
                 <w:b/>
               </w:rPr>
-              <w:t>Etiqueta HTTP</w:t>
+              <w:t>Etiqueta</w:t>
+            </w:r>
+            <w:proofErr w:type="spellEnd"/>
+            <w:r>
+              <w:rPr>
+                <w:b/>
+              </w:rPr>
+              <w:t xml:space="preserve"> HTTP</w:t>
             </w:r>
           </w:p>
         </w:tc>
@@ -3848,12 +5729,14 @@
             <w:pPr>
               <w:jc w:val="center"/>
             </w:pPr>
+            <w:proofErr w:type="spellStart"/>
             <w:r>
               <w:rPr>
                 <w:b/>
               </w:rPr>
               <w:t>L.Steps</w:t>
             </w:r>
+            <w:proofErr w:type="spellEnd"/>
           </w:p>
         </w:tc>
         <w:tc>
@@ -3865,12 +5748,14 @@
             <w:pPr>
               <w:jc w:val="center"/>
             </w:pPr>
+            <w:proofErr w:type="spellStart"/>
             <w:r>
               <w:rPr>
                 <w:b/>
               </w:rPr>
               <w:t>L.Dir</w:t>
             </w:r>
+            <w:proofErr w:type="spellEnd"/>
           </w:p>
         </w:tc>
         <w:tc>
@@ -3882,12 +5767,14 @@
             <w:pPr>
               <w:jc w:val="center"/>
             </w:pPr>
+            <w:proofErr w:type="spellStart"/>
             <w:r>
               <w:rPr>
                 <w:b/>
               </w:rPr>
               <w:t>R.Steps</w:t>
             </w:r>
+            <w:proofErr w:type="spellEnd"/>
           </w:p>
         </w:tc>
         <w:tc>
@@ -3899,12 +5786,14 @@
             <w:pPr>
               <w:jc w:val="center"/>
             </w:pPr>
+            <w:proofErr w:type="spellStart"/>
             <w:r>
               <w:rPr>
                 <w:b/>
               </w:rPr>
               <w:t>R.Dir</w:t>
             </w:r>
+            <w:proofErr w:type="spellEnd"/>
           </w:p>
         </w:tc>
         <w:tc>
@@ -3916,12 +5805,14 @@
             <w:pPr>
               <w:jc w:val="center"/>
             </w:pPr>
+            <w:proofErr w:type="spellStart"/>
             <w:r>
               <w:rPr>
                 <w:b/>
               </w:rPr>
               <w:t>Comportamiento</w:t>
             </w:r>
+            <w:proofErr w:type="spellEnd"/>
           </w:p>
         </w:tc>
       </w:tr>
@@ -3937,9 +5828,11 @@
             <w:pPr>
               <w:jc w:val="center"/>
             </w:pPr>
+            <w:proofErr w:type="spellStart"/>
             <w:r>
               <w:t>adelante</w:t>
             </w:r>
+            <w:proofErr w:type="spellEnd"/>
           </w:p>
         </w:tc>
         <w:tc>
@@ -4111,8 +6004,13 @@
             <w:pPr>
               <w:jc w:val="center"/>
             </w:pPr>
-            <w:r>
-              <w:t>Retroceso 10 s</w:t>
+            <w:proofErr w:type="spellStart"/>
+            <w:r>
+              <w:t>Retroceso</w:t>
+            </w:r>
+            <w:proofErr w:type="spellEnd"/>
+            <w:r>
+              <w:t xml:space="preserve"> 10 s</w:t>
             </w:r>
           </w:p>
         </w:tc>
@@ -4129,9 +6027,11 @@
             <w:pPr>
               <w:jc w:val="center"/>
             </w:pPr>
+            <w:proofErr w:type="spellStart"/>
             <w:r>
               <w:t>izquierda</w:t>
             </w:r>
+            <w:proofErr w:type="spellEnd"/>
           </w:p>
         </w:tc>
         <w:tc>
@@ -4208,7 +6108,23 @@
               <w:jc w:val="center"/>
             </w:pPr>
             <w:r>
-              <w:t>Giro izq. ~90° (850 ms)</w:t>
+              <w:t xml:space="preserve">Giro </w:t>
+            </w:r>
+            <w:proofErr w:type="spellStart"/>
+            <w:r>
+              <w:t>izq</w:t>
+            </w:r>
+            <w:proofErr w:type="spellEnd"/>
+            <w:r>
+              <w:t xml:space="preserve">. ~90° (850 </w:t>
+            </w:r>
+            <w:proofErr w:type="spellStart"/>
+            <w:r>
+              <w:t>ms</w:t>
+            </w:r>
+            <w:proofErr w:type="spellEnd"/>
+            <w:r>
+              <w:t>)</w:t>
             </w:r>
           </w:p>
         </w:tc>
@@ -4225,9 +6141,11 @@
             <w:pPr>
               <w:jc w:val="center"/>
             </w:pPr>
+            <w:proofErr w:type="spellStart"/>
             <w:r>
               <w:t>derecha</w:t>
             </w:r>
+            <w:proofErr w:type="spellEnd"/>
           </w:p>
         </w:tc>
         <w:tc>
@@ -4304,7 +6222,15 @@
               <w:jc w:val="center"/>
             </w:pPr>
             <w:r>
-              <w:t>Giro der. ~90° (850 ms)</w:t>
+              <w:t xml:space="preserve">Giro der. ~90° (850 </w:t>
+            </w:r>
+            <w:proofErr w:type="spellStart"/>
+            <w:r>
+              <w:t>ms</w:t>
+            </w:r>
+            <w:proofErr w:type="spellEnd"/>
+            <w:r>
+              <w:t>)</w:t>
             </w:r>
           </w:p>
         </w:tc>
@@ -4322,8 +6248,13 @@
               <w:jc w:val="center"/>
             </w:pPr>
             <w:r>
-              <w:t>curva izquierda</w:t>
-            </w:r>
+              <w:t xml:space="preserve">curva </w:t>
+            </w:r>
+            <w:proofErr w:type="spellStart"/>
+            <w:r>
+              <w:t>izquierda</w:t>
+            </w:r>
+            <w:proofErr w:type="spellEnd"/>
           </w:p>
         </w:tc>
         <w:tc>
@@ -4347,9 +6278,11 @@
             <w:pPr>
               <w:jc w:val="center"/>
             </w:pPr>
+            <w:proofErr w:type="spellStart"/>
             <w:r>
               <w:t>mixto</w:t>
             </w:r>
+            <w:proofErr w:type="spellEnd"/>
           </w:p>
         </w:tc>
         <w:tc>
@@ -4373,9 +6306,11 @@
             <w:pPr>
               <w:jc w:val="center"/>
             </w:pPr>
+            <w:proofErr w:type="spellStart"/>
             <w:r>
               <w:t>mixto</w:t>
             </w:r>
+            <w:proofErr w:type="spellEnd"/>
           </w:p>
         </w:tc>
         <w:tc>
@@ -4400,7 +6335,15 @@
               <w:jc w:val="center"/>
             </w:pPr>
             <w:r>
-              <w:t>Curva izq. 21 s</w:t>
+              <w:t xml:space="preserve">Curva </w:t>
+            </w:r>
+            <w:proofErr w:type="spellStart"/>
+            <w:r>
+              <w:t>izq</w:t>
+            </w:r>
+            <w:proofErr w:type="spellEnd"/>
+            <w:r>
+              <w:t>. 21 s</w:t>
             </w:r>
           </w:p>
         </w:tc>
@@ -4418,8 +6361,13 @@
               <w:jc w:val="center"/>
             </w:pPr>
             <w:r>
-              <w:t>curva derecha</w:t>
-            </w:r>
+              <w:t xml:space="preserve">curva </w:t>
+            </w:r>
+            <w:proofErr w:type="spellStart"/>
+            <w:r>
+              <w:t>derecha</w:t>
+            </w:r>
+            <w:proofErr w:type="spellEnd"/>
           </w:p>
         </w:tc>
         <w:tc>
@@ -4443,9 +6391,11 @@
             <w:pPr>
               <w:jc w:val="center"/>
             </w:pPr>
+            <w:proofErr w:type="spellStart"/>
             <w:r>
               <w:t>mixto</w:t>
             </w:r>
+            <w:proofErr w:type="spellEnd"/>
           </w:p>
         </w:tc>
         <w:tc>
@@ -4469,9 +6419,11 @@
             <w:pPr>
               <w:jc w:val="center"/>
             </w:pPr>
+            <w:proofErr w:type="spellStart"/>
             <w:r>
               <w:t>mixto</w:t>
             </w:r>
+            <w:proofErr w:type="spellEnd"/>
           </w:p>
         </w:tc>
         <w:tc>
@@ -4513,8 +6465,13 @@
             <w:pPr>
               <w:jc w:val="center"/>
             </w:pPr>
-            <w:r>
-              <w:t>detener / alto</w:t>
+            <w:proofErr w:type="spellStart"/>
+            <w:r>
+              <w:t>detener</w:t>
+            </w:r>
+            <w:proofErr w:type="spellEnd"/>
+            <w:r>
+              <w:t xml:space="preserve"> / alto</w:t>
             </w:r>
           </w:p>
         </w:tc>
@@ -4592,8 +6549,13 @@
               <w:jc w:val="center"/>
             </w:pPr>
             <w:r>
-              <w:t>Parada inmediata</w:t>
-            </w:r>
+              <w:t xml:space="preserve">Parada </w:t>
+            </w:r>
+            <w:proofErr w:type="spellStart"/>
+            <w:r>
+              <w:t>inmediata</w:t>
+            </w:r>
+            <w:proofErr w:type="spellEnd"/>
           </w:p>
         </w:tc>
       </w:tr>
@@ -4634,23 +6596,57 @@
           <w:color w:val="auto"/>
         </w:rPr>
         <w:lastRenderedPageBreak/>
-        <w:t>7. Diagramas</w:t>
-      </w:r>
-    </w:p>
-    <w:p>
-      <w:pPr>
-        <w:pStyle w:val="Heading2"/>
-        <w:rPr>
-          <w:color w:val="auto"/>
-        </w:rPr>
-      </w:pPr>
+        <w:t xml:space="preserve">7. </w:t>
+      </w:r>
+      <w:proofErr w:type="spellStart"/>
       <w:r>
         <w:rPr>
           <w:rFonts w:ascii="Calibri" w:hAnsi="Calibri"/>
           <w:color w:val="auto"/>
         </w:rPr>
-        <w:t>7.1 Arquitectura del sistema</w:t>
-      </w:r>
+        <w:t>Diagramas</w:t>
+      </w:r>
+      <w:proofErr w:type="spellEnd"/>
+    </w:p>
+    <w:p>
+      <w:pPr>
+        <w:pStyle w:val="Heading2"/>
+        <w:rPr>
+          <w:color w:val="auto"/>
+        </w:rPr>
+      </w:pPr>
+      <w:r>
+        <w:rPr>
+          <w:rFonts w:ascii="Calibri" w:hAnsi="Calibri"/>
+          <w:color w:val="auto"/>
+        </w:rPr>
+        <w:t xml:space="preserve">7.1 </w:t>
+      </w:r>
+      <w:proofErr w:type="spellStart"/>
+      <w:r>
+        <w:rPr>
+          <w:rFonts w:ascii="Calibri" w:hAnsi="Calibri"/>
+          <w:color w:val="auto"/>
+        </w:rPr>
+        <w:t>Arquitectura</w:t>
+      </w:r>
+      <w:proofErr w:type="spellEnd"/>
+      <w:r>
+        <w:rPr>
+          <w:rFonts w:ascii="Calibri" w:hAnsi="Calibri"/>
+          <w:color w:val="auto"/>
+        </w:rPr>
+        <w:t xml:space="preserve"> del </w:t>
+      </w:r>
+      <w:proofErr w:type="spellStart"/>
+      <w:r>
+        <w:rPr>
+          <w:rFonts w:ascii="Calibri" w:hAnsi="Calibri"/>
+          <w:color w:val="auto"/>
+        </w:rPr>
+        <w:t>sistema</w:t>
+      </w:r>
+      <w:proofErr w:type="spellEnd"/>
     </w:p>
     <w:p>
       <w:pPr>
@@ -4677,7 +6673,21 @@
         <w:rPr>
           <w:lang w:val="es-GT"/>
         </w:rPr>
-        <w:t>Capa de Entrada (Laptop): micrófono → sounddevice → VAD → extracción MFCC → clasificador ML (MLP/LSTM) → detección de comandos compuestos → Flask SSE → navegador web.</w:t>
+        <w:t xml:space="preserve">Capa de Entrada (Laptop): micrófono → </w:t>
+      </w:r>
+      <w:proofErr w:type="spellStart"/>
+      <w:r>
+        <w:rPr>
+          <w:lang w:val="es-GT"/>
+        </w:rPr>
+        <w:t>sounddevice</w:t>
+      </w:r>
+      <w:proofErr w:type="spellEnd"/>
+      <w:r>
+        <w:rPr>
+          <w:lang w:val="es-GT"/>
+        </w:rPr>
+        <w:t xml:space="preserve"> → VAD → extracción MFCC → clasificador ML (MLP/LSTM) → detección de comandos compuestos → Flask SSE → navegador web.</w:t>
       </w:r>
     </w:p>
     <w:p>
@@ -4691,7 +6701,35 @@
         <w:rPr>
           <w:lang w:val="es-GT"/>
         </w:rPr>
-        <w:t>Capa de Comunicación WiFi (ESP32–NodeMCU32): servidor HTTP en puerto 80. Recibe comandos en POST /cmd, construye paquete binario de 5 bytes y lo envía por Serial2 (GPIO17) al Arduino cada 100 ms.</w:t>
+        <w:t xml:space="preserve">Capa de Comunicación </w:t>
+      </w:r>
+      <w:proofErr w:type="spellStart"/>
+      <w:r>
+        <w:rPr>
+          <w:lang w:val="es-GT"/>
+        </w:rPr>
+        <w:t>WiFi</w:t>
+      </w:r>
+      <w:proofErr w:type="spellEnd"/>
+      <w:r>
+        <w:rPr>
+          <w:lang w:val="es-GT"/>
+        </w:rPr>
+        <w:t xml:space="preserve"> (ESP32–NodeMCU32): servidor HTTP en puerto 80. Recibe comandos en POST /</w:t>
+      </w:r>
+      <w:proofErr w:type="spellStart"/>
+      <w:r>
+        <w:rPr>
+          <w:lang w:val="es-GT"/>
+        </w:rPr>
+        <w:t>cmd</w:t>
+      </w:r>
+      <w:proofErr w:type="spellEnd"/>
+      <w:r>
+        <w:rPr>
+          <w:lang w:val="es-GT"/>
+        </w:rPr>
+        <w:t>, construye paquete binario de 5 bytes y lo envía por Serial2 (GPIO17) al Arduino cada 100 ms.</w:t>
       </w:r>
     </w:p>
     <w:p>
@@ -4705,7 +6743,49 @@
         <w:rPr>
           <w:lang w:val="es-GT"/>
         </w:rPr>
-        <w:t>Capa de Control (Arduino Uno): parser serial con sincronización por magic byte 0xAA. Buffer de 5 bytes. Actualiza parámetros de motores sin bloquear el loop.</w:t>
+        <w:t xml:space="preserve">Capa de Control (Arduino Uno): </w:t>
+      </w:r>
+      <w:proofErr w:type="spellStart"/>
+      <w:r>
+        <w:rPr>
+          <w:lang w:val="es-GT"/>
+        </w:rPr>
+        <w:t>parser</w:t>
+      </w:r>
+      <w:proofErr w:type="spellEnd"/>
+      <w:r>
+        <w:rPr>
+          <w:lang w:val="es-GT"/>
+        </w:rPr>
+        <w:t xml:space="preserve"> serial con sincronización por </w:t>
+      </w:r>
+      <w:proofErr w:type="spellStart"/>
+      <w:r>
+        <w:rPr>
+          <w:lang w:val="es-GT"/>
+        </w:rPr>
+        <w:t>magic</w:t>
+      </w:r>
+      <w:proofErr w:type="spellEnd"/>
+      <w:r>
+        <w:rPr>
+          <w:lang w:val="es-GT"/>
+        </w:rPr>
+        <w:t xml:space="preserve"> byte 0xAA. Buffer de 5 bytes. Actualiza parámetros de motores sin bloquear el </w:t>
+      </w:r>
+      <w:proofErr w:type="spellStart"/>
+      <w:r>
+        <w:rPr>
+          <w:lang w:val="es-GT"/>
+        </w:rPr>
+        <w:t>loop</w:t>
+      </w:r>
+      <w:proofErr w:type="spellEnd"/>
+      <w:r>
+        <w:rPr>
+          <w:lang w:val="es-GT"/>
+        </w:rPr>
+        <w:t>.</w:t>
       </w:r>
     </w:p>
     <w:p>
@@ -4719,7 +6799,21 @@
         <w:rPr>
           <w:lang w:val="es-GT"/>
         </w:rPr>
-        <w:t>Capa de Actuación (2× 28BYJ-48 + ULN2003): secuencia half-step de 8 fases, 1200 µs/paso, movimiento simultáneo de ambos motores.</w:t>
+        <w:t xml:space="preserve">Capa de Actuación (2× 28BYJ-48 + ULN2003): secuencia </w:t>
+      </w:r>
+      <w:proofErr w:type="spellStart"/>
+      <w:r>
+        <w:rPr>
+          <w:lang w:val="es-GT"/>
+        </w:rPr>
+        <w:t>half</w:t>
+      </w:r>
+      <w:proofErr w:type="spellEnd"/>
+      <w:r>
+        <w:rPr>
+          <w:lang w:val="es-GT"/>
+        </w:rPr>
+        <w:t>-step de 8 fases, 1200 µs/paso, movimiento simultáneo de ambos motores.</w:t>
       </w:r>
     </w:p>
     <w:p>
@@ -4772,6 +6866,7 @@
       </w:pPr>
       <w:r>
         <w:rPr>
+          <w:noProof/>
           <w:lang w:val="es-ES"/>
         </w:rPr>
         <w:drawing>
@@ -4876,8 +6971,33 @@
           <w:color w:val="auto"/>
         </w:rPr>
         <w:lastRenderedPageBreak/>
-        <w:t>7.2 Flujo de interacción</w:t>
-      </w:r>
+        <w:t xml:space="preserve">7.2 </w:t>
+      </w:r>
+      <w:proofErr w:type="spellStart"/>
+      <w:r>
+        <w:rPr>
+          <w:rFonts w:ascii="Calibri" w:hAnsi="Calibri"/>
+          <w:color w:val="auto"/>
+        </w:rPr>
+        <w:t>Flujo</w:t>
+      </w:r>
+      <w:proofErr w:type="spellEnd"/>
+      <w:r>
+        <w:rPr>
+          <w:rFonts w:ascii="Calibri" w:hAnsi="Calibri"/>
+          <w:color w:val="auto"/>
+        </w:rPr>
+        <w:t xml:space="preserve"> de </w:t>
+      </w:r>
+      <w:proofErr w:type="spellStart"/>
+      <w:r>
+        <w:rPr>
+          <w:rFonts w:ascii="Calibri" w:hAnsi="Calibri"/>
+          <w:color w:val="auto"/>
+        </w:rPr>
+        <w:t>interacción</w:t>
+      </w:r>
+      <w:proofErr w:type="spellEnd"/>
     </w:p>
     <w:p>
       <w:pPr>
@@ -4890,7 +7010,21 @@
         <w:rPr>
           <w:lang w:val="es-GT"/>
         </w:rPr>
-        <w:t>El usuario habla un comando (ej: 'adelante') frente al micrófono de la laptop.</w:t>
+        <w:t>El usuario habla un comando (</w:t>
+      </w:r>
+      <w:proofErr w:type="spellStart"/>
+      <w:r>
+        <w:rPr>
+          <w:lang w:val="es-GT"/>
+        </w:rPr>
+        <w:t>ej</w:t>
+      </w:r>
+      <w:proofErr w:type="spellEnd"/>
+      <w:r>
+        <w:rPr>
+          <w:lang w:val="es-GT"/>
+        </w:rPr>
+        <w:t>: 'adelante') frente al micrófono de la laptop.</w:t>
       </w:r>
     </w:p>
     <w:p>
@@ -4900,11 +7034,19 @@
           <w:lang w:val="es-GT"/>
         </w:rPr>
       </w:pPr>
-      <w:r>
-        <w:rPr>
-          <w:lang w:val="es-GT"/>
-        </w:rPr>
-        <w:t>sounddevice captura 1.5 s de audio. El VAD verifica que la energía RMS supere el umbral de -35 dB.</w:t>
+      <w:proofErr w:type="spellStart"/>
+      <w:r>
+        <w:rPr>
+          <w:lang w:val="es-GT"/>
+        </w:rPr>
+        <w:t>sounddevice</w:t>
+      </w:r>
+      <w:proofErr w:type="spellEnd"/>
+      <w:r>
+        <w:rPr>
+          <w:lang w:val="es-GT"/>
+        </w:rPr>
+        <w:t xml:space="preserve"> captura 1.5 s de audio. El VAD verifica que la energía RMS supere el umbral de -35 dB.</w:t>
       </w:r>
     </w:p>
     <w:p>
@@ -4914,11 +7056,47 @@
           <w:lang w:val="es-GT"/>
         </w:rPr>
       </w:pPr>
-      <w:r>
-        <w:rPr>
-          <w:lang w:val="es-GT"/>
-        </w:rPr>
-        <w:t>librosa extrae los 39 features MFCC. El StandardScaler normaliza el vector.</w:t>
+      <w:proofErr w:type="spellStart"/>
+      <w:r>
+        <w:rPr>
+          <w:lang w:val="es-GT"/>
+        </w:rPr>
+        <w:t>librosa</w:t>
+      </w:r>
+      <w:proofErr w:type="spellEnd"/>
+      <w:r>
+        <w:rPr>
+          <w:lang w:val="es-GT"/>
+        </w:rPr>
+        <w:t xml:space="preserve"> extrae los 39 </w:t>
+      </w:r>
+      <w:proofErr w:type="spellStart"/>
+      <w:r>
+        <w:rPr>
+          <w:lang w:val="es-GT"/>
+        </w:rPr>
+        <w:t>features</w:t>
+      </w:r>
+      <w:proofErr w:type="spellEnd"/>
+      <w:r>
+        <w:rPr>
+          <w:lang w:val="es-GT"/>
+        </w:rPr>
+        <w:t xml:space="preserve"> MFCC. El </w:t>
+      </w:r>
+      <w:proofErr w:type="spellStart"/>
+      <w:r>
+        <w:rPr>
+          <w:lang w:val="es-GT"/>
+        </w:rPr>
+        <w:t>StandardScaler</w:t>
+      </w:r>
+      <w:proofErr w:type="spellEnd"/>
+      <w:r>
+        <w:rPr>
+          <w:lang w:val="es-GT"/>
+        </w:rPr>
+        <w:t xml:space="preserve"> normaliza el vector.</w:t>
       </w:r>
     </w:p>
     <w:p>
@@ -4932,7 +7110,21 @@
         <w:rPr>
           <w:lang w:val="es-GT"/>
         </w:rPr>
-        <w:t>El modelo MLP predice la clase con &gt;97% accuracy. Si el LSTM está disponible, confirma la predicción.</w:t>
+        <w:t xml:space="preserve">El modelo MLP predice la clase con &gt;97% </w:t>
+      </w:r>
+      <w:proofErr w:type="spellStart"/>
+      <w:r>
+        <w:rPr>
+          <w:lang w:val="es-GT"/>
+        </w:rPr>
+        <w:t>accuracy</w:t>
+      </w:r>
+      <w:proofErr w:type="spellEnd"/>
+      <w:r>
+        <w:rPr>
+          <w:lang w:val="es-GT"/>
+        </w:rPr>
+        <w:t>. Si el LSTM está disponible, confirma la predicción.</w:t>
       </w:r>
     </w:p>
     <w:p>
@@ -4954,7 +7146,36 @@
         <w:pStyle w:val="ListBullet"/>
       </w:pPr>
       <w:r>
-        <w:t>Flask envía HTTP POST a http://192.168.0.32/cmd con JSON {"cmd": "RECTA_10S"}.</w:t>
+        <w:t xml:space="preserve">Flask </w:t>
+      </w:r>
+      <w:proofErr w:type="spellStart"/>
+      <w:r>
+        <w:t>envía</w:t>
+      </w:r>
+      <w:proofErr w:type="spellEnd"/>
+      <w:r>
+        <w:t xml:space="preserve"> HTTP POST a http://192.168.0.32/cmd con </w:t>
+      </w:r>
+      <w:proofErr w:type="gramStart"/>
+      <w:r>
+        <w:t>JSON {"</w:t>
+      </w:r>
+      <w:proofErr w:type="spellStart"/>
+      <w:proofErr w:type="gramEnd"/>
+      <w:r>
+        <w:t>cmd</w:t>
+      </w:r>
+      <w:proofErr w:type="spellEnd"/>
+      <w:r>
+        <w:t>": "RECTA_10</w:t>
+      </w:r>
+      <w:proofErr w:type="gramStart"/>
+      <w:r>
+        <w:t>S"}</w:t>
+      </w:r>
+      <w:proofErr w:type="gramEnd"/>
+      <w:r>
+        <w:t>.</w:t>
       </w:r>
     </w:p>
     <w:p>
@@ -4968,7 +7189,21 @@
         <w:rPr>
           <w:lang w:val="es-GT"/>
         </w:rPr>
-        <w:t>El ESP32 actualiza currentCmd y construye el paquete [0xAA, 50, 0x01, 50, 0x00].</w:t>
+        <w:t xml:space="preserve">El ESP32 actualiza </w:t>
+      </w:r>
+      <w:proofErr w:type="spellStart"/>
+      <w:r>
+        <w:rPr>
+          <w:lang w:val="es-GT"/>
+        </w:rPr>
+        <w:t>currentCmd</w:t>
+      </w:r>
+      <w:proofErr w:type="spellEnd"/>
+      <w:r>
+        <w:rPr>
+          <w:lang w:val="es-GT"/>
+        </w:rPr>
+        <w:t xml:space="preserve"> y construye el paquete [0xAA, 50, 0x01, 50, 0x00].</w:t>
       </w:r>
     </w:p>
     <w:p>
@@ -5010,8 +7245,17 @@
           <w:rFonts w:ascii="Calibri" w:hAnsi="Calibri"/>
           <w:color w:val="auto"/>
         </w:rPr>
-        <w:t>7.3 Casos de uso</w:t>
-      </w:r>
+        <w:t xml:space="preserve">7.3 Casos de </w:t>
+      </w:r>
+      <w:proofErr w:type="spellStart"/>
+      <w:r>
+        <w:rPr>
+          <w:rFonts w:ascii="Calibri" w:hAnsi="Calibri"/>
+          <w:color w:val="auto"/>
+        </w:rPr>
+        <w:t>uso</w:t>
+      </w:r>
+      <w:proofErr w:type="spellEnd"/>
     </w:p>
     <w:tbl>
       <w:tblPr>
@@ -5073,12 +7317,28 @@
             <w:pPr>
               <w:jc w:val="center"/>
             </w:pPr>
+            <w:proofErr w:type="spellStart"/>
             <w:r>
               <w:rPr>
                 <w:b/>
               </w:rPr>
-              <w:t>Comando de voz</w:t>
-            </w:r>
+              <w:t>Comando</w:t>
+            </w:r>
+            <w:proofErr w:type="spellEnd"/>
+            <w:r>
+              <w:rPr>
+                <w:b/>
+              </w:rPr>
+              <w:t xml:space="preserve"> de </w:t>
+            </w:r>
+            <w:proofErr w:type="spellStart"/>
+            <w:r>
+              <w:rPr>
+                <w:b/>
+              </w:rPr>
+              <w:t>voz</w:t>
+            </w:r>
+            <w:proofErr w:type="spellEnd"/>
           </w:p>
         </w:tc>
         <w:tc>
@@ -5090,12 +7350,14 @@
             <w:pPr>
               <w:jc w:val="center"/>
             </w:pPr>
+            <w:proofErr w:type="spellStart"/>
             <w:r>
               <w:rPr>
                 <w:b/>
               </w:rPr>
               <w:t>Descripción</w:t>
             </w:r>
+            <w:proofErr w:type="spellEnd"/>
           </w:p>
         </w:tc>
       </w:tr>
@@ -5124,9 +7386,11 @@
             <w:pPr>
               <w:jc w:val="center"/>
             </w:pPr>
+            <w:proofErr w:type="spellStart"/>
             <w:r>
               <w:t>Operador</w:t>
             </w:r>
+            <w:proofErr w:type="spellEnd"/>
           </w:p>
         </w:tc>
         <w:tc>
@@ -5138,7 +7402,23 @@
               <w:jc w:val="center"/>
             </w:pPr>
             <w:r>
-              <w:t>'adelante' / 'avanzar'</w:t>
+              <w:t>'</w:t>
+            </w:r>
+            <w:proofErr w:type="spellStart"/>
+            <w:r>
+              <w:t>adelante</w:t>
+            </w:r>
+            <w:proofErr w:type="spellEnd"/>
+            <w:r>
+              <w:t>' / '</w:t>
+            </w:r>
+            <w:proofErr w:type="spellStart"/>
+            <w:r>
+              <w:t>avanzar</w:t>
+            </w:r>
+            <w:proofErr w:type="spellEnd"/>
+            <w:r>
+              <w:t>'</w:t>
             </w:r>
           </w:p>
         </w:tc>
@@ -5187,9 +7467,11 @@
             <w:pPr>
               <w:jc w:val="center"/>
             </w:pPr>
+            <w:proofErr w:type="spellStart"/>
             <w:r>
               <w:t>Operador</w:t>
             </w:r>
+            <w:proofErr w:type="spellEnd"/>
           </w:p>
         </w:tc>
         <w:tc>
@@ -5201,7 +7483,15 @@
               <w:jc w:val="center"/>
             </w:pPr>
             <w:r>
-              <w:t>'atrás' / 'retroceder'</w:t>
+              <w:t>'atrás' / '</w:t>
+            </w:r>
+            <w:proofErr w:type="spellStart"/>
+            <w:r>
+              <w:t>retroceder</w:t>
+            </w:r>
+            <w:proofErr w:type="spellEnd"/>
+            <w:r>
+              <w:t>'</w:t>
             </w:r>
           </w:p>
         </w:tc>
@@ -5250,9 +7540,11 @@
             <w:pPr>
               <w:jc w:val="center"/>
             </w:pPr>
+            <w:proofErr w:type="spellStart"/>
             <w:r>
               <w:t>Operador</w:t>
             </w:r>
+            <w:proofErr w:type="spellEnd"/>
           </w:p>
         </w:tc>
         <w:tc>
@@ -5264,7 +7556,23 @@
               <w:jc w:val="center"/>
             </w:pPr>
             <w:r>
-              <w:t>'izquierda' / 'derecha'</w:t>
+              <w:t>'</w:t>
+            </w:r>
+            <w:proofErr w:type="spellStart"/>
+            <w:r>
+              <w:t>izquierda</w:t>
+            </w:r>
+            <w:proofErr w:type="spellEnd"/>
+            <w:r>
+              <w:t>' / '</w:t>
+            </w:r>
+            <w:proofErr w:type="spellStart"/>
+            <w:r>
+              <w:t>derecha</w:t>
+            </w:r>
+            <w:proofErr w:type="spellEnd"/>
+            <w:r>
+              <w:t>'</w:t>
             </w:r>
           </w:p>
         </w:tc>
@@ -5313,9 +7621,11 @@
             <w:pPr>
               <w:jc w:val="center"/>
             </w:pPr>
+            <w:proofErr w:type="spellStart"/>
             <w:r>
               <w:t>Operador</w:t>
             </w:r>
+            <w:proofErr w:type="spellEnd"/>
           </w:p>
         </w:tc>
         <w:tc>
@@ -5327,7 +7637,31 @@
               <w:jc w:val="center"/>
             </w:pPr>
             <w:r>
-              <w:t>'curva izquierda/derecha'</w:t>
+              <w:t>'</w:t>
+            </w:r>
+            <w:proofErr w:type="gramStart"/>
+            <w:r>
+              <w:t>curva</w:t>
+            </w:r>
+            <w:proofErr w:type="gramEnd"/>
+            <w:r>
+              <w:t xml:space="preserve"> </w:t>
+            </w:r>
+            <w:proofErr w:type="spellStart"/>
+            <w:r>
+              <w:t>izquierda</w:t>
+            </w:r>
+            <w:proofErr w:type="spellEnd"/>
+            <w:r>
+              <w:t>/</w:t>
+            </w:r>
+            <w:proofErr w:type="spellStart"/>
+            <w:r>
+              <w:t>derecha</w:t>
+            </w:r>
+            <w:proofErr w:type="spellEnd"/>
+            <w:r>
+              <w:t>'</w:t>
             </w:r>
           </w:p>
         </w:tc>
@@ -5376,9 +7710,11 @@
             <w:pPr>
               <w:jc w:val="center"/>
             </w:pPr>
+            <w:proofErr w:type="spellStart"/>
             <w:r>
               <w:t>Operador</w:t>
             </w:r>
+            <w:proofErr w:type="spellEnd"/>
           </w:p>
         </w:tc>
         <w:tc>
@@ -5390,7 +7726,23 @@
               <w:jc w:val="center"/>
             </w:pPr>
             <w:r>
-              <w:t>'detener' / 'alto' / 'parar'</w:t>
+              <w:t>'</w:t>
+            </w:r>
+            <w:proofErr w:type="spellStart"/>
+            <w:r>
+              <w:t>detener</w:t>
+            </w:r>
+            <w:proofErr w:type="spellEnd"/>
+            <w:r>
+              <w:t>' / 'alto' / '</w:t>
+            </w:r>
+            <w:proofErr w:type="spellStart"/>
+            <w:r>
+              <w:t>parar</w:t>
+            </w:r>
+            <w:proofErr w:type="spellEnd"/>
+            <w:r>
+              <w:t>'</w:t>
             </w:r>
           </w:p>
         </w:tc>
@@ -5439,9 +7791,11 @@
             <w:pPr>
               <w:jc w:val="center"/>
             </w:pPr>
+            <w:proofErr w:type="spellStart"/>
             <w:r>
               <w:t>Operador</w:t>
             </w:r>
+            <w:proofErr w:type="spellEnd"/>
           </w:p>
         </w:tc>
         <w:tc>
@@ -5452,9 +7806,19 @@
             <w:pPr>
               <w:jc w:val="center"/>
             </w:pPr>
-            <w:r>
-              <w:t>Secuencia de 2 comandos</w:t>
-            </w:r>
+            <w:proofErr w:type="spellStart"/>
+            <w:r>
+              <w:t>Secuencia</w:t>
+            </w:r>
+            <w:proofErr w:type="spellEnd"/>
+            <w:r>
+              <w:t xml:space="preserve"> de 2 </w:t>
+            </w:r>
+            <w:proofErr w:type="spellStart"/>
+            <w:r>
+              <w:t>comandos</w:t>
+            </w:r>
+            <w:proofErr w:type="spellEnd"/>
           </w:p>
         </w:tc>
         <w:tc>
@@ -5640,6 +8004,7 @@
       </w:pPr>
       <w:r>
         <w:rPr>
+          <w:noProof/>
           <w:lang w:val="es-GT"/>
         </w:rPr>
         <w:drawing>
@@ -5771,6 +8136,7 @@
       </w:pPr>
       <w:r>
         <w:rPr>
+          <w:noProof/>
           <w:lang w:val="es-GT"/>
         </w:rPr>
         <w:drawing>
@@ -6095,6 +8461,7 @@
       </w:pPr>
       <w:r>
         <w:rPr>
+          <w:noProof/>
           <w:lang w:val="es-GT"/>
         </w:rPr>
         <w:drawing>
@@ -6136,28 +8503,51 @@
     </w:p>
     <w:p>
       <w:pPr>
+        <w:pStyle w:val="ListBullet"/>
+        <w:numPr>
+          <w:ilvl w:val="0"/>
+          <w:numId w:val="0"/>
+        </w:numPr>
+        <w:ind w:left="360" w:hanging="360"/>
+        <w:rPr>
+          <w:lang w:val="es-GT"/>
+        </w:rPr>
+      </w:pPr>
+    </w:p>
+    <w:p>
+      <w:pPr>
+        <w:pStyle w:val="ListBullet"/>
+        <w:numPr>
+          <w:ilvl w:val="0"/>
+          <w:numId w:val="0"/>
+        </w:numPr>
+        <w:ind w:left="360" w:hanging="360"/>
+        <w:rPr>
+          <w:lang w:val="es-GT"/>
+        </w:rPr>
+      </w:pPr>
+    </w:p>
+    <w:p>
+      <w:pPr>
+        <w:pStyle w:val="ListBullet"/>
+        <w:numPr>
+          <w:ilvl w:val="0"/>
+          <w:numId w:val="0"/>
+        </w:numPr>
+        <w:ind w:left="360" w:hanging="360"/>
+        <w:rPr>
+          <w:lang w:val="es-GT"/>
+        </w:rPr>
+      </w:pPr>
+    </w:p>
+    <w:p>
+      <w:pPr>
         <w:pStyle w:val="Heading1"/>
-        <w:rPr>
-          <w:color w:val="auto"/>
-          <w:lang w:val="es-GT"/>
-        </w:rPr>
-      </w:pPr>
-      <w:r>
         <w:rPr>
           <w:rFonts w:ascii="Calibri" w:hAnsi="Calibri"/>
           <w:color w:val="auto"/>
           <w:lang w:val="es-GT"/>
         </w:rPr>
-        <w:t>8. Investigación teórica</w:t>
-      </w:r>
-    </w:p>
-    <w:p>
-      <w:pPr>
-        <w:pStyle w:val="Heading2"/>
-        <w:rPr>
-          <w:color w:val="auto"/>
-          <w:lang w:val="es-GT"/>
-        </w:rPr>
       </w:pPr>
       <w:r>
         <w:rPr>
@@ -6165,26 +8555,12 @@
           <w:color w:val="auto"/>
           <w:lang w:val="es-GT"/>
         </w:rPr>
-        <w:t>8.1 Viabilidad Técnica</w:t>
-      </w:r>
-    </w:p>
-    <w:p>
-      <w:pPr>
-        <w:jc w:val="both"/>
-        <w:rPr>
-          <w:lang w:val="es-GT"/>
-        </w:rPr>
-      </w:pPr>
-      <w:r>
-        <w:rPr>
-          <w:lang w:val="es-GT"/>
-        </w:rPr>
-        <w:t>El sistema es técnicamente viable para uso educativo por tres razones: (1) costo total de hardware inferior a Q400 (ESP32: Q120, Arduino Uno: Q80, ULN2003×2: Q30, 28BYJ-48×2: Q40, cables: Q50); (2) el firmware es reproducible con los mismos componentes; (3) el modelo ML opera 100% offline, sin dependencia de internet.</w:t>
-      </w:r>
-    </w:p>
-    <w:p>
-      <w:pPr>
-        <w:pStyle w:val="Heading2"/>
+        <w:t>Evidencia de funcionamiento</w:t>
+      </w:r>
+    </w:p>
+    <w:p>
+      <w:pPr>
+        <w:pStyle w:val="Heading1"/>
         <w:rPr>
           <w:color w:val="auto"/>
           <w:lang w:val="es-GT"/>
@@ -6196,21 +8572,7 @@
           <w:color w:val="auto"/>
           <w:lang w:val="es-GT"/>
         </w:rPr>
-        <w:t>8.2 Impacto Social</w:t>
-      </w:r>
-    </w:p>
-    <w:p>
-      <w:pPr>
-        <w:jc w:val="both"/>
-        <w:rPr>
-          <w:lang w:val="es-GT"/>
-        </w:rPr>
-      </w:pPr>
-      <w:r>
-        <w:rPr>
-          <w:lang w:val="es-GT"/>
-        </w:rPr>
-        <w:t>El control por voz permite operar el robot a personas con movilidad reducida. Al usar componentes de bajo costo disponibles en Guatemala, el sistema puede replicarse en instituciones educativas con presupuesto limitado, promoviendo la educación STEM.</w:t>
+        <w:t>8. Investigación teórica</w:t>
       </w:r>
     </w:p>
     <w:p>
@@ -6227,7 +8589,7 @@
           <w:color w:val="auto"/>
           <w:lang w:val="es-GT"/>
         </w:rPr>
-        <w:t>8.3 Escalamiento a Navegación Autónoma (investigación teórica)</w:t>
+        <w:t>8.1 Viabilidad Técnica</w:t>
       </w:r>
     </w:p>
     <w:p>
@@ -6241,38 +8603,193 @@
         <w:rPr>
           <w:lang w:val="es-GT"/>
         </w:rPr>
-        <w:t>Para escalar el sistema hacia evasión de colisiones con vehículos en movimiento, se propone reemplazar la clasificación discreta de voz por detección de objetos con YOLOnano (~1.8M parámetros, 15+ FPS en Raspberry Pi 4 con cuantización INT8). Las limitaciones de la arquitectura actual son: ausencia de información espacial, comandos de duración fija sin reacción a cambios del entorno, y ausencia de retroalimentación visual entre comandos.</w:t>
-      </w:r>
-    </w:p>
-    <w:p>
-      <w:pPr>
-        <w:jc w:val="both"/>
-        <w:rPr>
-          <w:lang w:val="es-GT"/>
-        </w:rPr>
-      </w:pPr>
-      <w:r>
-        <w:rPr>
-          <w:lang w:val="es-GT"/>
-        </w:rPr>
-        <w:lastRenderedPageBreak/>
-        <w:t>El dataset para YOLO requeriría ≥5,000 imágenes anotadas con bounding boxes (formato cx, cy, w, h normalizado), capturadas desde múltiples ángulos y distancias. El cuello de botella computacional se abordaría con cuantización INT8 (reducción 4× del modelo) y poda de canales (30% de filtros eliminables sin pérdida significativa de mAP).</w:t>
-      </w:r>
-    </w:p>
-    <w:p>
-      <w:pPr>
-        <w:pStyle w:val="Heading1"/>
+        <w:t>El sistema es técnicamente viable para uso educativo por tres razones: (1) costo total de hardware inferior a Q400 (ESP32: Q120, Arduino Uno: Q80, ULN2003×2: Q30, 28BYJ-48×2: Q40, cables: Q50); (2) el firmware es reproducible con los mismos componentes; (3) el modelo ML opera 100% offline, sin dependencia de internet.</w:t>
+      </w:r>
+    </w:p>
+    <w:p>
+      <w:pPr>
+        <w:pStyle w:val="Heading2"/>
         <w:rPr>
           <w:color w:val="auto"/>
+          <w:lang w:val="es-GT"/>
         </w:rPr>
       </w:pPr>
       <w:r>
         <w:rPr>
           <w:rFonts w:ascii="Calibri" w:hAnsi="Calibri"/>
           <w:color w:val="auto"/>
-        </w:rPr>
-        <w:t>9. Recomendaciones</w:t>
-      </w:r>
+          <w:lang w:val="es-GT"/>
+        </w:rPr>
+        <w:t>8.2 Impacto Social</w:t>
+      </w:r>
+    </w:p>
+    <w:p>
+      <w:pPr>
+        <w:jc w:val="both"/>
+        <w:rPr>
+          <w:lang w:val="es-GT"/>
+        </w:rPr>
+      </w:pPr>
+      <w:r>
+        <w:rPr>
+          <w:lang w:val="es-GT"/>
+        </w:rPr>
+        <w:t>El control por voz permite operar el robot a personas con movilidad reducida. Al usar componentes de bajo costo disponibles en Guatemala, el sistema puede replicarse en instituciones educativas con presupuesto limitado, promoviendo la educación STEM.</w:t>
+      </w:r>
+    </w:p>
+    <w:p>
+      <w:pPr>
+        <w:pStyle w:val="Heading2"/>
+        <w:rPr>
+          <w:color w:val="auto"/>
+          <w:lang w:val="es-GT"/>
+        </w:rPr>
+      </w:pPr>
+      <w:r>
+        <w:rPr>
+          <w:rFonts w:ascii="Calibri" w:hAnsi="Calibri"/>
+          <w:color w:val="auto"/>
+          <w:lang w:val="es-GT"/>
+        </w:rPr>
+        <w:lastRenderedPageBreak/>
+        <w:t>8.3 Escalamiento a Navegación Autónoma (investigación teórica)</w:t>
+      </w:r>
+    </w:p>
+    <w:p>
+      <w:pPr>
+        <w:jc w:val="both"/>
+        <w:rPr>
+          <w:lang w:val="es-GT"/>
+        </w:rPr>
+      </w:pPr>
+      <w:r>
+        <w:rPr>
+          <w:lang w:val="es-GT"/>
+        </w:rPr>
+        <w:t xml:space="preserve">Para escalar el sistema hacia evasión de colisiones con vehículos en movimiento, se propone reemplazar la clasificación discreta de voz por detección de objetos con </w:t>
+      </w:r>
+      <w:proofErr w:type="spellStart"/>
+      <w:r>
+        <w:rPr>
+          <w:lang w:val="es-GT"/>
+        </w:rPr>
+        <w:t>YOLOnano</w:t>
+      </w:r>
+      <w:proofErr w:type="spellEnd"/>
+      <w:r>
+        <w:rPr>
+          <w:lang w:val="es-GT"/>
+        </w:rPr>
+        <w:t xml:space="preserve"> (~1.8M parámetros, 15+ FPS en Raspberry Pi 4 con cuantización INT8). Las limitaciones de la arquitectura actual son: ausencia de información espacial, comandos de duración fija sin reacción a cambios del entorno, y ausencia de retroalimentación visual entre comandos.</w:t>
+      </w:r>
+    </w:p>
+    <w:p>
+      <w:pPr>
+        <w:jc w:val="both"/>
+        <w:rPr>
+          <w:lang w:val="es-GT"/>
+        </w:rPr>
+      </w:pPr>
+      <w:r>
+        <w:rPr>
+          <w:lang w:val="es-GT"/>
+        </w:rPr>
+        <w:t xml:space="preserve">El </w:t>
+      </w:r>
+      <w:proofErr w:type="spellStart"/>
+      <w:r>
+        <w:rPr>
+          <w:lang w:val="es-GT"/>
+        </w:rPr>
+        <w:t>dataset</w:t>
+      </w:r>
+      <w:proofErr w:type="spellEnd"/>
+      <w:r>
+        <w:rPr>
+          <w:lang w:val="es-GT"/>
+        </w:rPr>
+        <w:t xml:space="preserve"> para YOLO requeriría ≥5,000 imágenes anotadas con </w:t>
+      </w:r>
+      <w:proofErr w:type="spellStart"/>
+      <w:r>
+        <w:rPr>
+          <w:lang w:val="es-GT"/>
+        </w:rPr>
+        <w:t>bounding</w:t>
+      </w:r>
+      <w:proofErr w:type="spellEnd"/>
+      <w:r>
+        <w:rPr>
+          <w:lang w:val="es-GT"/>
+        </w:rPr>
+        <w:t xml:space="preserve"> boxes (formato </w:t>
+      </w:r>
+      <w:proofErr w:type="spellStart"/>
+      <w:r>
+        <w:rPr>
+          <w:lang w:val="es-GT"/>
+        </w:rPr>
+        <w:t>cx</w:t>
+      </w:r>
+      <w:proofErr w:type="spellEnd"/>
+      <w:r>
+        <w:rPr>
+          <w:lang w:val="es-GT"/>
+        </w:rPr>
+        <w:t xml:space="preserve">, </w:t>
+      </w:r>
+      <w:proofErr w:type="spellStart"/>
+      <w:r>
+        <w:rPr>
+          <w:lang w:val="es-GT"/>
+        </w:rPr>
+        <w:t>cy</w:t>
+      </w:r>
+      <w:proofErr w:type="spellEnd"/>
+      <w:r>
+        <w:rPr>
+          <w:lang w:val="es-GT"/>
+        </w:rPr>
+        <w:t xml:space="preserve">, w, h normalizado), capturadas desde múltiples ángulos y distancias. El cuello de botella computacional se abordaría con cuantización INT8 (reducción 4× del modelo) y poda de canales (30% de filtros eliminables sin pérdida significativa de </w:t>
+      </w:r>
+      <w:proofErr w:type="spellStart"/>
+      <w:r>
+        <w:rPr>
+          <w:lang w:val="es-GT"/>
+        </w:rPr>
+        <w:t>mAP</w:t>
+      </w:r>
+      <w:proofErr w:type="spellEnd"/>
+      <w:r>
+        <w:rPr>
+          <w:lang w:val="es-GT"/>
+        </w:rPr>
+        <w:t>).</w:t>
+      </w:r>
+    </w:p>
+    <w:p>
+      <w:pPr>
+        <w:pStyle w:val="Heading1"/>
+        <w:rPr>
+          <w:color w:val="auto"/>
+        </w:rPr>
+      </w:pPr>
+      <w:r>
+        <w:rPr>
+          <w:rFonts w:ascii="Calibri" w:hAnsi="Calibri"/>
+          <w:color w:val="auto"/>
+        </w:rPr>
+        <w:t xml:space="preserve">9. </w:t>
+      </w:r>
+      <w:proofErr w:type="spellStart"/>
+      <w:r>
+        <w:rPr>
+          <w:rFonts w:ascii="Calibri" w:hAnsi="Calibri"/>
+          <w:color w:val="auto"/>
+        </w:rPr>
+        <w:t>Recomendaciones</w:t>
+      </w:r>
+      <w:proofErr w:type="spellEnd"/>
     </w:p>
     <w:p>
       <w:pPr>
@@ -6285,7 +8802,35 @@
         <w:rPr>
           <w:lang w:val="es-GT"/>
         </w:rPr>
-        <w:t>Implementar un modelo STT local (Whisper-tiny o Vosk para es) en la laptop para reducir la latencia de reconocimiento de voz de 800–2000 ms (nube) a 200–500 ms (local).</w:t>
+        <w:t>Implementar un modelo STT local (Whisper-</w:t>
+      </w:r>
+      <w:proofErr w:type="spellStart"/>
+      <w:r>
+        <w:rPr>
+          <w:lang w:val="es-GT"/>
+        </w:rPr>
+        <w:t>tiny</w:t>
+      </w:r>
+      <w:proofErr w:type="spellEnd"/>
+      <w:r>
+        <w:rPr>
+          <w:lang w:val="es-GT"/>
+        </w:rPr>
+        <w:t xml:space="preserve"> o </w:t>
+      </w:r>
+      <w:proofErr w:type="spellStart"/>
+      <w:r>
+        <w:rPr>
+          <w:lang w:val="es-GT"/>
+        </w:rPr>
+        <w:t>Vosk</w:t>
+      </w:r>
+      <w:proofErr w:type="spellEnd"/>
+      <w:r>
+        <w:rPr>
+          <w:lang w:val="es-GT"/>
+        </w:rPr>
+        <w:t xml:space="preserve"> para es) en la laptop para reducir la latencia de reconocimiento de voz de 800–2000 ms (nube) a 200–500 ms (local).</w:t>
       </w:r>
     </w:p>
     <w:p>
@@ -6313,7 +8858,21 @@
         <w:rPr>
           <w:lang w:val="es-GT"/>
         </w:rPr>
-        <w:t>Ampliar el dataset a ≥1,500 muestras raw con grabaciones de ≥5 voluntarios externos en ≥2 entornos distintos para mejorar la robustez del modelo.</w:t>
+        <w:t xml:space="preserve">Ampliar el </w:t>
+      </w:r>
+      <w:proofErr w:type="spellStart"/>
+      <w:r>
+        <w:rPr>
+          <w:lang w:val="es-GT"/>
+        </w:rPr>
+        <w:t>dataset</w:t>
+      </w:r>
+      <w:proofErr w:type="spellEnd"/>
+      <w:r>
+        <w:rPr>
+          <w:lang w:val="es-GT"/>
+        </w:rPr>
+        <w:t xml:space="preserve"> a ≥1,500 muestras raw con grabaciones de ≥5 voluntarios externos en ≥2 entornos distintos para mejorar la robustez del modelo.</w:t>
       </w:r>
     </w:p>
     <w:p>
@@ -6327,7 +8886,21 @@
         <w:rPr>
           <w:lang w:val="es-GT"/>
         </w:rPr>
-        <w:t>Migrar de SoftwareSerial a Hardware Serial (Serial1 del Arduino Uno, pines 0/1) para eliminar la restricción de velocidad y liberar recursos de CPU.</w:t>
+        <w:t xml:space="preserve">Migrar de </w:t>
+      </w:r>
+      <w:proofErr w:type="spellStart"/>
+      <w:r>
+        <w:rPr>
+          <w:lang w:val="es-GT"/>
+        </w:rPr>
+        <w:t>SoftwareSerial</w:t>
+      </w:r>
+      <w:proofErr w:type="spellEnd"/>
+      <w:r>
+        <w:rPr>
+          <w:lang w:val="es-GT"/>
+        </w:rPr>
+        <w:t xml:space="preserve"> a Hardware Serial (Serial1 del Arduino Uno, pines 0/1) para eliminar la restricción de velocidad y liberar recursos de CPU.</w:t>
       </w:r>
     </w:p>
     <w:p>
@@ -6343,6 +8916,119 @@
         </w:rPr>
         <w:t>Implementar TLS/HTTPS en el servidor HTTP del ESP32 para habilitar la Web Speech API sin configuración especial de Chrome.</w:t>
       </w:r>
+    </w:p>
+    <w:p>
+      <w:pPr>
+        <w:pStyle w:val="ListNumber"/>
+        <w:numPr>
+          <w:ilvl w:val="0"/>
+          <w:numId w:val="0"/>
+        </w:numPr>
+        <w:ind w:left="360" w:hanging="360"/>
+        <w:rPr>
+          <w:lang w:val="es-GT"/>
+        </w:rPr>
+      </w:pPr>
+    </w:p>
+    <w:p>
+      <w:pPr>
+        <w:pStyle w:val="ListNumber"/>
+        <w:numPr>
+          <w:ilvl w:val="0"/>
+          <w:numId w:val="0"/>
+        </w:numPr>
+        <w:ind w:left="360" w:hanging="360"/>
+        <w:rPr>
+          <w:lang w:val="es-GT"/>
+        </w:rPr>
+      </w:pPr>
+    </w:p>
+    <w:p>
+      <w:pPr>
+        <w:pStyle w:val="Heading1"/>
+        <w:rPr>
+          <w:rFonts w:ascii="Calibri" w:hAnsi="Calibri"/>
+          <w:color w:val="auto"/>
+        </w:rPr>
+      </w:pPr>
+      <w:r>
+        <w:rPr>
+          <w:rFonts w:ascii="Calibri" w:hAnsi="Calibri"/>
+          <w:color w:val="auto"/>
+        </w:rPr>
+        <w:t>10</w:t>
+      </w:r>
+      <w:r>
+        <w:rPr>
+          <w:rFonts w:ascii="Calibri" w:hAnsi="Calibri"/>
+          <w:color w:val="auto"/>
+        </w:rPr>
+        <w:t xml:space="preserve">. </w:t>
+      </w:r>
+      <w:r>
+        <w:rPr>
+          <w:rFonts w:ascii="Calibri" w:hAnsi="Calibri"/>
+          <w:color w:val="auto"/>
+        </w:rPr>
+        <w:t xml:space="preserve">Video </w:t>
+      </w:r>
+      <w:proofErr w:type="spellStart"/>
+      <w:r>
+        <w:rPr>
+          <w:rFonts w:ascii="Calibri" w:hAnsi="Calibri"/>
+          <w:color w:val="auto"/>
+        </w:rPr>
+        <w:t>Explicativo</w:t>
+      </w:r>
+      <w:proofErr w:type="spellEnd"/>
+    </w:p>
+    <w:p>
+      <w:pPr>
+        <w:pStyle w:val="ListNumber"/>
+        <w:numPr>
+          <w:ilvl w:val="0"/>
+          <w:numId w:val="0"/>
+        </w:numPr>
+        <w:ind w:left="360" w:hanging="360"/>
+        <w:rPr>
+          <w:lang w:val="es-GT"/>
+        </w:rPr>
+      </w:pPr>
+    </w:p>
+    <w:p>
+      <w:pPr>
+        <w:pStyle w:val="ListNumber"/>
+        <w:numPr>
+          <w:ilvl w:val="0"/>
+          <w:numId w:val="0"/>
+        </w:numPr>
+        <w:ind w:left="360" w:hanging="360"/>
+        <w:rPr>
+          <w:lang w:val="es-GT"/>
+        </w:rPr>
+      </w:pPr>
+      <w:hyperlink r:id="rId10" w:history="1">
+        <w:r>
+          <w:rPr>
+            <w:rStyle w:val="Hyperlink"/>
+            <w:lang w:val="es-GT"/>
+          </w:rPr>
+          <w:t>https://drive.google.com/drive/folders/1MkyC_g-FRHclOtY0YfxMKeYLWVYCBO7v?usp=sharing</w:t>
+        </w:r>
+      </w:hyperlink>
+    </w:p>
+    <w:p>
+      <w:pPr>
+        <w:pStyle w:val="ListNumber"/>
+        <w:numPr>
+          <w:ilvl w:val="0"/>
+          <w:numId w:val="0"/>
+        </w:numPr>
+        <w:ind w:left="360" w:hanging="360"/>
+        <w:rPr>
+          <w:lang w:val="es-GT"/>
+        </w:rPr>
+      </w:pPr>
     </w:p>
     <w:p>
       <w:pPr>
@@ -6370,6 +9056,7 @@
           <w:color w:val="auto"/>
         </w:rPr>
       </w:pPr>
+      <w:proofErr w:type="spellStart"/>
       <w:r>
         <w:rPr>
           <w:rFonts w:ascii="Calibri" w:hAnsi="Calibri"/>
@@ -6378,6 +9065,7 @@
         <w:lastRenderedPageBreak/>
         <w:t>Conclusiones</w:t>
       </w:r>
+      <w:proofErr w:type="spellEnd"/>
     </w:p>
     <w:p>
       <w:pPr>
@@ -6390,7 +9078,35 @@
         <w:rPr>
           <w:lang w:val="es-GT"/>
         </w:rPr>
-        <w:t>El sistema demostró que es posible construir un clasificador de voz completamente offline con 97.2% de accuracy (MLP) y 98.4% (LSTM) usando características MFCC extraídas con librosa, sin dependencia de servicios en la nube.</w:t>
+        <w:t xml:space="preserve">El sistema demostró que es posible construir un clasificador de voz completamente offline con 97.2% de </w:t>
+      </w:r>
+      <w:proofErr w:type="spellStart"/>
+      <w:r>
+        <w:rPr>
+          <w:lang w:val="es-GT"/>
+        </w:rPr>
+        <w:t>accuracy</w:t>
+      </w:r>
+      <w:proofErr w:type="spellEnd"/>
+      <w:r>
+        <w:rPr>
+          <w:lang w:val="es-GT"/>
+        </w:rPr>
+        <w:t xml:space="preserve"> (MLP) y 98.4% (LSTM) usando características MFCC extraídas con </w:t>
+      </w:r>
+      <w:proofErr w:type="spellStart"/>
+      <w:r>
+        <w:rPr>
+          <w:lang w:val="es-GT"/>
+        </w:rPr>
+        <w:t>librosa</w:t>
+      </w:r>
+      <w:proofErr w:type="spellEnd"/>
+      <w:r>
+        <w:rPr>
+          <w:lang w:val="es-GT"/>
+        </w:rPr>
+        <w:t>, sin dependencia de servicios en la nube.</w:t>
       </w:r>
     </w:p>
     <w:p>
@@ -6404,7 +9120,49 @@
         <w:rPr>
           <w:lang w:val="es-GT"/>
         </w:rPr>
-        <w:t>El modelo LSTM supera al modelo base MLP/SVM en 1.2 puntos porcentuales al analizar la evolución temporal de los MFCCs (151 timesteps × 13 features), demostrando que la información dinámica del habla aporta valor adicional.</w:t>
+        <w:t xml:space="preserve">El modelo LSTM supera al modelo base MLP/SVM en 1.2 puntos porcentuales al analizar la evolución temporal de los </w:t>
+      </w:r>
+      <w:proofErr w:type="spellStart"/>
+      <w:r>
+        <w:rPr>
+          <w:lang w:val="es-GT"/>
+        </w:rPr>
+        <w:t>MFCCs</w:t>
+      </w:r>
+      <w:proofErr w:type="spellEnd"/>
+      <w:r>
+        <w:rPr>
+          <w:lang w:val="es-GT"/>
+        </w:rPr>
+        <w:t xml:space="preserve"> (151 </w:t>
+      </w:r>
+      <w:proofErr w:type="spellStart"/>
+      <w:r>
+        <w:rPr>
+          <w:lang w:val="es-GT"/>
+        </w:rPr>
+        <w:t>timesteps</w:t>
+      </w:r>
+      <w:proofErr w:type="spellEnd"/>
+      <w:r>
+        <w:rPr>
+          <w:lang w:val="es-GT"/>
+        </w:rPr>
+        <w:t xml:space="preserve"> × 13 </w:t>
+      </w:r>
+      <w:proofErr w:type="spellStart"/>
+      <w:r>
+        <w:rPr>
+          <w:lang w:val="es-GT"/>
+        </w:rPr>
+        <w:t>features</w:t>
+      </w:r>
+      <w:proofErr w:type="spellEnd"/>
+      <w:r>
+        <w:rPr>
+          <w:lang w:val="es-GT"/>
+        </w:rPr>
+        <w:t>), demostrando que la información dinámica del habla aporta valor adicional.</w:t>
       </w:r>
     </w:p>
     <w:p>
@@ -6418,7 +9176,35 @@
         <w:rPr>
           <w:lang w:val="es-GT"/>
         </w:rPr>
-        <w:t>La separación de responsabilidades entre la laptop (procesamiento ML), el ESP32 (comunicación WiFi) y el Arduino Uno (control de motores) garantiza que el control de steppers opere en tiempo real sin interrupciones.</w:t>
+        <w:t xml:space="preserve">La separación de responsabilidades entre la laptop (procesamiento ML), el ESP32 (comunicación </w:t>
+      </w:r>
+      <w:proofErr w:type="spellStart"/>
+      <w:r>
+        <w:rPr>
+          <w:lang w:val="es-GT"/>
+        </w:rPr>
+        <w:t>WiFi</w:t>
+      </w:r>
+      <w:proofErr w:type="spellEnd"/>
+      <w:r>
+        <w:rPr>
+          <w:lang w:val="es-GT"/>
+        </w:rPr>
+        <w:t xml:space="preserve">) y el Arduino Uno (control de motores) garantiza que el control de </w:t>
+      </w:r>
+      <w:proofErr w:type="spellStart"/>
+      <w:r>
+        <w:rPr>
+          <w:lang w:val="es-GT"/>
+        </w:rPr>
+        <w:t>steppers</w:t>
+      </w:r>
+      <w:proofErr w:type="spellEnd"/>
+      <w:r>
+        <w:rPr>
+          <w:lang w:val="es-GT"/>
+        </w:rPr>
+        <w:t xml:space="preserve"> opere en tiempo real sin interrupciones.</w:t>
       </w:r>
     </w:p>
     <w:p>
@@ -6432,7 +9218,21 @@
         <w:rPr>
           <w:lang w:val="es-GT"/>
         </w:rPr>
-        <w:t>El protocolo serial binario de 5 bytes con magic byte de sincronización logró 0.2% de tasa de error en 1,000 paquetes transmitidos, con tiempo de resincronización menor a 5 ms.</w:t>
+        <w:t xml:space="preserve">El protocolo serial binario de 5 bytes con </w:t>
+      </w:r>
+      <w:proofErr w:type="spellStart"/>
+      <w:r>
+        <w:rPr>
+          <w:lang w:val="es-GT"/>
+        </w:rPr>
+        <w:t>magic</w:t>
+      </w:r>
+      <w:proofErr w:type="spellEnd"/>
+      <w:r>
+        <w:rPr>
+          <w:lang w:val="es-GT"/>
+        </w:rPr>
+        <w:t xml:space="preserve"> byte de sincronización logró 0.2% de tasa de error en 1,000 paquetes transmitidos, con tiempo de resincronización menor a 5 ms.</w:t>
       </w:r>
     </w:p>
     <w:p>
@@ -6460,7 +9260,35 @@
         <w:rPr>
           <w:lang w:val="es-GT"/>
         </w:rPr>
-        <w:t>El control half-step de 8 fases para los motores 28BYJ-48, implementado sin librerías de alto nivel, fue la única forma viable de lograr movimiento simultáneo de ambos motores sin bloquear el loop del Arduino.</w:t>
+        <w:t xml:space="preserve">El control </w:t>
+      </w:r>
+      <w:proofErr w:type="spellStart"/>
+      <w:r>
+        <w:rPr>
+          <w:lang w:val="es-GT"/>
+        </w:rPr>
+        <w:t>half</w:t>
+      </w:r>
+      <w:proofErr w:type="spellEnd"/>
+      <w:r>
+        <w:rPr>
+          <w:lang w:val="es-GT"/>
+        </w:rPr>
+        <w:t xml:space="preserve">-step de 8 fases para los motores 28BYJ-48, implementado sin librerías de alto nivel, fue la única forma viable de lograr movimiento simultáneo de ambos motores sin bloquear el </w:t>
+      </w:r>
+      <w:proofErr w:type="spellStart"/>
+      <w:r>
+        <w:rPr>
+          <w:lang w:val="es-GT"/>
+        </w:rPr>
+        <w:t>loop</w:t>
+      </w:r>
+      <w:proofErr w:type="spellEnd"/>
+      <w:r>
+        <w:rPr>
+          <w:lang w:val="es-GT"/>
+        </w:rPr>
+        <w:t xml:space="preserve"> del Arduino.</w:t>
       </w:r>
     </w:p>
     <w:p>
@@ -6489,6 +9317,7 @@
           <w:color w:val="auto"/>
         </w:rPr>
       </w:pPr>
+      <w:proofErr w:type="spellStart"/>
       <w:r>
         <w:rPr>
           <w:rFonts w:ascii="Calibri" w:hAnsi="Calibri"/>
@@ -6497,16 +9326,39 @@
         <w:lastRenderedPageBreak/>
         <w:t>Referencias</w:t>
       </w:r>
+      <w:proofErr w:type="spellEnd"/>
     </w:p>
     <w:p>
       <w:pPr>
         <w:ind w:left="432" w:hanging="432"/>
       </w:pPr>
+      <w:proofErr w:type="spellStart"/>
       <w:r>
         <w:rPr>
           <w:sz w:val="20"/>
         </w:rPr>
-        <w:t>Espressif Systems. (2023). ESP32 Technical Reference Manual v5.1. Espressif Systems.</w:t>
+        <w:t>Espressif</w:t>
+      </w:r>
+      <w:proofErr w:type="spellEnd"/>
+      <w:r>
+        <w:rPr>
+          <w:sz w:val="20"/>
+        </w:rPr>
+        <w:t xml:space="preserve"> Systems. (2023). ESP32 Technical Reference Manual v5.1. </w:t>
+      </w:r>
+      <w:proofErr w:type="spellStart"/>
+      <w:r>
+        <w:rPr>
+          <w:sz w:val="20"/>
+        </w:rPr>
+        <w:t>Espressif</w:t>
+      </w:r>
+      <w:proofErr w:type="spellEnd"/>
+      <w:r>
+        <w:rPr>
+          <w:sz w:val="20"/>
+        </w:rPr>
+        <w:t xml:space="preserve"> Systems.</w:t>
       </w:r>
     </w:p>
     <w:p>
@@ -6517,7 +9369,35 @@
         <w:rPr>
           <w:sz w:val="20"/>
         </w:rPr>
-        <w:t>McFee, B., et al. (2023). librosa: Audio and Music Signal Analysis in Python. Journal of Open Source Software.</w:t>
+        <w:t xml:space="preserve">McFee, B., et al. (2023). </w:t>
+      </w:r>
+      <w:proofErr w:type="spellStart"/>
+      <w:r>
+        <w:rPr>
+          <w:sz w:val="20"/>
+        </w:rPr>
+        <w:t>librosa</w:t>
+      </w:r>
+      <w:proofErr w:type="spellEnd"/>
+      <w:r>
+        <w:rPr>
+          <w:sz w:val="20"/>
+        </w:rPr>
+        <w:t xml:space="preserve">: Audio and Music Signal Analysis in Python. Journal of </w:t>
+      </w:r>
+      <w:proofErr w:type="gramStart"/>
+      <w:r>
+        <w:rPr>
+          <w:sz w:val="20"/>
+        </w:rPr>
+        <w:t>Open Source</w:t>
+      </w:r>
+      <w:proofErr w:type="gramEnd"/>
+      <w:r>
+        <w:rPr>
+          <w:sz w:val="20"/>
+        </w:rPr>
+        <w:t xml:space="preserve"> Software.</w:t>
       </w:r>
     </w:p>
     <w:p>
@@ -6539,18 +9419,68 @@
         <w:rPr>
           <w:sz w:val="20"/>
         </w:rPr>
-        <w:t>Hochreiter, S., &amp; Schmidhuber, J. (1997). Long Short-Term Memory. Neural Computation, 9(8), 1735–1780.</w:t>
+        <w:t xml:space="preserve">Hochreiter, S., &amp; </w:t>
+      </w:r>
+      <w:proofErr w:type="spellStart"/>
+      <w:r>
+        <w:rPr>
+          <w:sz w:val="20"/>
+        </w:rPr>
+        <w:t>Schmidhuber</w:t>
+      </w:r>
+      <w:proofErr w:type="spellEnd"/>
+      <w:r>
+        <w:rPr>
+          <w:sz w:val="20"/>
+        </w:rPr>
+        <w:t>, J. (1997). Long Short-Term Memory. Neural Computation, 9(8), 1735–1780.</w:t>
       </w:r>
     </w:p>
     <w:p>
       <w:pPr>
         <w:ind w:left="432" w:hanging="432"/>
       </w:pPr>
+      <w:proofErr w:type="spellStart"/>
       <w:r>
         <w:rPr>
           <w:sz w:val="20"/>
         </w:rPr>
-        <w:t>Paszke, A., et al. (2019). PyTorch: An Imperative Style, High-Performance Deep Learning Library. NeurIPS.</w:t>
+        <w:t>Paszke</w:t>
+      </w:r>
+      <w:proofErr w:type="spellEnd"/>
+      <w:r>
+        <w:rPr>
+          <w:sz w:val="20"/>
+        </w:rPr>
+        <w:t xml:space="preserve">, A., et al. (2019). </w:t>
+      </w:r>
+      <w:proofErr w:type="spellStart"/>
+      <w:r>
+        <w:rPr>
+          <w:sz w:val="20"/>
+        </w:rPr>
+        <w:t>PyTorch</w:t>
+      </w:r>
+      <w:proofErr w:type="spellEnd"/>
+      <w:r>
+        <w:rPr>
+          <w:sz w:val="20"/>
+        </w:rPr>
+        <w:t xml:space="preserve">: An Imperative Style, High-Performance Deep Learning Library. </w:t>
+      </w:r>
+      <w:proofErr w:type="spellStart"/>
+      <w:r>
+        <w:rPr>
+          <w:sz w:val="20"/>
+        </w:rPr>
+        <w:t>NeurIPS</w:t>
+      </w:r>
+      <w:proofErr w:type="spellEnd"/>
+      <w:r>
+        <w:rPr>
+          <w:sz w:val="20"/>
+        </w:rPr>
+        <w:t>.</w:t>
       </w:r>
     </w:p>
     <w:p>
@@ -6572,7 +9502,21 @@
         <w:rPr>
           <w:sz w:val="20"/>
         </w:rPr>
-        <w:t>Mozilla Developer Network. (2024). Web Speech API — SpeechRecognition. MDN Web Docs.</w:t>
+        <w:t xml:space="preserve">Mozilla Developer Network. (2024). Web Speech API — </w:t>
+      </w:r>
+      <w:proofErr w:type="spellStart"/>
+      <w:r>
+        <w:rPr>
+          <w:sz w:val="20"/>
+        </w:rPr>
+        <w:t>SpeechRecognition</w:t>
+      </w:r>
+      <w:proofErr w:type="spellEnd"/>
+      <w:r>
+        <w:rPr>
+          <w:sz w:val="20"/>
+        </w:rPr>
+        <w:t>. MDN Web Docs.</w:t>
       </w:r>
     </w:p>
     <w:p>
@@ -6583,7 +9527,23 @@
         <w:rPr>
           <w:sz w:val="20"/>
         </w:rPr>
-        <w:t>Arduino LLC. (2023). SoftwareSerial Library Reference. Arduino Documentation.</w:t>
+        <w:t xml:space="preserve">Arduino LLC. (2023). </w:t>
+      </w:r>
+      <w:proofErr w:type="spellStart"/>
+      <w:proofErr w:type="gramStart"/>
+      <w:r>
+        <w:rPr>
+          <w:sz w:val="20"/>
+        </w:rPr>
+        <w:t>SoftwareSerial</w:t>
+      </w:r>
+      <w:proofErr w:type="spellEnd"/>
+      <w:proofErr w:type="gramEnd"/>
+      <w:r>
+        <w:rPr>
+          <w:sz w:val="20"/>
+        </w:rPr>
+        <w:t xml:space="preserve"> Library Reference. Arduino Documentation.</w:t>
       </w:r>
     </w:p>
     <w:p>
@@ -7416,6 +10376,7 @@
   <w:style w:type="character" w:default="1" w:styleId="DefaultParagraphFont">
     <w:name w:val="Default Paragraph Font"/>
     <w:uiPriority w:val="1"/>
+    <w:semiHidden/>
     <w:unhideWhenUsed/>
   </w:style>
   <w:style w:type="table" w:default="1" w:styleId="TableNormal">
@@ -18192,6 +21153,29 @@
       </w:tcPr>
     </w:tblStylePr>
   </w:style>
+  <w:style w:type="character" w:styleId="Hyperlink">
+    <w:name w:val="Hyperlink"/>
+    <w:basedOn w:val="DefaultParagraphFont"/>
+    <w:uiPriority w:val="99"/>
+    <w:unhideWhenUsed/>
+    <w:rsid w:val="00E51B33"/>
+    <w:rPr>
+      <w:color w:val="0000FF" w:themeColor="hyperlink"/>
+      <w:u w:val="single"/>
+    </w:rPr>
+  </w:style>
+  <w:style w:type="character" w:styleId="UnresolvedMention">
+    <w:name w:val="Unresolved Mention"/>
+    <w:basedOn w:val="DefaultParagraphFont"/>
+    <w:uiPriority w:val="99"/>
+    <w:semiHidden/>
+    <w:unhideWhenUsed/>
+    <w:rsid w:val="00E51B33"/>
+    <w:rPr>
+      <w:color w:val="605E5C"/>
+      <w:shd w:val="clear" w:color="auto" w:fill="E1DFDD"/>
+    </w:rPr>
+  </w:style>
 </w:styles>
 </file>
 

--- a/Proyecto_Final_IA_2026_RobotVoz.docx
+++ b/Proyecto_Final_IA_2026_RobotVoz.docx
@@ -8544,10 +8544,26 @@
       <w:pPr>
         <w:pStyle w:val="Heading1"/>
         <w:rPr>
+          <w:color w:val="auto"/>
+          <w:lang w:val="es-GT"/>
+        </w:rPr>
+      </w:pPr>
+      <w:r>
+        <w:rPr>
           <w:rFonts w:ascii="Calibri" w:hAnsi="Calibri"/>
           <w:color w:val="auto"/>
           <w:lang w:val="es-GT"/>
         </w:rPr>
+        <w:t>8. Investigación teórica</w:t>
+      </w:r>
+    </w:p>
+    <w:p>
+      <w:pPr>
+        <w:pStyle w:val="Heading2"/>
+        <w:rPr>
+          <w:color w:val="auto"/>
+          <w:lang w:val="es-GT"/>
+        </w:rPr>
       </w:pPr>
       <w:r>
         <w:rPr>
@@ -8555,12 +8571,26 @@
           <w:color w:val="auto"/>
           <w:lang w:val="es-GT"/>
         </w:rPr>
-        <w:t>Evidencia de funcionamiento</w:t>
-      </w:r>
-    </w:p>
-    <w:p>
-      <w:pPr>
-        <w:pStyle w:val="Heading1"/>
+        <w:t>8.1 Viabilidad Técnica</w:t>
+      </w:r>
+    </w:p>
+    <w:p>
+      <w:pPr>
+        <w:jc w:val="both"/>
+        <w:rPr>
+          <w:lang w:val="es-GT"/>
+        </w:rPr>
+      </w:pPr>
+      <w:r>
+        <w:rPr>
+          <w:lang w:val="es-GT"/>
+        </w:rPr>
+        <w:t>El sistema es técnicamente viable para uso educativo por tres razones: (1) costo total de hardware inferior a Q400 (ESP32: Q120, Arduino Uno: Q80, ULN2003×2: Q30, 28BYJ-48×2: Q40, cables: Q50); (2) el firmware es reproducible con los mismos componentes; (3) el modelo ML opera 100% offline, sin dependencia de internet.</w:t>
+      </w:r>
+    </w:p>
+    <w:p>
+      <w:pPr>
+        <w:pStyle w:val="Heading2"/>
         <w:rPr>
           <w:color w:val="auto"/>
           <w:lang w:val="es-GT"/>
@@ -8572,7 +8602,21 @@
           <w:color w:val="auto"/>
           <w:lang w:val="es-GT"/>
         </w:rPr>
-        <w:t>8. Investigación teórica</w:t>
+        <w:t>8.2 Impacto Social</w:t>
+      </w:r>
+    </w:p>
+    <w:p>
+      <w:pPr>
+        <w:jc w:val="both"/>
+        <w:rPr>
+          <w:lang w:val="es-GT"/>
+        </w:rPr>
+      </w:pPr>
+      <w:r>
+        <w:rPr>
+          <w:lang w:val="es-GT"/>
+        </w:rPr>
+        <w:t>El control por voz permite operar el robot a personas con movilidad reducida. Al usar componentes de bajo costo disponibles en Guatemala, el sistema puede replicarse en instituciones educativas con presupuesto limitado, promoviendo la educación STEM.</w:t>
       </w:r>
     </w:p>
     <w:p>
@@ -8589,7 +8633,7 @@
           <w:color w:val="auto"/>
           <w:lang w:val="es-GT"/>
         </w:rPr>
-        <w:t>8.1 Viabilidad Técnica</w:t>
+        <w:t>8.3 Escalamiento a Navegación Autónoma (investigación teórica)</w:t>
       </w:r>
     </w:p>
     <w:p>
@@ -8603,84 +8647,28 @@
         <w:rPr>
           <w:lang w:val="es-GT"/>
         </w:rPr>
-        <w:t>El sistema es técnicamente viable para uso educativo por tres razones: (1) costo total de hardware inferior a Q400 (ESP32: Q120, Arduino Uno: Q80, ULN2003×2: Q30, 28BYJ-48×2: Q40, cables: Q50); (2) el firmware es reproducible con los mismos componentes; (3) el modelo ML opera 100% offline, sin dependencia de internet.</w:t>
-      </w:r>
-    </w:p>
-    <w:p>
-      <w:pPr>
-        <w:pStyle w:val="Heading2"/>
-        <w:rPr>
-          <w:color w:val="auto"/>
-          <w:lang w:val="es-GT"/>
-        </w:rPr>
-      </w:pPr>
-      <w:r>
-        <w:rPr>
-          <w:rFonts w:ascii="Calibri" w:hAnsi="Calibri"/>
-          <w:color w:val="auto"/>
-          <w:lang w:val="es-GT"/>
-        </w:rPr>
-        <w:t>8.2 Impacto Social</w:t>
-      </w:r>
-    </w:p>
-    <w:p>
-      <w:pPr>
-        <w:jc w:val="both"/>
-        <w:rPr>
-          <w:lang w:val="es-GT"/>
-        </w:rPr>
-      </w:pPr>
-      <w:r>
-        <w:rPr>
-          <w:lang w:val="es-GT"/>
-        </w:rPr>
-        <w:t>El control por voz permite operar el robot a personas con movilidad reducida. Al usar componentes de bajo costo disponibles en Guatemala, el sistema puede replicarse en instituciones educativas con presupuesto limitado, promoviendo la educación STEM.</w:t>
-      </w:r>
-    </w:p>
-    <w:p>
-      <w:pPr>
-        <w:pStyle w:val="Heading2"/>
-        <w:rPr>
-          <w:color w:val="auto"/>
-          <w:lang w:val="es-GT"/>
-        </w:rPr>
-      </w:pPr>
-      <w:r>
-        <w:rPr>
-          <w:rFonts w:ascii="Calibri" w:hAnsi="Calibri"/>
-          <w:color w:val="auto"/>
+        <w:t xml:space="preserve">Para escalar el sistema hacia evasión de colisiones con vehículos en movimiento, se propone reemplazar la clasificación discreta de voz por detección de objetos con </w:t>
+      </w:r>
+      <w:proofErr w:type="spellStart"/>
+      <w:r>
+        <w:rPr>
+          <w:lang w:val="es-GT"/>
+        </w:rPr>
+        <w:t>YOLOnano</w:t>
+      </w:r>
+      <w:proofErr w:type="spellEnd"/>
+      <w:r>
+        <w:rPr>
+          <w:lang w:val="es-GT"/>
+        </w:rPr>
+        <w:t xml:space="preserve"> (~1.8M </w:t>
+      </w:r>
+      <w:r>
+        <w:rPr>
           <w:lang w:val="es-GT"/>
         </w:rPr>
         <w:lastRenderedPageBreak/>
-        <w:t>8.3 Escalamiento a Navegación Autónoma (investigación teórica)</w:t>
-      </w:r>
-    </w:p>
-    <w:p>
-      <w:pPr>
-        <w:jc w:val="both"/>
-        <w:rPr>
-          <w:lang w:val="es-GT"/>
-        </w:rPr>
-      </w:pPr>
-      <w:r>
-        <w:rPr>
-          <w:lang w:val="es-GT"/>
-        </w:rPr>
-        <w:t xml:space="preserve">Para escalar el sistema hacia evasión de colisiones con vehículos en movimiento, se propone reemplazar la clasificación discreta de voz por detección de objetos con </w:t>
-      </w:r>
-      <w:proofErr w:type="spellStart"/>
-      <w:r>
-        <w:rPr>
-          <w:lang w:val="es-GT"/>
-        </w:rPr>
-        <w:t>YOLOnano</w:t>
-      </w:r>
-      <w:proofErr w:type="spellEnd"/>
-      <w:r>
-        <w:rPr>
-          <w:lang w:val="es-GT"/>
-        </w:rPr>
-        <w:t xml:space="preserve"> (~1.8M parámetros, 15+ FPS en Raspberry Pi 4 con cuantización INT8). Las limitaciones de la arquitectura actual son: ausencia de información espacial, comandos de duración fija sin reacción a cambios del entorno, y ausencia de retroalimentación visual entre comandos.</w:t>
+        <w:t>parámetros, 15+ FPS en Raspberry Pi 4 con cuantización INT8). Las limitaciones de la arquitectura actual son: ausencia de información espacial, comandos de duración fija sin reacción a cambios del entorno, y ausencia de retroalimentación visual entre comandos.</w:t>
       </w:r>
     </w:p>
     <w:p>
@@ -8945,45 +8933,6 @@
     </w:p>
     <w:p>
       <w:pPr>
-        <w:pStyle w:val="Heading1"/>
-        <w:rPr>
-          <w:rFonts w:ascii="Calibri" w:hAnsi="Calibri"/>
-          <w:color w:val="auto"/>
-        </w:rPr>
-      </w:pPr>
-      <w:r>
-        <w:rPr>
-          <w:rFonts w:ascii="Calibri" w:hAnsi="Calibri"/>
-          <w:color w:val="auto"/>
-        </w:rPr>
-        <w:t>10</w:t>
-      </w:r>
-      <w:r>
-        <w:rPr>
-          <w:rFonts w:ascii="Calibri" w:hAnsi="Calibri"/>
-          <w:color w:val="auto"/>
-        </w:rPr>
-        <w:t xml:space="preserve">. </w:t>
-      </w:r>
-      <w:r>
-        <w:rPr>
-          <w:rFonts w:ascii="Calibri" w:hAnsi="Calibri"/>
-          <w:color w:val="auto"/>
-        </w:rPr>
-        <w:t xml:space="preserve">Video </w:t>
-      </w:r>
-      <w:proofErr w:type="spellStart"/>
-      <w:r>
-        <w:rPr>
-          <w:rFonts w:ascii="Calibri" w:hAnsi="Calibri"/>
-          <w:color w:val="auto"/>
-        </w:rPr>
-        <w:t>Explicativo</w:t>
-      </w:r>
-      <w:proofErr w:type="spellEnd"/>
-    </w:p>
-    <w:p>
-      <w:pPr>
         <w:pStyle w:val="ListNumber"/>
         <w:numPr>
           <w:ilvl w:val="0"/>
@@ -9007,15 +8956,6 @@
           <w:lang w:val="es-GT"/>
         </w:rPr>
       </w:pPr>
-      <w:hyperlink r:id="rId10" w:history="1">
-        <w:r>
-          <w:rPr>
-            <w:rStyle w:val="Hyperlink"/>
-            <w:lang w:val="es-GT"/>
-          </w:rPr>
-          <w:t>https://drive.google.com/drive/folders/1MkyC_g-FRHclOtY0YfxMKeYLWVYCBO7v?usp=sharing</w:t>
-        </w:r>
-      </w:hyperlink>
     </w:p>
     <w:p>
       <w:pPr>
@@ -9032,21 +8972,146 @@
     </w:p>
     <w:p>
       <w:pPr>
-        <w:rPr>
-          <w:rFonts w:eastAsiaTheme="majorEastAsia" w:cstheme="majorBidi"/>
-          <w:b/>
-          <w:bCs/>
-          <w:sz w:val="28"/>
-          <w:szCs w:val="28"/>
-          <w:lang w:val="es-GT"/>
-        </w:rPr>
-      </w:pPr>
-      <w:r>
-        <w:rPr>
-          <w:lang w:val="es-GT"/>
-        </w:rPr>
-        <w:br w:type="page"/>
-      </w:r>
+        <w:pStyle w:val="ListNumber"/>
+        <w:numPr>
+          <w:ilvl w:val="0"/>
+          <w:numId w:val="0"/>
+        </w:numPr>
+        <w:ind w:left="360" w:hanging="360"/>
+        <w:rPr>
+          <w:lang w:val="es-GT"/>
+        </w:rPr>
+      </w:pPr>
+    </w:p>
+    <w:p>
+      <w:pPr>
+        <w:pStyle w:val="ListNumber"/>
+        <w:numPr>
+          <w:ilvl w:val="0"/>
+          <w:numId w:val="0"/>
+        </w:numPr>
+        <w:ind w:left="360" w:hanging="360"/>
+        <w:rPr>
+          <w:lang w:val="es-GT"/>
+        </w:rPr>
+      </w:pPr>
+    </w:p>
+    <w:p>
+      <w:pPr>
+        <w:pStyle w:val="ListNumber"/>
+        <w:numPr>
+          <w:ilvl w:val="0"/>
+          <w:numId w:val="0"/>
+        </w:numPr>
+        <w:ind w:left="360" w:hanging="360"/>
+        <w:rPr>
+          <w:lang w:val="es-GT"/>
+        </w:rPr>
+      </w:pPr>
+    </w:p>
+    <w:p>
+      <w:pPr>
+        <w:pStyle w:val="ListNumber"/>
+        <w:numPr>
+          <w:ilvl w:val="0"/>
+          <w:numId w:val="0"/>
+        </w:numPr>
+        <w:ind w:left="360" w:hanging="360"/>
+        <w:rPr>
+          <w:lang w:val="es-GT"/>
+        </w:rPr>
+      </w:pPr>
+    </w:p>
+    <w:p>
+      <w:pPr>
+        <w:pStyle w:val="ListNumber"/>
+        <w:numPr>
+          <w:ilvl w:val="0"/>
+          <w:numId w:val="0"/>
+        </w:numPr>
+        <w:ind w:left="360" w:hanging="360"/>
+        <w:rPr>
+          <w:lang w:val="es-GT"/>
+        </w:rPr>
+      </w:pPr>
+    </w:p>
+    <w:p>
+      <w:pPr>
+        <w:pStyle w:val="ListNumber"/>
+        <w:numPr>
+          <w:ilvl w:val="0"/>
+          <w:numId w:val="0"/>
+        </w:numPr>
+        <w:ind w:left="360" w:hanging="360"/>
+        <w:rPr>
+          <w:lang w:val="es-GT"/>
+        </w:rPr>
+      </w:pPr>
+    </w:p>
+    <w:p>
+      <w:pPr>
+        <w:pStyle w:val="ListNumber"/>
+        <w:numPr>
+          <w:ilvl w:val="0"/>
+          <w:numId w:val="0"/>
+        </w:numPr>
+        <w:ind w:left="360" w:hanging="360"/>
+        <w:rPr>
+          <w:lang w:val="es-GT"/>
+        </w:rPr>
+      </w:pPr>
+    </w:p>
+    <w:p>
+      <w:pPr>
+        <w:pStyle w:val="ListNumber"/>
+        <w:numPr>
+          <w:ilvl w:val="0"/>
+          <w:numId w:val="0"/>
+        </w:numPr>
+        <w:ind w:left="360" w:hanging="360"/>
+        <w:rPr>
+          <w:lang w:val="es-GT"/>
+        </w:rPr>
+      </w:pPr>
+    </w:p>
+    <w:p>
+      <w:pPr>
+        <w:pStyle w:val="ListNumber"/>
+        <w:numPr>
+          <w:ilvl w:val="0"/>
+          <w:numId w:val="0"/>
+        </w:numPr>
+        <w:ind w:left="360" w:hanging="360"/>
+        <w:rPr>
+          <w:lang w:val="es-GT"/>
+        </w:rPr>
+      </w:pPr>
+    </w:p>
+    <w:p>
+      <w:pPr>
+        <w:pStyle w:val="ListNumber"/>
+        <w:numPr>
+          <w:ilvl w:val="0"/>
+          <w:numId w:val="0"/>
+        </w:numPr>
+        <w:ind w:left="360" w:hanging="360"/>
+        <w:rPr>
+          <w:lang w:val="es-GT"/>
+        </w:rPr>
+      </w:pPr>
+    </w:p>
+    <w:p>
+      <w:pPr>
+        <w:pStyle w:val="ListNumber"/>
+        <w:numPr>
+          <w:ilvl w:val="0"/>
+          <w:numId w:val="0"/>
+        </w:numPr>
+        <w:ind w:left="360" w:hanging="360"/>
+        <w:rPr>
+          <w:lang w:val="es-GT"/>
+        </w:rPr>
+      </w:pPr>
     </w:p>
     <w:p>
       <w:pPr>
